--- a/İki Kanallı Cross.docx
+++ b/İki Kanallı Cross.docx
@@ -34,12 +34,14 @@
         </w:numPr>
         <w:rPr>
           <w:rFonts w:cs="Arial"/>
+          <w:b/>
           <w:color w:val="auto"/>
         </w:rPr>
       </w:pPr>
       <w:r>
         <w:rPr>
           <w:rFonts w:cs="Arial"/>
+          <w:b/>
           <w:color w:val="auto"/>
         </w:rPr>
         <w:t>Giriş</w:t>
@@ -80,12 +82,14 @@
         </w:numPr>
         <w:rPr>
           <w:rFonts w:cs="Arial"/>
+          <w:b/>
           <w:color w:val="auto"/>
         </w:rPr>
       </w:pPr>
       <w:r>
         <w:rPr>
           <w:rFonts w:cs="Arial"/>
+          <w:b/>
           <w:color w:val="auto"/>
         </w:rPr>
         <w:t>Phase Noise Nedir?</w:t>
@@ -504,6 +508,85 @@
       </w:r>
     </w:p>
     <w:p>
+      <w:pPr>
+        <w:ind w:left="360"/>
+      </w:pPr>
+      <w:r>
+        <w:drawing>
+          <wp:inline distT="0" distB="0" distL="0" distR="0" wp14:anchorId="36631620" wp14:editId="69FB27DB">
+            <wp:extent cx="2849526" cy="2361552"/>
+            <wp:effectExtent l="0" t="0" r="8255" b="1270"/>
+            <wp:docPr id="5" name="Picture 5"/>
+            <wp:cNvGraphicFramePr>
+              <a:graphicFrameLocks xmlns:a="http://schemas.openxmlformats.org/drawingml/2006/main" noChangeAspect="1"/>
+            </wp:cNvGraphicFramePr>
+            <a:graphic xmlns:a="http://schemas.openxmlformats.org/drawingml/2006/main">
+              <a:graphicData uri="http://schemas.openxmlformats.org/drawingml/2006/picture">
+                <pic:pic xmlns:pic="http://schemas.openxmlformats.org/drawingml/2006/picture">
+                  <pic:nvPicPr>
+                    <pic:cNvPr id="1" name=""/>
+                    <pic:cNvPicPr/>
+                  </pic:nvPicPr>
+                  <pic:blipFill>
+                    <a:blip r:embed="rId7"/>
+                    <a:stretch>
+                      <a:fillRect/>
+                    </a:stretch>
+                  </pic:blipFill>
+                  <pic:spPr>
+                    <a:xfrm>
+                      <a:off x="0" y="0"/>
+                      <a:ext cx="2865000" cy="2374376"/>
+                    </a:xfrm>
+                    <a:prstGeom prst="rect">
+                      <a:avLst/>
+                    </a:prstGeom>
+                  </pic:spPr>
+                </pic:pic>
+              </a:graphicData>
+            </a:graphic>
+          </wp:inline>
+        </w:drawing>
+      </w:r>
+    </w:p>
+    <w:p>
+      <w:pPr>
+        <w:jc w:val="center"/>
+        <w:rPr>
+          <w:i/>
+          <w:sz w:val="18"/>
+        </w:rPr>
+      </w:pPr>
+      <w:r>
+        <w:rPr>
+          <w:i/>
+          <w:sz w:val="18"/>
+        </w:rPr>
+        <w:t xml:space="preserve">Şekil </w:t>
+      </w:r>
+      <w:r>
+        <w:rPr>
+          <w:i/>
+          <w:sz w:val="18"/>
+        </w:rPr>
+        <w:t>2</w:t>
+      </w:r>
+      <w:r>
+        <w:rPr>
+          <w:i/>
+          <w:sz w:val="18"/>
+        </w:rPr>
+        <w:t xml:space="preserve">.1 – </w:t>
+      </w:r>
+      <w:r>
+        <w:rPr>
+          <w:i/>
+          <w:sz w:val="18"/>
+        </w:rPr>
+        <w:t>Sırasıyla ideal ve faz gürültülü sinyallerin zaman ve frekans alanında karşılaştırılması</w:t>
+      </w:r>
+    </w:p>
+    <w:p>
       <w:r>
         <w:t>Bu projede yalnızca faz gürültüsü ele alındığı için için modeli:</w:t>
       </w:r>
@@ -606,21 +689,7 @@
               <w:rFonts w:ascii="Cambria Math" w:hAnsi="Cambria Math"/>
               <w:sz w:val="24"/>
             </w:rPr>
-            <m:t>t</m:t>
-          </m:r>
-          <m:r>
-            <w:rPr>
-              <w:rFonts w:ascii="Cambria Math" w:hAnsi="Cambria Math"/>
-              <w:sz w:val="24"/>
-            </w:rPr>
-            <m:t>+ϕ(t)</m:t>
-          </m:r>
-          <m:r>
-            <w:rPr>
-              <w:rFonts w:ascii="Cambria Math" w:hAnsi="Cambria Math"/>
-              <w:sz w:val="24"/>
-            </w:rPr>
-            <m:t>)</m:t>
+            <m:t>t+ϕ(t))</m:t>
           </m:r>
         </m:oMath>
       </m:oMathPara>
@@ -666,7 +735,21 @@
         <w:rPr>
           <w:i/>
         </w:rPr>
-        <w:t>) Phase Noise</w:t>
+        <w:t xml:space="preserve">) </w:t>
+      </w:r>
+      <w:proofErr w:type="spellStart"/>
+      <w:r>
+        <w:rPr>
+          <w:i/>
+        </w:rPr>
+        <w:t>Phase</w:t>
+      </w:r>
+      <w:proofErr w:type="spellEnd"/>
+      <w:r>
+        <w:rPr>
+          <w:i/>
+        </w:rPr>
+        <w:t xml:space="preserve"> Noise</w:t>
       </w:r>
       <w:r>
         <w:t xml:space="preserve"> olarak ifade edilir.</w:t>
@@ -832,6 +915,8 @@
       <w:pPr>
         <w:rPr>
           <w:rFonts w:eastAsiaTheme="minorEastAsia"/>
+          <w:sz w:val="24"/>
+          <w:szCs w:val="24"/>
         </w:rPr>
       </w:pPr>
       <m:oMathPara>
@@ -840,6 +925,7 @@
             <w:rPr>
               <w:rFonts w:ascii="Cambria Math" w:hAnsi="Cambria Math"/>
               <w:sz w:val="24"/>
+              <w:szCs w:val="24"/>
             </w:rPr>
             <m:t>L</m:t>
           </m:r>
@@ -850,6 +936,7 @@
                   <w:rFonts w:ascii="Cambria Math" w:hAnsi="Cambria Math"/>
                   <w:i/>
                   <w:sz w:val="24"/>
+                  <w:szCs w:val="24"/>
                 </w:rPr>
               </m:ctrlPr>
             </m:dPr>
@@ -858,6 +945,7 @@
                 <w:rPr>
                   <w:rFonts w:ascii="Cambria Math" w:hAnsi="Cambria Math"/>
                   <w:sz w:val="24"/>
+                  <w:szCs w:val="24"/>
                 </w:rPr>
                 <m:t>f</m:t>
               </m:r>
@@ -867,15 +955,9 @@
             <w:rPr>
               <w:rFonts w:ascii="Cambria Math" w:hAnsi="Cambria Math"/>
               <w:sz w:val="24"/>
+              <w:szCs w:val="24"/>
             </w:rPr>
-            <m:t>=</m:t>
-          </m:r>
-          <m:r>
-            <w:rPr>
-              <w:rFonts w:ascii="Cambria Math" w:hAnsi="Cambria Math"/>
-              <w:sz w:val="24"/>
-            </w:rPr>
-            <m:t>10</m:t>
+            <m:t>=10</m:t>
           </m:r>
           <m:sSub>
             <m:sSubPr>
@@ -884,6 +966,7 @@
                   <w:rFonts w:ascii="Cambria Math" w:hAnsi="Cambria Math"/>
                   <w:i/>
                   <w:sz w:val="24"/>
+                  <w:szCs w:val="24"/>
                 </w:rPr>
               </m:ctrlPr>
             </m:sSubPr>
@@ -895,6 +978,7 @@
                 <w:rPr>
                   <w:rFonts w:ascii="Cambria Math" w:hAnsi="Cambria Math"/>
                   <w:sz w:val="24"/>
+                  <w:szCs w:val="24"/>
                 </w:rPr>
                 <m:t>log</m:t>
               </m:r>
@@ -904,6 +988,7 @@
                 <w:rPr>
                   <w:rFonts w:ascii="Cambria Math" w:hAnsi="Cambria Math"/>
                   <w:sz w:val="24"/>
+                  <w:szCs w:val="24"/>
                 </w:rPr>
                 <m:t>10</m:t>
               </m:r>
@@ -916,6 +1001,7 @@
                   <w:rFonts w:ascii="Cambria Math" w:hAnsi="Cambria Math"/>
                   <w:i/>
                   <w:sz w:val="24"/>
+                  <w:szCs w:val="24"/>
                 </w:rPr>
               </m:ctrlPr>
             </m:fPr>
@@ -924,6 +1010,7 @@
                 <w:rPr>
                   <w:rFonts w:ascii="Cambria Math" w:hAnsi="Cambria Math"/>
                   <w:sz w:val="24"/>
+                  <w:szCs w:val="24"/>
                 </w:rPr>
                 <m:t>1</m:t>
               </m:r>
@@ -933,6 +1020,7 @@
                 <w:rPr>
                   <w:rFonts w:ascii="Cambria Math" w:hAnsi="Cambria Math"/>
                   <w:sz w:val="24"/>
+                  <w:szCs w:val="24"/>
                 </w:rPr>
                 <m:t>2</m:t>
               </m:r>
@@ -942,6 +1030,7 @@
             <w:rPr>
               <w:rFonts w:ascii="Cambria Math" w:hAnsi="Cambria Math"/>
               <w:sz w:val="24"/>
+              <w:szCs w:val="24"/>
             </w:rPr>
             <m:t>​</m:t>
           </m:r>
@@ -952,6 +1041,7 @@
                   <w:rFonts w:ascii="Cambria Math" w:hAnsi="Cambria Math"/>
                   <w:i/>
                   <w:sz w:val="24"/>
+                  <w:szCs w:val="24"/>
                 </w:rPr>
               </m:ctrlPr>
             </m:sSubPr>
@@ -960,6 +1050,7 @@
                 <w:rPr>
                   <w:rFonts w:ascii="Cambria Math" w:hAnsi="Cambria Math"/>
                   <w:sz w:val="24"/>
+                  <w:szCs w:val="24"/>
                 </w:rPr>
                 <m:t>S</m:t>
               </m:r>
@@ -969,6 +1060,7 @@
                 <w:rPr>
                   <w:rFonts w:ascii="Cambria Math" w:hAnsi="Cambria Math"/>
                   <w:sz w:val="24"/>
+                  <w:szCs w:val="24"/>
                 </w:rPr>
                 <m:t>ϕ</m:t>
               </m:r>
@@ -978,6 +1070,7 @@
             <w:rPr>
               <w:rFonts w:ascii="Cambria Math" w:hAnsi="Cambria Math"/>
               <w:sz w:val="24"/>
+              <w:szCs w:val="24"/>
             </w:rPr>
             <m:t>​</m:t>
           </m:r>
@@ -988,6 +1081,7 @@
                   <w:rFonts w:ascii="Cambria Math" w:hAnsi="Cambria Math"/>
                   <w:i/>
                   <w:sz w:val="24"/>
+                  <w:szCs w:val="24"/>
                 </w:rPr>
               </m:ctrlPr>
             </m:dPr>
@@ -996,6 +1090,7 @@
                 <w:rPr>
                   <w:rFonts w:ascii="Cambria Math" w:hAnsi="Cambria Math"/>
                   <w:sz w:val="24"/>
+                  <w:szCs w:val="24"/>
                 </w:rPr>
                 <m:t>f</m:t>
               </m:r>
@@ -1008,17 +1103,9 @@
             <w:rPr>
               <w:rFonts w:ascii="Cambria Math" w:eastAsiaTheme="minorEastAsia" w:hAnsi="Cambria Math"/>
               <w:sz w:val="24"/>
+              <w:szCs w:val="24"/>
             </w:rPr>
-            <m:t xml:space="preserve">   </m:t>
-          </m:r>
-          <m:r>
-            <m:rPr>
-              <m:nor/>
-            </m:rPr>
-            <w:rPr>
-              <w:rFonts w:ascii="Cambria Math" w:eastAsiaTheme="minorEastAsia" w:hAnsi="Cambria Math"/>
-            </w:rPr>
-            <m:t xml:space="preserve"> [dBc/Hz]</m:t>
+            <m:t xml:space="preserve">    [dBc/Hz]</m:t>
           </m:r>
         </m:oMath>
       </m:oMathPara>
@@ -1029,11 +1116,19 @@
           <w:rFonts w:eastAsiaTheme="minorEastAsia"/>
         </w:rPr>
       </w:pPr>
+      <w:proofErr w:type="gramStart"/>
       <w:r>
         <w:rPr>
           <w:rFonts w:eastAsiaTheme="minorEastAsia"/>
         </w:rPr>
-        <w:t xml:space="preserve">şeklindedir. </w:t>
+        <w:t>şeklindedir</w:t>
+      </w:r>
+      <w:proofErr w:type="gramEnd"/>
+      <w:r>
+        <w:rPr>
+          <w:rFonts w:eastAsiaTheme="minorEastAsia"/>
+        </w:rPr>
+        <w:t xml:space="preserve">. </w:t>
       </w:r>
       <w:r>
         <w:rPr>
@@ -1065,29 +1160,46 @@
         </w:numPr>
         <w:rPr>
           <w:rFonts w:eastAsiaTheme="minorEastAsia"/>
+          <w:b/>
         </w:rPr>
       </w:pPr>
       <w:r>
         <w:rPr>
           <w:rFonts w:eastAsiaTheme="minorEastAsia"/>
-        </w:rPr>
-        <w:lastRenderedPageBreak/>
+          <w:b/>
+        </w:rPr>
         <w:t>Faz Gürültüsü Çeşitleri</w:t>
       </w:r>
     </w:p>
     <w:p>
       <w:pPr>
         <w:pStyle w:val="Heading2"/>
-      </w:pPr>
-    </w:p>
-    <w:p>
-      <w:pPr>
-        <w:pStyle w:val="Heading2"/>
-      </w:pPr>
-      <w:r>
-        <w:t xml:space="preserve">3.2. </w:t>
-      </w:r>
-      <w:r>
+        <w:rPr>
+          <w:b/>
+        </w:rPr>
+      </w:pPr>
+      <w:r>
+        <w:rPr>
+          <w:b/>
+        </w:rPr>
+        <w:t>3.</w:t>
+      </w:r>
+      <w:r>
+        <w:rPr>
+          <w:b/>
+        </w:rPr>
+        <w:t>1</w:t>
+      </w:r>
+      <w:r>
+        <w:rPr>
+          <w:b/>
+        </w:rPr>
+        <w:t xml:space="preserve">. </w:t>
+      </w:r>
+      <w:r>
+        <w:rPr>
+          <w:b/>
+        </w:rPr>
         <w:t>Gürültünün spektral eğimine göre</w:t>
       </w:r>
     </w:p>
@@ -1106,6 +1218,7 @@
           <w:rStyle w:val="vlist-s"/>
           <w:rFonts w:eastAsiaTheme="minorEastAsia"/>
           <w:i/>
+          <w:sz w:val="24"/>
         </w:rPr>
       </w:pPr>
       <m:oMathPara>
@@ -1117,6 +1230,7 @@
                   <w:rStyle w:val="mord"/>
                   <w:rFonts w:ascii="Cambria Math" w:hAnsi="Cambria Math"/>
                   <w:i/>
+                  <w:sz w:val="24"/>
                 </w:rPr>
               </m:ctrlPr>
             </m:sSubPr>
@@ -1125,6 +1239,7 @@
                 <w:rPr>
                   <w:rStyle w:val="mord"/>
                   <w:rFonts w:ascii="Cambria Math" w:hAnsi="Cambria Math"/>
+                  <w:sz w:val="24"/>
                 </w:rPr>
                 <m:t>S</m:t>
               </m:r>
@@ -1134,6 +1249,7 @@
                 <w:rPr>
                   <w:rStyle w:val="mord"/>
                   <w:rFonts w:ascii="Cambria Math" w:hAnsi="Cambria Math"/>
+                  <w:sz w:val="24"/>
                 </w:rPr>
                 <m:t>ϕ</m:t>
               </m:r>
@@ -1143,6 +1259,7 @@
             <w:rPr>
               <w:rStyle w:val="mopen"/>
               <w:rFonts w:ascii="Cambria Math" w:hAnsi="Cambria Math"/>
+              <w:sz w:val="24"/>
             </w:rPr>
             <m:t>(</m:t>
           </m:r>
@@ -1150,6 +1267,7 @@
             <w:rPr>
               <w:rStyle w:val="mord"/>
               <w:rFonts w:ascii="Cambria Math" w:hAnsi="Cambria Math"/>
+              <w:sz w:val="24"/>
             </w:rPr>
             <m:t>f</m:t>
           </m:r>
@@ -1157,6 +1275,7 @@
             <w:rPr>
               <w:rStyle w:val="mclose"/>
               <w:rFonts w:ascii="Cambria Math" w:hAnsi="Cambria Math"/>
+              <w:sz w:val="24"/>
             </w:rPr>
             <m:t>)</m:t>
           </m:r>
@@ -1164,6 +1283,7 @@
             <w:rPr>
               <w:rStyle w:val="mrel"/>
               <w:rFonts w:ascii="Cambria Math" w:hAnsi="Cambria Math"/>
+              <w:sz w:val="24"/>
             </w:rPr>
             <m:t>=</m:t>
           </m:r>
@@ -1176,6 +1296,7 @@
                   <w:rStyle w:val="mop"/>
                   <w:rFonts w:ascii="Cambria Math" w:hAnsi="Cambria Math"/>
                   <w:i/>
+                  <w:sz w:val="24"/>
                 </w:rPr>
               </m:ctrlPr>
             </m:naryPr>
@@ -1184,6 +1305,7 @@
                 <w:rPr>
                   <w:rStyle w:val="mop"/>
                   <w:rFonts w:ascii="Cambria Math" w:hAnsi="Cambria Math"/>
+                  <w:sz w:val="24"/>
                 </w:rPr>
                 <m:t>α=-4</m:t>
               </m:r>
@@ -1193,6 +1315,7 @@
                 <w:rPr>
                   <w:rStyle w:val="mop"/>
                   <w:rFonts w:ascii="Cambria Math" w:hAnsi="Cambria Math"/>
+                  <w:sz w:val="24"/>
                 </w:rPr>
                 <m:t>0</m:t>
               </m:r>
@@ -1205,6 +1328,7 @@
                       <w:rStyle w:val="mop"/>
                       <w:rFonts w:ascii="Cambria Math" w:hAnsi="Cambria Math"/>
                       <w:i/>
+                      <w:sz w:val="24"/>
                     </w:rPr>
                   </m:ctrlPr>
                 </m:sSubPr>
@@ -1213,6 +1337,7 @@
                     <w:rPr>
                       <w:rStyle w:val="mop"/>
                       <w:rFonts w:ascii="Cambria Math" w:hAnsi="Cambria Math"/>
+                      <w:sz w:val="24"/>
                     </w:rPr>
                     <m:t>h</m:t>
                   </m:r>
@@ -1222,6 +1347,7 @@
                     <w:rPr>
                       <w:rStyle w:val="mop"/>
                       <w:rFonts w:ascii="Cambria Math" w:hAnsi="Cambria Math"/>
+                      <w:sz w:val="24"/>
                     </w:rPr>
                     <m:t>α</m:t>
                   </m:r>
@@ -1234,6 +1360,7 @@
                       <w:rStyle w:val="mop"/>
                       <w:rFonts w:ascii="Cambria Math" w:hAnsi="Cambria Math"/>
                       <w:i/>
+                      <w:sz w:val="24"/>
                     </w:rPr>
                   </m:ctrlPr>
                 </m:sSupPr>
@@ -1242,6 +1369,7 @@
                     <w:rPr>
                       <w:rStyle w:val="mop"/>
                       <w:rFonts w:ascii="Cambria Math" w:hAnsi="Cambria Math"/>
+                      <w:sz w:val="24"/>
                     </w:rPr>
                     <m:t>f</m:t>
                   </m:r>
@@ -1251,6 +1379,7 @@
                     <w:rPr>
                       <w:rStyle w:val="mop"/>
                       <w:rFonts w:ascii="Cambria Math" w:hAnsi="Cambria Math"/>
+                      <w:sz w:val="24"/>
                     </w:rPr>
                     <m:t>α</m:t>
                   </m:r>
@@ -1262,6 +1391,7 @@
             <w:rPr>
               <w:rStyle w:val="vlist-s"/>
               <w:rFonts w:ascii="Cambria Math" w:hAnsi="Cambria Math"/>
+              <w:sz w:val="24"/>
             </w:rPr>
             <m:t>​</m:t>
           </m:r>
@@ -1272,13 +1402,8 @@
       <w:pPr>
         <w:ind w:left="360"/>
       </w:pPr>
-      <w:proofErr w:type="gramStart"/>
-      <w:r>
-        <w:t>şeklinde</w:t>
-      </w:r>
-      <w:proofErr w:type="gramEnd"/>
-      <w:r>
-        <w:t xml:space="preserve"> yazılabilir.</w:t>
+      <w:r>
+        <w:t>şeklinde yazılabilir.</w:t>
       </w:r>
     </w:p>
     <w:p>
@@ -1308,9 +1433,6 @@
             <w:tcW w:w="2265" w:type="dxa"/>
           </w:tcPr>
           <w:p>
-            <w:pPr>
-              <w:jc w:val="center"/>
-            </w:pPr>
             <w:r>
               <w:t>G</w:t>
             </w:r>
@@ -1328,7 +1450,6 @@
           </w:tcPr>
           <w:p>
             <w:pPr>
-              <w:jc w:val="center"/>
               <w:cnfStyle w:val="100000000000" w:firstRow="1" w:lastRow="0" w:firstColumn="0" w:lastColumn="0" w:oddVBand="0" w:evenVBand="0" w:oddHBand="0" w:evenHBand="0" w:firstRowFirstColumn="0" w:firstRowLastColumn="0" w:lastRowFirstColumn="0" w:lastRowLastColumn="0"/>
             </w:pPr>
             <m:oMath>
@@ -1408,7 +1529,6 @@
               </w:rPr>
               <w:t xml:space="preserve"> </w:t>
             </w:r>
-            <w:proofErr w:type="gramStart"/>
             <w:r>
               <w:rPr>
                 <w:rStyle w:val="mclose"/>
@@ -1417,7 +1537,6 @@
               </w:rPr>
               <w:t>davranışı</w:t>
             </w:r>
-            <w:proofErr w:type="gramEnd"/>
           </w:p>
         </w:tc>
         <w:tc>
@@ -1426,7 +1545,6 @@
           </w:tcPr>
           <w:p>
             <w:pPr>
-              <w:jc w:val="center"/>
               <w:cnfStyle w:val="100000000000" w:firstRow="1" w:lastRow="0" w:firstColumn="0" w:lastColumn="0" w:oddVBand="0" w:evenVBand="0" w:oddHBand="0" w:evenHBand="0" w:firstRowFirstColumn="0" w:firstRowLastColumn="0" w:lastRowFirstColumn="0" w:lastRowLastColumn="0"/>
             </w:pPr>
             <w:r>
@@ -1443,7 +1561,6 @@
           </w:tcPr>
           <w:p>
             <w:pPr>
-              <w:jc w:val="center"/>
               <w:cnfStyle w:val="100000000000" w:firstRow="1" w:lastRow="0" w:firstColumn="0" w:lastColumn="0" w:oddVBand="0" w:evenVBand="0" w:oddHBand="0" w:evenHBand="0" w:firstRowFirstColumn="0" w:firstRowLastColumn="0" w:lastRowFirstColumn="0" w:lastRowLastColumn="0"/>
             </w:pPr>
             <w:r>
@@ -1466,7 +1583,6 @@
           </w:tcPr>
           <w:p>
             <w:pPr>
-              <w:jc w:val="center"/>
               <w:rPr>
                 <w:b w:val="0"/>
               </w:rPr>
@@ -1495,7 +1611,6 @@
           </w:tcPr>
           <w:p>
             <w:pPr>
-              <w:jc w:val="center"/>
               <w:cnfStyle w:val="000000100000" w:firstRow="0" w:lastRow="0" w:firstColumn="0" w:lastColumn="0" w:oddVBand="0" w:evenVBand="0" w:oddHBand="1" w:evenHBand="0" w:firstRowFirstColumn="0" w:firstRowLastColumn="0" w:lastRowFirstColumn="0" w:lastRowLastColumn="0"/>
             </w:pPr>
             <m:oMathPara>
@@ -1542,7 +1657,6 @@
           </w:tcPr>
           <w:p>
             <w:pPr>
-              <w:jc w:val="center"/>
               <w:cnfStyle w:val="000000100000" w:firstRow="0" w:lastRow="0" w:firstColumn="0" w:lastColumn="0" w:oddVBand="0" w:evenVBand="0" w:oddHBand="1" w:evenHBand="0" w:firstRowFirstColumn="0" w:firstRowLastColumn="0" w:lastRowFirstColumn="0" w:lastRowLastColumn="0"/>
             </w:pPr>
             <w:r>
@@ -1569,7 +1683,6 @@
           </w:tcPr>
           <w:p>
             <w:pPr>
-              <w:jc w:val="center"/>
               <w:cnfStyle w:val="000000100000" w:firstRow="0" w:lastRow="0" w:firstColumn="0" w:lastColumn="0" w:oddVBand="0" w:evenVBand="0" w:oddHBand="1" w:evenHBand="0" w:firstRowFirstColumn="0" w:firstRowLastColumn="0" w:lastRowFirstColumn="0" w:lastRowLastColumn="0"/>
             </w:pPr>
             <w:r>
@@ -1586,7 +1699,6 @@
           </w:tcPr>
           <w:p>
             <w:pPr>
-              <w:jc w:val="center"/>
               <w:rPr>
                 <w:b w:val="0"/>
               </w:rPr>
@@ -1621,7 +1733,6 @@
           </w:tcPr>
           <w:p>
             <w:pPr>
-              <w:jc w:val="center"/>
               <w:cnfStyle w:val="000000000000" w:firstRow="0" w:lastRow="0" w:firstColumn="0" w:lastColumn="0" w:oddVBand="0" w:evenVBand="0" w:oddHBand="0" w:evenHBand="0" w:firstRowFirstColumn="0" w:firstRowLastColumn="0" w:lastRowFirstColumn="0" w:lastRowLastColumn="0"/>
             </w:pPr>
             <m:oMathPara>
@@ -1668,17 +1779,10 @@
           </w:tcPr>
           <w:p>
             <w:pPr>
-              <w:jc w:val="center"/>
               <w:cnfStyle w:val="000000000000" w:firstRow="0" w:lastRow="0" w:firstColumn="0" w:lastColumn="0" w:oddVBand="0" w:evenVBand="0" w:oddHBand="0" w:evenHBand="0" w:firstRowFirstColumn="0" w:firstRowLastColumn="0" w:lastRowFirstColumn="0" w:lastRowLastColumn="0"/>
             </w:pPr>
             <w:r>
-              <w:t>−</w:t>
-            </w:r>
-            <w:r>
-              <w:t>3</w:t>
-            </w:r>
-            <w:r>
-              <w:t xml:space="preserve">0 </w:t>
+              <w:t xml:space="preserve">−30 </w:t>
             </w:r>
             <w:proofErr w:type="spellStart"/>
             <w:r>
@@ -1701,7 +1805,6 @@
           </w:tcPr>
           <w:p>
             <w:pPr>
-              <w:jc w:val="center"/>
               <w:cnfStyle w:val="000000000000" w:firstRow="0" w:lastRow="0" w:firstColumn="0" w:lastColumn="0" w:oddVBand="0" w:evenVBand="0" w:oddHBand="0" w:evenHBand="0" w:firstRowFirstColumn="0" w:firstRowLastColumn="0" w:lastRowFirstColumn="0" w:lastRowLastColumn="0"/>
             </w:pPr>
             <w:r>
@@ -1726,7 +1829,6 @@
           </w:tcPr>
           <w:p>
             <w:pPr>
-              <w:jc w:val="center"/>
               <w:rPr>
                 <w:b w:val="0"/>
               </w:rPr>
@@ -1746,7 +1848,6 @@
           </w:tcPr>
           <w:p>
             <w:pPr>
-              <w:jc w:val="center"/>
               <w:cnfStyle w:val="000000100000" w:firstRow="0" w:lastRow="0" w:firstColumn="0" w:lastColumn="0" w:oddVBand="0" w:evenVBand="0" w:oddHBand="1" w:evenHBand="0" w:firstRowFirstColumn="0" w:firstRowLastColumn="0" w:lastRowFirstColumn="0" w:lastRowLastColumn="0"/>
             </w:pPr>
             <m:oMathPara>
@@ -1793,17 +1894,10 @@
           </w:tcPr>
           <w:p>
             <w:pPr>
-              <w:jc w:val="center"/>
               <w:cnfStyle w:val="000000100000" w:firstRow="0" w:lastRow="0" w:firstColumn="0" w:lastColumn="0" w:oddVBand="0" w:evenVBand="0" w:oddHBand="1" w:evenHBand="0" w:firstRowFirstColumn="0" w:firstRowLastColumn="0" w:lastRowFirstColumn="0" w:lastRowLastColumn="0"/>
             </w:pPr>
             <w:r>
-              <w:t>−</w:t>
-            </w:r>
-            <w:r>
-              <w:t>2</w:t>
-            </w:r>
-            <w:r>
-              <w:t xml:space="preserve">0 </w:t>
+              <w:t xml:space="preserve">−20 </w:t>
             </w:r>
             <w:proofErr w:type="spellStart"/>
             <w:r>
@@ -1826,7 +1920,6 @@
           </w:tcPr>
           <w:p>
             <w:pPr>
-              <w:jc w:val="center"/>
               <w:cnfStyle w:val="000000100000" w:firstRow="0" w:lastRow="0" w:firstColumn="0" w:lastColumn="0" w:oddVBand="0" w:evenVBand="0" w:oddHBand="1" w:evenHBand="0" w:firstRowFirstColumn="0" w:firstRowLastColumn="0" w:lastRowFirstColumn="0" w:lastRowLastColumn="0"/>
             </w:pPr>
             <w:r>
@@ -1848,7 +1941,6 @@
           </w:tcPr>
           <w:p>
             <w:pPr>
-              <w:jc w:val="center"/>
               <w:rPr>
                 <w:b w:val="0"/>
               </w:rPr>
@@ -1883,7 +1975,6 @@
           </w:tcPr>
           <w:p>
             <w:pPr>
-              <w:jc w:val="center"/>
               <w:cnfStyle w:val="000000000000" w:firstRow="0" w:lastRow="0" w:firstColumn="0" w:lastColumn="0" w:oddVBand="0" w:evenVBand="0" w:oddHBand="0" w:evenHBand="0" w:firstRowFirstColumn="0" w:firstRowLastColumn="0" w:lastRowFirstColumn="0" w:lastRowLastColumn="0"/>
             </w:pPr>
             <m:oMathPara>
@@ -1892,13 +1983,7 @@
                   <w:rPr>
                     <w:rFonts w:ascii="Cambria Math" w:hAnsi="Cambria Math"/>
                   </w:rPr>
-                  <m:t>1/</m:t>
-                </m:r>
-                <m:r>
-                  <w:rPr>
-                    <w:rFonts w:ascii="Cambria Math" w:hAnsi="Cambria Math"/>
-                  </w:rPr>
-                  <m:t>f</m:t>
+                  <m:t>1/f</m:t>
                 </m:r>
               </m:oMath>
             </m:oMathPara>
@@ -1910,17 +1995,10 @@
           </w:tcPr>
           <w:p>
             <w:pPr>
-              <w:jc w:val="center"/>
               <w:cnfStyle w:val="000000000000" w:firstRow="0" w:lastRow="0" w:firstColumn="0" w:lastColumn="0" w:oddVBand="0" w:evenVBand="0" w:oddHBand="0" w:evenHBand="0" w:firstRowFirstColumn="0" w:firstRowLastColumn="0" w:lastRowFirstColumn="0" w:lastRowLastColumn="0"/>
             </w:pPr>
             <w:r>
-              <w:t>−</w:t>
-            </w:r>
-            <w:r>
-              <w:t>1</w:t>
-            </w:r>
-            <w:r>
-              <w:t xml:space="preserve">0 </w:t>
+              <w:t xml:space="preserve">−10 </w:t>
             </w:r>
             <w:proofErr w:type="spellStart"/>
             <w:r>
@@ -1943,7 +2021,6 @@
           </w:tcPr>
           <w:p>
             <w:pPr>
-              <w:jc w:val="center"/>
               <w:cnfStyle w:val="000000000000" w:firstRow="0" w:lastRow="0" w:firstColumn="0" w:lastColumn="0" w:oddVBand="0" w:evenVBand="0" w:oddHBand="0" w:evenHBand="0" w:firstRowFirstColumn="0" w:firstRowLastColumn="0" w:lastRowFirstColumn="0" w:lastRowLastColumn="0"/>
             </w:pPr>
             <w:r>
@@ -1968,7 +2045,6 @@
           </w:tcPr>
           <w:p>
             <w:pPr>
-              <w:jc w:val="center"/>
               <w:rPr>
                 <w:b w:val="0"/>
               </w:rPr>
@@ -1988,7 +2064,6 @@
           </w:tcPr>
           <w:p>
             <w:pPr>
-              <w:jc w:val="center"/>
               <w:cnfStyle w:val="000000100000" w:firstRow="0" w:lastRow="0" w:firstColumn="0" w:lastColumn="0" w:oddVBand="0" w:evenVBand="0" w:oddHBand="1" w:evenHBand="0" w:firstRowFirstColumn="0" w:firstRowLastColumn="0" w:lastRowFirstColumn="0" w:lastRowLastColumn="0"/>
             </w:pPr>
             <w:r>
@@ -2002,7 +2077,6 @@
           </w:tcPr>
           <w:p>
             <w:pPr>
-              <w:jc w:val="center"/>
               <w:cnfStyle w:val="000000100000" w:firstRow="0" w:lastRow="0" w:firstColumn="0" w:lastColumn="0" w:oddVBand="0" w:evenVBand="0" w:oddHBand="1" w:evenHBand="0" w:firstRowFirstColumn="0" w:firstRowLastColumn="0" w:lastRowFirstColumn="0" w:lastRowLastColumn="0"/>
             </w:pPr>
             <w:r>
@@ -2029,7 +2103,6 @@
           </w:tcPr>
           <w:p>
             <w:pPr>
-              <w:jc w:val="center"/>
               <w:cnfStyle w:val="000000100000" w:firstRow="0" w:lastRow="0" w:firstColumn="0" w:lastColumn="0" w:oddVBand="0" w:evenVBand="0" w:oddHBand="1" w:evenHBand="0" w:firstRowFirstColumn="0" w:firstRowLastColumn="0" w:lastRowFirstColumn="0" w:lastRowLastColumn="0"/>
             </w:pPr>
             <w:r>
@@ -2042,10 +2115,109 @@
     <w:p/>
     <w:p>
       <w:r>
-        <w:t>Bunlar temel osilatör gürültüleri olarak sınıflandırılır.</w:t>
-      </w:r>
-    </w:p>
-    <w:p>
+        <w:t xml:space="preserve">Bunlar temel </w:t>
+      </w:r>
+      <w:proofErr w:type="spellStart"/>
+      <w:r>
+        <w:t>osilatör</w:t>
+      </w:r>
+      <w:proofErr w:type="spellEnd"/>
+      <w:r>
+        <w:t xml:space="preserve"> gürültüleri olarak sınıflandırılır.</w:t>
+      </w:r>
+    </w:p>
+    <w:p>
+      <w:r>
+        <w:drawing>
+          <wp:inline distT="0" distB="0" distL="0" distR="0" wp14:anchorId="0EFAEF4A" wp14:editId="373F3821">
+            <wp:extent cx="4348717" cy="2190177"/>
+            <wp:effectExtent l="0" t="0" r="0" b="635"/>
+            <wp:docPr id="8" name="Picture 8"/>
+            <wp:cNvGraphicFramePr>
+              <a:graphicFrameLocks xmlns:a="http://schemas.openxmlformats.org/drawingml/2006/main" noChangeAspect="1"/>
+            </wp:cNvGraphicFramePr>
+            <a:graphic xmlns:a="http://schemas.openxmlformats.org/drawingml/2006/main">
+              <a:graphicData uri="http://schemas.openxmlformats.org/drawingml/2006/picture">
+                <pic:pic xmlns:pic="http://schemas.openxmlformats.org/drawingml/2006/picture">
+                  <pic:nvPicPr>
+                    <pic:cNvPr id="1" name=""/>
+                    <pic:cNvPicPr/>
+                  </pic:nvPicPr>
+                  <pic:blipFill>
+                    <a:blip r:embed="rId8"/>
+                    <a:stretch>
+                      <a:fillRect/>
+                    </a:stretch>
+                  </pic:blipFill>
+                  <pic:spPr>
+                    <a:xfrm>
+                      <a:off x="0" y="0"/>
+                      <a:ext cx="4355096" cy="2193390"/>
+                    </a:xfrm>
+                    <a:prstGeom prst="rect">
+                      <a:avLst/>
+                    </a:prstGeom>
+                  </pic:spPr>
+                </pic:pic>
+              </a:graphicData>
+            </a:graphic>
+          </wp:inline>
+        </w:drawing>
+      </w:r>
+    </w:p>
+    <w:p>
+      <w:pPr>
+        <w:jc w:val="center"/>
+        <w:rPr>
+          <w:i/>
+          <w:sz w:val="18"/>
+        </w:rPr>
+      </w:pPr>
+      <w:r>
+        <w:rPr>
+          <w:i/>
+          <w:sz w:val="18"/>
+        </w:rPr>
+        <w:t xml:space="preserve">Şekil </w:t>
+      </w:r>
+      <w:r>
+        <w:rPr>
+          <w:i/>
+          <w:sz w:val="18"/>
+        </w:rPr>
+        <w:t>2</w:t>
+      </w:r>
+      <w:r>
+        <w:rPr>
+          <w:i/>
+          <w:sz w:val="18"/>
+        </w:rPr>
+        <w:t xml:space="preserve">.1 – </w:t>
+      </w:r>
+      <w:proofErr w:type="spellStart"/>
+      <w:r>
+        <w:rPr>
+          <w:i/>
+          <w:sz w:val="18"/>
+        </w:rPr>
+        <w:t>Osilatör</w:t>
+      </w:r>
+      <w:proofErr w:type="spellEnd"/>
+      <w:r>
+        <w:rPr>
+          <w:i/>
+          <w:sz w:val="18"/>
+        </w:rPr>
+        <w:t xml:space="preserve"> faz gürültüsünün sebepleri</w:t>
+      </w:r>
+    </w:p>
+    <w:p>
+      <w:pPr>
+        <w:rPr>
+          <w:i/>
+          <w:sz w:val="18"/>
+        </w:rPr>
+      </w:pPr>
       <w:r>
         <w:t>B</w:t>
       </w:r>
@@ -2068,6 +2240,7 @@
       <w:pPr>
         <w:rPr>
           <w:rFonts w:eastAsiaTheme="minorEastAsia"/>
+          <w:sz w:val="24"/>
         </w:rPr>
       </w:pPr>
       <m:oMathPara>
@@ -2075,6 +2248,7 @@
           <m:r>
             <w:rPr>
               <w:rFonts w:ascii="Cambria Math" w:hAnsi="Cambria Math"/>
+              <w:sz w:val="24"/>
             </w:rPr>
             <m:t>H</m:t>
           </m:r>
@@ -2084,6 +2258,7 @@
                 <w:rPr>
                   <w:rFonts w:ascii="Cambria Math" w:hAnsi="Cambria Math"/>
                   <w:i/>
+                  <w:sz w:val="24"/>
                 </w:rPr>
               </m:ctrlPr>
             </m:dPr>
@@ -2091,6 +2266,7 @@
               <m:r>
                 <w:rPr>
                   <w:rFonts w:ascii="Cambria Math" w:hAnsi="Cambria Math"/>
+                  <w:sz w:val="24"/>
                 </w:rPr>
                 <m:t>f</m:t>
               </m:r>
@@ -2099,6 +2275,7 @@
           <m:r>
             <w:rPr>
               <w:rFonts w:ascii="Cambria Math" w:hAnsi="Cambria Math"/>
+              <w:sz w:val="24"/>
             </w:rPr>
             <m:t>=1/</m:t>
           </m:r>
@@ -2109,6 +2286,7 @@
                 <w:rPr>
                   <w:rFonts w:ascii="Cambria Math" w:hAnsi="Cambria Math"/>
                   <w:i/>
+                  <w:sz w:val="24"/>
                 </w:rPr>
               </m:ctrlPr>
             </m:radPr>
@@ -2120,6 +2298,7 @@
                     <w:rPr>
                       <w:rFonts w:ascii="Cambria Math" w:hAnsi="Cambria Math"/>
                       <w:i/>
+                      <w:sz w:val="24"/>
                     </w:rPr>
                   </m:ctrlPr>
                 </m:sSupPr>
@@ -2127,6 +2306,7 @@
                   <m:r>
                     <w:rPr>
                       <w:rFonts w:ascii="Cambria Math" w:hAnsi="Cambria Math"/>
+                      <w:sz w:val="24"/>
                     </w:rPr>
                     <m:t>f</m:t>
                   </m:r>
@@ -2135,6 +2315,7 @@
                   <m:r>
                     <w:rPr>
                       <w:rFonts w:ascii="Cambria Math" w:hAnsi="Cambria Math"/>
+                      <w:sz w:val="24"/>
                     </w:rPr>
                     <m:t>3</m:t>
                   </m:r>
@@ -2159,12 +2340,15 @@
     <w:p>
       <w:pPr>
         <w:pStyle w:val="Heading2"/>
-      </w:pPr>
-      <w:r>
+        <w:rPr>
+          <w:b/>
+        </w:rPr>
+      </w:pPr>
+      <w:r>
+        <w:rPr>
+          <w:b/>
+        </w:rPr>
         <w:t>3.2. Ölçüm türüne göre</w:t>
-      </w:r>
-      <w:r>
-        <w:br/>
       </w:r>
     </w:p>
     <w:p>
@@ -2254,8 +2438,14 @@
           <w:ilvl w:val="0"/>
           <w:numId w:val="1"/>
         </w:numPr>
-      </w:pPr>
-      <w:r>
+        <w:rPr>
+          <w:b/>
+        </w:rPr>
+      </w:pPr>
+      <w:r>
+        <w:rPr>
+          <w:b/>
+        </w:rPr>
         <w:t>Faz Gürültüsü Ölçüm Yöntemleri</w:t>
       </w:r>
     </w:p>
@@ -2270,8 +2460,14 @@
     <w:p>
       <w:pPr>
         <w:pStyle w:val="Heading2"/>
-      </w:pPr>
-      <w:r>
+        <w:rPr>
+          <w:b/>
+        </w:rPr>
+      </w:pPr>
+      <w:r>
+        <w:rPr>
+          <w:b/>
+        </w:rPr>
         <w:t>4.1. Doğrudan spektral analiz</w:t>
       </w:r>
     </w:p>
@@ -2283,27 +2479,5318 @@
     <w:p/>
     <w:p>
       <w:r>
-        <w:lastRenderedPageBreak/>
         <w:t xml:space="preserve">Yöntem basit ve hızlıdır; ancak ölçülebilecek en düşük faz gürültüsü analizörün kendi yerel osilatör faz gürültüsü ve gürültü tabanı tarafından sınırlandırılır. Bu nedenle analizörün faz gürültüsü </w:t>
       </w:r>
       <w:proofErr w:type="spellStart"/>
       <w:r>
+        <w:t>DUT</w:t>
+      </w:r>
+      <w:r>
+        <w:t>’</w:t>
+      </w:r>
+      <w:r>
+        <w:t>den</w:t>
+      </w:r>
+      <w:proofErr w:type="spellEnd"/>
+      <w:r>
+        <w:t xml:space="preserve"> yeterince düşük olmalıdır.</w:t>
+      </w:r>
+    </w:p>
+    <w:p>
+      <w:pPr>
+        <w:jc w:val="center"/>
+      </w:pPr>
+      <w:r>
+        <w:drawing>
+          <wp:inline distT="0" distB="0" distL="0" distR="0" wp14:anchorId="08BC43CC" wp14:editId="4559D2B4">
+            <wp:extent cx="4086225" cy="1487292"/>
+            <wp:effectExtent l="0" t="0" r="0" b="0"/>
+            <wp:docPr id="2" name="Picture 2"/>
+            <wp:cNvGraphicFramePr>
+              <a:graphicFrameLocks xmlns:a="http://schemas.openxmlformats.org/drawingml/2006/main" noChangeAspect="1"/>
+            </wp:cNvGraphicFramePr>
+            <a:graphic xmlns:a="http://schemas.openxmlformats.org/drawingml/2006/main">
+              <a:graphicData uri="http://schemas.openxmlformats.org/drawingml/2006/picture">
+                <pic:pic xmlns:pic="http://schemas.openxmlformats.org/drawingml/2006/picture">
+                  <pic:nvPicPr>
+                    <pic:cNvPr id="1" name=""/>
+                    <pic:cNvPicPr/>
+                  </pic:nvPicPr>
+                  <pic:blipFill>
+                    <a:blip r:embed="rId9"/>
+                    <a:stretch>
+                      <a:fillRect/>
+                    </a:stretch>
+                  </pic:blipFill>
+                  <pic:spPr>
+                    <a:xfrm>
+                      <a:off x="0" y="0"/>
+                      <a:ext cx="4096982" cy="1491207"/>
+                    </a:xfrm>
+                    <a:prstGeom prst="rect">
+                      <a:avLst/>
+                    </a:prstGeom>
+                  </pic:spPr>
+                </pic:pic>
+              </a:graphicData>
+            </a:graphic>
+          </wp:inline>
+        </w:drawing>
+      </w:r>
+    </w:p>
+    <w:p>
+      <w:pPr>
+        <w:jc w:val="center"/>
+        <w:rPr>
+          <w:i/>
+          <w:sz w:val="18"/>
+        </w:rPr>
+      </w:pPr>
+      <w:r>
+        <w:rPr>
+          <w:i/>
+          <w:sz w:val="18"/>
+        </w:rPr>
+        <w:t>Şekil 4.1 – Spektrum Analiz Cihazı</w:t>
+      </w:r>
+    </w:p>
+    <w:p>
+      <w:pPr>
+        <w:rPr>
+          <w:i/>
+          <w:sz w:val="18"/>
+        </w:rPr>
+      </w:pPr>
+    </w:p>
+    <w:p>
+      <w:pPr>
+        <w:pStyle w:val="Heading2"/>
+        <w:rPr>
+          <w:b/>
+        </w:rPr>
+      </w:pPr>
+      <w:r>
+        <w:rPr>
+          <w:b/>
+        </w:rPr>
+        <w:t xml:space="preserve">4.2. Faz </w:t>
+      </w:r>
+      <w:r>
+        <w:rPr>
+          <w:b/>
+        </w:rPr>
+        <w:t>d</w:t>
+      </w:r>
+      <w:r>
+        <w:rPr>
+          <w:b/>
+        </w:rPr>
+        <w:t>etektörü</w:t>
+      </w:r>
+      <w:r>
+        <w:rPr>
+          <w:b/>
+        </w:rPr>
+        <w:t xml:space="preserve"> </w:t>
+      </w:r>
+      <w:r>
+        <w:rPr>
+          <w:b/>
+        </w:rPr>
+        <w:t>y</w:t>
+      </w:r>
+      <w:r>
+        <w:rPr>
+          <w:b/>
+        </w:rPr>
+        <w:t>öntemi</w:t>
+      </w:r>
+    </w:p>
+    <w:p>
+      <w:r>
+        <w:t xml:space="preserve">Faz detektörü yönteminde DUT sinyali, aynı frekansta çalışan, 90° faz farkında bir düşük gürültülü bir referans </w:t>
+      </w:r>
+      <w:proofErr w:type="spellStart"/>
+      <w:r>
+        <w:t>osilatörü</w:t>
+      </w:r>
+      <w:proofErr w:type="spellEnd"/>
+      <w:r>
+        <w:t xml:space="preserve"> sinyaliyle </w:t>
+      </w:r>
+      <w:proofErr w:type="spellStart"/>
+      <w:r>
+        <w:t>mixer’de</w:t>
+      </w:r>
+      <w:proofErr w:type="spellEnd"/>
+      <w:r>
+        <w:t xml:space="preserve"> çarpılır. Alçak geçiren filtre sonrasında mikser çıkışı yaklaşık olarak</w:t>
+      </w:r>
+    </w:p>
+    <w:p>
+      <w:pPr>
+        <w:rPr>
+          <w:rStyle w:val="mord"/>
+          <w:rFonts w:eastAsiaTheme="minorEastAsia"/>
+          <w:i/>
+          <w:sz w:val="24"/>
+          <w:szCs w:val="24"/>
+        </w:rPr>
+      </w:pPr>
+      <m:oMathPara>
+        <m:oMath>
+          <m:r>
+            <w:rPr>
+              <w:rStyle w:val="mord"/>
+              <w:rFonts w:ascii="Cambria Math" w:hAnsi="Cambria Math"/>
+              <w:sz w:val="24"/>
+              <w:szCs w:val="24"/>
+            </w:rPr>
+            <m:t>y</m:t>
+          </m:r>
+          <m:r>
+            <w:rPr>
+              <w:rStyle w:val="mopen"/>
+              <w:rFonts w:ascii="Cambria Math" w:hAnsi="Cambria Math"/>
+              <w:sz w:val="24"/>
+              <w:szCs w:val="24"/>
+            </w:rPr>
+            <m:t>(</m:t>
+          </m:r>
+          <m:r>
+            <w:rPr>
+              <w:rStyle w:val="mord"/>
+              <w:rFonts w:ascii="Cambria Math" w:hAnsi="Cambria Math"/>
+              <w:sz w:val="24"/>
+              <w:szCs w:val="24"/>
+            </w:rPr>
+            <m:t>t</m:t>
+          </m:r>
+          <m:r>
+            <w:rPr>
+              <w:rStyle w:val="mclose"/>
+              <w:rFonts w:ascii="Cambria Math" w:hAnsi="Cambria Math"/>
+              <w:sz w:val="24"/>
+              <w:szCs w:val="24"/>
+            </w:rPr>
+            <m:t>)</m:t>
+          </m:r>
+          <m:r>
+            <w:rPr>
+              <w:rStyle w:val="mrel"/>
+              <w:rFonts w:ascii="Cambria Math" w:hAnsi="Cambria Math"/>
+              <w:sz w:val="24"/>
+              <w:szCs w:val="24"/>
+            </w:rPr>
+            <m:t>≈</m:t>
+          </m:r>
+          <m:sSub>
+            <m:sSubPr>
+              <m:ctrlPr>
+                <w:rPr>
+                  <w:rStyle w:val="mord"/>
+                  <w:rFonts w:ascii="Cambria Math" w:hAnsi="Cambria Math"/>
+                  <w:i/>
+                  <w:sz w:val="24"/>
+                  <w:szCs w:val="24"/>
+                </w:rPr>
+              </m:ctrlPr>
+            </m:sSubPr>
+            <m:e>
+              <m:r>
+                <w:rPr>
+                  <w:rStyle w:val="mord"/>
+                  <w:rFonts w:ascii="Cambria Math" w:hAnsi="Cambria Math"/>
+                  <w:sz w:val="24"/>
+                  <w:szCs w:val="24"/>
+                </w:rPr>
+                <m:t>ϕ</m:t>
+              </m:r>
+            </m:e>
+            <m:sub>
+              <m:r>
+                <w:rPr>
+                  <w:rStyle w:val="mord"/>
+                  <w:rFonts w:ascii="Cambria Math" w:hAnsi="Cambria Math"/>
+                  <w:sz w:val="24"/>
+                  <w:szCs w:val="24"/>
+                </w:rPr>
+                <m:t>D</m:t>
+              </m:r>
+              <m:r>
+                <w:rPr>
+                  <w:rStyle w:val="vlist-s"/>
+                  <w:rFonts w:ascii="Cambria Math" w:hAnsi="Cambria Math"/>
+                  <w:sz w:val="24"/>
+                  <w:szCs w:val="24"/>
+                </w:rPr>
+                <m:t>​</m:t>
+              </m:r>
+              <m:r>
+                <w:rPr>
+                  <w:rStyle w:val="mopen"/>
+                  <w:rFonts w:ascii="Cambria Math" w:hAnsi="Cambria Math"/>
+                  <w:sz w:val="24"/>
+                  <w:szCs w:val="24"/>
+                </w:rPr>
+                <m:t>(</m:t>
+              </m:r>
+              <m:r>
+                <w:rPr>
+                  <w:rStyle w:val="mord"/>
+                  <w:rFonts w:ascii="Cambria Math" w:hAnsi="Cambria Math"/>
+                  <w:sz w:val="24"/>
+                  <w:szCs w:val="24"/>
+                </w:rPr>
+                <m:t>t</m:t>
+              </m:r>
+              <m:r>
+                <w:rPr>
+                  <w:rStyle w:val="mclose"/>
+                  <w:rFonts w:ascii="Cambria Math" w:hAnsi="Cambria Math"/>
+                  <w:sz w:val="24"/>
+                  <w:szCs w:val="24"/>
+                </w:rPr>
+                <m:t>)</m:t>
+              </m:r>
+            </m:sub>
+          </m:sSub>
+          <m:r>
+            <w:rPr>
+              <w:rStyle w:val="mbin"/>
+              <w:rFonts w:ascii="Cambria Math" w:hAnsi="Cambria Math"/>
+              <w:sz w:val="24"/>
+              <w:szCs w:val="24"/>
+            </w:rPr>
+            <m:t>-</m:t>
+          </m:r>
+          <m:sSub>
+            <m:sSubPr>
+              <m:ctrlPr>
+                <w:rPr>
+                  <w:rStyle w:val="mord"/>
+                  <w:rFonts w:ascii="Cambria Math" w:hAnsi="Cambria Math"/>
+                  <w:i/>
+                  <w:sz w:val="24"/>
+                  <w:szCs w:val="24"/>
+                </w:rPr>
+              </m:ctrlPr>
+            </m:sSubPr>
+            <m:e>
+              <m:r>
+                <w:rPr>
+                  <w:rStyle w:val="mord"/>
+                  <w:rFonts w:ascii="Cambria Math" w:hAnsi="Cambria Math"/>
+                  <w:sz w:val="24"/>
+                  <w:szCs w:val="24"/>
+                </w:rPr>
+                <m:t>ϕ</m:t>
+              </m:r>
+            </m:e>
+            <m:sub>
+              <m:r>
+                <w:rPr>
+                  <w:rStyle w:val="mord"/>
+                  <w:rFonts w:ascii="Cambria Math" w:hAnsi="Cambria Math"/>
+                  <w:sz w:val="24"/>
+                  <w:szCs w:val="24"/>
+                </w:rPr>
+                <m:t>R</m:t>
+              </m:r>
+              <m:r>
+                <w:rPr>
+                  <w:rStyle w:val="vlist-s"/>
+                  <w:rFonts w:ascii="Cambria Math" w:hAnsi="Cambria Math"/>
+                  <w:sz w:val="24"/>
+                  <w:szCs w:val="24"/>
+                </w:rPr>
+                <m:t>​</m:t>
+              </m:r>
+              <m:r>
+                <w:rPr>
+                  <w:rStyle w:val="mopen"/>
+                  <w:rFonts w:ascii="Cambria Math" w:hAnsi="Cambria Math"/>
+                  <w:sz w:val="24"/>
+                  <w:szCs w:val="24"/>
+                </w:rPr>
+                <m:t>(</m:t>
+              </m:r>
+              <m:r>
+                <w:rPr>
+                  <w:rStyle w:val="mord"/>
+                  <w:rFonts w:ascii="Cambria Math" w:hAnsi="Cambria Math"/>
+                  <w:sz w:val="24"/>
+                  <w:szCs w:val="24"/>
+                </w:rPr>
+                <m:t>t</m:t>
+              </m:r>
+              <m:r>
+                <w:rPr>
+                  <w:rStyle w:val="mclose"/>
+                  <w:rFonts w:ascii="Cambria Math" w:hAnsi="Cambria Math"/>
+                  <w:sz w:val="24"/>
+                  <w:szCs w:val="24"/>
+                </w:rPr>
+                <m:t>)</m:t>
+              </m:r>
+            </m:sub>
+          </m:sSub>
+        </m:oMath>
+      </m:oMathPara>
+    </w:p>
+    <w:p>
+      <w:pPr>
+        <w:rPr>
+          <w:szCs w:val="24"/>
+        </w:rPr>
+      </w:pPr>
+      <w:proofErr w:type="gramStart"/>
+      <w:r>
+        <w:rPr>
+          <w:szCs w:val="24"/>
+        </w:rPr>
+        <w:t>şeklinde</w:t>
+      </w:r>
+      <w:proofErr w:type="gramEnd"/>
+      <w:r>
+        <w:rPr>
+          <w:szCs w:val="24"/>
+        </w:rPr>
+        <w:t xml:space="preserve"> elde edilir</w:t>
+      </w:r>
+      <w:r>
+        <w:rPr>
+          <w:szCs w:val="24"/>
+        </w:rPr>
+        <w:t>.</w:t>
+      </w:r>
+    </w:p>
+    <w:p>
+      <w:pPr>
+        <w:rPr>
+          <w:szCs w:val="24"/>
+        </w:rPr>
+      </w:pPr>
+      <w:r>
+        <w:rPr>
+          <w:szCs w:val="24"/>
+        </w:rPr>
+        <w:t xml:space="preserve">Taşıyıcının bastırılması sayesinde doğrudan spektral analize göre daha yüksek hassasiyet sağlanır. Ancak ölçüm hem DUT hem de referans gürültüsünü içerdiği için referans gürültüsünün </w:t>
+      </w:r>
+      <w:proofErr w:type="spellStart"/>
+      <w:r>
+        <w:rPr>
+          <w:szCs w:val="24"/>
+        </w:rPr>
+        <w:t>DUT’ye</w:t>
+      </w:r>
+      <w:proofErr w:type="spellEnd"/>
+      <w:r>
+        <w:rPr>
+          <w:szCs w:val="24"/>
+        </w:rPr>
+        <w:t xml:space="preserve"> kıyasla belli miktarda düşük olması gerekir.</w:t>
+      </w:r>
+    </w:p>
+    <w:p>
+      <w:pPr>
+        <w:rPr>
+          <w:szCs w:val="24"/>
+        </w:rPr>
+      </w:pPr>
+    </w:p>
+    <w:p>
+      <w:pPr>
+        <w:jc w:val="center"/>
+        <w:rPr>
+          <w:szCs w:val="24"/>
+        </w:rPr>
+      </w:pPr>
+      <w:r>
+        <w:rPr>
+          <w:szCs w:val="24"/>
+        </w:rPr>
+        <w:drawing>
+          <wp:inline distT="0" distB="0" distL="0" distR="0" wp14:anchorId="03E71509" wp14:editId="07F426F4">
+            <wp:extent cx="3838575" cy="1623101"/>
+            <wp:effectExtent l="0" t="0" r="0" b="0"/>
+            <wp:docPr id="1" name="Picture 1"/>
+            <wp:cNvGraphicFramePr>
+              <a:graphicFrameLocks xmlns:a="http://schemas.openxmlformats.org/drawingml/2006/main" noChangeAspect="1"/>
+            </wp:cNvGraphicFramePr>
+            <a:graphic xmlns:a="http://schemas.openxmlformats.org/drawingml/2006/main">
+              <a:graphicData uri="http://schemas.openxmlformats.org/drawingml/2006/picture">
+                <pic:pic xmlns:pic="http://schemas.openxmlformats.org/drawingml/2006/picture">
+                  <pic:nvPicPr>
+                    <pic:cNvPr id="1" name=""/>
+                    <pic:cNvPicPr/>
+                  </pic:nvPicPr>
+                  <pic:blipFill>
+                    <a:blip r:embed="rId10"/>
+                    <a:stretch>
+                      <a:fillRect/>
+                    </a:stretch>
+                  </pic:blipFill>
+                  <pic:spPr>
+                    <a:xfrm>
+                      <a:off x="0" y="0"/>
+                      <a:ext cx="3851942" cy="1628753"/>
+                    </a:xfrm>
+                    <a:prstGeom prst="rect">
+                      <a:avLst/>
+                    </a:prstGeom>
+                  </pic:spPr>
+                </pic:pic>
+              </a:graphicData>
+            </a:graphic>
+          </wp:inline>
+        </w:drawing>
+      </w:r>
+    </w:p>
+    <w:p>
+      <w:pPr>
+        <w:jc w:val="center"/>
+        <w:rPr>
+          <w:i/>
+          <w:sz w:val="18"/>
+        </w:rPr>
+      </w:pPr>
+      <w:r>
+        <w:rPr>
+          <w:i/>
+          <w:sz w:val="18"/>
+        </w:rPr>
+        <w:t>Şekil 4.</w:t>
+      </w:r>
+      <w:r>
+        <w:rPr>
+          <w:i/>
+          <w:sz w:val="18"/>
+        </w:rPr>
+        <w:t>2</w:t>
+      </w:r>
+      <w:r>
+        <w:rPr>
+          <w:i/>
+          <w:sz w:val="18"/>
+        </w:rPr>
+        <w:t xml:space="preserve"> – </w:t>
+      </w:r>
+      <w:r>
+        <w:rPr>
+          <w:i/>
+          <w:sz w:val="18"/>
+        </w:rPr>
+        <w:t>Faz Detektörü Blok Diyagramı</w:t>
+      </w:r>
+    </w:p>
+    <w:p>
+      <w:pPr>
+        <w:pStyle w:val="Heading2"/>
+        <w:rPr>
+          <w:b/>
+        </w:rPr>
+      </w:pPr>
+      <w:r>
+        <w:rPr>
+          <w:b/>
+        </w:rPr>
+        <w:t xml:space="preserve">4.3. </w:t>
+      </w:r>
+      <w:bookmarkStart w:id="0" w:name="_Hlk238195047"/>
+      <w:r>
+        <w:rPr>
+          <w:b/>
+        </w:rPr>
+        <w:t>Cross-</w:t>
+      </w:r>
+      <w:proofErr w:type="spellStart"/>
+      <w:r>
+        <w:rPr>
+          <w:b/>
+        </w:rPr>
+        <w:t>c</w:t>
+      </w:r>
+      <w:r>
+        <w:rPr>
+          <w:b/>
+        </w:rPr>
+        <w:t>orrelation</w:t>
+      </w:r>
+      <w:proofErr w:type="spellEnd"/>
+      <w:r>
+        <w:rPr>
+          <w:b/>
+        </w:rPr>
+        <w:t xml:space="preserve"> ile </w:t>
+      </w:r>
+      <w:r>
+        <w:rPr>
+          <w:b/>
+        </w:rPr>
+        <w:t>f</w:t>
+      </w:r>
+      <w:r>
+        <w:rPr>
+          <w:b/>
+        </w:rPr>
+        <w:t xml:space="preserve">az </w:t>
+      </w:r>
+      <w:r>
+        <w:rPr>
+          <w:b/>
+        </w:rPr>
+        <w:t>d</w:t>
+      </w:r>
+      <w:r>
+        <w:rPr>
+          <w:b/>
+        </w:rPr>
+        <w:t xml:space="preserve">etektörü </w:t>
+      </w:r>
+      <w:bookmarkEnd w:id="0"/>
+      <w:r>
+        <w:rPr>
+          <w:b/>
+        </w:rPr>
+        <w:t>y</w:t>
+      </w:r>
+      <w:r>
+        <w:rPr>
+          <w:b/>
+        </w:rPr>
+        <w:t>öntemi</w:t>
+      </w:r>
+    </w:p>
+    <w:p>
+      <w:r>
+        <w:t>Cross-</w:t>
+      </w:r>
+      <w:proofErr w:type="spellStart"/>
+      <w:r>
+        <w:t>correlation</w:t>
+      </w:r>
+      <w:proofErr w:type="spellEnd"/>
+      <w:r>
+        <w:t xml:space="preserve"> yönteminde DUT iki bağımsız ölçüm kanalına ayrılır ve her kanalda farklı bir referans </w:t>
+      </w:r>
+      <w:proofErr w:type="spellStart"/>
+      <w:r>
+        <w:t>osilatörü</w:t>
+      </w:r>
+      <w:proofErr w:type="spellEnd"/>
+      <w:r>
+        <w:t xml:space="preserve"> kullanılır:</w:t>
+      </w:r>
+    </w:p>
+    <w:p>
+      <w:pPr>
+        <w:rPr>
+          <w:rStyle w:val="mord"/>
+          <w:rFonts w:eastAsiaTheme="minorEastAsia"/>
+          <w:i/>
+          <w:sz w:val="24"/>
+          <w:szCs w:val="24"/>
+        </w:rPr>
+      </w:pPr>
+      <m:oMathPara>
+        <m:oMath>
+          <m:sSub>
+            <m:sSubPr>
+              <m:ctrlPr>
+                <w:rPr>
+                  <w:rStyle w:val="mord"/>
+                  <w:rFonts w:ascii="Cambria Math" w:hAnsi="Cambria Math"/>
+                  <w:i/>
+                  <w:sz w:val="24"/>
+                  <w:szCs w:val="24"/>
+                </w:rPr>
+              </m:ctrlPr>
+            </m:sSubPr>
+            <m:e>
+              <m:r>
+                <w:rPr>
+                  <w:rStyle w:val="mord"/>
+                  <w:rFonts w:ascii="Cambria Math" w:hAnsi="Cambria Math"/>
+                  <w:sz w:val="24"/>
+                  <w:szCs w:val="24"/>
+                </w:rPr>
+                <m:t>y</m:t>
+              </m:r>
+            </m:e>
+            <m:sub>
+              <m:r>
+                <w:rPr>
+                  <w:rStyle w:val="mord"/>
+                  <w:rFonts w:ascii="Cambria Math" w:hAnsi="Cambria Math"/>
+                  <w:sz w:val="24"/>
+                  <w:szCs w:val="24"/>
+                </w:rPr>
+                <m:t>1</m:t>
+              </m:r>
+            </m:sub>
+          </m:sSub>
+          <m:r>
+            <w:rPr>
+              <w:rStyle w:val="vlist-s"/>
+              <w:rFonts w:ascii="Cambria Math" w:hAnsi="Cambria Math"/>
+              <w:sz w:val="24"/>
+              <w:szCs w:val="24"/>
+            </w:rPr>
+            <m:t>​</m:t>
+          </m:r>
+          <m:d>
+            <m:dPr>
+              <m:ctrlPr>
+                <w:rPr>
+                  <w:rStyle w:val="mopen"/>
+                  <w:rFonts w:ascii="Cambria Math" w:hAnsi="Cambria Math"/>
+                  <w:sz w:val="24"/>
+                  <w:szCs w:val="24"/>
+                </w:rPr>
+              </m:ctrlPr>
+            </m:dPr>
+            <m:e>
+              <m:r>
+                <w:rPr>
+                  <w:rStyle w:val="mord"/>
+                  <w:rFonts w:ascii="Cambria Math" w:hAnsi="Cambria Math"/>
+                  <w:sz w:val="24"/>
+                  <w:szCs w:val="24"/>
+                </w:rPr>
+                <m:t>t</m:t>
+              </m:r>
+              <m:ctrlPr>
+                <w:rPr>
+                  <w:rStyle w:val="mclose"/>
+                  <w:rFonts w:ascii="Cambria Math" w:hAnsi="Cambria Math"/>
+                  <w:sz w:val="24"/>
+                  <w:szCs w:val="24"/>
+                </w:rPr>
+              </m:ctrlPr>
+            </m:e>
+          </m:d>
+          <m:r>
+            <w:rPr>
+              <w:rStyle w:val="mrel"/>
+              <w:rFonts w:ascii="Cambria Math" w:hAnsi="Cambria Math"/>
+              <w:sz w:val="24"/>
+              <w:szCs w:val="24"/>
+            </w:rPr>
+            <m:t>≈</m:t>
+          </m:r>
+          <m:sSub>
+            <m:sSubPr>
+              <m:ctrlPr>
+                <w:rPr>
+                  <w:rStyle w:val="mord"/>
+                  <w:rFonts w:ascii="Cambria Math" w:hAnsi="Cambria Math"/>
+                  <w:i/>
+                  <w:sz w:val="24"/>
+                  <w:szCs w:val="24"/>
+                </w:rPr>
+              </m:ctrlPr>
+            </m:sSubPr>
+            <m:e>
+              <m:r>
+                <w:rPr>
+                  <w:rStyle w:val="mord"/>
+                  <w:rFonts w:ascii="Cambria Math" w:hAnsi="Cambria Math"/>
+                  <w:sz w:val="24"/>
+                  <w:szCs w:val="24"/>
+                </w:rPr>
+                <m:t>ϕ</m:t>
+              </m:r>
+            </m:e>
+            <m:sub>
+              <m:r>
+                <w:rPr>
+                  <w:rStyle w:val="mord"/>
+                  <w:rFonts w:ascii="Cambria Math" w:hAnsi="Cambria Math"/>
+                  <w:sz w:val="24"/>
+                  <w:szCs w:val="24"/>
+                </w:rPr>
+                <m:t>D</m:t>
+              </m:r>
+              <m:r>
+                <w:rPr>
+                  <w:rStyle w:val="vlist-s"/>
+                  <w:rFonts w:ascii="Cambria Math" w:hAnsi="Cambria Math"/>
+                  <w:sz w:val="24"/>
+                  <w:szCs w:val="24"/>
+                </w:rPr>
+                <m:t>​</m:t>
+              </m:r>
+              <m:r>
+                <w:rPr>
+                  <w:rStyle w:val="mopen"/>
+                  <w:rFonts w:ascii="Cambria Math" w:hAnsi="Cambria Math"/>
+                  <w:sz w:val="24"/>
+                  <w:szCs w:val="24"/>
+                </w:rPr>
+                <m:t>(</m:t>
+              </m:r>
+              <m:r>
+                <w:rPr>
+                  <w:rStyle w:val="mord"/>
+                  <w:rFonts w:ascii="Cambria Math" w:hAnsi="Cambria Math"/>
+                  <w:sz w:val="24"/>
+                  <w:szCs w:val="24"/>
+                </w:rPr>
+                <m:t>t</m:t>
+              </m:r>
+              <m:r>
+                <w:rPr>
+                  <w:rStyle w:val="mclose"/>
+                  <w:rFonts w:ascii="Cambria Math" w:hAnsi="Cambria Math"/>
+                  <w:sz w:val="24"/>
+                  <w:szCs w:val="24"/>
+                </w:rPr>
+                <m:t>)</m:t>
+              </m:r>
+            </m:sub>
+          </m:sSub>
+          <m:r>
+            <w:rPr>
+              <w:rStyle w:val="mbin"/>
+              <w:rFonts w:ascii="Cambria Math" w:hAnsi="Cambria Math"/>
+              <w:sz w:val="24"/>
+              <w:szCs w:val="24"/>
+            </w:rPr>
+            <m:t>-</m:t>
+          </m:r>
+          <m:sSub>
+            <m:sSubPr>
+              <m:ctrlPr>
+                <w:rPr>
+                  <w:rStyle w:val="mord"/>
+                  <w:rFonts w:ascii="Cambria Math" w:hAnsi="Cambria Math"/>
+                  <w:i/>
+                  <w:sz w:val="24"/>
+                  <w:szCs w:val="24"/>
+                </w:rPr>
+              </m:ctrlPr>
+            </m:sSubPr>
+            <m:e>
+              <m:r>
+                <w:rPr>
+                  <w:rStyle w:val="mord"/>
+                  <w:rFonts w:ascii="Cambria Math" w:hAnsi="Cambria Math"/>
+                  <w:sz w:val="24"/>
+                  <w:szCs w:val="24"/>
+                </w:rPr>
+                <m:t>ϕ</m:t>
+              </m:r>
+            </m:e>
+            <m:sub>
+              <m:r>
+                <w:rPr>
+                  <w:rStyle w:val="mord"/>
+                  <w:rFonts w:ascii="Cambria Math" w:hAnsi="Cambria Math"/>
+                  <w:sz w:val="24"/>
+                  <w:szCs w:val="24"/>
+                </w:rPr>
+                <m:t>R</m:t>
+              </m:r>
+              <m:r>
+                <w:rPr>
+                  <w:rStyle w:val="vlist-s"/>
+                  <w:rFonts w:ascii="Cambria Math" w:hAnsi="Cambria Math"/>
+                  <w:sz w:val="24"/>
+                  <w:szCs w:val="24"/>
+                </w:rPr>
+                <m:t>​1</m:t>
+              </m:r>
+              <m:r>
+                <w:rPr>
+                  <w:rStyle w:val="mopen"/>
+                  <w:rFonts w:ascii="Cambria Math" w:hAnsi="Cambria Math"/>
+                  <w:sz w:val="24"/>
+                  <w:szCs w:val="24"/>
+                </w:rPr>
+                <m:t>(</m:t>
+              </m:r>
+              <m:r>
+                <w:rPr>
+                  <w:rStyle w:val="mord"/>
+                  <w:rFonts w:ascii="Cambria Math" w:hAnsi="Cambria Math"/>
+                  <w:sz w:val="24"/>
+                  <w:szCs w:val="24"/>
+                </w:rPr>
+                <m:t>t</m:t>
+              </m:r>
+              <m:r>
+                <w:rPr>
+                  <w:rStyle w:val="mclose"/>
+                  <w:rFonts w:ascii="Cambria Math" w:hAnsi="Cambria Math"/>
+                  <w:sz w:val="24"/>
+                  <w:szCs w:val="24"/>
+                </w:rPr>
+                <m:t>)</m:t>
+              </m:r>
+            </m:sub>
+          </m:sSub>
+        </m:oMath>
+      </m:oMathPara>
+    </w:p>
+    <w:p>
+      <w:pPr>
+        <w:rPr>
+          <w:rStyle w:val="mord"/>
+          <w:rFonts w:eastAsiaTheme="minorEastAsia"/>
+          <w:i/>
+          <w:sz w:val="24"/>
+          <w:szCs w:val="24"/>
+        </w:rPr>
+      </w:pPr>
+      <m:oMathPara>
+        <m:oMath>
+          <m:sSub>
+            <m:sSubPr>
+              <m:ctrlPr>
+                <w:rPr>
+                  <w:rStyle w:val="mord"/>
+                  <w:rFonts w:ascii="Cambria Math" w:hAnsi="Cambria Math"/>
+                  <w:i/>
+                  <w:sz w:val="24"/>
+                  <w:szCs w:val="24"/>
+                </w:rPr>
+              </m:ctrlPr>
+            </m:sSubPr>
+            <m:e>
+              <m:r>
+                <w:rPr>
+                  <w:rStyle w:val="mord"/>
+                  <w:rFonts w:ascii="Cambria Math" w:hAnsi="Cambria Math"/>
+                  <w:sz w:val="24"/>
+                  <w:szCs w:val="24"/>
+                </w:rPr>
+                <m:t>y</m:t>
+              </m:r>
+            </m:e>
+            <m:sub>
+              <m:r>
+                <w:rPr>
+                  <w:rStyle w:val="mord"/>
+                  <w:rFonts w:ascii="Cambria Math" w:hAnsi="Cambria Math"/>
+                  <w:sz w:val="24"/>
+                  <w:szCs w:val="24"/>
+                </w:rPr>
+                <m:t>2</m:t>
+              </m:r>
+            </m:sub>
+          </m:sSub>
+          <m:r>
+            <w:rPr>
+              <w:rStyle w:val="vlist-s"/>
+              <w:rFonts w:ascii="Cambria Math" w:hAnsi="Cambria Math"/>
+              <w:sz w:val="24"/>
+              <w:szCs w:val="24"/>
+            </w:rPr>
+            <m:t>​</m:t>
+          </m:r>
+          <m:d>
+            <m:dPr>
+              <m:ctrlPr>
+                <w:rPr>
+                  <w:rStyle w:val="mopen"/>
+                  <w:rFonts w:ascii="Cambria Math" w:hAnsi="Cambria Math"/>
+                  <w:sz w:val="24"/>
+                  <w:szCs w:val="24"/>
+                </w:rPr>
+              </m:ctrlPr>
+            </m:dPr>
+            <m:e>
+              <m:r>
+                <w:rPr>
+                  <w:rStyle w:val="mord"/>
+                  <w:rFonts w:ascii="Cambria Math" w:hAnsi="Cambria Math"/>
+                  <w:sz w:val="24"/>
+                  <w:szCs w:val="24"/>
+                </w:rPr>
+                <m:t>t</m:t>
+              </m:r>
+              <m:ctrlPr>
+                <w:rPr>
+                  <w:rStyle w:val="mclose"/>
+                  <w:rFonts w:ascii="Cambria Math" w:hAnsi="Cambria Math"/>
+                  <w:sz w:val="24"/>
+                  <w:szCs w:val="24"/>
+                </w:rPr>
+              </m:ctrlPr>
+            </m:e>
+          </m:d>
+          <m:r>
+            <w:rPr>
+              <w:rStyle w:val="mrel"/>
+              <w:rFonts w:ascii="Cambria Math" w:hAnsi="Cambria Math"/>
+              <w:sz w:val="24"/>
+              <w:szCs w:val="24"/>
+            </w:rPr>
+            <m:t>≈</m:t>
+          </m:r>
+          <m:sSub>
+            <m:sSubPr>
+              <m:ctrlPr>
+                <w:rPr>
+                  <w:rStyle w:val="mord"/>
+                  <w:rFonts w:ascii="Cambria Math" w:hAnsi="Cambria Math"/>
+                  <w:i/>
+                  <w:sz w:val="24"/>
+                  <w:szCs w:val="24"/>
+                </w:rPr>
+              </m:ctrlPr>
+            </m:sSubPr>
+            <m:e>
+              <m:r>
+                <w:rPr>
+                  <w:rStyle w:val="mord"/>
+                  <w:rFonts w:ascii="Cambria Math" w:hAnsi="Cambria Math"/>
+                  <w:sz w:val="24"/>
+                  <w:szCs w:val="24"/>
+                </w:rPr>
+                <m:t>ϕ</m:t>
+              </m:r>
+            </m:e>
+            <m:sub>
+              <m:r>
+                <w:rPr>
+                  <w:rStyle w:val="mord"/>
+                  <w:rFonts w:ascii="Cambria Math" w:hAnsi="Cambria Math"/>
+                  <w:sz w:val="24"/>
+                  <w:szCs w:val="24"/>
+                </w:rPr>
+                <m:t>D</m:t>
+              </m:r>
+              <m:r>
+                <w:rPr>
+                  <w:rStyle w:val="vlist-s"/>
+                  <w:rFonts w:ascii="Cambria Math" w:hAnsi="Cambria Math"/>
+                  <w:sz w:val="24"/>
+                  <w:szCs w:val="24"/>
+                </w:rPr>
+                <m:t>​</m:t>
+              </m:r>
+              <m:r>
+                <w:rPr>
+                  <w:rStyle w:val="mopen"/>
+                  <w:rFonts w:ascii="Cambria Math" w:hAnsi="Cambria Math"/>
+                  <w:sz w:val="24"/>
+                  <w:szCs w:val="24"/>
+                </w:rPr>
+                <m:t>(</m:t>
+              </m:r>
+              <m:r>
+                <w:rPr>
+                  <w:rStyle w:val="mord"/>
+                  <w:rFonts w:ascii="Cambria Math" w:hAnsi="Cambria Math"/>
+                  <w:sz w:val="24"/>
+                  <w:szCs w:val="24"/>
+                </w:rPr>
+                <m:t>t</m:t>
+              </m:r>
+              <m:r>
+                <w:rPr>
+                  <w:rStyle w:val="mclose"/>
+                  <w:rFonts w:ascii="Cambria Math" w:hAnsi="Cambria Math"/>
+                  <w:sz w:val="24"/>
+                  <w:szCs w:val="24"/>
+                </w:rPr>
+                <m:t>)</m:t>
+              </m:r>
+            </m:sub>
+          </m:sSub>
+          <m:r>
+            <w:rPr>
+              <w:rStyle w:val="mbin"/>
+              <w:rFonts w:ascii="Cambria Math" w:hAnsi="Cambria Math"/>
+              <w:sz w:val="24"/>
+              <w:szCs w:val="24"/>
+            </w:rPr>
+            <m:t>-</m:t>
+          </m:r>
+          <m:sSub>
+            <m:sSubPr>
+              <m:ctrlPr>
+                <w:rPr>
+                  <w:rStyle w:val="mord"/>
+                  <w:rFonts w:ascii="Cambria Math" w:hAnsi="Cambria Math"/>
+                  <w:i/>
+                  <w:sz w:val="24"/>
+                  <w:szCs w:val="24"/>
+                </w:rPr>
+              </m:ctrlPr>
+            </m:sSubPr>
+            <m:e>
+              <m:r>
+                <w:rPr>
+                  <w:rStyle w:val="mord"/>
+                  <w:rFonts w:ascii="Cambria Math" w:hAnsi="Cambria Math"/>
+                  <w:sz w:val="24"/>
+                  <w:szCs w:val="24"/>
+                </w:rPr>
+                <m:t>ϕ</m:t>
+              </m:r>
+            </m:e>
+            <m:sub>
+              <m:r>
+                <w:rPr>
+                  <w:rStyle w:val="mord"/>
+                  <w:rFonts w:ascii="Cambria Math" w:hAnsi="Cambria Math"/>
+                  <w:sz w:val="24"/>
+                  <w:szCs w:val="24"/>
+                </w:rPr>
+                <m:t>R</m:t>
+              </m:r>
+              <m:r>
+                <w:rPr>
+                  <w:rStyle w:val="vlist-s"/>
+                  <w:rFonts w:ascii="Cambria Math" w:hAnsi="Cambria Math"/>
+                  <w:sz w:val="24"/>
+                  <w:szCs w:val="24"/>
+                </w:rPr>
+                <m:t>​2</m:t>
+              </m:r>
+              <m:r>
+                <w:rPr>
+                  <w:rStyle w:val="mopen"/>
+                  <w:rFonts w:ascii="Cambria Math" w:hAnsi="Cambria Math"/>
+                  <w:sz w:val="24"/>
+                  <w:szCs w:val="24"/>
+                </w:rPr>
+                <m:t>(</m:t>
+              </m:r>
+              <m:r>
+                <w:rPr>
+                  <w:rStyle w:val="mord"/>
+                  <w:rFonts w:ascii="Cambria Math" w:hAnsi="Cambria Math"/>
+                  <w:sz w:val="24"/>
+                  <w:szCs w:val="24"/>
+                </w:rPr>
+                <m:t>t</m:t>
+              </m:r>
+              <m:r>
+                <w:rPr>
+                  <w:rStyle w:val="mclose"/>
+                  <w:rFonts w:ascii="Cambria Math" w:hAnsi="Cambria Math"/>
+                  <w:sz w:val="24"/>
+                  <w:szCs w:val="24"/>
+                </w:rPr>
+                <m:t>)</m:t>
+              </m:r>
+            </m:sub>
+          </m:sSub>
+        </m:oMath>
+      </m:oMathPara>
+    </w:p>
+    <w:p>
+      <w:r>
+        <w:t xml:space="preserve">İki kanalın </w:t>
+      </w:r>
+      <w:proofErr w:type="spellStart"/>
+      <w:r>
+        <w:t>cross-PSD’si</w:t>
+      </w:r>
+      <w:proofErr w:type="spellEnd"/>
+      <w:r>
+        <w:t xml:space="preserve"> hesaplandığında, her iki kanalda ortak olan DUT faz gürültüsü korunurken bağımsız referans gürültüleri </w:t>
+      </w:r>
+      <w:proofErr w:type="spellStart"/>
+      <w:r>
+        <w:t>iterasyon</w:t>
+      </w:r>
+      <w:proofErr w:type="spellEnd"/>
+      <w:r>
+        <w:t xml:space="preserve"> ortalamasıyla bastırılır:</w:t>
+      </w:r>
+    </w:p>
+    <w:p>
+      <w:pPr>
+        <w:rPr>
+          <w:rStyle w:val="mclose"/>
+          <w:rFonts w:eastAsiaTheme="minorEastAsia"/>
+          <w:i/>
+          <w:sz w:val="24"/>
+        </w:rPr>
+      </w:pPr>
+      <m:oMathPara>
+        <m:oMath>
+          <m:sSub>
+            <m:sSubPr>
+              <m:ctrlPr>
+                <w:rPr>
+                  <w:rStyle w:val="mord"/>
+                  <w:rFonts w:ascii="Cambria Math" w:hAnsi="Cambria Math"/>
+                  <w:i/>
+                  <w:sz w:val="24"/>
+                </w:rPr>
+              </m:ctrlPr>
+            </m:sSubPr>
+            <m:e>
+              <m:r>
+                <w:rPr>
+                  <w:rStyle w:val="mord"/>
+                  <w:rFonts w:ascii="Cambria Math" w:hAnsi="Cambria Math"/>
+                  <w:sz w:val="24"/>
+                </w:rPr>
+                <m:t>S</m:t>
+              </m:r>
+            </m:e>
+            <m:sub>
+              <m:r>
+                <w:rPr>
+                  <w:rStyle w:val="mord"/>
+                  <w:rFonts w:ascii="Cambria Math" w:hAnsi="Cambria Math"/>
+                  <w:sz w:val="24"/>
+                </w:rPr>
+                <m:t>12</m:t>
+              </m:r>
+            </m:sub>
+          </m:sSub>
+          <m:r>
+            <w:rPr>
+              <w:rStyle w:val="vlist-s"/>
+              <w:rFonts w:ascii="Cambria Math" w:hAnsi="Cambria Math"/>
+              <w:sz w:val="24"/>
+            </w:rPr>
+            <m:t>​</m:t>
+          </m:r>
+          <m:r>
+            <w:rPr>
+              <w:rStyle w:val="mopen"/>
+              <w:rFonts w:ascii="Cambria Math" w:hAnsi="Cambria Math"/>
+              <w:sz w:val="24"/>
+            </w:rPr>
+            <m:t>(</m:t>
+          </m:r>
+          <m:r>
+            <w:rPr>
+              <w:rStyle w:val="mord"/>
+              <w:rFonts w:ascii="Cambria Math" w:hAnsi="Cambria Math"/>
+              <w:sz w:val="24"/>
+            </w:rPr>
+            <m:t>f</m:t>
+          </m:r>
+          <m:r>
+            <w:rPr>
+              <w:rStyle w:val="mclose"/>
+              <w:rFonts w:ascii="Cambria Math" w:hAnsi="Cambria Math"/>
+              <w:sz w:val="24"/>
+            </w:rPr>
+            <m:t>)</m:t>
+          </m:r>
+          <m:r>
+            <w:rPr>
+              <w:rStyle w:val="mrel"/>
+              <w:rFonts w:ascii="Cambria Math" w:hAnsi="Cambria Math"/>
+              <w:sz w:val="24"/>
+            </w:rPr>
+            <m:t>=</m:t>
+          </m:r>
+          <m:r>
+            <w:rPr>
+              <w:rStyle w:val="mord"/>
+              <w:rFonts w:ascii="Cambria Math" w:hAnsi="Cambria Math"/>
+              <w:sz w:val="24"/>
+            </w:rPr>
+            <m:t>E</m:t>
+          </m:r>
+          <m:r>
+            <w:rPr>
+              <w:rStyle w:val="mopen"/>
+              <w:rFonts w:ascii="Cambria Math" w:hAnsi="Cambria Math"/>
+              <w:sz w:val="24"/>
+            </w:rPr>
+            <m:t>{</m:t>
+          </m:r>
+          <m:sSub>
+            <m:sSubPr>
+              <m:ctrlPr>
+                <w:rPr>
+                  <w:rStyle w:val="mord"/>
+                  <w:rFonts w:ascii="Cambria Math" w:hAnsi="Cambria Math"/>
+                  <w:i/>
+                  <w:sz w:val="24"/>
+                </w:rPr>
+              </m:ctrlPr>
+            </m:sSubPr>
+            <m:e>
+              <m:r>
+                <w:rPr>
+                  <w:rStyle w:val="mord"/>
+                  <w:rFonts w:ascii="Cambria Math" w:hAnsi="Cambria Math"/>
+                  <w:sz w:val="24"/>
+                </w:rPr>
+                <m:t>Y</m:t>
+              </m:r>
+            </m:e>
+            <m:sub>
+              <m:r>
+                <w:rPr>
+                  <w:rStyle w:val="mord"/>
+                  <w:rFonts w:ascii="Cambria Math" w:hAnsi="Cambria Math"/>
+                  <w:sz w:val="24"/>
+                </w:rPr>
+                <m:t>1</m:t>
+              </m:r>
+            </m:sub>
+          </m:sSub>
+          <m:r>
+            <w:rPr>
+              <w:rStyle w:val="vlist-s"/>
+              <w:rFonts w:ascii="Cambria Math" w:hAnsi="Cambria Math"/>
+              <w:sz w:val="24"/>
+            </w:rPr>
+            <m:t>​</m:t>
+          </m:r>
+          <m:r>
+            <w:rPr>
+              <w:rStyle w:val="mopen"/>
+              <w:rFonts w:ascii="Cambria Math" w:hAnsi="Cambria Math"/>
+              <w:sz w:val="24"/>
+            </w:rPr>
+            <m:t>(</m:t>
+          </m:r>
+          <m:r>
+            <w:rPr>
+              <w:rStyle w:val="mord"/>
+              <w:rFonts w:ascii="Cambria Math" w:hAnsi="Cambria Math"/>
+              <w:sz w:val="24"/>
+            </w:rPr>
+            <m:t>f</m:t>
+          </m:r>
+          <m:r>
+            <w:rPr>
+              <w:rStyle w:val="mclose"/>
+              <w:rFonts w:ascii="Cambria Math" w:hAnsi="Cambria Math"/>
+              <w:sz w:val="24"/>
+            </w:rPr>
+            <m:t>)</m:t>
+          </m:r>
+          <m:sSup>
+            <m:sSupPr>
+              <m:ctrlPr>
+                <w:rPr>
+                  <w:rStyle w:val="mord"/>
+                  <w:rFonts w:ascii="Cambria Math" w:hAnsi="Cambria Math"/>
+                  <w:i/>
+                  <w:sz w:val="24"/>
+                </w:rPr>
+              </m:ctrlPr>
+            </m:sSupPr>
+            <m:e>
+              <m:sSub>
+                <m:sSubPr>
+                  <m:ctrlPr>
+                    <w:rPr>
+                      <w:rStyle w:val="mord"/>
+                      <w:rFonts w:ascii="Cambria Math" w:hAnsi="Cambria Math"/>
+                      <w:i/>
+                      <w:sz w:val="24"/>
+                    </w:rPr>
+                  </m:ctrlPr>
+                </m:sSubPr>
+                <m:e>
+                  <m:r>
+                    <w:rPr>
+                      <w:rStyle w:val="mord"/>
+                      <w:rFonts w:ascii="Cambria Math" w:hAnsi="Cambria Math"/>
+                      <w:sz w:val="24"/>
+                    </w:rPr>
+                    <m:t>Y</m:t>
+                  </m:r>
+                </m:e>
+                <m:sub>
+                  <m:r>
+                    <w:rPr>
+                      <w:rStyle w:val="mord"/>
+                      <w:rFonts w:ascii="Cambria Math" w:hAnsi="Cambria Math"/>
+                      <w:sz w:val="24"/>
+                    </w:rPr>
+                    <m:t>2</m:t>
+                  </m:r>
+                </m:sub>
+              </m:sSub>
+            </m:e>
+            <m:sup>
+              <m:r>
+                <w:rPr>
+                  <w:rStyle w:val="mord"/>
+                  <w:rFonts w:ascii="Cambria Math" w:hAnsi="Cambria Math"/>
+                  <w:sz w:val="24"/>
+                </w:rPr>
+                <m:t>*</m:t>
+              </m:r>
+            </m:sup>
+          </m:sSup>
+          <m:r>
+            <w:rPr>
+              <w:rStyle w:val="vlist-s"/>
+              <w:rFonts w:ascii="Cambria Math" w:hAnsi="Cambria Math"/>
+              <w:sz w:val="24"/>
+            </w:rPr>
+            <m:t>​</m:t>
+          </m:r>
+          <m:r>
+            <w:rPr>
+              <w:rStyle w:val="mopen"/>
+              <w:rFonts w:ascii="Cambria Math" w:hAnsi="Cambria Math"/>
+              <w:sz w:val="24"/>
+            </w:rPr>
+            <m:t>(</m:t>
+          </m:r>
+          <m:r>
+            <w:rPr>
+              <w:rStyle w:val="mord"/>
+              <w:rFonts w:ascii="Cambria Math" w:hAnsi="Cambria Math"/>
+              <w:sz w:val="24"/>
+            </w:rPr>
+            <m:t>f</m:t>
+          </m:r>
+          <m:r>
+            <w:rPr>
+              <w:rStyle w:val="mclose"/>
+              <w:rFonts w:ascii="Cambria Math" w:hAnsi="Cambria Math"/>
+              <w:sz w:val="24"/>
+            </w:rPr>
+            <m:t>)}</m:t>
+          </m:r>
+          <m:r>
+            <w:rPr>
+              <w:rStyle w:val="mrel"/>
+              <w:rFonts w:ascii="Cambria Math" w:hAnsi="Cambria Math"/>
+              <w:sz w:val="24"/>
+            </w:rPr>
+            <m:t>→</m:t>
+          </m:r>
+          <m:sSub>
+            <m:sSubPr>
+              <m:ctrlPr>
+                <w:rPr>
+                  <w:rStyle w:val="mord"/>
+                  <w:rFonts w:ascii="Cambria Math" w:hAnsi="Cambria Math"/>
+                  <w:i/>
+                  <w:sz w:val="24"/>
+                </w:rPr>
+              </m:ctrlPr>
+            </m:sSubPr>
+            <m:e>
+              <m:r>
+                <w:rPr>
+                  <w:rStyle w:val="mord"/>
+                  <w:rFonts w:ascii="Cambria Math" w:hAnsi="Cambria Math"/>
+                  <w:sz w:val="24"/>
+                </w:rPr>
+                <m:t>S</m:t>
+              </m:r>
+            </m:e>
+            <m:sub>
+              <m:r>
+                <w:rPr>
+                  <w:rStyle w:val="mord"/>
+                  <w:rFonts w:ascii="Cambria Math" w:hAnsi="Cambria Math"/>
+                  <w:sz w:val="24"/>
+                </w:rPr>
+                <m:t>D</m:t>
+              </m:r>
+            </m:sub>
+          </m:sSub>
+          <m:r>
+            <w:rPr>
+              <w:rStyle w:val="vlist-s"/>
+              <w:rFonts w:ascii="Cambria Math" w:hAnsi="Cambria Math"/>
+              <w:sz w:val="24"/>
+            </w:rPr>
+            <m:t>​</m:t>
+          </m:r>
+          <m:r>
+            <w:rPr>
+              <w:rStyle w:val="mopen"/>
+              <w:rFonts w:ascii="Cambria Math" w:hAnsi="Cambria Math"/>
+              <w:sz w:val="24"/>
+            </w:rPr>
+            <m:t>(</m:t>
+          </m:r>
+          <m:r>
+            <w:rPr>
+              <w:rStyle w:val="mord"/>
+              <w:rFonts w:ascii="Cambria Math" w:hAnsi="Cambria Math"/>
+              <w:sz w:val="24"/>
+            </w:rPr>
+            <m:t>f</m:t>
+          </m:r>
+          <m:r>
+            <w:rPr>
+              <w:rStyle w:val="mclose"/>
+              <w:rFonts w:ascii="Cambria Math" w:hAnsi="Cambria Math"/>
+              <w:sz w:val="24"/>
+            </w:rPr>
+            <m:t>)</m:t>
+          </m:r>
+        </m:oMath>
+      </m:oMathPara>
+    </w:p>
+    <w:p>
+      <w:r>
+        <w:t xml:space="preserve">Bu sayede referans </w:t>
+      </w:r>
+      <w:proofErr w:type="spellStart"/>
+      <w:r>
+        <w:t>osilatörlerinin</w:t>
+      </w:r>
+      <w:proofErr w:type="spellEnd"/>
+      <w:r>
+        <w:t xml:space="preserve"> gürültü seviyesinin altında kalan DUT faz gürültüsü ölçülebilir. </w:t>
+      </w:r>
+      <w:proofErr w:type="spellStart"/>
+      <w:r>
+        <w:t>İterasyon</w:t>
+      </w:r>
+      <w:proofErr w:type="spellEnd"/>
+      <w:r>
+        <w:t xml:space="preserve"> sayısı arttıkça referans gürültüsünün etkisi azalır; ancak ölçüm süresi </w:t>
+      </w:r>
+      <w:proofErr w:type="spellStart"/>
+      <w:r>
+        <w:t>iterasyon</w:t>
+      </w:r>
+      <w:proofErr w:type="spellEnd"/>
+      <w:r>
+        <w:t xml:space="preserve"> sayısı ile doğru orantılı olarak </w:t>
+      </w:r>
+      <w:r>
+        <w:t>uzar</w:t>
+      </w:r>
+      <w:r>
+        <w:t>.</w:t>
+      </w:r>
+    </w:p>
+    <w:p>
+      <w:pPr>
+        <w:jc w:val="center"/>
+      </w:pPr>
+      <w:r>
+        <w:drawing>
+          <wp:inline distT="0" distB="0" distL="0" distR="0" wp14:anchorId="3714CB9F" wp14:editId="49FAB796">
+            <wp:extent cx="4333875" cy="2519017"/>
+            <wp:effectExtent l="0" t="0" r="0" b="0"/>
+            <wp:docPr id="4" name="Picture 4"/>
+            <wp:cNvGraphicFramePr>
+              <a:graphicFrameLocks xmlns:a="http://schemas.openxmlformats.org/drawingml/2006/main" noChangeAspect="1"/>
+            </wp:cNvGraphicFramePr>
+            <a:graphic xmlns:a="http://schemas.openxmlformats.org/drawingml/2006/main">
+              <a:graphicData uri="http://schemas.openxmlformats.org/drawingml/2006/picture">
+                <pic:pic xmlns:pic="http://schemas.openxmlformats.org/drawingml/2006/picture">
+                  <pic:nvPicPr>
+                    <pic:cNvPr id="1" name=""/>
+                    <pic:cNvPicPr/>
+                  </pic:nvPicPr>
+                  <pic:blipFill>
+                    <a:blip r:embed="rId11"/>
+                    <a:stretch>
+                      <a:fillRect/>
+                    </a:stretch>
+                  </pic:blipFill>
+                  <pic:spPr>
+                    <a:xfrm>
+                      <a:off x="0" y="0"/>
+                      <a:ext cx="4342610" cy="2524094"/>
+                    </a:xfrm>
+                    <a:prstGeom prst="rect">
+                      <a:avLst/>
+                    </a:prstGeom>
+                  </pic:spPr>
+                </pic:pic>
+              </a:graphicData>
+            </a:graphic>
+          </wp:inline>
+        </w:drawing>
+      </w:r>
+    </w:p>
+    <w:p>
+      <w:pPr>
+        <w:jc w:val="center"/>
+        <w:rPr>
+          <w:i/>
+          <w:sz w:val="18"/>
+        </w:rPr>
+      </w:pPr>
+      <w:r>
+        <w:rPr>
+          <w:i/>
+          <w:sz w:val="18"/>
+        </w:rPr>
+        <w:t>Şekil 4.</w:t>
+      </w:r>
+      <w:r>
+        <w:rPr>
+          <w:i/>
+          <w:sz w:val="18"/>
+        </w:rPr>
+        <w:t>3</w:t>
+      </w:r>
+      <w:r>
+        <w:rPr>
+          <w:i/>
+          <w:sz w:val="18"/>
+        </w:rPr>
+        <w:t xml:space="preserve"> – </w:t>
+      </w:r>
+      <w:r>
+        <w:rPr>
+          <w:i/>
+          <w:sz w:val="18"/>
+        </w:rPr>
+        <w:t>Cross-</w:t>
+      </w:r>
+      <w:proofErr w:type="spellStart"/>
+      <w:r>
+        <w:rPr>
+          <w:i/>
+          <w:sz w:val="18"/>
+        </w:rPr>
+        <w:t>Correlation</w:t>
+      </w:r>
+      <w:proofErr w:type="spellEnd"/>
+      <w:r>
+        <w:rPr>
+          <w:i/>
+          <w:sz w:val="18"/>
+        </w:rPr>
+        <w:t xml:space="preserve"> ile Faz Detektörü </w:t>
+      </w:r>
+      <w:r>
+        <w:rPr>
+          <w:i/>
+          <w:sz w:val="18"/>
+        </w:rPr>
+        <w:t>Blok Diyagramı</w:t>
+      </w:r>
+    </w:p>
+    <w:p/>
+    <w:p>
+      <w:pPr>
+        <w:pStyle w:val="Heading2"/>
+        <w:rPr>
+          <w:b/>
+        </w:rPr>
+      </w:pPr>
+      <w:r>
+        <w:rPr>
+          <w:b/>
+        </w:rPr>
+        <w:t xml:space="preserve">4.4. Diğer </w:t>
+      </w:r>
+      <w:r>
+        <w:rPr>
+          <w:b/>
+        </w:rPr>
+        <w:t>y</w:t>
+      </w:r>
+      <w:r>
+        <w:rPr>
+          <w:b/>
+        </w:rPr>
+        <w:t>öntemler</w:t>
+      </w:r>
+    </w:p>
+    <w:p>
+      <w:r>
+        <w:rPr>
+          <w:b/>
+        </w:rPr>
+        <w:t>Gecikme hattı ayırıcısı</w:t>
+      </w:r>
+      <w:r>
+        <w:t xml:space="preserve"> yönteminde DUT sinyali iki kola ayrılarak kollardan biri geciktirilir ve frekans değişimleri faz değişimine dönüştürülür.</w:t>
+      </w:r>
+    </w:p>
+    <w:p>
+      <w:r>
+        <w:rPr>
+          <w:b/>
+        </w:rPr>
+        <w:t xml:space="preserve">Dijital faz </w:t>
+      </w:r>
+      <w:proofErr w:type="spellStart"/>
+      <w:r>
+        <w:rPr>
+          <w:b/>
+        </w:rPr>
+        <w:t>demodülasyonunda</w:t>
+      </w:r>
+      <w:proofErr w:type="spellEnd"/>
+      <w:r>
+        <w:t xml:space="preserve"> ise işaret sayısallaştırılarak I/Q bileşenlerinden anlık faz hesaplanır.</w:t>
+      </w:r>
+    </w:p>
+    <w:p>
+      <w:r>
+        <w:t xml:space="preserve">Bu yöntemler farklı uygulamalarda avantajlı olsa da bu çalışmanın odağını faz detektörü tabanlı </w:t>
+      </w:r>
+      <w:proofErr w:type="spellStart"/>
+      <w:r>
+        <w:t>cross-correlation</w:t>
+      </w:r>
+      <w:proofErr w:type="spellEnd"/>
+      <w:r>
+        <w:t xml:space="preserve"> yöntemi oluşturmaktadır.</w:t>
+      </w:r>
+    </w:p>
+    <w:p/>
+    <w:p>
+      <w:pPr>
+        <w:pStyle w:val="Heading1"/>
+        <w:numPr>
+          <w:ilvl w:val="0"/>
+          <w:numId w:val="1"/>
+        </w:numPr>
+        <w:rPr>
+          <w:b/>
+        </w:rPr>
+      </w:pPr>
+      <w:r>
+        <w:rPr>
+          <w:b/>
+        </w:rPr>
+        <w:t>Cross-</w:t>
+      </w:r>
+      <w:proofErr w:type="spellStart"/>
+      <w:r>
+        <w:rPr>
+          <w:b/>
+        </w:rPr>
+        <w:t>Correlation</w:t>
+      </w:r>
+      <w:proofErr w:type="spellEnd"/>
+      <w:r>
+        <w:rPr>
+          <w:b/>
+        </w:rPr>
+        <w:t xml:space="preserve"> </w:t>
+      </w:r>
+      <w:r>
+        <w:rPr>
+          <w:b/>
+        </w:rPr>
+        <w:t>Faz Gürültüsü Analizörünün</w:t>
+      </w:r>
+      <w:r>
+        <w:rPr>
+          <w:b/>
+        </w:rPr>
+        <w:t xml:space="preserve"> Modeli</w:t>
+      </w:r>
+    </w:p>
+    <w:p>
+      <w:pPr>
+        <w:pStyle w:val="Heading2"/>
+        <w:rPr>
+          <w:b/>
+        </w:rPr>
+      </w:pPr>
+      <w:r>
+        <w:rPr>
+          <w:b/>
+        </w:rPr>
+        <w:t>5.1. Genel sistem yapısı</w:t>
+      </w:r>
+    </w:p>
+    <w:p>
+      <w:r>
+        <w:t xml:space="preserve">Bu çalışmada DUT faz gürültüsünü ölçmek için karakter olarak aynı fakat birbirinden bağımsız iki referans </w:t>
+      </w:r>
+      <w:proofErr w:type="spellStart"/>
+      <w:r>
+        <w:t>osilatörü</w:t>
+      </w:r>
+      <w:proofErr w:type="spellEnd"/>
+      <w:r>
+        <w:t xml:space="preserve"> kullanılmıştır. DUT sinyali iki faz detektörüne ortak olarak uygulanmıştır.</w:t>
+      </w:r>
+    </w:p>
+    <w:p/>
+    <w:p>
+      <w:pPr>
+        <w:jc w:val="center"/>
+      </w:pPr>
+      <w:r>
+        <w:rPr>
+          <w:noProof/>
+        </w:rPr>
+        <w:drawing>
+          <wp:inline distT="0" distB="0" distL="0" distR="0">
+            <wp:extent cx="3659573" cy="4825972"/>
+            <wp:effectExtent l="0" t="0" r="0" b="0"/>
+            <wp:docPr id="7" name="Picture 7"/>
+            <wp:cNvGraphicFramePr>
+              <a:graphicFrameLocks xmlns:a="http://schemas.openxmlformats.org/drawingml/2006/main" noChangeAspect="1"/>
+            </wp:cNvGraphicFramePr>
+            <a:graphic xmlns:a="http://schemas.openxmlformats.org/drawingml/2006/main">
+              <a:graphicData uri="http://schemas.openxmlformats.org/drawingml/2006/picture">
+                <pic:pic xmlns:pic="http://schemas.openxmlformats.org/drawingml/2006/picture">
+                  <pic:nvPicPr>
+                    <pic:cNvPr id="0" name="Picture 1"/>
+                    <pic:cNvPicPr>
+                      <a:picLocks noChangeAspect="1" noChangeArrowheads="1"/>
+                    </pic:cNvPicPr>
+                  </pic:nvPicPr>
+                  <pic:blipFill>
+                    <a:blip r:embed="rId12">
+                      <a:extLst>
+                        <a:ext uri="{28A0092B-C50C-407E-A947-70E740481C1C}">
+                          <a14:useLocalDpi xmlns:a14="http://schemas.microsoft.com/office/drawing/2010/main" val="0"/>
+                        </a:ext>
+                      </a:extLst>
+                    </a:blip>
+                    <a:stretch>
+                      <a:fillRect/>
+                    </a:stretch>
+                  </pic:blipFill>
+                  <pic:spPr bwMode="auto">
+                    <a:xfrm>
+                      <a:off x="0" y="0"/>
+                      <a:ext cx="3659573" cy="4825972"/>
+                    </a:xfrm>
+                    <a:prstGeom prst="rect">
+                      <a:avLst/>
+                    </a:prstGeom>
+                    <a:noFill/>
+                    <a:ln>
+                      <a:noFill/>
+                    </a:ln>
+                  </pic:spPr>
+                </pic:pic>
+              </a:graphicData>
+            </a:graphic>
+          </wp:inline>
+        </w:drawing>
+      </w:r>
+    </w:p>
+    <w:p>
+      <w:pPr>
+        <w:jc w:val="center"/>
+        <w:rPr>
+          <w:i/>
+          <w:sz w:val="18"/>
+        </w:rPr>
+      </w:pPr>
+      <w:r>
+        <w:rPr>
+          <w:i/>
+          <w:sz w:val="18"/>
+        </w:rPr>
+        <w:t>Şekil 5.1</w:t>
+      </w:r>
+      <w:r>
+        <w:rPr>
+          <w:i/>
+          <w:sz w:val="18"/>
+        </w:rPr>
+        <w:t xml:space="preserve"> </w:t>
+      </w:r>
+      <w:r>
+        <w:rPr>
+          <w:i/>
+          <w:sz w:val="18"/>
+        </w:rPr>
+        <w:t>–</w:t>
+      </w:r>
+      <w:r>
+        <w:rPr>
+          <w:i/>
+          <w:sz w:val="18"/>
+        </w:rPr>
+        <w:t xml:space="preserve"> İki bağımsız referans kullanan </w:t>
+      </w:r>
+      <w:proofErr w:type="spellStart"/>
+      <w:r>
+        <w:rPr>
+          <w:i/>
+          <w:sz w:val="18"/>
+        </w:rPr>
+        <w:t>cross-correlation</w:t>
+      </w:r>
+      <w:proofErr w:type="spellEnd"/>
+      <w:r>
+        <w:rPr>
+          <w:i/>
+          <w:sz w:val="18"/>
+        </w:rPr>
+        <w:t xml:space="preserve"> faz gürültüsü analizörünün blok diyagramı.</w:t>
+      </w:r>
+    </w:p>
+    <w:p>
+      <w:pPr>
+        <w:rPr>
+          <w:i/>
+          <w:sz w:val="18"/>
+        </w:rPr>
+      </w:pPr>
+    </w:p>
+    <w:p>
+      <w:pPr>
+        <w:pStyle w:val="Heading2"/>
+        <w:rPr>
+          <w:b/>
+        </w:rPr>
+      </w:pPr>
+      <w:r>
+        <w:rPr>
+          <w:b/>
+        </w:rPr>
+        <w:t xml:space="preserve">5.2. Modelin </w:t>
+      </w:r>
+      <w:proofErr w:type="spellStart"/>
+      <w:r>
+        <w:rPr>
+          <w:b/>
+        </w:rPr>
+        <w:t>Octave</w:t>
+      </w:r>
+      <w:proofErr w:type="spellEnd"/>
+      <w:r>
+        <w:rPr>
+          <w:b/>
+        </w:rPr>
+        <w:t xml:space="preserve"> ortamına uygulanması</w:t>
+      </w:r>
+    </w:p>
+    <w:p>
+      <w:pPr>
+        <w:rPr>
+          <w:rFonts w:eastAsiaTheme="minorEastAsia"/>
+        </w:rPr>
+      </w:pPr>
+      <w:r>
+        <w:t xml:space="preserve">Simülasyonda DUT ve iki referans için bağımsız </w:t>
+      </w:r>
+      <m:oMath>
+        <m:r>
+          <w:rPr>
+            <w:rFonts w:ascii="Cambria Math" w:hAnsi="Cambria Math"/>
+          </w:rPr>
+          <m:t>1/</m:t>
+        </m:r>
+        <m:sSup>
+          <m:sSupPr>
+            <m:ctrlPr>
+              <w:rPr>
+                <w:rFonts w:ascii="Cambria Math" w:hAnsi="Cambria Math"/>
+                <w:i/>
+              </w:rPr>
+            </m:ctrlPr>
+          </m:sSupPr>
+          <m:e>
+            <m:r>
+              <w:rPr>
+                <w:rFonts w:ascii="Cambria Math" w:hAnsi="Cambria Math"/>
+              </w:rPr>
+              <m:t>f</m:t>
+            </m:r>
+          </m:e>
+          <m:sup>
+            <m:r>
+              <w:rPr>
+                <w:rFonts w:ascii="Cambria Math" w:hAnsi="Cambria Math"/>
+              </w:rPr>
+              <m:t>3</m:t>
+            </m:r>
+          </m:sup>
+        </m:sSup>
+      </m:oMath>
+      <w:r>
+        <w:rPr>
+          <w:rFonts w:eastAsiaTheme="minorEastAsia"/>
+        </w:rPr>
+        <w:t xml:space="preserve"> faz gürültüsü realizasyonları oluşturulmuştur. Her </w:t>
+      </w:r>
+      <w:proofErr w:type="spellStart"/>
+      <w:r>
+        <w:rPr>
+          <w:rFonts w:eastAsiaTheme="minorEastAsia"/>
+        </w:rPr>
+        <w:t>iterasyonda</w:t>
+      </w:r>
+      <w:proofErr w:type="spellEnd"/>
+      <w:r>
+        <w:rPr>
+          <w:rFonts w:eastAsiaTheme="minorEastAsia"/>
+        </w:rPr>
+        <w:t xml:space="preserve"> yeni realizasyonlar üretilmiş, aynı DUT sinyali ölçüm kanalında ortak olarak kullanılmıştır. Referanslar </w:t>
+      </w:r>
+      <w:proofErr w:type="spellStart"/>
+      <w:r>
+        <w:rPr>
+          <w:rFonts w:eastAsiaTheme="minorEastAsia"/>
+        </w:rPr>
+        <w:t>DUT’ye</w:t>
+      </w:r>
+      <w:proofErr w:type="spellEnd"/>
+      <w:r>
+        <w:rPr>
+          <w:rFonts w:eastAsiaTheme="minorEastAsia"/>
+        </w:rPr>
+        <w:t xml:space="preserve"> göre 90</w:t>
+      </w:r>
+      <w:r>
+        <w:rPr>
+          <w:rFonts w:eastAsiaTheme="minorEastAsia"/>
+        </w:rPr>
+        <w:t>°</w:t>
+      </w:r>
+      <w:r>
+        <w:rPr>
+          <w:rFonts w:eastAsiaTheme="minorEastAsia"/>
+        </w:rPr>
+        <w:t xml:space="preserve"> faz kaydırılarak faz detektörlerine uygulanmıştır.</w:t>
+      </w:r>
+    </w:p>
+    <w:p>
+      <w:r>
+        <w:t xml:space="preserve">Faz Detektörü çıkışları dördüncü </w:t>
+      </w:r>
+      <w:r>
+        <w:t xml:space="preserve">dereceden </w:t>
+      </w:r>
+      <w:proofErr w:type="spellStart"/>
+      <w:r>
+        <w:t>Butterworth</w:t>
+      </w:r>
+      <w:proofErr w:type="spellEnd"/>
+      <w:r>
+        <w:t xml:space="preserve"> filtreden geçirilip, DC bileşenleri çıkarılmıştır. Bu projede ADC </w:t>
+      </w:r>
+      <w:proofErr w:type="spellStart"/>
+      <w:r>
+        <w:t>kuantizasyonu</w:t>
+      </w:r>
+      <w:proofErr w:type="spellEnd"/>
+      <w:r>
+        <w:t xml:space="preserve"> modellenmedi ve filtre çıkışları doğrudan sayısal diziler olarak işlendi.</w:t>
+      </w:r>
+    </w:p>
+    <w:p>
+      <w:r>
+        <w:t xml:space="preserve">İki kanalın </w:t>
+      </w:r>
+      <w:proofErr w:type="spellStart"/>
+      <w:r>
+        <w:t>cross-PSD’si</w:t>
+      </w:r>
+      <w:proofErr w:type="spellEnd"/>
+      <w:r>
+        <w:t xml:space="preserve"> doğrudan FFT kullanılarak hesaplanmış ve kompleks sonuçlar </w:t>
+      </w:r>
+      <w:proofErr w:type="spellStart"/>
+      <w:r>
+        <w:t>iteraston</w:t>
+      </w:r>
+      <w:proofErr w:type="spellEnd"/>
+      <w:r>
+        <w:t xml:space="preserve"> boyunca ortalanmıştır. Projenin erken aşamalarında </w:t>
+      </w:r>
+      <w:proofErr w:type="spellStart"/>
+      <w:proofErr w:type="gramStart"/>
+      <w:r>
+        <w:t>xcorr</w:t>
+      </w:r>
+      <w:proofErr w:type="spellEnd"/>
+      <w:r>
+        <w:t>(</w:t>
+      </w:r>
+      <w:proofErr w:type="gramEnd"/>
+      <w:r>
+        <w:t xml:space="preserve">) fonksiyonu kullanıldı fakat örnek ve </w:t>
+      </w:r>
+      <w:proofErr w:type="spellStart"/>
+      <w:r>
+        <w:t>iterasyon</w:t>
+      </w:r>
+      <w:proofErr w:type="spellEnd"/>
+      <w:r>
+        <w:t xml:space="preserve"> sayılarının artması ile beraber süresi uzayan simülasyonların kısaltılması amacı ile optimizasyon amaçlı olarak doğrudan FFT yöntemine geçildi.</w:t>
+      </w:r>
+    </w:p>
+    <w:p>
+      <w:r>
+        <w:t xml:space="preserve">Elde edilen sonuç, simülasyonda kullanılan gerçek DUT faz dizisinin ortalama </w:t>
+      </w:r>
+      <w:proofErr w:type="spellStart"/>
+      <w:r>
+        <w:t>periodogramıyla</w:t>
+      </w:r>
+      <w:proofErr w:type="spellEnd"/>
+      <w:r>
+        <w:t xml:space="preserve"> karşılaştırıldı. Karşılaştırmada SSB faz gürültüsü, ortalama genlik hatası ve faz detektörü düzeltme katsayısı kullanıldı.</w:t>
+      </w:r>
+    </w:p>
+    <w:p/>
+    <w:p>
+      <w:pPr>
+        <w:pStyle w:val="Heading1"/>
+        <w:numPr>
+          <w:ilvl w:val="0"/>
+          <w:numId w:val="1"/>
+        </w:numPr>
+        <w:rPr>
+          <w:b/>
+        </w:rPr>
+      </w:pPr>
+      <w:proofErr w:type="spellStart"/>
+      <w:r>
+        <w:rPr>
+          <w:b/>
+        </w:rPr>
+        <w:t>Octave</w:t>
+      </w:r>
+      <w:proofErr w:type="spellEnd"/>
+      <w:r>
+        <w:rPr>
+          <w:b/>
+        </w:rPr>
+        <w:t xml:space="preserve"> Modelinin Yapısı ve Optimizasyonlar</w:t>
+      </w:r>
+    </w:p>
+    <w:p>
+      <w:pPr>
+        <w:pStyle w:val="Heading2"/>
+        <w:rPr>
+          <w:b/>
+        </w:rPr>
+      </w:pPr>
+      <w:r>
+        <w:rPr>
+          <w:b/>
+        </w:rPr>
+        <w:t>6.1 Modelin fonksiyon akışı</w:t>
+      </w:r>
+    </w:p>
+    <w:p>
+      <w:pPr>
+        <w:jc w:val="center"/>
+      </w:pPr>
+      <w:r>
+        <w:br/>
+      </w:r>
+      <w:r>
+        <w:rPr>
+          <w:noProof/>
+        </w:rPr>
+        <w:drawing>
+          <wp:inline distT="0" distB="0" distL="0" distR="0">
+            <wp:extent cx="4672616" cy="3083442"/>
+            <wp:effectExtent l="0" t="0" r="0" b="3175"/>
+            <wp:docPr id="9" name="Picture 9"/>
+            <wp:cNvGraphicFramePr>
+              <a:graphicFrameLocks xmlns:a="http://schemas.openxmlformats.org/drawingml/2006/main" noChangeAspect="1"/>
+            </wp:cNvGraphicFramePr>
+            <a:graphic xmlns:a="http://schemas.openxmlformats.org/drawingml/2006/main">
+              <a:graphicData uri="http://schemas.openxmlformats.org/drawingml/2006/picture">
+                <pic:pic xmlns:pic="http://schemas.openxmlformats.org/drawingml/2006/picture">
+                  <pic:nvPicPr>
+                    <pic:cNvPr id="0" name="Picture 2"/>
+                    <pic:cNvPicPr>
+                      <a:picLocks noChangeAspect="1" noChangeArrowheads="1"/>
+                    </pic:cNvPicPr>
+                  </pic:nvPicPr>
+                  <pic:blipFill>
+                    <a:blip r:embed="rId13">
+                      <a:extLst>
+                        <a:ext uri="{28A0092B-C50C-407E-A947-70E740481C1C}">
+                          <a14:useLocalDpi xmlns:a14="http://schemas.microsoft.com/office/drawing/2010/main" val="0"/>
+                        </a:ext>
+                      </a:extLst>
+                    </a:blip>
+                    <a:srcRect/>
+                    <a:stretch>
+                      <a:fillRect/>
+                    </a:stretch>
+                  </pic:blipFill>
+                  <pic:spPr bwMode="auto">
+                    <a:xfrm>
+                      <a:off x="0" y="0"/>
+                      <a:ext cx="4686239" cy="3092432"/>
+                    </a:xfrm>
+                    <a:prstGeom prst="rect">
+                      <a:avLst/>
+                    </a:prstGeom>
+                    <a:noFill/>
+                    <a:ln>
+                      <a:noFill/>
+                    </a:ln>
+                  </pic:spPr>
+                </pic:pic>
+              </a:graphicData>
+            </a:graphic>
+          </wp:inline>
+        </w:drawing>
+      </w:r>
+    </w:p>
+    <w:p>
+      <w:pPr>
+        <w:jc w:val="center"/>
+        <w:rPr>
+          <w:i/>
+          <w:sz w:val="18"/>
+        </w:rPr>
+      </w:pPr>
+      <w:r>
+        <w:rPr>
+          <w:i/>
+          <w:sz w:val="18"/>
+        </w:rPr>
+        <w:t xml:space="preserve">Şekil 6.1 </w:t>
+      </w:r>
+      <w:r>
+        <w:rPr>
+          <w:i/>
+          <w:sz w:val="18"/>
+        </w:rPr>
+        <w:t>–</w:t>
+      </w:r>
+      <w:r>
+        <w:rPr>
+          <w:i/>
+          <w:sz w:val="18"/>
+        </w:rPr>
+        <w:t xml:space="preserve"> </w:t>
+      </w:r>
+      <w:r>
+        <w:rPr>
+          <w:i/>
+          <w:sz w:val="18"/>
+        </w:rPr>
+        <w:t>Parametrik karşılaştırma fonksiyonu genel akışı</w:t>
+      </w:r>
+    </w:p>
+    <w:p>
+      <w:proofErr w:type="spellStart"/>
+      <w:proofErr w:type="gramStart"/>
+      <w:r>
+        <w:rPr>
+          <w:rFonts w:ascii="Cascadia Mono SemiLight" w:hAnsi="Cascadia Mono SemiLight"/>
+          <w:highlight w:val="lightGray"/>
+        </w:rPr>
+        <w:t>run</w:t>
+      </w:r>
+      <w:proofErr w:type="gramEnd"/>
+      <w:r>
+        <w:rPr>
+          <w:rFonts w:ascii="Cascadia Mono SemiLight" w:hAnsi="Cascadia Mono SemiLight"/>
+          <w:highlight w:val="lightGray"/>
+        </w:rPr>
+        <w:t>_comparisons.m</w:t>
+      </w:r>
+      <w:proofErr w:type="spellEnd"/>
+      <w:r>
+        <w:t xml:space="preserve"> </w:t>
+      </w:r>
+      <w:r>
+        <w:t xml:space="preserve">test edilecek parametreleri tanımlarken </w:t>
+      </w:r>
+      <w:proofErr w:type="spellStart"/>
+      <w:r>
+        <w:rPr>
+          <w:rFonts w:ascii="Cascadia Mono SemiLight" w:hAnsi="Cascadia Mono SemiLight"/>
+          <w:highlight w:val="lightGray"/>
+        </w:rPr>
+        <w:t>run_comparisons_main.m</w:t>
+      </w:r>
+      <w:proofErr w:type="spellEnd"/>
+      <w:r>
+        <w:t xml:space="preserve"> her değeri bağımsız olarak çalıştırmakta ve sonuçları kaydetmektedir. Ana hesaplamalar </w:t>
+      </w:r>
+      <w:proofErr w:type="spellStart"/>
+      <w:r>
+        <w:rPr>
+          <w:rFonts w:ascii="Cascadia Mono SemiLight" w:hAnsi="Cascadia Mono SemiLight"/>
+          <w:highlight w:val="lightGray"/>
+        </w:rPr>
+        <w:t>run_simulation.m</w:t>
+      </w:r>
+      <w:proofErr w:type="spellEnd"/>
+      <w:r>
+        <w:t xml:space="preserve"> içinde gerçekleştirilmektedir.</w:t>
+      </w:r>
+    </w:p>
+    <w:p>
+      <w:r>
+        <w:t xml:space="preserve">Güncel kodda her </w:t>
+      </w:r>
+      <w:proofErr w:type="spellStart"/>
+      <w:r>
+        <w:t>iterasyonda</w:t>
+      </w:r>
+      <w:proofErr w:type="spellEnd"/>
+      <w:r>
+        <w:t xml:space="preserve"> yeni bir DUT, Ref1 ve Ref2 realizasyonu oluşturulmaktadır. Aynı </w:t>
+      </w:r>
+      <w:proofErr w:type="spellStart"/>
+      <w:r>
+        <w:t>iterasyondaki</w:t>
+      </w:r>
+      <w:proofErr w:type="spellEnd"/>
+      <w:r>
+        <w:t xml:space="preserve"> iki kanal ortak DUT realizasyonunu kullanırken referans realizasyonları birbirinden bağımsızdır.</w:t>
+      </w:r>
+    </w:p>
+    <w:p>
+      <w:pPr>
+        <w:pStyle w:val="Heading2"/>
+        <w:rPr>
+          <w:b/>
+        </w:rPr>
+      </w:pPr>
+      <w:r>
+        <w:rPr>
+          <w:b/>
+        </w:rPr>
+        <w:t>6.2. Yapılan optimizasyonlar</w:t>
+      </w:r>
+    </w:p>
+    <w:tbl>
+      <w:tblPr>
+        <w:tblStyle w:val="GridTable4-Accent3"/>
+        <w:tblpPr w:leftFromText="141" w:rightFromText="141" w:vertAnchor="page" w:horzAnchor="margin" w:tblpXSpec="center" w:tblpY="2516"/>
+        <w:tblW w:w="10199" w:type="dxa"/>
+        <w:tblLook w:val="04A0" w:firstRow="1" w:lastRow="0" w:firstColumn="1" w:lastColumn="0" w:noHBand="0" w:noVBand="1"/>
+      </w:tblPr>
+      <w:tblGrid>
+        <w:gridCol w:w="3399"/>
+        <w:gridCol w:w="3400"/>
+        <w:gridCol w:w="3400"/>
+      </w:tblGrid>
+      <w:tr>
+        <w:trPr>
+          <w:cnfStyle w:val="100000000000" w:firstRow="1" w:lastRow="0" w:firstColumn="0" w:lastColumn="0" w:oddVBand="0" w:evenVBand="0" w:oddHBand="0" w:evenHBand="0" w:firstRowFirstColumn="0" w:firstRowLastColumn="0" w:lastRowFirstColumn="0" w:lastRowLastColumn="0"/>
+          <w:trHeight w:val="314"/>
+        </w:trPr>
+        <w:tc>
+          <w:tcPr>
+            <w:cnfStyle w:val="001000000000" w:firstRow="0" w:lastRow="0" w:firstColumn="1" w:lastColumn="0" w:oddVBand="0" w:evenVBand="0" w:oddHBand="0" w:evenHBand="0" w:firstRowFirstColumn="0" w:firstRowLastColumn="0" w:lastRowFirstColumn="0" w:lastRowLastColumn="0"/>
+            <w:tcW w:w="3399" w:type="dxa"/>
+            <w:tcBorders>
+              <w:bottom w:val="single" w:sz="12" w:space="0" w:color="auto"/>
+            </w:tcBorders>
+            <w:shd w:val="clear" w:color="auto" w:fill="FFFFFF" w:themeFill="background1"/>
+            <w:vAlign w:val="center"/>
+          </w:tcPr>
+          <w:p>
+            <w:pPr>
+              <w:jc w:val="center"/>
+              <w:rPr>
+                <w:color w:val="auto"/>
+                <w:sz w:val="20"/>
+              </w:rPr>
+            </w:pPr>
+            <w:r>
+              <w:rPr>
+                <w:color w:val="auto"/>
+                <w:sz w:val="20"/>
+              </w:rPr>
+              <w:t>Önceki Yöntem</w:t>
+            </w:r>
+          </w:p>
+        </w:tc>
+        <w:tc>
+          <w:tcPr>
+            <w:tcW w:w="3400" w:type="dxa"/>
+            <w:tcBorders>
+              <w:bottom w:val="single" w:sz="12" w:space="0" w:color="auto"/>
+            </w:tcBorders>
+            <w:shd w:val="clear" w:color="auto" w:fill="FFFFFF" w:themeFill="background1"/>
+            <w:vAlign w:val="center"/>
+          </w:tcPr>
+          <w:p>
+            <w:pPr>
+              <w:jc w:val="center"/>
+              <w:cnfStyle w:val="100000000000" w:firstRow="1" w:lastRow="0" w:firstColumn="0" w:lastColumn="0" w:oddVBand="0" w:evenVBand="0" w:oddHBand="0" w:evenHBand="0" w:firstRowFirstColumn="0" w:firstRowLastColumn="0" w:lastRowFirstColumn="0" w:lastRowLastColumn="0"/>
+              <w:rPr>
+                <w:color w:val="auto"/>
+                <w:sz w:val="20"/>
+              </w:rPr>
+            </w:pPr>
+            <w:r>
+              <w:rPr>
+                <w:color w:val="auto"/>
+                <w:sz w:val="20"/>
+              </w:rPr>
+              <w:t>Optimize Edilmiş Yöntem</w:t>
+            </w:r>
+          </w:p>
+        </w:tc>
+        <w:tc>
+          <w:tcPr>
+            <w:tcW w:w="3400" w:type="dxa"/>
+            <w:tcBorders>
+              <w:bottom w:val="single" w:sz="12" w:space="0" w:color="auto"/>
+            </w:tcBorders>
+            <w:shd w:val="clear" w:color="auto" w:fill="FFFFFF" w:themeFill="background1"/>
+            <w:vAlign w:val="center"/>
+          </w:tcPr>
+          <w:p>
+            <w:pPr>
+              <w:jc w:val="center"/>
+              <w:cnfStyle w:val="100000000000" w:firstRow="1" w:lastRow="0" w:firstColumn="0" w:lastColumn="0" w:oddVBand="0" w:evenVBand="0" w:oddHBand="0" w:evenHBand="0" w:firstRowFirstColumn="0" w:firstRowLastColumn="0" w:lastRowFirstColumn="0" w:lastRowLastColumn="0"/>
+              <w:rPr>
+                <w:color w:val="auto"/>
+                <w:sz w:val="20"/>
+              </w:rPr>
+            </w:pPr>
+            <w:r>
+              <w:rPr>
+                <w:color w:val="auto"/>
+                <w:sz w:val="20"/>
+              </w:rPr>
+              <w:t>Kazanım</w:t>
+            </w:r>
+          </w:p>
+        </w:tc>
+      </w:tr>
+      <w:tr>
+        <w:trPr>
+          <w:cnfStyle w:val="000000100000" w:firstRow="0" w:lastRow="0" w:firstColumn="0" w:lastColumn="0" w:oddVBand="0" w:evenVBand="0" w:oddHBand="1" w:evenHBand="0" w:firstRowFirstColumn="0" w:firstRowLastColumn="0" w:lastRowFirstColumn="0" w:lastRowLastColumn="0"/>
+          <w:trHeight w:val="346"/>
+        </w:trPr>
+        <w:tc>
+          <w:tcPr>
+            <w:cnfStyle w:val="001000000000" w:firstRow="0" w:lastRow="0" w:firstColumn="1" w:lastColumn="0" w:oddVBand="0" w:evenVBand="0" w:oddHBand="0" w:evenHBand="0" w:firstRowFirstColumn="0" w:firstRowLastColumn="0" w:lastRowFirstColumn="0" w:lastRowLastColumn="0"/>
+            <w:tcW w:w="3399" w:type="dxa"/>
+            <w:tcBorders>
+              <w:top w:val="single" w:sz="12" w:space="0" w:color="auto"/>
+            </w:tcBorders>
+            <w:vAlign w:val="center"/>
+          </w:tcPr>
+          <w:p>
+            <w:pPr>
+              <w:jc w:val="left"/>
+              <w:rPr>
+                <w:rFonts w:ascii="Cascadia Mono SemiLight" w:hAnsi="Cascadia Mono SemiLight"/>
+                <w:b w:val="0"/>
+                <w:sz w:val="20"/>
+                <w:szCs w:val="20"/>
+              </w:rPr>
+            </w:pPr>
+            <w:proofErr w:type="spellStart"/>
+            <w:proofErr w:type="gramStart"/>
+            <w:r>
+              <w:rPr>
+                <w:rFonts w:ascii="Cascadia Mono SemiLight" w:hAnsi="Cascadia Mono SemiLight"/>
+                <w:b w:val="0"/>
+                <w:sz w:val="18"/>
+                <w:szCs w:val="20"/>
+              </w:rPr>
+              <w:t>xcorr</w:t>
+            </w:r>
+            <w:proofErr w:type="spellEnd"/>
+            <w:proofErr w:type="gramEnd"/>
+            <w:r>
+              <w:rPr>
+                <w:rFonts w:ascii="Cascadia Mono SemiLight" w:hAnsi="Cascadia Mono SemiLight"/>
+                <w:b w:val="0"/>
+                <w:sz w:val="18"/>
+                <w:szCs w:val="20"/>
+              </w:rPr>
+              <w:t xml:space="preserve"> → </w:t>
+            </w:r>
+            <w:proofErr w:type="spellStart"/>
+            <w:r>
+              <w:rPr>
+                <w:rFonts w:ascii="Cascadia Mono SemiLight" w:hAnsi="Cascadia Mono SemiLight"/>
+                <w:b w:val="0"/>
+                <w:sz w:val="18"/>
+                <w:szCs w:val="20"/>
+              </w:rPr>
+              <w:t>ifftshift</w:t>
+            </w:r>
+            <w:proofErr w:type="spellEnd"/>
+            <w:r>
+              <w:rPr>
+                <w:rFonts w:ascii="Cascadia Mono SemiLight" w:hAnsi="Cascadia Mono SemiLight"/>
+                <w:b w:val="0"/>
+                <w:sz w:val="18"/>
+                <w:szCs w:val="20"/>
+              </w:rPr>
+              <w:t xml:space="preserve"> → </w:t>
+            </w:r>
+            <w:proofErr w:type="spellStart"/>
+            <w:r>
+              <w:rPr>
+                <w:rFonts w:ascii="Cascadia Mono SemiLight" w:hAnsi="Cascadia Mono SemiLight"/>
+                <w:b w:val="0"/>
+                <w:sz w:val="18"/>
+                <w:szCs w:val="20"/>
+              </w:rPr>
+              <w:t>fft</w:t>
+            </w:r>
+            <w:proofErr w:type="spellEnd"/>
+          </w:p>
+        </w:tc>
+        <w:tc>
+          <w:tcPr>
+            <w:tcW w:w="3400" w:type="dxa"/>
+            <w:tcBorders>
+              <w:top w:val="single" w:sz="12" w:space="0" w:color="auto"/>
+            </w:tcBorders>
+            <w:vAlign w:val="center"/>
+          </w:tcPr>
+          <w:p>
+            <w:pPr>
+              <w:jc w:val="left"/>
+              <w:cnfStyle w:val="000000100000" w:firstRow="0" w:lastRow="0" w:firstColumn="0" w:lastColumn="0" w:oddVBand="0" w:evenVBand="0" w:oddHBand="1" w:evenHBand="0" w:firstRowFirstColumn="0" w:firstRowLastColumn="0" w:lastRowFirstColumn="0" w:lastRowLastColumn="0"/>
+              <w:rPr>
+                <w:sz w:val="20"/>
+                <w:szCs w:val="20"/>
+              </w:rPr>
+            </w:pPr>
+            <w:r>
+              <w:rPr>
+                <w:sz w:val="20"/>
+                <w:szCs w:val="20"/>
+              </w:rPr>
+              <w:t xml:space="preserve">Doğrudan </w:t>
+            </w:r>
+            <m:oMath>
+              <m:sSub>
+                <m:sSubPr>
+                  <m:ctrlPr>
+                    <w:rPr>
+                      <w:rFonts w:ascii="Cambria Math" w:hAnsi="Cambria Math"/>
+                      <w:i/>
+                      <w:sz w:val="20"/>
+                      <w:szCs w:val="20"/>
+                    </w:rPr>
+                  </m:ctrlPr>
+                </m:sSubPr>
+                <m:e>
+                  <m:r>
+                    <w:rPr>
+                      <w:rFonts w:ascii="Cambria Math" w:hAnsi="Cambria Math"/>
+                      <w:sz w:val="20"/>
+                      <w:szCs w:val="20"/>
+                    </w:rPr>
+                    <m:t>X</m:t>
+                  </m:r>
+                </m:e>
+                <m:sub>
+                  <m:r>
+                    <w:rPr>
+                      <w:rFonts w:ascii="Cambria Math" w:hAnsi="Cambria Math"/>
+                      <w:sz w:val="20"/>
+                      <w:szCs w:val="20"/>
+                    </w:rPr>
+                    <m:t>1</m:t>
+                  </m:r>
+                </m:sub>
+              </m:sSub>
+              <m:sSubSup>
+                <m:sSubSupPr>
+                  <m:ctrlPr>
+                    <w:rPr>
+                      <w:rFonts w:ascii="Cambria Math" w:hAnsi="Cambria Math"/>
+                      <w:i/>
+                      <w:sz w:val="20"/>
+                      <w:szCs w:val="20"/>
+                    </w:rPr>
+                  </m:ctrlPr>
+                </m:sSubSupPr>
+                <m:e>
+                  <m:r>
+                    <w:rPr>
+                      <w:rFonts w:ascii="Cambria Math" w:hAnsi="Cambria Math"/>
+                      <w:sz w:val="20"/>
+                      <w:szCs w:val="20"/>
+                    </w:rPr>
+                    <m:t>X</m:t>
+                  </m:r>
+                </m:e>
+                <m:sub>
+                  <m:r>
+                    <w:rPr>
+                      <w:rFonts w:ascii="Cambria Math" w:hAnsi="Cambria Math"/>
+                      <w:sz w:val="20"/>
+                      <w:szCs w:val="20"/>
+                    </w:rPr>
+                    <m:t>2</m:t>
+                  </m:r>
+                </m:sub>
+                <m:sup>
+                  <m:r>
+                    <w:rPr>
+                      <w:rFonts w:ascii="Cambria Math" w:hAnsi="Cambria Math"/>
+                      <w:sz w:val="20"/>
+                      <w:szCs w:val="20"/>
+                    </w:rPr>
+                    <m:t>*</m:t>
+                  </m:r>
+                </m:sup>
+              </m:sSubSup>
+            </m:oMath>
+          </w:p>
+        </w:tc>
+        <w:tc>
+          <w:tcPr>
+            <w:tcW w:w="3400" w:type="dxa"/>
+            <w:tcBorders>
+              <w:top w:val="single" w:sz="12" w:space="0" w:color="auto"/>
+            </w:tcBorders>
+            <w:vAlign w:val="center"/>
+          </w:tcPr>
+          <w:p>
+            <w:pPr>
+              <w:jc w:val="left"/>
+              <w:cnfStyle w:val="000000100000" w:firstRow="0" w:lastRow="0" w:firstColumn="0" w:lastColumn="0" w:oddVBand="0" w:evenVBand="0" w:oddHBand="1" w:evenHBand="0" w:firstRowFirstColumn="0" w:firstRowLastColumn="0" w:lastRowFirstColumn="0" w:lastRowLastColumn="0"/>
+            </w:pPr>
+            <w:r>
+              <w:t>Daha az işlem</w:t>
+            </w:r>
+          </w:p>
+        </w:tc>
+      </w:tr>
+      <w:tr>
+        <w:trPr>
+          <w:trHeight w:val="382"/>
+        </w:trPr>
+        <w:tc>
+          <w:tcPr>
+            <w:cnfStyle w:val="001000000000" w:firstRow="0" w:lastRow="0" w:firstColumn="1" w:lastColumn="0" w:oddVBand="0" w:evenVBand="0" w:oddHBand="0" w:evenHBand="0" w:firstRowFirstColumn="0" w:firstRowLastColumn="0" w:lastRowFirstColumn="0" w:lastRowLastColumn="0"/>
+            <w:tcW w:w="3399" w:type="dxa"/>
+            <w:vAlign w:val="center"/>
+          </w:tcPr>
+          <w:p>
+            <w:pPr>
+              <w:jc w:val="left"/>
+              <w:rPr>
+                <w:b w:val="0"/>
+                <w:sz w:val="20"/>
+                <w:szCs w:val="20"/>
+              </w:rPr>
+            </w:pPr>
+            <m:oMathPara>
+              <m:oMath>
+                <m:sSub>
+                  <m:sSubPr>
+                    <m:ctrlPr>
+                      <w:rPr>
+                        <w:rFonts w:ascii="Cambria Math" w:hAnsi="Cambria Math"/>
+                        <w:b w:val="0"/>
+                        <w:i/>
+                        <w:sz w:val="20"/>
+                        <w:szCs w:val="20"/>
+                      </w:rPr>
+                    </m:ctrlPr>
+                  </m:sSubPr>
+                  <m:e>
+                    <m:r>
+                      <w:rPr>
+                        <w:rFonts w:ascii="Cambria Math" w:hAnsi="Cambria Math"/>
+                        <w:sz w:val="20"/>
+                        <w:szCs w:val="20"/>
+                      </w:rPr>
+                      <m:t>N</m:t>
+                    </m:r>
+                  </m:e>
+                  <m:sub>
+                    <m:r>
+                      <w:rPr>
+                        <w:rFonts w:ascii="Cambria Math" w:hAnsi="Cambria Math"/>
+                        <w:sz w:val="20"/>
+                        <w:szCs w:val="20"/>
+                      </w:rPr>
+                      <m:t>FFT</m:t>
+                    </m:r>
+                  </m:sub>
+                </m:sSub>
+                <m:r>
+                  <w:rPr>
+                    <w:rFonts w:ascii="Cambria Math" w:hAnsi="Cambria Math"/>
+                    <w:sz w:val="20"/>
+                    <w:szCs w:val="20"/>
+                  </w:rPr>
+                  <m:t>=2</m:t>
+                </m:r>
+                <m:sSub>
+                  <m:sSubPr>
+                    <m:ctrlPr>
+                      <w:rPr>
+                        <w:rFonts w:ascii="Cambria Math" w:hAnsi="Cambria Math"/>
+                        <w:b w:val="0"/>
+                        <w:i/>
+                        <w:sz w:val="20"/>
+                        <w:szCs w:val="20"/>
+                      </w:rPr>
+                    </m:ctrlPr>
+                  </m:sSubPr>
+                  <m:e>
+                    <m:r>
+                      <w:rPr>
+                        <w:rFonts w:ascii="Cambria Math" w:hAnsi="Cambria Math"/>
+                        <w:sz w:val="20"/>
+                        <w:szCs w:val="20"/>
+                      </w:rPr>
+                      <m:t>N</m:t>
+                    </m:r>
+                  </m:e>
+                  <m:sub>
+                    <m:r>
+                      <w:rPr>
+                        <w:rFonts w:ascii="Cambria Math" w:hAnsi="Cambria Math"/>
+                        <w:sz w:val="20"/>
+                        <w:szCs w:val="20"/>
+                      </w:rPr>
+                      <m:t>C</m:t>
+                    </m:r>
+                  </m:sub>
+                </m:sSub>
+                <m:r>
+                  <w:rPr>
+                    <w:rFonts w:ascii="Cambria Math" w:hAnsi="Cambria Math"/>
+                    <w:sz w:val="20"/>
+                    <w:szCs w:val="20"/>
+                  </w:rPr>
+                  <m:t>-</m:t>
+                </m:r>
+                <m:r>
+                  <w:rPr>
+                    <w:rFonts w:ascii="Cambria Math" w:eastAsiaTheme="minorEastAsia" w:hAnsi="Cambria Math"/>
+                    <w:sz w:val="20"/>
+                    <w:szCs w:val="20"/>
+                  </w:rPr>
+                  <m:t>1</m:t>
+                </m:r>
+              </m:oMath>
+            </m:oMathPara>
+          </w:p>
+        </w:tc>
+        <w:tc>
+          <w:tcPr>
+            <w:tcW w:w="3400" w:type="dxa"/>
+            <w:vAlign w:val="center"/>
+          </w:tcPr>
+          <w:p>
+            <w:pPr>
+              <w:jc w:val="left"/>
+              <w:cnfStyle w:val="000000000000" w:firstRow="0" w:lastRow="0" w:firstColumn="0" w:lastColumn="0" w:oddVBand="0" w:evenVBand="0" w:oddHBand="0" w:evenHBand="0" w:firstRowFirstColumn="0" w:firstRowLastColumn="0" w:lastRowFirstColumn="0" w:lastRowLastColumn="0"/>
+              <w:rPr>
+                <w:rFonts w:ascii="Cascadia Mono SemiLight" w:hAnsi="Cascadia Mono SemiLight"/>
+                <w:sz w:val="20"/>
+              </w:rPr>
+            </w:pPr>
+            <w:proofErr w:type="spellStart"/>
+            <w:proofErr w:type="gramStart"/>
+            <w:r>
+              <w:rPr>
+                <w:rFonts w:ascii="Cascadia Mono SemiLight" w:hAnsi="Cascadia Mono SemiLight"/>
+                <w:sz w:val="20"/>
+              </w:rPr>
+              <w:t>nfft</w:t>
+            </w:r>
+            <w:proofErr w:type="spellEnd"/>
+            <w:proofErr w:type="gramEnd"/>
+            <w:r>
+              <w:rPr>
+                <w:rFonts w:ascii="Cascadia Mono SemiLight" w:hAnsi="Cascadia Mono SemiLight"/>
+                <w:sz w:val="20"/>
+              </w:rPr>
+              <w:t>=</w:t>
+            </w:r>
+            <w:r>
+              <w:rPr>
+                <w:rFonts w:ascii="Cascadia Mono SemiLight" w:hAnsi="Cascadia Mono SemiLight"/>
+                <w:sz w:val="20"/>
+              </w:rPr>
+              <w:t>nextpow2(2</w:t>
+            </w:r>
+            <w:r>
+              <w:rPr>
+                <w:rFonts w:ascii="Cascadia Mono SemiLight" w:hAnsi="Cascadia Mono SemiLight"/>
+                <w:sz w:val="20"/>
+              </w:rPr>
+              <w:t xml:space="preserve"> </w:t>
+            </w:r>
+            <w:r>
+              <w:rPr>
+                <w:rFonts w:ascii="Cascadia Mono SemiLight" w:hAnsi="Cascadia Mono SemiLight"/>
+                <w:sz w:val="20"/>
+              </w:rPr>
+              <w:t>*</w:t>
+            </w:r>
+            <w:r>
+              <w:rPr>
+                <w:rFonts w:ascii="Cascadia Mono SemiLight" w:hAnsi="Cascadia Mono SemiLight"/>
+                <w:sz w:val="20"/>
+              </w:rPr>
+              <w:t xml:space="preserve"> </w:t>
+            </w:r>
+            <w:proofErr w:type="spellStart"/>
+            <w:r>
+              <w:rPr>
+                <w:rFonts w:ascii="Cascadia Mono SemiLight" w:hAnsi="Cascadia Mono SemiLight"/>
+                <w:sz w:val="20"/>
+              </w:rPr>
+              <w:t>Nc</w:t>
+            </w:r>
+            <w:proofErr w:type="spellEnd"/>
+            <w:r>
+              <w:rPr>
+                <w:rFonts w:ascii="Cascadia Mono SemiLight" w:hAnsi="Cascadia Mono SemiLight"/>
+                <w:sz w:val="20"/>
+              </w:rPr>
+              <w:t xml:space="preserve"> - 1)</w:t>
+            </w:r>
+          </w:p>
+        </w:tc>
+        <w:tc>
+          <w:tcPr>
+            <w:tcW w:w="3400" w:type="dxa"/>
+            <w:vAlign w:val="center"/>
+          </w:tcPr>
+          <w:p>
+            <w:pPr>
+              <w:jc w:val="left"/>
+              <w:cnfStyle w:val="000000000000" w:firstRow="0" w:lastRow="0" w:firstColumn="0" w:lastColumn="0" w:oddVBand="0" w:evenVBand="0" w:oddHBand="0" w:evenHBand="0" w:firstRowFirstColumn="0" w:firstRowLastColumn="0" w:lastRowFirstColumn="0" w:lastRowLastColumn="0"/>
+            </w:pPr>
+            <w:r>
+              <w:t>Radix-2 hızlı FFT hesaplaması</w:t>
+            </w:r>
+          </w:p>
+        </w:tc>
+      </w:tr>
+      <w:tr>
+        <w:trPr>
+          <w:cnfStyle w:val="000000100000" w:firstRow="0" w:lastRow="0" w:firstColumn="0" w:lastColumn="0" w:oddVBand="0" w:evenVBand="0" w:oddHBand="1" w:evenHBand="0" w:firstRowFirstColumn="0" w:firstRowLastColumn="0" w:lastRowFirstColumn="0" w:lastRowLastColumn="0"/>
+          <w:trHeight w:val="641"/>
+        </w:trPr>
+        <w:tc>
+          <w:tcPr>
+            <w:cnfStyle w:val="001000000000" w:firstRow="0" w:lastRow="0" w:firstColumn="1" w:lastColumn="0" w:oddVBand="0" w:evenVBand="0" w:oddHBand="0" w:evenHBand="0" w:firstRowFirstColumn="0" w:firstRowLastColumn="0" w:lastRowFirstColumn="0" w:lastRowLastColumn="0"/>
+            <w:tcW w:w="3399" w:type="dxa"/>
+            <w:vAlign w:val="center"/>
+          </w:tcPr>
+          <w:p>
+            <w:pPr>
+              <w:jc w:val="left"/>
+              <w:rPr>
+                <w:b w:val="0"/>
+                <w:sz w:val="20"/>
+                <w:szCs w:val="20"/>
+              </w:rPr>
+            </w:pPr>
+            <w:proofErr w:type="spellStart"/>
+            <w:r>
+              <w:rPr>
+                <w:b w:val="0"/>
+                <w:sz w:val="20"/>
+                <w:szCs w:val="20"/>
+              </w:rPr>
+              <w:t>LPF’nin</w:t>
+            </w:r>
+            <w:proofErr w:type="spellEnd"/>
+            <w:r>
+              <w:rPr>
+                <w:b w:val="0"/>
+                <w:sz w:val="20"/>
+                <w:szCs w:val="20"/>
+              </w:rPr>
+              <w:t xml:space="preserve"> her </w:t>
+            </w:r>
+            <w:proofErr w:type="spellStart"/>
+            <w:r>
+              <w:rPr>
+                <w:b w:val="0"/>
+                <w:sz w:val="20"/>
+                <w:szCs w:val="20"/>
+              </w:rPr>
+              <w:t>iterasyonda</w:t>
+            </w:r>
+            <w:proofErr w:type="spellEnd"/>
+            <w:r>
+              <w:rPr>
+                <w:b w:val="0"/>
+                <w:sz w:val="20"/>
+                <w:szCs w:val="20"/>
+              </w:rPr>
+              <w:t xml:space="preserve"> tasarlanması</w:t>
+            </w:r>
+          </w:p>
+        </w:tc>
+        <w:tc>
+          <w:tcPr>
+            <w:tcW w:w="3400" w:type="dxa"/>
+            <w:vAlign w:val="center"/>
+          </w:tcPr>
+          <w:p>
+            <w:pPr>
+              <w:jc w:val="left"/>
+              <w:cnfStyle w:val="000000100000" w:firstRow="0" w:lastRow="0" w:firstColumn="0" w:lastColumn="0" w:oddVBand="0" w:evenVBand="0" w:oddHBand="1" w:evenHBand="0" w:firstRowFirstColumn="0" w:firstRowLastColumn="0" w:lastRowFirstColumn="0" w:lastRowLastColumn="0"/>
+              <w:rPr>
+                <w:sz w:val="20"/>
+                <w:szCs w:val="20"/>
+              </w:rPr>
+            </w:pPr>
+            <w:r>
+              <w:rPr>
+                <w:sz w:val="20"/>
+                <w:szCs w:val="20"/>
+              </w:rPr>
+              <w:t>Katsayıların bir kez hesaplanması</w:t>
+            </w:r>
+          </w:p>
+        </w:tc>
+        <w:tc>
+          <w:tcPr>
+            <w:tcW w:w="3400" w:type="dxa"/>
+            <w:vAlign w:val="center"/>
+          </w:tcPr>
+          <w:p>
+            <w:pPr>
+              <w:jc w:val="left"/>
+              <w:cnfStyle w:val="000000100000" w:firstRow="0" w:lastRow="0" w:firstColumn="0" w:lastColumn="0" w:oddVBand="0" w:evenVBand="0" w:oddHBand="1" w:evenHBand="0" w:firstRowFirstColumn="0" w:firstRowLastColumn="0" w:lastRowFirstColumn="0" w:lastRowLastColumn="0"/>
+            </w:pPr>
+            <w:r>
+              <w:t>Tekrarlı işlem kaldırıldı</w:t>
+            </w:r>
+          </w:p>
+        </w:tc>
+      </w:tr>
+      <w:tr>
+        <w:trPr>
+          <w:trHeight w:val="635"/>
+        </w:trPr>
+        <w:tc>
+          <w:tcPr>
+            <w:cnfStyle w:val="001000000000" w:firstRow="0" w:lastRow="0" w:firstColumn="1" w:lastColumn="0" w:oddVBand="0" w:evenVBand="0" w:oddHBand="0" w:evenHBand="0" w:firstRowFirstColumn="0" w:firstRowLastColumn="0" w:lastRowFirstColumn="0" w:lastRowLastColumn="0"/>
+            <w:tcW w:w="3399" w:type="dxa"/>
+            <w:vAlign w:val="center"/>
+          </w:tcPr>
+          <w:p>
+            <w:pPr>
+              <w:jc w:val="left"/>
+              <w:rPr>
+                <w:b w:val="0"/>
+                <w:sz w:val="20"/>
+                <w:szCs w:val="20"/>
+              </w:rPr>
+            </w:pPr>
+            <w:r>
+              <w:rPr>
+                <w:b w:val="0"/>
+                <w:sz w:val="20"/>
+                <w:szCs w:val="20"/>
+              </w:rPr>
+              <w:t>Kanalların ayrı filtrelenmesi</w:t>
+            </w:r>
+          </w:p>
+        </w:tc>
+        <w:tc>
+          <w:tcPr>
+            <w:tcW w:w="3400" w:type="dxa"/>
+            <w:vAlign w:val="center"/>
+          </w:tcPr>
+          <w:p>
+            <w:pPr>
+              <w:jc w:val="left"/>
+              <w:cnfStyle w:val="000000000000" w:firstRow="0" w:lastRow="0" w:firstColumn="0" w:lastColumn="0" w:oddVBand="0" w:evenVBand="0" w:oddHBand="0" w:evenHBand="0" w:firstRowFirstColumn="0" w:firstRowLastColumn="0" w:lastRowFirstColumn="0" w:lastRowLastColumn="0"/>
+              <w:rPr>
+                <w:sz w:val="20"/>
+                <w:szCs w:val="20"/>
+              </w:rPr>
+            </w:pPr>
+            <w:r>
+              <w:rPr>
+                <w:sz w:val="20"/>
+                <w:szCs w:val="20"/>
+              </w:rPr>
+              <w:t>İki kolonun tek çağrıda filtrelenmesi</w:t>
+            </w:r>
+          </w:p>
+        </w:tc>
+        <w:tc>
+          <w:tcPr>
+            <w:tcW w:w="3400" w:type="dxa"/>
+            <w:vAlign w:val="center"/>
+          </w:tcPr>
+          <w:p>
+            <w:pPr>
+              <w:jc w:val="left"/>
+              <w:cnfStyle w:val="000000000000" w:firstRow="0" w:lastRow="0" w:firstColumn="0" w:lastColumn="0" w:oddVBand="0" w:evenVBand="0" w:oddHBand="0" w:evenHBand="0" w:firstRowFirstColumn="0" w:firstRowLastColumn="0" w:lastRowFirstColumn="0" w:lastRowLastColumn="0"/>
+            </w:pPr>
+            <w:proofErr w:type="spellStart"/>
+            <w:r>
+              <w:t>Vektörleştirme</w:t>
+            </w:r>
+            <w:proofErr w:type="spellEnd"/>
+          </w:p>
+        </w:tc>
+      </w:tr>
+      <w:tr>
+        <w:trPr>
+          <w:cnfStyle w:val="000000100000" w:firstRow="0" w:lastRow="0" w:firstColumn="0" w:lastColumn="0" w:oddVBand="0" w:evenVBand="0" w:oddHBand="1" w:evenHBand="0" w:firstRowFirstColumn="0" w:firstRowLastColumn="0" w:lastRowFirstColumn="0" w:lastRowLastColumn="0"/>
+          <w:trHeight w:val="635"/>
+        </w:trPr>
+        <w:tc>
+          <w:tcPr>
+            <w:cnfStyle w:val="001000000000" w:firstRow="0" w:lastRow="0" w:firstColumn="1" w:lastColumn="0" w:oddVBand="0" w:evenVBand="0" w:oddHBand="0" w:evenHBand="0" w:firstRowFirstColumn="0" w:firstRowLastColumn="0" w:lastRowFirstColumn="0" w:lastRowLastColumn="0"/>
+            <w:tcW w:w="3399" w:type="dxa"/>
+            <w:vAlign w:val="center"/>
+          </w:tcPr>
+          <w:p>
+            <w:pPr>
+              <w:jc w:val="left"/>
+              <w:rPr>
+                <w:b w:val="0"/>
+                <w:sz w:val="20"/>
+                <w:szCs w:val="20"/>
+              </w:rPr>
+            </w:pPr>
+            <w:r>
+              <w:rPr>
+                <w:b w:val="0"/>
+                <w:sz w:val="20"/>
+                <w:szCs w:val="20"/>
+              </w:rPr>
+              <w:t xml:space="preserve">Her </w:t>
+            </w:r>
+            <w:proofErr w:type="spellStart"/>
+            <w:r>
+              <w:rPr>
+                <w:b w:val="0"/>
+                <w:sz w:val="20"/>
+                <w:szCs w:val="20"/>
+              </w:rPr>
+              <w:t>iterasyonda</w:t>
+            </w:r>
+            <w:proofErr w:type="spellEnd"/>
+            <w:r>
+              <w:rPr>
+                <w:b w:val="0"/>
+                <w:sz w:val="20"/>
+                <w:szCs w:val="20"/>
+              </w:rPr>
+              <w:t xml:space="preserve"> kayan ortalama</w:t>
+            </w:r>
+          </w:p>
+        </w:tc>
+        <w:tc>
+          <w:tcPr>
+            <w:tcW w:w="3400" w:type="dxa"/>
+            <w:vAlign w:val="center"/>
+          </w:tcPr>
+          <w:p>
+            <w:pPr>
+              <w:jc w:val="left"/>
+              <w:cnfStyle w:val="000000100000" w:firstRow="0" w:lastRow="0" w:firstColumn="0" w:lastColumn="0" w:oddVBand="0" w:evenVBand="0" w:oddHBand="1" w:evenHBand="0" w:firstRowFirstColumn="0" w:firstRowLastColumn="0" w:lastRowFirstColumn="0" w:lastRowLastColumn="0"/>
+              <w:rPr>
+                <w:sz w:val="20"/>
+                <w:szCs w:val="20"/>
+              </w:rPr>
+            </w:pPr>
+            <w:r>
+              <w:rPr>
+                <w:sz w:val="20"/>
+                <w:szCs w:val="20"/>
+              </w:rPr>
+              <w:t>Toplama ve sonda bölme</w:t>
+            </w:r>
+          </w:p>
+        </w:tc>
+        <w:tc>
+          <w:tcPr>
+            <w:tcW w:w="3400" w:type="dxa"/>
+            <w:vAlign w:val="center"/>
+          </w:tcPr>
+          <w:p>
+            <w:pPr>
+              <w:jc w:val="left"/>
+              <w:cnfStyle w:val="000000100000" w:firstRow="0" w:lastRow="0" w:firstColumn="0" w:lastColumn="0" w:oddVBand="0" w:evenVBand="0" w:oddHBand="1" w:evenHBand="0" w:firstRowFirstColumn="0" w:firstRowLastColumn="0" w:lastRowFirstColumn="0" w:lastRowLastColumn="0"/>
+            </w:pPr>
+            <w:r>
+              <w:t>Daha az bölme işlemi</w:t>
+            </w:r>
+          </w:p>
+        </w:tc>
+      </w:tr>
+      <w:tr>
+        <w:trPr>
+          <w:trHeight w:val="641"/>
+        </w:trPr>
+        <w:tc>
+          <w:tcPr>
+            <w:cnfStyle w:val="001000000000" w:firstRow="0" w:lastRow="0" w:firstColumn="1" w:lastColumn="0" w:oddVBand="0" w:evenVBand="0" w:oddHBand="0" w:evenHBand="0" w:firstRowFirstColumn="0" w:firstRowLastColumn="0" w:lastRowFirstColumn="0" w:lastRowLastColumn="0"/>
+            <w:tcW w:w="3399" w:type="dxa"/>
+            <w:vAlign w:val="center"/>
+          </w:tcPr>
+          <w:p>
+            <w:pPr>
+              <w:jc w:val="left"/>
+              <w:rPr>
+                <w:b w:val="0"/>
+                <w:sz w:val="20"/>
+                <w:szCs w:val="20"/>
+              </w:rPr>
+            </w:pPr>
+            <w:proofErr w:type="spellStart"/>
+            <w:r>
+              <w:rPr>
+                <w:b w:val="0"/>
+                <w:sz w:val="20"/>
+                <w:szCs w:val="20"/>
+              </w:rPr>
+              <w:t>Log</w:t>
+            </w:r>
+            <w:proofErr w:type="spellEnd"/>
+            <w:r>
+              <w:rPr>
+                <w:b w:val="0"/>
+                <w:sz w:val="20"/>
+                <w:szCs w:val="20"/>
+              </w:rPr>
+              <w:t>-bin içinde maksimum değer</w:t>
+            </w:r>
+          </w:p>
+        </w:tc>
+        <w:tc>
+          <w:tcPr>
+            <w:tcW w:w="3400" w:type="dxa"/>
+            <w:vAlign w:val="center"/>
+          </w:tcPr>
+          <w:p>
+            <w:pPr>
+              <w:jc w:val="left"/>
+              <w:cnfStyle w:val="000000000000" w:firstRow="0" w:lastRow="0" w:firstColumn="0" w:lastColumn="0" w:oddVBand="0" w:evenVBand="0" w:oddHBand="0" w:evenHBand="0" w:firstRowFirstColumn="0" w:firstRowLastColumn="0" w:lastRowFirstColumn="0" w:lastRowLastColumn="0"/>
+              <w:rPr>
+                <w:sz w:val="20"/>
+                <w:szCs w:val="20"/>
+              </w:rPr>
+            </w:pPr>
+            <w:r>
+              <w:rPr>
+                <w:sz w:val="20"/>
+                <w:szCs w:val="20"/>
+              </w:rPr>
+              <w:t>Lineer PSD ortalaması</w:t>
+            </w:r>
+          </w:p>
+        </w:tc>
+        <w:tc>
+          <w:tcPr>
+            <w:tcW w:w="3400" w:type="dxa"/>
+            <w:vAlign w:val="center"/>
+          </w:tcPr>
+          <w:p>
+            <w:pPr>
+              <w:jc w:val="left"/>
+              <w:cnfStyle w:val="000000000000" w:firstRow="0" w:lastRow="0" w:firstColumn="0" w:lastColumn="0" w:oddVBand="0" w:evenVBand="0" w:oddHBand="0" w:evenHBand="0" w:firstRowFirstColumn="0" w:firstRowLastColumn="0" w:lastRowFirstColumn="0" w:lastRowLastColumn="0"/>
+            </w:pPr>
+            <w:r>
+              <w:t>Daha doğru ortalama güç</w:t>
+            </w:r>
+          </w:p>
+        </w:tc>
+      </w:tr>
+      <w:tr>
+        <w:trPr>
+          <w:cnfStyle w:val="000000100000" w:firstRow="0" w:lastRow="0" w:firstColumn="0" w:lastColumn="0" w:oddVBand="0" w:evenVBand="0" w:oddHBand="1" w:evenHBand="0" w:firstRowFirstColumn="0" w:firstRowLastColumn="0" w:lastRowFirstColumn="0" w:lastRowLastColumn="0"/>
+          <w:trHeight w:val="351"/>
+        </w:trPr>
+        <w:tc>
+          <w:tcPr>
+            <w:cnfStyle w:val="001000000000" w:firstRow="0" w:lastRow="0" w:firstColumn="1" w:lastColumn="0" w:oddVBand="0" w:evenVBand="0" w:oddHBand="0" w:evenHBand="0" w:firstRowFirstColumn="0" w:firstRowLastColumn="0" w:lastRowFirstColumn="0" w:lastRowLastColumn="0"/>
+            <w:tcW w:w="3399" w:type="dxa"/>
+            <w:vAlign w:val="center"/>
+          </w:tcPr>
+          <w:p>
+            <w:pPr>
+              <w:jc w:val="left"/>
+              <w:rPr>
+                <w:b w:val="0"/>
+                <w:sz w:val="20"/>
+                <w:szCs w:val="20"/>
+              </w:rPr>
+            </w:pPr>
+            <w:r>
+              <w:rPr>
+                <w:b w:val="0"/>
+                <w:sz w:val="20"/>
+                <w:szCs w:val="20"/>
+              </w:rPr>
+              <w:t xml:space="preserve">Kullanılmayan </w:t>
+            </w:r>
+            <w:proofErr w:type="spellStart"/>
+            <w:r>
+              <w:rPr>
+                <w:b w:val="0"/>
+                <w:sz w:val="20"/>
+                <w:szCs w:val="20"/>
+              </w:rPr>
+              <w:t>Welch</w:t>
+            </w:r>
+            <w:proofErr w:type="spellEnd"/>
+            <w:r>
+              <w:rPr>
+                <w:b w:val="0"/>
+                <w:sz w:val="20"/>
+                <w:szCs w:val="20"/>
+              </w:rPr>
+              <w:t xml:space="preserve"> sonuçları</w:t>
+            </w:r>
+          </w:p>
+        </w:tc>
+        <w:tc>
+          <w:tcPr>
+            <w:tcW w:w="3400" w:type="dxa"/>
+            <w:vAlign w:val="center"/>
+          </w:tcPr>
+          <w:p>
+            <w:pPr>
+              <w:jc w:val="left"/>
+              <w:cnfStyle w:val="000000100000" w:firstRow="0" w:lastRow="0" w:firstColumn="0" w:lastColumn="0" w:oddVBand="0" w:evenVBand="0" w:oddHBand="1" w:evenHBand="0" w:firstRowFirstColumn="0" w:firstRowLastColumn="0" w:lastRowFirstColumn="0" w:lastRowLastColumn="0"/>
+              <w:rPr>
+                <w:sz w:val="20"/>
+                <w:szCs w:val="20"/>
+              </w:rPr>
+            </w:pPr>
+            <w:r>
+              <w:rPr>
+                <w:sz w:val="20"/>
+                <w:szCs w:val="20"/>
+              </w:rPr>
+              <w:t>Yalnız Cross-PSD ve DUT FFT</w:t>
+            </w:r>
+          </w:p>
+        </w:tc>
+        <w:tc>
+          <w:tcPr>
+            <w:tcW w:w="3400" w:type="dxa"/>
+            <w:vAlign w:val="center"/>
+          </w:tcPr>
+          <w:p>
+            <w:pPr>
+              <w:jc w:val="left"/>
+              <w:cnfStyle w:val="000000100000" w:firstRow="0" w:lastRow="0" w:firstColumn="0" w:lastColumn="0" w:oddVBand="0" w:evenVBand="0" w:oddHBand="1" w:evenHBand="0" w:firstRowFirstColumn="0" w:firstRowLastColumn="0" w:lastRowFirstColumn="0" w:lastRowLastColumn="0"/>
+            </w:pPr>
+            <w:r>
+              <w:t>Daha sade çıktı</w:t>
+            </w:r>
+          </w:p>
+        </w:tc>
+      </w:tr>
+      <w:tr>
+        <w:trPr>
+          <w:trHeight w:val="351"/>
+        </w:trPr>
+        <w:tc>
+          <w:tcPr>
+            <w:cnfStyle w:val="001000000000" w:firstRow="0" w:lastRow="0" w:firstColumn="1" w:lastColumn="0" w:oddVBand="0" w:evenVBand="0" w:oddHBand="0" w:evenHBand="0" w:firstRowFirstColumn="0" w:firstRowLastColumn="0" w:lastRowFirstColumn="0" w:lastRowLastColumn="0"/>
+            <w:tcW w:w="3399" w:type="dxa"/>
+            <w:vAlign w:val="center"/>
+          </w:tcPr>
+          <w:p>
+            <w:pPr>
+              <w:jc w:val="left"/>
+              <w:rPr>
+                <w:b w:val="0"/>
+                <w:sz w:val="20"/>
+                <w:szCs w:val="20"/>
+              </w:rPr>
+            </w:pPr>
+            <w:r>
+              <w:rPr>
+                <w:b w:val="0"/>
+                <w:sz w:val="20"/>
+                <w:szCs w:val="20"/>
+              </w:rPr>
+              <w:t>Kontrolsüz girişler</w:t>
+            </w:r>
+          </w:p>
+        </w:tc>
+        <w:tc>
+          <w:tcPr>
+            <w:tcW w:w="3400" w:type="dxa"/>
+            <w:vAlign w:val="center"/>
+          </w:tcPr>
+          <w:p>
+            <w:pPr>
+              <w:jc w:val="left"/>
+              <w:cnfStyle w:val="000000000000" w:firstRow="0" w:lastRow="0" w:firstColumn="0" w:lastColumn="0" w:oddVBand="0" w:evenVBand="0" w:oddHBand="0" w:evenHBand="0" w:firstRowFirstColumn="0" w:firstRowLastColumn="0" w:lastRowFirstColumn="0" w:lastRowLastColumn="0"/>
+              <w:rPr>
+                <w:sz w:val="20"/>
+                <w:szCs w:val="20"/>
+              </w:rPr>
+            </w:pPr>
+            <w:proofErr w:type="spellStart"/>
+            <w:proofErr w:type="gramStart"/>
+            <w:r>
+              <w:rPr>
+                <w:rFonts w:ascii="Cascadia Mono SemiLight" w:hAnsi="Cascadia Mono SemiLight"/>
+                <w:sz w:val="18"/>
+                <w:szCs w:val="20"/>
+              </w:rPr>
+              <w:t>validate</w:t>
+            </w:r>
+            <w:proofErr w:type="gramEnd"/>
+            <w:r>
+              <w:rPr>
+                <w:rFonts w:ascii="Cascadia Mono SemiLight" w:hAnsi="Cascadia Mono SemiLight"/>
+                <w:sz w:val="18"/>
+                <w:szCs w:val="20"/>
+              </w:rPr>
+              <w:t>_config</w:t>
+            </w:r>
+            <w:proofErr w:type="spellEnd"/>
+            <w:r>
+              <w:rPr>
+                <w:sz w:val="18"/>
+                <w:szCs w:val="20"/>
+              </w:rPr>
+              <w:t xml:space="preserve"> </w:t>
+            </w:r>
+            <w:r>
+              <w:rPr>
+                <w:sz w:val="20"/>
+                <w:szCs w:val="20"/>
+              </w:rPr>
+              <w:t>doğrulaması</w:t>
+            </w:r>
+          </w:p>
+        </w:tc>
+        <w:tc>
+          <w:tcPr>
+            <w:tcW w:w="3400" w:type="dxa"/>
+            <w:vAlign w:val="center"/>
+          </w:tcPr>
+          <w:p>
+            <w:pPr>
+              <w:jc w:val="left"/>
+              <w:cnfStyle w:val="000000000000" w:firstRow="0" w:lastRow="0" w:firstColumn="0" w:lastColumn="0" w:oddVBand="0" w:evenVBand="0" w:oddHBand="0" w:evenHBand="0" w:firstRowFirstColumn="0" w:firstRowLastColumn="0" w:lastRowFirstColumn="0" w:lastRowLastColumn="0"/>
+            </w:pPr>
+            <w:r>
+              <w:t>Hataların erken yakalanması</w:t>
+            </w:r>
+          </w:p>
+        </w:tc>
+      </w:tr>
+    </w:tbl>
+    <w:p>
+      <w:r>
+        <w:t xml:space="preserve">Daha önce 5.2’de bahsedildiği gibi projenin erken aşamalarında farklı bir akış </w:t>
+      </w:r>
+      <w:proofErr w:type="gramStart"/>
+      <w:r>
+        <w:t>vardı,</w:t>
+      </w:r>
+      <w:proofErr w:type="gramEnd"/>
+      <w:r>
+        <w:t xml:space="preserve"> hem gerçekçilik hem de simülasyonların hızlanması için belirli optimizasyonlar yapıldı. Bunlar:</w:t>
+      </w:r>
+    </w:p>
+    <w:p/>
+    <w:p>
+      <w:r>
+        <w:t xml:space="preserve">En önemli değişiklik, </w:t>
+      </w:r>
+      <w:proofErr w:type="spellStart"/>
+      <w:r>
+        <w:t>cross-correlation</w:t>
+      </w:r>
+      <w:proofErr w:type="spellEnd"/>
+      <w:r>
+        <w:t xml:space="preserve"> fonksiyonu üzerinden spektruma geçmek yerine </w:t>
+      </w:r>
+      <w:proofErr w:type="spellStart"/>
+      <w:r>
+        <w:t>cross-spectrum’un</w:t>
+      </w:r>
+      <w:proofErr w:type="spellEnd"/>
+      <w:r>
+        <w:t xml:space="preserve"> doğrudan hesaplanmasıdır:</w:t>
+      </w:r>
+    </w:p>
+    <w:p>
+      <w:pPr>
+        <w:rPr>
+          <w:rFonts w:eastAsiaTheme="minorEastAsia"/>
+          <w:sz w:val="24"/>
+        </w:rPr>
+      </w:pPr>
+      <m:oMathPara>
+        <m:oMath>
+          <m:sSub>
+            <m:sSubPr>
+              <m:ctrlPr>
+                <w:rPr>
+                  <w:rFonts w:ascii="Cambria Math" w:hAnsi="Cambria Math"/>
+                  <w:i/>
+                  <w:sz w:val="24"/>
+                </w:rPr>
+              </m:ctrlPr>
+            </m:sSubPr>
+            <m:e>
+              <m:r>
+                <w:rPr>
+                  <w:rFonts w:ascii="Cambria Math" w:hAnsi="Cambria Math"/>
+                  <w:sz w:val="24"/>
+                </w:rPr>
+                <m:t>S</m:t>
+              </m:r>
+            </m:e>
+            <m:sub>
+              <m:r>
+                <w:rPr>
+                  <w:rFonts w:ascii="Cambria Math" w:hAnsi="Cambria Math"/>
+                  <w:sz w:val="24"/>
+                </w:rPr>
+                <m:t>12</m:t>
+              </m:r>
+            </m:sub>
+          </m:sSub>
+          <m:r>
+            <w:rPr>
+              <w:rFonts w:ascii="Cambria Math" w:hAnsi="Cambria Math"/>
+              <w:sz w:val="24"/>
+            </w:rPr>
+            <m:t>(f)=</m:t>
+          </m:r>
+          <m:f>
+            <m:fPr>
+              <m:ctrlPr>
+                <w:rPr>
+                  <w:rFonts w:ascii="Cambria Math" w:eastAsiaTheme="minorEastAsia" w:hAnsi="Cambria Math"/>
+                  <w:i/>
+                  <w:sz w:val="24"/>
+                </w:rPr>
+              </m:ctrlPr>
+            </m:fPr>
+            <m:num>
+              <m:sSub>
+                <m:sSubPr>
+                  <m:ctrlPr>
+                    <w:rPr>
+                      <w:rFonts w:ascii="Cambria Math" w:eastAsiaTheme="minorEastAsia" w:hAnsi="Cambria Math"/>
+                      <w:i/>
+                      <w:sz w:val="24"/>
+                    </w:rPr>
+                  </m:ctrlPr>
+                </m:sSubPr>
+                <m:e>
+                  <m:r>
+                    <w:rPr>
+                      <w:rFonts w:ascii="Cambria Math" w:eastAsiaTheme="minorEastAsia" w:hAnsi="Cambria Math"/>
+                      <w:sz w:val="24"/>
+                    </w:rPr>
+                    <m:t>X</m:t>
+                  </m:r>
+                </m:e>
+                <m:sub>
+                  <m:r>
+                    <w:rPr>
+                      <w:rFonts w:ascii="Cambria Math" w:eastAsiaTheme="minorEastAsia" w:hAnsi="Cambria Math"/>
+                      <w:sz w:val="24"/>
+                    </w:rPr>
+                    <m:t>1</m:t>
+                  </m:r>
+                </m:sub>
+              </m:sSub>
+              <m:sSubSup>
+                <m:sSubSupPr>
+                  <m:ctrlPr>
+                    <w:rPr>
+                      <w:rFonts w:ascii="Cambria Math" w:eastAsiaTheme="minorEastAsia" w:hAnsi="Cambria Math"/>
+                      <w:i/>
+                      <w:sz w:val="24"/>
+                    </w:rPr>
+                  </m:ctrlPr>
+                </m:sSubSupPr>
+                <m:e>
+                  <m:r>
+                    <w:rPr>
+                      <w:rFonts w:ascii="Cambria Math" w:eastAsiaTheme="minorEastAsia" w:hAnsi="Cambria Math"/>
+                      <w:sz w:val="24"/>
+                    </w:rPr>
+                    <m:t>X</m:t>
+                  </m:r>
+                </m:e>
+                <m:sub>
+                  <m:r>
+                    <w:rPr>
+                      <w:rFonts w:ascii="Cambria Math" w:eastAsiaTheme="minorEastAsia" w:hAnsi="Cambria Math"/>
+                      <w:sz w:val="24"/>
+                    </w:rPr>
+                    <m:t>2</m:t>
+                  </m:r>
+                </m:sub>
+                <m:sup>
+                  <m:r>
+                    <w:rPr>
+                      <w:rFonts w:ascii="Cambria Math" w:eastAsiaTheme="minorEastAsia" w:hAnsi="Cambria Math"/>
+                      <w:sz w:val="24"/>
+                    </w:rPr>
+                    <m:t>*</m:t>
+                  </m:r>
+                </m:sup>
+              </m:sSubSup>
+            </m:num>
+            <m:den>
+              <m:sSub>
+                <m:sSubPr>
+                  <m:ctrlPr>
+                    <w:rPr>
+                      <w:rFonts w:ascii="Cambria Math" w:eastAsiaTheme="minorEastAsia" w:hAnsi="Cambria Math"/>
+                      <w:i/>
+                      <w:sz w:val="24"/>
+                    </w:rPr>
+                  </m:ctrlPr>
+                </m:sSubPr>
+                <m:e>
+                  <m:r>
+                    <w:rPr>
+                      <w:rFonts w:ascii="Cambria Math" w:eastAsiaTheme="minorEastAsia" w:hAnsi="Cambria Math"/>
+                      <w:sz w:val="24"/>
+                    </w:rPr>
+                    <m:t>f</m:t>
+                  </m:r>
+                </m:e>
+                <m:sub>
+                  <m:r>
+                    <w:rPr>
+                      <w:rFonts w:ascii="Cambria Math" w:eastAsiaTheme="minorEastAsia" w:hAnsi="Cambria Math"/>
+                      <w:sz w:val="24"/>
+                    </w:rPr>
+                    <m:t>s</m:t>
+                  </m:r>
+                </m:sub>
+              </m:sSub>
+              <m:sSub>
+                <m:sSubPr>
+                  <m:ctrlPr>
+                    <w:rPr>
+                      <w:rFonts w:ascii="Cambria Math" w:eastAsiaTheme="minorEastAsia" w:hAnsi="Cambria Math"/>
+                      <w:i/>
+                      <w:sz w:val="24"/>
+                    </w:rPr>
+                  </m:ctrlPr>
+                </m:sSubPr>
+                <m:e>
+                  <m:r>
+                    <w:rPr>
+                      <w:rFonts w:ascii="Cambria Math" w:eastAsiaTheme="minorEastAsia" w:hAnsi="Cambria Math"/>
+                      <w:sz w:val="24"/>
+                    </w:rPr>
+                    <m:t>N</m:t>
+                  </m:r>
+                </m:e>
+                <m:sub>
+                  <m:r>
+                    <w:rPr>
+                      <w:rFonts w:ascii="Cambria Math" w:eastAsiaTheme="minorEastAsia" w:hAnsi="Cambria Math"/>
+                      <w:sz w:val="24"/>
+                    </w:rPr>
+                    <m:t>c</m:t>
+                  </m:r>
+                </m:sub>
+              </m:sSub>
+            </m:den>
+          </m:f>
+        </m:oMath>
+      </m:oMathPara>
+    </w:p>
+    <w:p>
+      <w:r>
+        <w:t xml:space="preserve">Bu yöntem matematiksel olarak önceki yaklaşımla eşdeğerdir; ancak büyük örnek ve </w:t>
+      </w:r>
+      <w:proofErr w:type="spellStart"/>
+      <w:r>
+        <w:t>iterasyon</w:t>
+      </w:r>
+      <w:proofErr w:type="spellEnd"/>
+      <w:r>
+        <w:t xml:space="preserve"> sayılarında daha hızlı çalışır.</w:t>
+      </w:r>
+    </w:p>
+    <w:p>
+      <w:pPr>
+        <w:pStyle w:val="Heading1"/>
+        <w:numPr>
+          <w:ilvl w:val="0"/>
+          <w:numId w:val="1"/>
+        </w:numPr>
+        <w:rPr>
+          <w:b/>
+        </w:rPr>
+      </w:pPr>
+      <w:r>
+        <w:rPr>
+          <w:b/>
+        </w:rPr>
+        <w:t>Parametrik Karşılaştırmalar</w:t>
+      </w:r>
+    </w:p>
+    <w:p>
+      <w:pPr>
+        <w:pStyle w:val="Heading2"/>
+        <w:rPr>
+          <w:b/>
+        </w:rPr>
+      </w:pPr>
+      <w:r>
+        <w:rPr>
+          <w:b/>
+        </w:rPr>
+        <w:t>7.1. Temel simülasyon parametreleri</w:t>
+      </w:r>
+    </w:p>
+    <w:p>
+      <w:proofErr w:type="spellStart"/>
+      <w:proofErr w:type="gramStart"/>
+      <w:r>
+        <w:rPr>
+          <w:rFonts w:ascii="Cascadia Mono SemiLight" w:hAnsi="Cascadia Mono SemiLight"/>
+        </w:rPr>
+        <w:t>run</w:t>
+      </w:r>
+      <w:proofErr w:type="gramEnd"/>
+      <w:r>
+        <w:rPr>
+          <w:rFonts w:ascii="Cascadia Mono SemiLight" w:hAnsi="Cascadia Mono SemiLight"/>
+        </w:rPr>
+        <w:t>_comparisons.m</w:t>
+      </w:r>
+      <w:proofErr w:type="spellEnd"/>
+      <w:r>
+        <w:rPr>
+          <w:rFonts w:ascii="Cascadia Mono SemiLight" w:hAnsi="Cascadia Mono SemiLight"/>
+        </w:rPr>
+        <w:t xml:space="preserve"> </w:t>
+      </w:r>
+      <w:r>
+        <w:t>için kullanılan temel parametreler ve bu parametrelerin karşılaştırmalarının dışındaki varsayılan değerleri:</w:t>
+      </w:r>
+    </w:p>
+    <w:tbl>
+      <w:tblPr>
+        <w:tblStyle w:val="PlainTable4"/>
+        <w:tblW w:w="0" w:type="auto"/>
+        <w:tblLook w:val="04A0" w:firstRow="1" w:lastRow="0" w:firstColumn="1" w:lastColumn="0" w:noHBand="0" w:noVBand="1"/>
+      </w:tblPr>
+      <w:tblGrid>
+        <w:gridCol w:w="4499"/>
+        <w:gridCol w:w="4499"/>
+      </w:tblGrid>
+      <w:tr>
+        <w:trPr>
+          <w:cnfStyle w:val="100000000000" w:firstRow="1" w:lastRow="0" w:firstColumn="0" w:lastColumn="0" w:oddVBand="0" w:evenVBand="0" w:oddHBand="0" w:evenHBand="0" w:firstRowFirstColumn="0" w:firstRowLastColumn="0" w:lastRowFirstColumn="0" w:lastRowLastColumn="0"/>
+          <w:trHeight w:val="305"/>
+        </w:trPr>
+        <w:tc>
+          <w:tcPr>
+            <w:cnfStyle w:val="001000000000" w:firstRow="0" w:lastRow="0" w:firstColumn="1" w:lastColumn="0" w:oddVBand="0" w:evenVBand="0" w:oddHBand="0" w:evenHBand="0" w:firstRowFirstColumn="0" w:firstRowLastColumn="0" w:lastRowFirstColumn="0" w:lastRowLastColumn="0"/>
+            <w:tcW w:w="4499" w:type="dxa"/>
+            <w:tcBorders>
+              <w:bottom w:val="single" w:sz="12" w:space="0" w:color="auto"/>
+            </w:tcBorders>
+          </w:tcPr>
+          <w:p>
+            <w:r>
+              <w:t>Parametre</w:t>
+            </w:r>
+          </w:p>
+        </w:tc>
+        <w:tc>
+          <w:tcPr>
+            <w:tcW w:w="4499" w:type="dxa"/>
+            <w:tcBorders>
+              <w:bottom w:val="single" w:sz="12" w:space="0" w:color="auto"/>
+            </w:tcBorders>
+          </w:tcPr>
+          <w:p>
+            <w:pPr>
+              <w:cnfStyle w:val="100000000000" w:firstRow="1" w:lastRow="0" w:firstColumn="0" w:lastColumn="0" w:oddVBand="0" w:evenVBand="0" w:oddHBand="0" w:evenHBand="0" w:firstRowFirstColumn="0" w:firstRowLastColumn="0" w:lastRowFirstColumn="0" w:lastRowLastColumn="0"/>
+            </w:pPr>
+            <w:r>
+              <w:t>Değer</w:t>
+            </w:r>
+          </w:p>
+        </w:tc>
+      </w:tr>
+      <w:tr>
+        <w:trPr>
+          <w:cnfStyle w:val="000000100000" w:firstRow="0" w:lastRow="0" w:firstColumn="0" w:lastColumn="0" w:oddVBand="0" w:evenVBand="0" w:oddHBand="1" w:evenHBand="0" w:firstRowFirstColumn="0" w:firstRowLastColumn="0" w:lastRowFirstColumn="0" w:lastRowLastColumn="0"/>
+          <w:trHeight w:val="321"/>
+        </w:trPr>
+        <w:tc>
+          <w:tcPr>
+            <w:cnfStyle w:val="001000000000" w:firstRow="0" w:lastRow="0" w:firstColumn="1" w:lastColumn="0" w:oddVBand="0" w:evenVBand="0" w:oddHBand="0" w:evenHBand="0" w:firstRowFirstColumn="0" w:firstRowLastColumn="0" w:lastRowFirstColumn="0" w:lastRowLastColumn="0"/>
+            <w:tcW w:w="4499" w:type="dxa"/>
+            <w:tcBorders>
+              <w:top w:val="single" w:sz="12" w:space="0" w:color="auto"/>
+            </w:tcBorders>
+          </w:tcPr>
+          <w:p>
+            <w:pPr>
+              <w:rPr>
+                <w:b w:val="0"/>
+              </w:rPr>
+            </w:pPr>
+            <w:r>
+              <w:rPr>
+                <w:b w:val="0"/>
+              </w:rPr>
+              <w:t>Örnek sayısı N</w:t>
+            </w:r>
+          </w:p>
+        </w:tc>
+        <w:tc>
+          <w:tcPr>
+            <w:tcW w:w="4499" w:type="dxa"/>
+            <w:tcBorders>
+              <w:top w:val="single" w:sz="12" w:space="0" w:color="auto"/>
+            </w:tcBorders>
+          </w:tcPr>
+          <w:p>
+            <w:pPr>
+              <w:cnfStyle w:val="000000100000" w:firstRow="0" w:lastRow="0" w:firstColumn="0" w:lastColumn="0" w:oddVBand="0" w:evenVBand="0" w:oddHBand="1" w:evenHBand="0" w:firstRowFirstColumn="0" w:firstRowLastColumn="0" w:lastRowFirstColumn="0" w:lastRowLastColumn="0"/>
+            </w:pPr>
+            <w:r>
+              <w:t>1.000.000</w:t>
+            </w:r>
+          </w:p>
+        </w:tc>
+      </w:tr>
+      <w:tr>
+        <w:trPr>
+          <w:trHeight w:val="305"/>
+        </w:trPr>
+        <w:tc>
+          <w:tcPr>
+            <w:cnfStyle w:val="001000000000" w:firstRow="0" w:lastRow="0" w:firstColumn="1" w:lastColumn="0" w:oddVBand="0" w:evenVBand="0" w:oddHBand="0" w:evenHBand="0" w:firstRowFirstColumn="0" w:firstRowLastColumn="0" w:lastRowFirstColumn="0" w:lastRowLastColumn="0"/>
+            <w:tcW w:w="4499" w:type="dxa"/>
+          </w:tcPr>
+          <w:p>
+            <w:pPr>
+              <w:rPr>
+                <w:b w:val="0"/>
+              </w:rPr>
+            </w:pPr>
+            <w:r>
+              <w:rPr>
+                <w:b w:val="0"/>
+              </w:rPr>
+              <w:t>Örnekleme frekansı</w:t>
+            </w:r>
+          </w:p>
+        </w:tc>
+        <w:tc>
+          <w:tcPr>
+            <w:tcW w:w="4499" w:type="dxa"/>
+          </w:tcPr>
+          <w:p>
+            <w:pPr>
+              <w:cnfStyle w:val="000000000000" w:firstRow="0" w:lastRow="0" w:firstColumn="0" w:lastColumn="0" w:oddVBand="0" w:evenVBand="0" w:oddHBand="0" w:evenHBand="0" w:firstRowFirstColumn="0" w:firstRowLastColumn="0" w:lastRowFirstColumn="0" w:lastRowLastColumn="0"/>
+            </w:pPr>
+            <w:r>
+              <w:t>1 MHz</w:t>
+            </w:r>
+          </w:p>
+        </w:tc>
+      </w:tr>
+      <w:tr>
+        <w:trPr>
+          <w:cnfStyle w:val="000000100000" w:firstRow="0" w:lastRow="0" w:firstColumn="0" w:lastColumn="0" w:oddVBand="0" w:evenVBand="0" w:oddHBand="1" w:evenHBand="0" w:firstRowFirstColumn="0" w:firstRowLastColumn="0" w:lastRowFirstColumn="0" w:lastRowLastColumn="0"/>
+          <w:trHeight w:val="305"/>
+        </w:trPr>
+        <w:tc>
+          <w:tcPr>
+            <w:cnfStyle w:val="001000000000" w:firstRow="0" w:lastRow="0" w:firstColumn="1" w:lastColumn="0" w:oddVBand="0" w:evenVBand="0" w:oddHBand="0" w:evenHBand="0" w:firstRowFirstColumn="0" w:firstRowLastColumn="0" w:lastRowFirstColumn="0" w:lastRowLastColumn="0"/>
+            <w:tcW w:w="4499" w:type="dxa"/>
+          </w:tcPr>
+          <w:p>
+            <w:pPr>
+              <w:rPr>
+                <w:b w:val="0"/>
+              </w:rPr>
+            </w:pPr>
+            <w:r>
+              <w:rPr>
+                <w:b w:val="0"/>
+              </w:rPr>
+              <w:t>Taşıyıcı frekansı</w:t>
+            </w:r>
+          </w:p>
+        </w:tc>
+        <w:tc>
+          <w:tcPr>
+            <w:tcW w:w="4499" w:type="dxa"/>
+          </w:tcPr>
+          <w:p>
+            <w:pPr>
+              <w:cnfStyle w:val="000000100000" w:firstRow="0" w:lastRow="0" w:firstColumn="0" w:lastColumn="0" w:oddVBand="0" w:evenVBand="0" w:oddHBand="1" w:evenHBand="0" w:firstRowFirstColumn="0" w:firstRowLastColumn="0" w:lastRowFirstColumn="0" w:lastRowLastColumn="0"/>
+            </w:pPr>
+            <w:r>
+              <w:t>200</w:t>
+            </w:r>
+            <w:r>
+              <w:t xml:space="preserve"> kHz</w:t>
+            </w:r>
+          </w:p>
+        </w:tc>
+      </w:tr>
+      <w:tr>
+        <w:trPr>
+          <w:trHeight w:val="305"/>
+        </w:trPr>
+        <w:tc>
+          <w:tcPr>
+            <w:cnfStyle w:val="001000000000" w:firstRow="0" w:lastRow="0" w:firstColumn="1" w:lastColumn="0" w:oddVBand="0" w:evenVBand="0" w:oddHBand="0" w:evenHBand="0" w:firstRowFirstColumn="0" w:firstRowLastColumn="0" w:lastRowFirstColumn="0" w:lastRowLastColumn="0"/>
+            <w:tcW w:w="4499" w:type="dxa"/>
+          </w:tcPr>
+          <w:p>
+            <w:pPr>
+              <w:rPr>
+                <w:b w:val="0"/>
+              </w:rPr>
+            </w:pPr>
+            <w:r>
+              <w:rPr>
+                <w:b w:val="0"/>
+              </w:rPr>
+              <w:t>Taşıyıcı genliği</w:t>
+            </w:r>
+          </w:p>
+        </w:tc>
+        <w:tc>
+          <w:tcPr>
+            <w:tcW w:w="4499" w:type="dxa"/>
+          </w:tcPr>
+          <w:p>
+            <w:pPr>
+              <w:cnfStyle w:val="000000000000" w:firstRow="0" w:lastRow="0" w:firstColumn="0" w:lastColumn="0" w:oddVBand="0" w:evenVBand="0" w:oddHBand="0" w:evenHBand="0" w:firstRowFirstColumn="0" w:firstRowLastColumn="0" w:lastRowFirstColumn="0" w:lastRowLastColumn="0"/>
+            </w:pPr>
+            <w:r>
+              <w:t>1</w:t>
+            </w:r>
+          </w:p>
+        </w:tc>
+      </w:tr>
+      <w:tr>
+        <w:trPr>
+          <w:cnfStyle w:val="000000100000" w:firstRow="0" w:lastRow="0" w:firstColumn="0" w:lastColumn="0" w:oddVBand="0" w:evenVBand="0" w:oddHBand="1" w:evenHBand="0" w:firstRowFirstColumn="0" w:firstRowLastColumn="0" w:lastRowFirstColumn="0" w:lastRowLastColumn="0"/>
+          <w:trHeight w:val="321"/>
+        </w:trPr>
+        <w:tc>
+          <w:tcPr>
+            <w:cnfStyle w:val="001000000000" w:firstRow="0" w:lastRow="0" w:firstColumn="1" w:lastColumn="0" w:oddVBand="0" w:evenVBand="0" w:oddHBand="0" w:evenHBand="0" w:firstRowFirstColumn="0" w:firstRowLastColumn="0" w:lastRowFirstColumn="0" w:lastRowLastColumn="0"/>
+            <w:tcW w:w="4499" w:type="dxa"/>
+          </w:tcPr>
+          <w:p>
+            <w:pPr>
+              <w:rPr>
+                <w:b w:val="0"/>
+              </w:rPr>
+            </w:pPr>
+            <w:r>
+              <w:rPr>
+                <w:b w:val="0"/>
+              </w:rPr>
+              <w:t>LPF derecesi</w:t>
+            </w:r>
+          </w:p>
+        </w:tc>
+        <w:tc>
+          <w:tcPr>
+            <w:tcW w:w="4499" w:type="dxa"/>
+          </w:tcPr>
+          <w:p>
+            <w:pPr>
+              <w:cnfStyle w:val="000000100000" w:firstRow="0" w:lastRow="0" w:firstColumn="0" w:lastColumn="0" w:oddVBand="0" w:evenVBand="0" w:oddHBand="1" w:evenHBand="0" w:firstRowFirstColumn="0" w:firstRowLastColumn="0" w:lastRowFirstColumn="0" w:lastRowLastColumn="0"/>
+            </w:pPr>
+            <w:r>
+              <w:t>4</w:t>
+            </w:r>
+          </w:p>
+        </w:tc>
+      </w:tr>
+      <w:tr>
+        <w:trPr>
+          <w:trHeight w:val="305"/>
+        </w:trPr>
+        <w:tc>
+          <w:tcPr>
+            <w:cnfStyle w:val="001000000000" w:firstRow="0" w:lastRow="0" w:firstColumn="1" w:lastColumn="0" w:oddVBand="0" w:evenVBand="0" w:oddHBand="0" w:evenHBand="0" w:firstRowFirstColumn="0" w:firstRowLastColumn="0" w:lastRowFirstColumn="0" w:lastRowLastColumn="0"/>
+            <w:tcW w:w="4499" w:type="dxa"/>
+          </w:tcPr>
+          <w:p>
+            <w:pPr>
+              <w:rPr>
+                <w:b w:val="0"/>
+              </w:rPr>
+            </w:pPr>
+            <w:r>
+              <w:rPr>
+                <w:b w:val="0"/>
+              </w:rPr>
+              <w:t>LPF kesim frekansı</w:t>
+            </w:r>
+          </w:p>
+        </w:tc>
+        <w:tc>
+          <w:tcPr>
+            <w:tcW w:w="4499" w:type="dxa"/>
+          </w:tcPr>
+          <w:p>
+            <w:pPr>
+              <w:cnfStyle w:val="000000000000" w:firstRow="0" w:lastRow="0" w:firstColumn="0" w:lastColumn="0" w:oddVBand="0" w:evenVBand="0" w:oddHBand="0" w:evenHBand="0" w:firstRowFirstColumn="0" w:firstRowLastColumn="0" w:lastRowFirstColumn="0" w:lastRowLastColumn="0"/>
+            </w:pPr>
+            <w:r>
+              <w:t>200 kHz</w:t>
+            </w:r>
+          </w:p>
+        </w:tc>
+      </w:tr>
+      <w:tr>
+        <w:trPr>
+          <w:cnfStyle w:val="000000100000" w:firstRow="0" w:lastRow="0" w:firstColumn="0" w:lastColumn="0" w:oddVBand="0" w:evenVBand="0" w:oddHBand="1" w:evenHBand="0" w:firstRowFirstColumn="0" w:firstRowLastColumn="0" w:lastRowFirstColumn="0" w:lastRowLastColumn="0"/>
+          <w:trHeight w:val="305"/>
+        </w:trPr>
+        <w:tc>
+          <w:tcPr>
+            <w:cnfStyle w:val="001000000000" w:firstRow="0" w:lastRow="0" w:firstColumn="1" w:lastColumn="0" w:oddVBand="0" w:evenVBand="0" w:oddHBand="0" w:evenHBand="0" w:firstRowFirstColumn="0" w:firstRowLastColumn="0" w:lastRowFirstColumn="0" w:lastRowLastColumn="0"/>
+            <w:tcW w:w="4499" w:type="dxa"/>
+          </w:tcPr>
+          <w:p>
+            <w:pPr>
+              <w:rPr>
+                <w:b w:val="0"/>
+                <w:bCs w:val="0"/>
+              </w:rPr>
+            </w:pPr>
+            <w:r>
+              <w:rPr>
+                <w:b w:val="0"/>
+              </w:rPr>
+              <w:t>DUT RMS</w:t>
+            </w:r>
+          </w:p>
+        </w:tc>
+        <w:tc>
+          <w:tcPr>
+            <w:tcW w:w="4499" w:type="dxa"/>
+          </w:tcPr>
+          <w:p>
+            <w:pPr>
+              <w:cnfStyle w:val="000000100000" w:firstRow="0" w:lastRow="0" w:firstColumn="0" w:lastColumn="0" w:oddVBand="0" w:evenVBand="0" w:oddHBand="1" w:evenHBand="0" w:firstRowFirstColumn="0" w:firstRowLastColumn="0" w:lastRowFirstColumn="0" w:lastRowLastColumn="0"/>
+            </w:pPr>
+            <w:r>
+              <w:t>0.05</w:t>
+            </w:r>
+          </w:p>
+        </w:tc>
+      </w:tr>
+      <w:tr>
+        <w:trPr>
+          <w:trHeight w:val="305"/>
+        </w:trPr>
+        <w:tc>
+          <w:tcPr>
+            <w:cnfStyle w:val="001000000000" w:firstRow="0" w:lastRow="0" w:firstColumn="1" w:lastColumn="0" w:oddVBand="0" w:evenVBand="0" w:oddHBand="0" w:evenHBand="0" w:firstRowFirstColumn="0" w:firstRowLastColumn="0" w:lastRowFirstColumn="0" w:lastRowLastColumn="0"/>
+            <w:tcW w:w="4499" w:type="dxa"/>
+          </w:tcPr>
+          <w:p>
+            <w:pPr>
+              <w:rPr>
+                <w:b w:val="0"/>
+              </w:rPr>
+            </w:pPr>
+            <w:r>
+              <w:rPr>
+                <w:b w:val="0"/>
+              </w:rPr>
+              <w:t xml:space="preserve">Ref. 1 / </w:t>
+            </w:r>
+            <w:proofErr w:type="spellStart"/>
+            <w:r>
+              <w:rPr>
+                <w:b w:val="0"/>
+              </w:rPr>
+              <w:t>Ref</w:t>
+            </w:r>
+            <w:proofErr w:type="spellEnd"/>
+            <w:r>
+              <w:rPr>
+                <w:b w:val="0"/>
+              </w:rPr>
+              <w:t>. 2 RMS</w:t>
+            </w:r>
+          </w:p>
+        </w:tc>
+        <w:tc>
+          <w:tcPr>
+            <w:tcW w:w="4499" w:type="dxa"/>
+          </w:tcPr>
+          <w:p>
+            <w:pPr>
+              <w:cnfStyle w:val="000000000000" w:firstRow="0" w:lastRow="0" w:firstColumn="0" w:lastColumn="0" w:oddVBand="0" w:evenVBand="0" w:oddHBand="0" w:evenHBand="0" w:firstRowFirstColumn="0" w:firstRowLastColumn="0" w:lastRowFirstColumn="0" w:lastRowLastColumn="0"/>
+            </w:pPr>
+            <w:r>
+              <w:t>0.05</w:t>
+            </w:r>
+          </w:p>
+        </w:tc>
+      </w:tr>
+      <w:tr>
+        <w:trPr>
+          <w:cnfStyle w:val="000000100000" w:firstRow="0" w:lastRow="0" w:firstColumn="0" w:lastColumn="0" w:oddVBand="0" w:evenVBand="0" w:oddHBand="1" w:evenHBand="0" w:firstRowFirstColumn="0" w:firstRowLastColumn="0" w:lastRowFirstColumn="0" w:lastRowLastColumn="0"/>
+          <w:trHeight w:val="305"/>
+        </w:trPr>
+        <w:tc>
+          <w:tcPr>
+            <w:cnfStyle w:val="001000000000" w:firstRow="0" w:lastRow="0" w:firstColumn="1" w:lastColumn="0" w:oddVBand="0" w:evenVBand="0" w:oddHBand="0" w:evenHBand="0" w:firstRowFirstColumn="0" w:firstRowLastColumn="0" w:lastRowFirstColumn="0" w:lastRowLastColumn="0"/>
+            <w:tcW w:w="4499" w:type="dxa"/>
+          </w:tcPr>
+          <w:p>
+            <w:pPr>
+              <w:rPr>
+                <w:b w:val="0"/>
+              </w:rPr>
+            </w:pPr>
+            <w:proofErr w:type="spellStart"/>
+            <w:r>
+              <w:rPr>
+                <w:b w:val="0"/>
+              </w:rPr>
+              <w:t>İterasyon</w:t>
+            </w:r>
+            <w:proofErr w:type="spellEnd"/>
+            <w:r>
+              <w:rPr>
+                <w:b w:val="0"/>
+              </w:rPr>
+              <w:t xml:space="preserve"> sayısı</w:t>
+            </w:r>
+          </w:p>
+        </w:tc>
+        <w:tc>
+          <w:tcPr>
+            <w:tcW w:w="4499" w:type="dxa"/>
+          </w:tcPr>
+          <w:p>
+            <w:pPr>
+              <w:cnfStyle w:val="000000100000" w:firstRow="0" w:lastRow="0" w:firstColumn="0" w:lastColumn="0" w:oddVBand="0" w:evenVBand="0" w:oddHBand="1" w:evenHBand="0" w:firstRowFirstColumn="0" w:firstRowLastColumn="0" w:lastRowFirstColumn="0" w:lastRowLastColumn="0"/>
+            </w:pPr>
+            <w:r>
+              <w:t>100</w:t>
+            </w:r>
+          </w:p>
+        </w:tc>
+      </w:tr>
+      <w:tr>
+        <w:trPr>
+          <w:trHeight w:val="321"/>
+        </w:trPr>
+        <w:tc>
+          <w:tcPr>
+            <w:cnfStyle w:val="001000000000" w:firstRow="0" w:lastRow="0" w:firstColumn="1" w:lastColumn="0" w:oddVBand="0" w:evenVBand="0" w:oddHBand="0" w:evenHBand="0" w:firstRowFirstColumn="0" w:firstRowLastColumn="0" w:lastRowFirstColumn="0" w:lastRowLastColumn="0"/>
+            <w:tcW w:w="4499" w:type="dxa"/>
+          </w:tcPr>
+          <w:p>
+            <w:pPr>
+              <w:rPr>
+                <w:b w:val="0"/>
+              </w:rPr>
+            </w:pPr>
+            <w:proofErr w:type="spellStart"/>
+            <w:r>
+              <w:rPr>
+                <w:b w:val="0"/>
+              </w:rPr>
+              <w:t>Log</w:t>
+            </w:r>
+            <w:proofErr w:type="spellEnd"/>
+            <w:r>
+              <w:rPr>
+                <w:b w:val="0"/>
+              </w:rPr>
+              <w:t>-bin sayısı</w:t>
+            </w:r>
+          </w:p>
+        </w:tc>
+        <w:tc>
+          <w:tcPr>
+            <w:tcW w:w="4499" w:type="dxa"/>
+          </w:tcPr>
+          <w:p>
+            <w:pPr>
+              <w:cnfStyle w:val="000000000000" w:firstRow="0" w:lastRow="0" w:firstColumn="0" w:lastColumn="0" w:oddVBand="0" w:evenVBand="0" w:oddHBand="0" w:evenHBand="0" w:firstRowFirstColumn="0" w:firstRowLastColumn="0" w:lastRowFirstColumn="0" w:lastRowLastColumn="0"/>
+            </w:pPr>
+            <w:r>
+              <w:t>100</w:t>
+            </w:r>
+          </w:p>
+        </w:tc>
+      </w:tr>
+    </w:tbl>
+    <w:p>
+      <w:r>
+        <w:t>Her deneyde yalnızca incelenen parametre değiştirilmiş, diğer parametreler temel değerlerinde tutulmuştur.</w:t>
+      </w:r>
+    </w:p>
+    <w:p>
+      <w:pPr>
+        <w:pStyle w:val="Heading2"/>
+        <w:rPr>
+          <w:b/>
+        </w:rPr>
+      </w:pPr>
+      <w:r>
+        <w:rPr>
+          <w:b/>
+        </w:rPr>
+        <w:t>7.2. LPF kesim frekansı karşılaştırması</w:t>
+      </w:r>
+    </w:p>
+    <w:p>
+      <w:r>
+        <w:t>Test edilen değerler:</w:t>
+      </w:r>
+    </w:p>
+    <w:p>
+      <w:pPr>
+        <w:rPr>
+          <w:rFonts w:eastAsiaTheme="minorEastAsia"/>
+        </w:rPr>
+      </w:pPr>
+      <m:oMathPara>
+        <m:oMath>
+          <m:sSub>
+            <m:sSubPr>
+              <m:ctrlPr>
+                <w:rPr>
+                  <w:rFonts w:ascii="Cambria Math" w:hAnsi="Cambria Math"/>
+                  <w:i/>
+                </w:rPr>
+              </m:ctrlPr>
+            </m:sSubPr>
+            <m:e>
+              <m:r>
+                <w:rPr>
+                  <w:rFonts w:ascii="Cambria Math" w:hAnsi="Cambria Math"/>
+                </w:rPr>
+                <m:t>f</m:t>
+              </m:r>
+            </m:e>
+            <m:sub>
+              <m:r>
+                <w:rPr>
+                  <w:rFonts w:ascii="Cambria Math" w:hAnsi="Cambria Math"/>
+                </w:rPr>
+                <m:t>c</m:t>
+              </m:r>
+            </m:sub>
+          </m:sSub>
+          <m:r>
+            <w:rPr>
+              <w:rFonts w:ascii="Cambria Math" w:hAnsi="Cambria Math"/>
+            </w:rPr>
+            <m:t>=</m:t>
+          </m:r>
+          <m:d>
+            <m:dPr>
+              <m:begChr m:val="["/>
+              <m:endChr m:val="]"/>
+              <m:ctrlPr>
+                <w:rPr>
+                  <w:rFonts w:ascii="Cambria Math" w:hAnsi="Cambria Math"/>
+                  <w:i/>
+                </w:rPr>
+              </m:ctrlPr>
+            </m:dPr>
+            <m:e>
+              <m:r>
+                <w:rPr>
+                  <w:rFonts w:ascii="Cambria Math" w:hAnsi="Cambria Math"/>
+                </w:rPr>
+                <m:t>1, 5, 10, 25, 50, 100, 200, 300</m:t>
+              </m:r>
+            </m:e>
+          </m:d>
+          <m:r>
+            <m:rPr>
+              <m:nor/>
+            </m:rPr>
+            <w:rPr>
+              <w:rFonts w:ascii="Cambria Math" w:hAnsi="Cambria Math"/>
+            </w:rPr>
+            <m:t xml:space="preserve"> </m:t>
+          </m:r>
+          <m:r>
+            <m:rPr>
+              <m:nor/>
+            </m:rPr>
+            <w:rPr>
+              <w:rFonts w:ascii="Cambria Math" w:hAnsi="Cambria Math"/>
+            </w:rPr>
+            <m:t>kHz</m:t>
+          </m:r>
+        </m:oMath>
+      </m:oMathPara>
+    </w:p>
+    <w:p>
+      <w:r>
+        <w:t xml:space="preserve">LPF, faz detektörü çıkışındaki </w:t>
+      </w:r>
+      <m:oMath>
+        <m:r>
+          <w:rPr>
+            <w:rFonts w:ascii="Cambria Math" w:hAnsi="Cambria Math"/>
+          </w:rPr>
+          <m:t>2</m:t>
+        </m:r>
+        <m:sSub>
+          <m:sSubPr>
+            <m:ctrlPr>
+              <w:rPr>
+                <w:rFonts w:ascii="Cambria Math" w:hAnsi="Cambria Math"/>
+                <w:i/>
+              </w:rPr>
+            </m:ctrlPr>
+          </m:sSubPr>
+          <m:e>
+            <m:r>
+              <w:rPr>
+                <w:rFonts w:ascii="Cambria Math" w:hAnsi="Cambria Math"/>
+              </w:rPr>
+              <m:t>f</m:t>
+            </m:r>
+          </m:e>
+          <m:sub>
+            <m:r>
+              <w:rPr>
+                <w:rFonts w:ascii="Cambria Math" w:hAnsi="Cambria Math"/>
+              </w:rPr>
+              <m:t>0</m:t>
+            </m:r>
+          </m:sub>
+        </m:sSub>
+      </m:oMath>
+      <w:r>
+        <w:t xml:space="preserve"> bileşenini bastırırken ölçülebilecek faz gürültüsü </w:t>
+      </w:r>
+      <w:proofErr w:type="spellStart"/>
+      <w:r>
+        <w:t>offset</w:t>
+      </w:r>
+      <w:proofErr w:type="spellEnd"/>
+      <w:r>
+        <w:t xml:space="preserve"> bandını da belirler. Düşük kesim frekansı daha dar bir ölçüm bandı oluştururken yüksek kesim frekansı daha geniş </w:t>
+      </w:r>
+      <w:proofErr w:type="spellStart"/>
+      <w:r>
+        <w:t>offset</w:t>
+      </w:r>
+      <w:proofErr w:type="spellEnd"/>
+      <w:r>
+        <w:t xml:space="preserve"> aralığının geçirilmesini sağlar.</w:t>
+      </w:r>
+    </w:p>
+    <w:p>
+      <w:pPr>
+        <w:jc w:val="center"/>
+      </w:pPr>
+      <w:r>
+        <w:rPr>
+          <w:noProof/>
+        </w:rPr>
+        <w:drawing>
+          <wp:inline distT="0" distB="0" distL="0" distR="0">
+            <wp:extent cx="5708200" cy="4110825"/>
+            <wp:effectExtent l="0" t="0" r="6985" b="4445"/>
+            <wp:docPr id="10" name="Picture 10"/>
+            <wp:cNvGraphicFramePr>
+              <a:graphicFrameLocks xmlns:a="http://schemas.openxmlformats.org/drawingml/2006/main" noChangeAspect="1"/>
+            </wp:cNvGraphicFramePr>
+            <a:graphic xmlns:a="http://schemas.openxmlformats.org/drawingml/2006/main">
+              <a:graphicData uri="http://schemas.openxmlformats.org/drawingml/2006/picture">
+                <pic:pic xmlns:pic="http://schemas.openxmlformats.org/drawingml/2006/picture">
+                  <pic:nvPicPr>
+                    <pic:cNvPr id="0" name="Picture 3"/>
+                    <pic:cNvPicPr>
+                      <a:picLocks noChangeAspect="1" noChangeArrowheads="1"/>
+                    </pic:cNvPicPr>
+                  </pic:nvPicPr>
+                  <pic:blipFill rotWithShape="1">
+                    <a:blip r:embed="rId14" cstate="print">
+                      <a:extLst>
+                        <a:ext uri="{28A0092B-C50C-407E-A947-70E740481C1C}">
+                          <a14:useLocalDpi xmlns:a14="http://schemas.microsoft.com/office/drawing/2010/main" val="0"/>
+                        </a:ext>
+                      </a:extLst>
+                    </a:blip>
+                    <a:srcRect l="6902" t="2792" r="3774" b="4308"/>
+                    <a:stretch/>
+                  </pic:blipFill>
+                  <pic:spPr bwMode="auto">
+                    <a:xfrm>
+                      <a:off x="0" y="0"/>
+                      <a:ext cx="5748734" cy="4140016"/>
+                    </a:xfrm>
+                    <a:prstGeom prst="rect">
+                      <a:avLst/>
+                    </a:prstGeom>
+                    <a:noFill/>
+                    <a:ln>
+                      <a:noFill/>
+                    </a:ln>
+                    <a:extLst>
+                      <a:ext uri="{53640926-AAD7-44D8-BBD7-CCE9431645EC}">
+                        <a14:shadowObscured xmlns:a14="http://schemas.microsoft.com/office/drawing/2010/main"/>
+                      </a:ext>
+                    </a:extLst>
+                  </pic:spPr>
+                </pic:pic>
+              </a:graphicData>
+            </a:graphic>
+          </wp:inline>
+        </w:drawing>
+      </w:r>
+    </w:p>
+    <w:p>
+      <w:pPr>
+        <w:jc w:val="center"/>
+        <w:rPr>
+          <w:i/>
+          <w:sz w:val="18"/>
+        </w:rPr>
+      </w:pPr>
+      <w:r>
+        <w:rPr>
+          <w:i/>
+          <w:sz w:val="18"/>
+        </w:rPr>
+        <w:t xml:space="preserve">Şekil </w:t>
+      </w:r>
+      <w:r>
+        <w:rPr>
+          <w:i/>
+          <w:sz w:val="18"/>
+        </w:rPr>
+        <w:t>7</w:t>
+      </w:r>
+      <w:r>
+        <w:rPr>
+          <w:i/>
+          <w:sz w:val="18"/>
+        </w:rPr>
+        <w:t xml:space="preserve">.1 – </w:t>
+      </w:r>
+      <w:r>
+        <w:rPr>
+          <w:i/>
+          <w:sz w:val="18"/>
+        </w:rPr>
+        <w:t>Farklı LPF kesim frekanslarında Cross-PSD ve gerçek DUT faz gürültüsü.</w:t>
+      </w:r>
+    </w:p>
+    <w:p>
+      <w:r>
+        <w:rPr>
+          <w:i/>
+        </w:rPr>
+        <w:t>Önemli nokta:</w:t>
+      </w:r>
+      <w:r>
+        <w:t xml:space="preserve"> Cross-PSD kanalları </w:t>
+      </w:r>
+      <w:proofErr w:type="spellStart"/>
+      <w:r>
+        <w:t>LPF’den</w:t>
+      </w:r>
+      <w:proofErr w:type="spellEnd"/>
+      <w:r>
+        <w:t xml:space="preserve"> geçerken karşılaştırılan DUT </w:t>
+      </w:r>
+      <w:proofErr w:type="spellStart"/>
+      <w:r>
+        <w:t>periodogramı</w:t>
+      </w:r>
+      <w:proofErr w:type="spellEnd"/>
+      <w:r>
+        <w:t xml:space="preserve"> filtresizdir. Bu nedenle kesim frekansının üzerinde eğrilerin ayrılması beklenen bir sonuçtur. MAE yorumlanırken esas olarak LPF geçiş bandı dikkate alınmalıdır.</w:t>
+      </w:r>
+    </w:p>
+    <w:p>
+      <w:pPr>
+        <w:pStyle w:val="Heading2"/>
+        <w:rPr>
+          <w:b/>
+        </w:rPr>
+      </w:pPr>
+      <w:r>
+        <w:rPr>
+          <w:b/>
+        </w:rPr>
+        <w:t>7.3</w:t>
+      </w:r>
+      <w:r>
+        <w:rPr>
+          <w:b/>
+        </w:rPr>
+        <w:t>. DUT sinyalinin farklı RMS değerlerinin karşılaştırılması</w:t>
+      </w:r>
+    </w:p>
+    <w:p>
+      <w:r>
+        <w:t>Test edilen değerler:</w:t>
+      </w:r>
+    </w:p>
+    <w:p>
+      <w:pPr>
+        <w:rPr>
+          <w:rFonts w:eastAsiaTheme="minorEastAsia"/>
+        </w:rPr>
+      </w:pPr>
+      <m:oMathPara>
+        <m:oMath>
+          <m:sSub>
+            <m:sSubPr>
+              <m:ctrlPr>
+                <w:rPr>
+                  <w:rFonts w:ascii="Cambria Math" w:hAnsi="Cambria Math"/>
+                  <w:i/>
+                </w:rPr>
+              </m:ctrlPr>
+            </m:sSubPr>
+            <m:e>
+              <m:r>
+                <w:rPr>
+                  <w:rFonts w:ascii="Cambria Math" w:hAnsi="Cambria Math"/>
+                </w:rPr>
+                <m:t>σ</m:t>
+              </m:r>
+            </m:e>
+            <m:sub>
+              <m:r>
+                <w:rPr>
+                  <w:rFonts w:ascii="Cambria Math" w:hAnsi="Cambria Math"/>
+                </w:rPr>
+                <m:t>DUT</m:t>
+              </m:r>
+            </m:sub>
+          </m:sSub>
+          <m:r>
+            <w:rPr>
+              <w:rFonts w:ascii="Cambria Math" w:hAnsi="Cambria Math"/>
+            </w:rPr>
+            <m:t>=[0.01, 0.02, 0.05, 0.1, 0.2, 0.5]</m:t>
+          </m:r>
+          <m:r>
+            <m:rPr>
+              <m:nor/>
+            </m:rPr>
+            <w:rPr>
+              <w:rFonts w:ascii="Cambria Math" w:eastAsiaTheme="minorEastAsia" w:hAnsi="Cambria Math"/>
+            </w:rPr>
+            <m:t xml:space="preserve"> rad</m:t>
+          </m:r>
+        </m:oMath>
+      </m:oMathPara>
+    </w:p>
+    <w:p>
+      <w:r>
+        <w:t>Aynı spektral şekil için RMS değeri arttıkça faz gürültüsü PSD seviyesi yükselir. İki RMS değeri arasındaki teorik seviye farkı:</w:t>
+      </w:r>
+    </w:p>
+    <w:p>
+      <w:pPr>
+        <w:rPr>
+          <w:rFonts w:eastAsiaTheme="minorEastAsia"/>
+        </w:rPr>
+      </w:pPr>
+      <m:oMathPara>
+        <m:oMath>
+          <m:r>
+            <w:rPr>
+              <w:rFonts w:ascii="Cambria Math" w:hAnsi="Cambria Math"/>
+            </w:rPr>
+            <m:t>∆L=20</m:t>
+          </m:r>
+          <m:sSub>
+            <m:sSubPr>
+              <m:ctrlPr>
+                <w:rPr>
+                  <w:rFonts w:ascii="Cambria Math" w:hAnsi="Cambria Math"/>
+                  <w:i/>
+                </w:rPr>
+              </m:ctrlPr>
+            </m:sSubPr>
+            <m:e>
+              <m:r>
+                <m:rPr>
+                  <m:nor/>
+                </m:rPr>
+                <w:rPr>
+                  <w:rFonts w:ascii="Cambria Math" w:hAnsi="Cambria Math"/>
+                </w:rPr>
+                <m:t>log</m:t>
+              </m:r>
+            </m:e>
+            <m:sub>
+              <m:r>
+                <w:rPr>
+                  <w:rFonts w:ascii="Cambria Math" w:hAnsi="Cambria Math"/>
+                </w:rPr>
+                <m:t>10</m:t>
+              </m:r>
+            </m:sub>
+          </m:sSub>
+          <m:f>
+            <m:fPr>
+              <m:ctrlPr>
+                <w:rPr>
+                  <w:rFonts w:ascii="Cambria Math" w:hAnsi="Cambria Math"/>
+                  <w:i/>
+                </w:rPr>
+              </m:ctrlPr>
+            </m:fPr>
+            <m:num>
+              <m:sSub>
+                <m:sSubPr>
+                  <m:ctrlPr>
+                    <w:rPr>
+                      <w:rFonts w:ascii="Cambria Math" w:hAnsi="Cambria Math"/>
+                      <w:i/>
+                    </w:rPr>
+                  </m:ctrlPr>
+                </m:sSubPr>
+                <m:e>
+                  <m:r>
+                    <w:rPr>
+                      <w:rFonts w:ascii="Cambria Math" w:hAnsi="Cambria Math"/>
+                    </w:rPr>
+                    <m:t>σ</m:t>
+                  </m:r>
+                </m:e>
+                <m:sub>
+                  <m:r>
+                    <w:rPr>
+                      <w:rFonts w:ascii="Cambria Math" w:hAnsi="Cambria Math"/>
+                    </w:rPr>
+                    <m:t>D,2</m:t>
+                  </m:r>
+                </m:sub>
+              </m:sSub>
+            </m:num>
+            <m:den>
+              <m:sSub>
+                <m:sSubPr>
+                  <m:ctrlPr>
+                    <w:rPr>
+                      <w:rFonts w:ascii="Cambria Math" w:hAnsi="Cambria Math"/>
+                      <w:i/>
+                    </w:rPr>
+                  </m:ctrlPr>
+                </m:sSubPr>
+                <m:e>
+                  <m:r>
+                    <w:rPr>
+                      <w:rFonts w:ascii="Cambria Math" w:hAnsi="Cambria Math"/>
+                    </w:rPr>
+                    <m:t>σ</m:t>
+                  </m:r>
+                </m:e>
+                <m:sub>
+                  <m:r>
+                    <w:rPr>
+                      <w:rFonts w:ascii="Cambria Math" w:hAnsi="Cambria Math"/>
+                    </w:rPr>
+                    <m:t>D,1</m:t>
+                  </m:r>
+                </m:sub>
+              </m:sSub>
+            </m:den>
+          </m:f>
+        </m:oMath>
+      </m:oMathPara>
+    </w:p>
+    <w:p>
+      <w:proofErr w:type="gramStart"/>
+      <w:r>
+        <w:t>ile</w:t>
+      </w:r>
+      <w:proofErr w:type="gramEnd"/>
+      <w:r>
+        <w:t xml:space="preserve"> hesaplanabilir.</w:t>
+      </w:r>
+    </w:p>
+    <w:p>
+      <w:r>
+        <w:t xml:space="preserve">Yüksek RMS değerlerinde faz detektörünün </w:t>
+      </w:r>
+      <m:oMath>
+        <m:r>
+          <w:rPr>
+            <w:rFonts w:ascii="Cambria Math" w:hAnsi="Cambria Math"/>
+          </w:rPr>
+          <m:t>sin(Δϕ)</m:t>
+        </m:r>
+      </m:oMath>
+      <w:r>
+        <w:t xml:space="preserve"> karakteristiği nedeniyle küçük açı yaklaşımından sapma artar. Kodda bulunan </w:t>
+      </w:r>
+      <w:r>
+        <w:rPr>
+          <w:rFonts w:ascii="Cascadia Mono SemiLight" w:hAnsi="Cascadia Mono SemiLight"/>
+          <w:sz w:val="20"/>
+        </w:rPr>
+        <w:t>correction_factor</w:t>
+      </w:r>
+      <w:r>
+        <w:t>, bu güç sıkışmasını azaltmak için kullanılmaktadır.</w:t>
+      </w:r>
+    </w:p>
+    <w:p>
+      <w:pPr>
+        <w:jc w:val="center"/>
+      </w:pPr>
+      <w:r>
+        <w:rPr>
+          <w:noProof/>
+        </w:rPr>
+        <w:drawing>
+          <wp:inline distT="0" distB="0" distL="0" distR="0">
+            <wp:extent cx="5382883" cy="2735920"/>
+            <wp:effectExtent l="0" t="0" r="8890" b="7620"/>
+            <wp:docPr id="12" name="Picture 12"/>
+            <wp:cNvGraphicFramePr>
+              <a:graphicFrameLocks xmlns:a="http://schemas.openxmlformats.org/drawingml/2006/main" noChangeAspect="1"/>
+            </wp:cNvGraphicFramePr>
+            <a:graphic xmlns:a="http://schemas.openxmlformats.org/drawingml/2006/main">
+              <a:graphicData uri="http://schemas.openxmlformats.org/drawingml/2006/picture">
+                <pic:pic xmlns:pic="http://schemas.openxmlformats.org/drawingml/2006/picture">
+                  <pic:nvPicPr>
+                    <pic:cNvPr id="0" name="Picture 6"/>
+                    <pic:cNvPicPr>
+                      <a:picLocks noChangeAspect="1" noChangeArrowheads="1"/>
+                    </pic:cNvPicPr>
+                  </pic:nvPicPr>
+                  <pic:blipFill rotWithShape="1">
+                    <a:blip r:embed="rId15" cstate="print">
+                      <a:extLst>
+                        <a:ext uri="{28A0092B-C50C-407E-A947-70E740481C1C}">
+                          <a14:useLocalDpi xmlns:a14="http://schemas.microsoft.com/office/drawing/2010/main" val="0"/>
+                        </a:ext>
+                      </a:extLst>
+                    </a:blip>
+                    <a:srcRect l="8558" t="2990" r="5588" b="2487"/>
+                    <a:stretch/>
+                  </pic:blipFill>
+                  <pic:spPr bwMode="auto">
+                    <a:xfrm>
+                      <a:off x="0" y="0"/>
+                      <a:ext cx="5408936" cy="2749162"/>
+                    </a:xfrm>
+                    <a:prstGeom prst="rect">
+                      <a:avLst/>
+                    </a:prstGeom>
+                    <a:noFill/>
+                    <a:ln>
+                      <a:noFill/>
+                    </a:ln>
+                    <a:extLst>
+                      <a:ext uri="{53640926-AAD7-44D8-BBD7-CCE9431645EC}">
+                        <a14:shadowObscured xmlns:a14="http://schemas.microsoft.com/office/drawing/2010/main"/>
+                      </a:ext>
+                    </a:extLst>
+                  </pic:spPr>
+                </pic:pic>
+              </a:graphicData>
+            </a:graphic>
+          </wp:inline>
+        </w:drawing>
+      </w:r>
+    </w:p>
+    <w:p>
+      <w:pPr>
+        <w:jc w:val="center"/>
+        <w:rPr>
+          <w:i/>
+          <w:sz w:val="18"/>
+        </w:rPr>
+      </w:pPr>
+      <w:r>
+        <w:rPr>
+          <w:i/>
+          <w:sz w:val="18"/>
+        </w:rPr>
+        <w:t xml:space="preserve">Şekil </w:t>
+      </w:r>
+      <w:r>
+        <w:rPr>
+          <w:i/>
+          <w:sz w:val="18"/>
+        </w:rPr>
+        <w:t>7</w:t>
+      </w:r>
+      <w:r>
+        <w:rPr>
+          <w:i/>
+          <w:sz w:val="18"/>
+        </w:rPr>
+        <w:t>.</w:t>
+      </w:r>
+      <w:r>
+        <w:rPr>
+          <w:i/>
+          <w:sz w:val="18"/>
+        </w:rPr>
+        <w:t>2</w:t>
+      </w:r>
+      <w:r>
+        <w:rPr>
+          <w:i/>
+          <w:sz w:val="18"/>
+        </w:rPr>
+        <w:t xml:space="preserve"> – </w:t>
+      </w:r>
+      <w:r>
+        <w:rPr>
+          <w:i/>
+          <w:sz w:val="18"/>
+        </w:rPr>
+        <w:t xml:space="preserve">Farklı </w:t>
+      </w:r>
+      <w:r>
+        <w:rPr>
+          <w:i/>
+          <w:sz w:val="18"/>
+        </w:rPr>
+        <w:t xml:space="preserve">DUT RMS değerlerinde </w:t>
+      </w:r>
+      <w:proofErr w:type="spellStart"/>
+      <w:r>
+        <w:rPr>
+          <w:i/>
+          <w:sz w:val="18"/>
+        </w:rPr>
+        <w:t>cross</w:t>
+      </w:r>
+      <w:proofErr w:type="spellEnd"/>
+      <w:r>
+        <w:rPr>
+          <w:i/>
+          <w:sz w:val="18"/>
+        </w:rPr>
+        <w:t>-PSD ve gerçek DUT faz gürültüsü</w:t>
+      </w:r>
+    </w:p>
+    <w:p>
+      <w:r>
+        <w:t xml:space="preserve">Bu simülasyonda farkın daha net görünmesi amacı ile </w:t>
+      </w:r>
+      <w:proofErr w:type="spellStart"/>
+      <w:r>
+        <w:t>iterasyon</w:t>
+      </w:r>
+      <w:proofErr w:type="spellEnd"/>
+      <w:r>
+        <w:t xml:space="preserve"> sayısı düşük tutuldu, </w:t>
+      </w:r>
+      <w:r>
+        <w:rPr>
+          <w:i/>
+        </w:rPr>
+        <w:t>Şekil 7.2’de</w:t>
+      </w:r>
+      <w:r>
+        <w:t xml:space="preserve"> görüldüğü üzere bu düşük DUT sinyalinin faz gürültüsü referanstan düşük olduğu durumlarda </w:t>
+      </w:r>
+      <w:proofErr w:type="spellStart"/>
+      <w:r>
+        <w:t>cross-correlation</w:t>
+      </w:r>
+      <w:proofErr w:type="spellEnd"/>
+      <w:r>
+        <w:t xml:space="preserve"> işleminin sonucu yeteri kadar saf çıkmadığı için ölçüm yapmak için çok daha yüksek </w:t>
+      </w:r>
+      <w:proofErr w:type="spellStart"/>
+      <w:r>
+        <w:t>iterasyon</w:t>
+      </w:r>
+      <w:proofErr w:type="spellEnd"/>
+      <w:r>
+        <w:t xml:space="preserve"> sayıları gerekir.</w:t>
+      </w:r>
+    </w:p>
+    <w:p>
+      <w:pPr>
+        <w:pStyle w:val="Heading2"/>
+        <w:rPr>
+          <w:b/>
+        </w:rPr>
+      </w:pPr>
+      <w:r>
+        <w:rPr>
+          <w:b/>
+        </w:rPr>
+        <w:t>7.</w:t>
+      </w:r>
+      <w:r>
+        <w:rPr>
+          <w:b/>
+        </w:rPr>
+        <w:t>4</w:t>
+      </w:r>
+      <w:r>
+        <w:rPr>
+          <w:b/>
+        </w:rPr>
+        <w:t>. Referans sinyallerinin farklı RMS değerlerinin karşılaştırılması</w:t>
+      </w:r>
+    </w:p>
+    <w:p>
+      <w:r>
+        <w:t>Test edilen değerler:</w:t>
+      </w:r>
+    </w:p>
+    <w:p>
+      <w:pPr>
+        <w:rPr>
+          <w:rFonts w:eastAsiaTheme="minorEastAsia"/>
+        </w:rPr>
+      </w:pPr>
+      <m:oMathPara>
+        <m:oMath>
+          <m:sSub>
+            <m:sSubPr>
+              <m:ctrlPr>
+                <w:rPr>
+                  <w:rFonts w:ascii="Cambria Math" w:hAnsi="Cambria Math"/>
+                  <w:i/>
+                </w:rPr>
+              </m:ctrlPr>
+            </m:sSubPr>
+            <m:e>
+              <m:r>
+                <w:rPr>
+                  <w:rFonts w:ascii="Cambria Math" w:hAnsi="Cambria Math"/>
+                </w:rPr>
+                <m:t>σ</m:t>
+              </m:r>
+            </m:e>
+            <m:sub>
+              <m:r>
+                <w:rPr>
+                  <w:rFonts w:ascii="Cambria Math" w:hAnsi="Cambria Math"/>
+                </w:rPr>
+                <m:t>DUT</m:t>
+              </m:r>
+            </m:sub>
+          </m:sSub>
+          <m:r>
+            <w:rPr>
+              <w:rFonts w:ascii="Cambria Math" w:hAnsi="Cambria Math"/>
+            </w:rPr>
+            <m:t>=[0.01, 0.02, 0.05, 0.1, 0.2, 0.5]</m:t>
+          </m:r>
+          <m:r>
+            <m:rPr>
+              <m:nor/>
+            </m:rPr>
+            <w:rPr>
+              <w:rFonts w:ascii="Cambria Math" w:eastAsiaTheme="minorEastAsia" w:hAnsi="Cambria Math"/>
+            </w:rPr>
+            <m:t xml:space="preserve"> rad</m:t>
+          </m:r>
+        </m:oMath>
+      </m:oMathPara>
+    </w:p>
+    <w:p>
+      <w:r>
+        <w:t>Ref1 ve Ref2 aynı RMS değerlerine</w:t>
+      </w:r>
+      <w:r>
+        <w:t>, frekansa ve gürültü karakteristiğine</w:t>
+      </w:r>
+      <w:r>
+        <w:t xml:space="preserve"> sahip olmakla birlikte birbirinden </w:t>
+      </w:r>
+      <w:r>
+        <w:t xml:space="preserve">tamamen </w:t>
+      </w:r>
+      <w:r>
+        <w:t xml:space="preserve">bağımsız realizasyonlardır. İdeal olarak sonsuz sayıda ortalamada referans gürültüsü tamamen bastırılır. Ancak sonlu </w:t>
+      </w:r>
+      <w:proofErr w:type="spellStart"/>
+      <w:r>
+        <w:t>iterasyon</w:t>
+      </w:r>
+      <w:proofErr w:type="spellEnd"/>
+      <w:r>
+        <w:t xml:space="preserve"> sayısında referans RMS değeri yükseldikçe kalan rastgele hata ve MAE artabilir.</w:t>
+      </w:r>
+    </w:p>
+    <w:p>
+      <w:pPr>
+        <w:jc w:val="center"/>
+      </w:pPr>
+      <w:r>
+        <w:rPr>
+          <w:noProof/>
+        </w:rPr>
+        <w:drawing>
+          <wp:inline distT="0" distB="0" distL="0" distR="0">
+            <wp:extent cx="5132717" cy="2563357"/>
+            <wp:effectExtent l="0" t="0" r="0" b="8890"/>
+            <wp:docPr id="13" name="Picture 13"/>
+            <wp:cNvGraphicFramePr>
+              <a:graphicFrameLocks xmlns:a="http://schemas.openxmlformats.org/drawingml/2006/main" noChangeAspect="1"/>
+            </wp:cNvGraphicFramePr>
+            <a:graphic xmlns:a="http://schemas.openxmlformats.org/drawingml/2006/main">
+              <a:graphicData uri="http://schemas.openxmlformats.org/drawingml/2006/picture">
+                <pic:pic xmlns:pic="http://schemas.openxmlformats.org/drawingml/2006/picture">
+                  <pic:nvPicPr>
+                    <pic:cNvPr id="0" name="Picture 8"/>
+                    <pic:cNvPicPr>
+                      <a:picLocks noChangeAspect="1" noChangeArrowheads="1"/>
+                    </pic:cNvPicPr>
+                  </pic:nvPicPr>
+                  <pic:blipFill rotWithShape="1">
+                    <a:blip r:embed="rId16" cstate="print">
+                      <a:extLst>
+                        <a:ext uri="{28A0092B-C50C-407E-A947-70E740481C1C}">
+                          <a14:useLocalDpi xmlns:a14="http://schemas.microsoft.com/office/drawing/2010/main" val="0"/>
+                        </a:ext>
+                      </a:extLst>
+                    </a:blip>
+                    <a:srcRect l="8146" t="3592" r="5580" b="3017"/>
+                    <a:stretch/>
+                  </pic:blipFill>
+                  <pic:spPr bwMode="auto">
+                    <a:xfrm>
+                      <a:off x="0" y="0"/>
+                      <a:ext cx="5187458" cy="2590695"/>
+                    </a:xfrm>
+                    <a:prstGeom prst="rect">
+                      <a:avLst/>
+                    </a:prstGeom>
+                    <a:noFill/>
+                    <a:ln>
+                      <a:noFill/>
+                    </a:ln>
+                    <a:extLst>
+                      <a:ext uri="{53640926-AAD7-44D8-BBD7-CCE9431645EC}">
+                        <a14:shadowObscured xmlns:a14="http://schemas.microsoft.com/office/drawing/2010/main"/>
+                      </a:ext>
+                    </a:extLst>
+                  </pic:spPr>
+                </pic:pic>
+              </a:graphicData>
+            </a:graphic>
+          </wp:inline>
+        </w:drawing>
+      </w:r>
+    </w:p>
+    <w:p>
+      <w:pPr>
+        <w:jc w:val="center"/>
+        <w:rPr>
+          <w:i/>
+          <w:sz w:val="18"/>
+        </w:rPr>
+      </w:pPr>
+      <w:r>
+        <w:rPr>
+          <w:i/>
+          <w:sz w:val="18"/>
+        </w:rPr>
+        <w:t xml:space="preserve">Şekil </w:t>
+      </w:r>
+      <w:r>
+        <w:rPr>
+          <w:i/>
+          <w:sz w:val="18"/>
+        </w:rPr>
+        <w:t>7</w:t>
+      </w:r>
+      <w:r>
+        <w:rPr>
+          <w:i/>
+          <w:sz w:val="18"/>
+        </w:rPr>
+        <w:t>.</w:t>
+      </w:r>
+      <w:r>
+        <w:rPr>
+          <w:i/>
+          <w:sz w:val="18"/>
+        </w:rPr>
+        <w:t>3</w:t>
+      </w:r>
+      <w:r>
+        <w:rPr>
+          <w:i/>
+          <w:sz w:val="18"/>
+        </w:rPr>
+        <w:t xml:space="preserve"> – </w:t>
+      </w:r>
+      <w:r>
+        <w:rPr>
+          <w:i/>
+          <w:sz w:val="18"/>
+        </w:rPr>
+        <w:t xml:space="preserve">Farklı </w:t>
+      </w:r>
+      <w:r>
+        <w:rPr>
+          <w:i/>
+          <w:sz w:val="18"/>
+        </w:rPr>
+        <w:t xml:space="preserve">referans RMS değerlerinde </w:t>
+      </w:r>
+      <w:proofErr w:type="spellStart"/>
+      <w:r>
+        <w:rPr>
+          <w:i/>
+          <w:sz w:val="18"/>
+        </w:rPr>
+        <w:t>cross</w:t>
+      </w:r>
+      <w:proofErr w:type="spellEnd"/>
+      <w:r>
+        <w:rPr>
+          <w:i/>
+          <w:sz w:val="18"/>
+        </w:rPr>
+        <w:t>-PSD ve gerçek DUT faz gürültüsü</w:t>
+      </w:r>
+    </w:p>
+    <w:p>
+      <w:r>
+        <w:t xml:space="preserve">Bakıldığı zaman </w:t>
+      </w:r>
+      <w:r>
+        <w:rPr>
+          <w:i/>
+        </w:rPr>
+        <w:t>Şekil 7.3</w:t>
+      </w:r>
+      <w:r>
+        <w:t xml:space="preserve"> ve </w:t>
+      </w:r>
+      <w:r>
+        <w:rPr>
+          <w:i/>
+        </w:rPr>
+        <w:t>Şekil 7.2</w:t>
+      </w:r>
+      <w:r>
+        <w:t xml:space="preserve"> aynı tür parametreleri değiştiği ve bu parametrelerin varsayılan değerleri aynı olduğu için birbirleri ile aynı gözükse de referans değerinin testi bize ölçüm cihazının referans sinyal RMS değerinin düşük olmasının önemini gösteriyor. Yüksek RMS değerine sahip bir ölçüm cihazı ölçüm doğruluğu için çok daha fazla </w:t>
+      </w:r>
+      <w:proofErr w:type="spellStart"/>
+      <w:r>
+        <w:t>iterasyon</w:t>
+      </w:r>
+      <w:proofErr w:type="spellEnd"/>
+      <w:r>
+        <w:t xml:space="preserve">, çok daha fazla </w:t>
+      </w:r>
+      <w:proofErr w:type="spellStart"/>
+      <w:r>
+        <w:t>iterasyon</w:t>
+      </w:r>
+      <w:proofErr w:type="spellEnd"/>
+      <w:r>
+        <w:t xml:space="preserve"> da zaman ve enerji isteyecektir.</w:t>
+      </w:r>
+    </w:p>
+    <w:p>
+      <w:pPr>
+        <w:pStyle w:val="Heading2"/>
+        <w:rPr>
+          <w:b/>
+        </w:rPr>
+      </w:pPr>
+      <w:r>
+        <w:rPr>
+          <w:b/>
+        </w:rPr>
+        <w:t>7.5</w:t>
+      </w:r>
+      <w:r>
+        <w:rPr>
+          <w:b/>
+        </w:rPr>
+        <w:t xml:space="preserve">. </w:t>
+      </w:r>
+      <w:proofErr w:type="spellStart"/>
+      <w:r>
+        <w:rPr>
+          <w:b/>
+        </w:rPr>
+        <w:t>İterasyon</w:t>
+      </w:r>
+      <w:proofErr w:type="spellEnd"/>
+      <w:r>
+        <w:rPr>
+          <w:b/>
+        </w:rPr>
+        <w:t xml:space="preserve"> sayılarının karşılaştırılması</w:t>
+      </w:r>
+    </w:p>
+    <w:p>
+      <w:r>
+        <w:t>Test edilen değerler:</w:t>
+      </w:r>
+    </w:p>
+    <w:p>
+      <w:pPr>
+        <w:rPr>
+          <w:rFonts w:eastAsiaTheme="minorEastAsia"/>
+        </w:rPr>
+      </w:pPr>
+      <m:oMathPara>
+        <m:oMath>
+          <m:r>
+            <w:rPr>
+              <w:rFonts w:ascii="Cambria Math" w:hAnsi="Cambria Math"/>
+            </w:rPr>
+            <m:t>M=[1, 10, 100, 250, 500, 1000, 5000, 10000, 20000]</m:t>
+          </m:r>
+        </m:oMath>
+      </m:oMathPara>
+    </w:p>
+    <w:p>
+      <w:r>
+        <w:t xml:space="preserve">Bu simülasyonda amaç, bu yöntemi kullanarak </w:t>
+      </w:r>
+      <w:proofErr w:type="spellStart"/>
+      <w:r>
         <w:t>DUT’den</w:t>
       </w:r>
       <w:proofErr w:type="spellEnd"/>
       <w:r>
-        <w:t xml:space="preserve"> yeterince düşük olmalıdır.</w:t>
-      </w:r>
-      <w:bookmarkStart w:id="0" w:name="_GoBack"/>
-      <w:bookmarkEnd w:id="0"/>
+        <w:t xml:space="preserve"> daha yüksek </w:t>
+      </w:r>
+      <w:proofErr w:type="spellStart"/>
+      <w:r>
+        <w:t>RMS’e</w:t>
+      </w:r>
+      <w:proofErr w:type="spellEnd"/>
+      <w:r>
+        <w:t xml:space="preserve"> sahip referans sinyalleriyle bile yeterli </w:t>
+      </w:r>
+      <w:proofErr w:type="spellStart"/>
+      <w:r>
+        <w:t>iterasyon</w:t>
+      </w:r>
+      <w:proofErr w:type="spellEnd"/>
+      <w:r>
+        <w:t xml:space="preserve"> sayısında gerçek gürültü spektrumuna çok yakın sonuçlar elde edildiğini göstermektir.</w:t>
+      </w:r>
+    </w:p>
+    <w:p>
+      <w:r>
+        <w:t>Bu simülasyonda özel olarak pa</w:t>
+      </w:r>
+      <w:r>
+        <w:t>rametreler:</w:t>
+      </w:r>
+    </w:p>
+    <w:p>
+      <w:pPr>
+        <w:jc w:val="center"/>
+        <w:rPr>
+          <w:rFonts w:eastAsiaTheme="minorEastAsia"/>
+        </w:rPr>
+      </w:pPr>
+      <m:oMath>
+        <m:sSub>
+          <m:sSubPr>
+            <m:ctrlPr>
+              <w:rPr>
+                <w:rFonts w:ascii="Cambria Math" w:hAnsi="Cambria Math"/>
+                <w:i/>
+              </w:rPr>
+            </m:ctrlPr>
+          </m:sSubPr>
+          <m:e>
+            <m:r>
+              <w:rPr>
+                <w:rFonts w:ascii="Cambria Math" w:hAnsi="Cambria Math"/>
+              </w:rPr>
+              <m:t>σ</m:t>
+            </m:r>
+          </m:e>
+          <m:sub>
+            <m:r>
+              <w:rPr>
+                <w:rFonts w:ascii="Cambria Math" w:hAnsi="Cambria Math"/>
+              </w:rPr>
+              <m:t>DUT</m:t>
+            </m:r>
+          </m:sub>
+        </m:sSub>
+        <m:r>
+          <w:rPr>
+            <w:rFonts w:ascii="Cambria Math" w:hAnsi="Cambria Math"/>
+          </w:rPr>
+          <m:t>=</m:t>
+        </m:r>
+        <m:r>
+          <w:rPr>
+            <w:rFonts w:ascii="Cambria Math" w:hAnsi="Cambria Math"/>
+          </w:rPr>
+          <m:t>0.02</m:t>
+        </m:r>
+      </m:oMath>
+      <w:r>
+        <w:rPr>
+          <w:rFonts w:eastAsiaTheme="minorEastAsia"/>
+        </w:rPr>
+        <w:tab/>
+      </w:r>
+      <m:oMath>
+        <m:sSub>
+          <m:sSubPr>
+            <m:ctrlPr>
+              <w:rPr>
+                <w:rFonts w:ascii="Cambria Math" w:hAnsi="Cambria Math"/>
+                <w:i/>
+              </w:rPr>
+            </m:ctrlPr>
+          </m:sSubPr>
+          <m:e>
+            <m:r>
+              <w:rPr>
+                <w:rFonts w:ascii="Cambria Math" w:hAnsi="Cambria Math"/>
+              </w:rPr>
+              <m:t>σ</m:t>
+            </m:r>
+          </m:e>
+          <m:sub>
+            <m:r>
+              <w:rPr>
+                <w:rFonts w:ascii="Cambria Math" w:hAnsi="Cambria Math"/>
+              </w:rPr>
+              <m:t>ref</m:t>
+            </m:r>
+          </m:sub>
+        </m:sSub>
+        <m:r>
+          <w:rPr>
+            <w:rFonts w:ascii="Cambria Math" w:hAnsi="Cambria Math"/>
+          </w:rPr>
+          <m:t>=</m:t>
+        </m:r>
+        <m:r>
+          <w:rPr>
+            <w:rFonts w:ascii="Cambria Math" w:hAnsi="Cambria Math"/>
+          </w:rPr>
+          <m:t>0.05</m:t>
+        </m:r>
+      </m:oMath>
+      <w:r>
+        <w:rPr>
+          <w:rFonts w:eastAsiaTheme="minorEastAsia"/>
+        </w:rPr>
+        <w:tab/>
+      </w:r>
+      <m:oMath>
+        <m:r>
+          <w:rPr>
+            <w:rFonts w:ascii="Cambria Math" w:hAnsi="Cambria Math"/>
+          </w:rPr>
+          <m:t>N</m:t>
+        </m:r>
+        <m:r>
+          <w:rPr>
+            <w:rFonts w:ascii="Cambria Math" w:hAnsi="Cambria Math"/>
+          </w:rPr>
+          <m:t>=</m:t>
+        </m:r>
+        <m:r>
+          <w:rPr>
+            <w:rFonts w:ascii="Cambria Math" w:eastAsiaTheme="minorEastAsia" w:hAnsi="Cambria Math"/>
+          </w:rPr>
+          <m:t>100.000</m:t>
+        </m:r>
+      </m:oMath>
+      <w:r>
+        <w:rPr>
+          <w:rFonts w:eastAsiaTheme="minorEastAsia"/>
+        </w:rPr>
+        <w:tab/>
+      </w:r>
+      <m:oMath>
+        <m:sSub>
+          <m:sSubPr>
+            <m:ctrlPr>
+              <w:rPr>
+                <w:rFonts w:ascii="Cambria Math" w:hAnsi="Cambria Math"/>
+                <w:i/>
+              </w:rPr>
+            </m:ctrlPr>
+          </m:sSubPr>
+          <m:e>
+            <m:r>
+              <w:rPr>
+                <w:rFonts w:ascii="Cambria Math" w:hAnsi="Cambria Math"/>
+              </w:rPr>
+              <m:t>f</m:t>
+            </m:r>
+          </m:e>
+          <m:sub>
+            <m:r>
+              <w:rPr>
+                <w:rFonts w:ascii="Cambria Math" w:hAnsi="Cambria Math"/>
+              </w:rPr>
+              <m:t>cutoff</m:t>
+            </m:r>
+          </m:sub>
+        </m:sSub>
+        <m:r>
+          <w:rPr>
+            <w:rFonts w:ascii="Cambria Math" w:hAnsi="Cambria Math"/>
+          </w:rPr>
+          <m:t>=</m:t>
+        </m:r>
+        <m:r>
+          <w:rPr>
+            <w:rFonts w:ascii="Cambria Math" w:eastAsiaTheme="minorEastAsia" w:hAnsi="Cambria Math"/>
+          </w:rPr>
+          <m:t>100kHz</m:t>
+        </m:r>
+      </m:oMath>
+    </w:p>
+    <w:p>
+      <w:proofErr w:type="gramStart"/>
+      <w:r>
+        <w:t>olarak</w:t>
+      </w:r>
+      <w:proofErr w:type="gramEnd"/>
+      <w:r>
+        <w:t xml:space="preserve"> güncellenmiştir.</w:t>
+      </w:r>
+    </w:p>
+    <w:p>
+      <w:r>
+        <w:t xml:space="preserve">Referansların PSD seviyesi </w:t>
+      </w:r>
+      <w:proofErr w:type="spellStart"/>
+      <w:r>
+        <w:t>DUT’ye</w:t>
+      </w:r>
+      <w:proofErr w:type="spellEnd"/>
+      <w:r>
+        <w:t xml:space="preserve"> göre yaklaşık:</w:t>
+      </w:r>
+    </w:p>
+    <w:p>
+      <w:bookmarkStart w:id="1" w:name="_GoBack"/>
+      <w:bookmarkEnd w:id="1"/>
     </w:p>
     <w:sectPr>
-      <w:headerReference w:type="even" r:id="rId7"/>
-      <w:headerReference w:type="default" r:id="rId8"/>
-      <w:footerReference w:type="even" r:id="rId9"/>
-      <w:footerReference w:type="default" r:id="rId10"/>
-      <w:headerReference w:type="first" r:id="rId11"/>
-      <w:footerReference w:type="first" r:id="rId12"/>
+      <w:headerReference w:type="default" r:id="rId17"/>
+      <w:footerReference w:type="default" r:id="rId18"/>
       <w:pgSz w:w="11906" w:h="16838"/>
       <w:pgMar w:top="1417" w:right="1417" w:bottom="1417" w:left="1417" w:header="708" w:footer="708" w:gutter="0"/>
       <w:cols w:space="708"/>
@@ -2344,17 +7831,53 @@
     <w:pPr>
       <w:pStyle w:val="Footer"/>
     </w:pPr>
+    <w:bookmarkStart w:id="3" w:name="TITUS1FooterPrimary"/>
+    <w:r>
+      <w:rPr>
+        <w:rFonts w:ascii="Trebuchet MS" w:hAnsi="Trebuchet MS"/>
+        <w:b/>
+        <w:color w:val="000000"/>
+        <w:u w:val="thick"/>
+      </w:rPr>
+      <w:t>TASNİF DIŞI</w:t>
+    </w:r>
+    <w:bookmarkEnd w:id="3"/>
   </w:p>
 </w:ftr>
 </file>
 
-<file path=word/footer2.xml><?xml version="1.0" encoding="utf-8"?>
-<w:ftr xmlns:wpc="http://schemas.microsoft.com/office/word/2010/wordprocessingCanvas" xmlns:cx="http://schemas.microsoft.com/office/drawing/2014/chartex" xmlns:cx1="http://schemas.microsoft.com/office/drawing/2015/9/8/chartex" xmlns:cx2="http://schemas.microsoft.com/office/drawing/2015/10/21/chartex" xmlns:cx3="http://schemas.microsoft.com/office/drawing/2016/5/9/chartex" xmlns:cx4="http://schemas.microsoft.com/office/drawing/2016/5/10/chartex" xmlns:cx5="http://schemas.microsoft.com/office/drawing/2016/5/11/chartex" xmlns:cx6="http://schemas.microsoft.com/office/drawing/2016/5/12/chartex" xmlns:cx7="http://schemas.microsoft.com/office/drawing/2016/5/13/chartex" xmlns:cx8="http://schemas.microsoft.com/office/drawing/2016/5/14/chartex" xmlns:mc="http://schemas.openxmlformats.org/markup-compatibility/2006" xmlns:aink="http://schemas.microsoft.com/office/drawing/2016/ink" xmlns:am3d="http://schemas.microsoft.com/office/drawing/2017/model3d" xmlns:o="urn:schemas-microsoft-com:office:office" xmlns:r="http://schemas.openxmlformats.org/officeDocument/2006/relationships" xmlns:m="http://schemas.openxmlformats.org/officeDocument/2006/math" xmlns:v="urn:schemas-microsoft-com:vml" xmlns:wp14="http://schemas.microsoft.com/office/word/2010/wordprocessingDrawing" xmlns:wp="http://schemas.openxmlformats.org/drawingml/2006/wordprocessingDrawing" xmlns:w10="urn:schemas-microsoft-com:office:word" xmlns:w="http://schemas.openxmlformats.org/wordprocessingml/2006/main" xmlns:w14="http://schemas.microsoft.com/office/word/2010/wordml" xmlns:w15="http://schemas.microsoft.com/office/word/2012/wordml" xmlns:w16cid="http://schemas.microsoft.com/office/word/2016/wordml/cid" xmlns:w16se="http://schemas.microsoft.com/office/word/2015/wordml/symex" xmlns:wpg="http://schemas.microsoft.com/office/word/2010/wordprocessingGroup" xmlns:wpi="http://schemas.microsoft.com/office/word/2010/wordprocessingInk" xmlns:wne="http://schemas.microsoft.com/office/word/2006/wordml" xmlns:wps="http://schemas.microsoft.com/office/word/2010/wordprocessingShape" mc:Ignorable="w14 w15 w16se w16cid wp14">
+<file path=word/footnotes.xml><?xml version="1.0" encoding="utf-8"?>
+<w:footnotes xmlns:wpc="http://schemas.microsoft.com/office/word/2010/wordprocessingCanvas" xmlns:cx="http://schemas.microsoft.com/office/drawing/2014/chartex" xmlns:cx1="http://schemas.microsoft.com/office/drawing/2015/9/8/chartex" xmlns:cx2="http://schemas.microsoft.com/office/drawing/2015/10/21/chartex" xmlns:cx3="http://schemas.microsoft.com/office/drawing/2016/5/9/chartex" xmlns:cx4="http://schemas.microsoft.com/office/drawing/2016/5/10/chartex" xmlns:cx5="http://schemas.microsoft.com/office/drawing/2016/5/11/chartex" xmlns:cx6="http://schemas.microsoft.com/office/drawing/2016/5/12/chartex" xmlns:cx7="http://schemas.microsoft.com/office/drawing/2016/5/13/chartex" xmlns:cx8="http://schemas.microsoft.com/office/drawing/2016/5/14/chartex" xmlns:mc="http://schemas.openxmlformats.org/markup-compatibility/2006" xmlns:aink="http://schemas.microsoft.com/office/drawing/2016/ink" xmlns:am3d="http://schemas.microsoft.com/office/drawing/2017/model3d" xmlns:o="urn:schemas-microsoft-com:office:office" xmlns:r="http://schemas.openxmlformats.org/officeDocument/2006/relationships" xmlns:m="http://schemas.openxmlformats.org/officeDocument/2006/math" xmlns:v="urn:schemas-microsoft-com:vml" xmlns:wp14="http://schemas.microsoft.com/office/word/2010/wordprocessingDrawing" xmlns:wp="http://schemas.openxmlformats.org/drawingml/2006/wordprocessingDrawing" xmlns:w10="urn:schemas-microsoft-com:office:word" xmlns:w="http://schemas.openxmlformats.org/wordprocessingml/2006/main" xmlns:w14="http://schemas.microsoft.com/office/word/2010/wordml" xmlns:w15="http://schemas.microsoft.com/office/word/2012/wordml" xmlns:w16cid="http://schemas.microsoft.com/office/word/2016/wordml/cid" xmlns:w16se="http://schemas.microsoft.com/office/word/2015/wordml/symex" xmlns:wpg="http://schemas.microsoft.com/office/word/2010/wordprocessingGroup" xmlns:wpi="http://schemas.microsoft.com/office/word/2010/wordprocessingInk" xmlns:wne="http://schemas.microsoft.com/office/word/2006/wordml" xmlns:wps="http://schemas.microsoft.com/office/word/2010/wordprocessingShape" mc:Ignorable="w14 w15 w16se w16cid wp14">
+  <w:footnote w:type="separator" w:id="-1">
+    <w:p>
+      <w:pPr>
+        <w:spacing w:after="0" w:line="240" w:lineRule="auto"/>
+      </w:pPr>
+      <w:r>
+        <w:separator/>
+      </w:r>
+    </w:p>
+  </w:footnote>
+  <w:footnote w:type="continuationSeparator" w:id="0">
+    <w:p>
+      <w:pPr>
+        <w:spacing w:after="0" w:line="240" w:lineRule="auto"/>
+      </w:pPr>
+      <w:r>
+        <w:continuationSeparator/>
+      </w:r>
+    </w:p>
+  </w:footnote>
+</w:footnotes>
+</file>
+
+<file path=word/header1.xml><?xml version="1.0" encoding="utf-8"?>
+<w:hdr xmlns:wpc="http://schemas.microsoft.com/office/word/2010/wordprocessingCanvas" xmlns:cx="http://schemas.microsoft.com/office/drawing/2014/chartex" xmlns:cx1="http://schemas.microsoft.com/office/drawing/2015/9/8/chartex" xmlns:cx2="http://schemas.microsoft.com/office/drawing/2015/10/21/chartex" xmlns:cx3="http://schemas.microsoft.com/office/drawing/2016/5/9/chartex" xmlns:cx4="http://schemas.microsoft.com/office/drawing/2016/5/10/chartex" xmlns:cx5="http://schemas.microsoft.com/office/drawing/2016/5/11/chartex" xmlns:cx6="http://schemas.microsoft.com/office/drawing/2016/5/12/chartex" xmlns:cx7="http://schemas.microsoft.com/office/drawing/2016/5/13/chartex" xmlns:cx8="http://schemas.microsoft.com/office/drawing/2016/5/14/chartex" xmlns:mc="http://schemas.openxmlformats.org/markup-compatibility/2006" xmlns:aink="http://schemas.microsoft.com/office/drawing/2016/ink" xmlns:am3d="http://schemas.microsoft.com/office/drawing/2017/model3d" xmlns:o="urn:schemas-microsoft-com:office:office" xmlns:r="http://schemas.openxmlformats.org/officeDocument/2006/relationships" xmlns:m="http://schemas.openxmlformats.org/officeDocument/2006/math" xmlns:v="urn:schemas-microsoft-com:vml" xmlns:wp14="http://schemas.microsoft.com/office/word/2010/wordprocessingDrawing" xmlns:wp="http://schemas.openxmlformats.org/drawingml/2006/wordprocessingDrawing" xmlns:w10="urn:schemas-microsoft-com:office:word" xmlns:w="http://schemas.openxmlformats.org/wordprocessingml/2006/main" xmlns:w14="http://schemas.microsoft.com/office/word/2010/wordml" xmlns:w15="http://schemas.microsoft.com/office/word/2012/wordml" xmlns:w16cid="http://schemas.microsoft.com/office/word/2016/wordml/cid" xmlns:w16se="http://schemas.microsoft.com/office/word/2015/wordml/symex" xmlns:wpg="http://schemas.microsoft.com/office/word/2010/wordprocessingGroup" xmlns:wpi="http://schemas.microsoft.com/office/word/2010/wordprocessingInk" xmlns:wne="http://schemas.microsoft.com/office/word/2006/wordml" xmlns:wps="http://schemas.microsoft.com/office/word/2010/wordprocessingShape" mc:Ignorable="w14 w15 w16se w16cid wp14">
   <w:p>
     <w:pPr>
-      <w:pStyle w:val="Footer"/>
+      <w:pStyle w:val="Header"/>
     </w:pPr>
-    <w:bookmarkStart w:id="2" w:name="TITUS1FooterPrimary"/>
+    <w:bookmarkStart w:id="2" w:name="TITUS1HeaderPrimary"/>
     <w:r>
       <w:rPr>
         <w:rFonts w:ascii="Trebuchet MS" w:hAnsi="Trebuchet MS"/>
@@ -2365,82 +7888,6 @@
       <w:t>TASNİF DIŞI</w:t>
     </w:r>
     <w:bookmarkEnd w:id="2"/>
-  </w:p>
-</w:ftr>
-</file>
-
-<file path=word/footer3.xml><?xml version="1.0" encoding="utf-8"?>
-<w:ftr xmlns:wpc="http://schemas.microsoft.com/office/word/2010/wordprocessingCanvas" xmlns:cx="http://schemas.microsoft.com/office/drawing/2014/chartex" xmlns:cx1="http://schemas.microsoft.com/office/drawing/2015/9/8/chartex" xmlns:cx2="http://schemas.microsoft.com/office/drawing/2015/10/21/chartex" xmlns:cx3="http://schemas.microsoft.com/office/drawing/2016/5/9/chartex" xmlns:cx4="http://schemas.microsoft.com/office/drawing/2016/5/10/chartex" xmlns:cx5="http://schemas.microsoft.com/office/drawing/2016/5/11/chartex" xmlns:cx6="http://schemas.microsoft.com/office/drawing/2016/5/12/chartex" xmlns:cx7="http://schemas.microsoft.com/office/drawing/2016/5/13/chartex" xmlns:cx8="http://schemas.microsoft.com/office/drawing/2016/5/14/chartex" xmlns:mc="http://schemas.openxmlformats.org/markup-compatibility/2006" xmlns:aink="http://schemas.microsoft.com/office/drawing/2016/ink" xmlns:am3d="http://schemas.microsoft.com/office/drawing/2017/model3d" xmlns:o="urn:schemas-microsoft-com:office:office" xmlns:r="http://schemas.openxmlformats.org/officeDocument/2006/relationships" xmlns:m="http://schemas.openxmlformats.org/officeDocument/2006/math" xmlns:v="urn:schemas-microsoft-com:vml" xmlns:wp14="http://schemas.microsoft.com/office/word/2010/wordprocessingDrawing" xmlns:wp="http://schemas.openxmlformats.org/drawingml/2006/wordprocessingDrawing" xmlns:w10="urn:schemas-microsoft-com:office:word" xmlns:w="http://schemas.openxmlformats.org/wordprocessingml/2006/main" xmlns:w14="http://schemas.microsoft.com/office/word/2010/wordml" xmlns:w15="http://schemas.microsoft.com/office/word/2012/wordml" xmlns:w16cid="http://schemas.microsoft.com/office/word/2016/wordml/cid" xmlns:w16se="http://schemas.microsoft.com/office/word/2015/wordml/symex" xmlns:wpg="http://schemas.microsoft.com/office/word/2010/wordprocessingGroup" xmlns:wpi="http://schemas.microsoft.com/office/word/2010/wordprocessingInk" xmlns:wne="http://schemas.microsoft.com/office/word/2006/wordml" xmlns:wps="http://schemas.microsoft.com/office/word/2010/wordprocessingShape" mc:Ignorable="w14 w15 w16se w16cid wp14">
-  <w:p>
-    <w:pPr>
-      <w:pStyle w:val="Footer"/>
-    </w:pPr>
-  </w:p>
-</w:ftr>
-</file>
-
-<file path=word/footnotes.xml><?xml version="1.0" encoding="utf-8"?>
-<w:footnotes xmlns:wpc="http://schemas.microsoft.com/office/word/2010/wordprocessingCanvas" xmlns:cx="http://schemas.microsoft.com/office/drawing/2014/chartex" xmlns:cx1="http://schemas.microsoft.com/office/drawing/2015/9/8/chartex" xmlns:cx2="http://schemas.microsoft.com/office/drawing/2015/10/21/chartex" xmlns:cx3="http://schemas.microsoft.com/office/drawing/2016/5/9/chartex" xmlns:cx4="http://schemas.microsoft.com/office/drawing/2016/5/10/chartex" xmlns:cx5="http://schemas.microsoft.com/office/drawing/2016/5/11/chartex" xmlns:cx6="http://schemas.microsoft.com/office/drawing/2016/5/12/chartex" xmlns:cx7="http://schemas.microsoft.com/office/drawing/2016/5/13/chartex" xmlns:cx8="http://schemas.microsoft.com/office/drawing/2016/5/14/chartex" xmlns:mc="http://schemas.openxmlformats.org/markup-compatibility/2006" xmlns:aink="http://schemas.microsoft.com/office/drawing/2016/ink" xmlns:am3d="http://schemas.microsoft.com/office/drawing/2017/model3d" xmlns:o="urn:schemas-microsoft-com:office:office" xmlns:r="http://schemas.openxmlformats.org/officeDocument/2006/relationships" xmlns:m="http://schemas.openxmlformats.org/officeDocument/2006/math" xmlns:v="urn:schemas-microsoft-com:vml" xmlns:wp14="http://schemas.microsoft.com/office/word/2010/wordprocessingDrawing" xmlns:wp="http://schemas.openxmlformats.org/drawingml/2006/wordprocessingDrawing" xmlns:w10="urn:schemas-microsoft-com:office:word" xmlns:w="http://schemas.openxmlformats.org/wordprocessingml/2006/main" xmlns:w14="http://schemas.microsoft.com/office/word/2010/wordml" xmlns:w15="http://schemas.microsoft.com/office/word/2012/wordml" xmlns:w16cid="http://schemas.microsoft.com/office/word/2016/wordml/cid" xmlns:w16se="http://schemas.microsoft.com/office/word/2015/wordml/symex" xmlns:wpg="http://schemas.microsoft.com/office/word/2010/wordprocessingGroup" xmlns:wpi="http://schemas.microsoft.com/office/word/2010/wordprocessingInk" xmlns:wne="http://schemas.microsoft.com/office/word/2006/wordml" xmlns:wps="http://schemas.microsoft.com/office/word/2010/wordprocessingShape" mc:Ignorable="w14 w15 w16se w16cid wp14">
-  <w:footnote w:type="separator" w:id="-1">
-    <w:p>
-      <w:pPr>
-        <w:spacing w:after="0" w:line="240" w:lineRule="auto"/>
-      </w:pPr>
-      <w:r>
-        <w:separator/>
-      </w:r>
-    </w:p>
-  </w:footnote>
-  <w:footnote w:type="continuationSeparator" w:id="0">
-    <w:p>
-      <w:pPr>
-        <w:spacing w:after="0" w:line="240" w:lineRule="auto"/>
-      </w:pPr>
-      <w:r>
-        <w:continuationSeparator/>
-      </w:r>
-    </w:p>
-  </w:footnote>
-</w:footnotes>
-</file>
-
-<file path=word/header1.xml><?xml version="1.0" encoding="utf-8"?>
-<w:hdr xmlns:wpc="http://schemas.microsoft.com/office/word/2010/wordprocessingCanvas" xmlns:cx="http://schemas.microsoft.com/office/drawing/2014/chartex" xmlns:cx1="http://schemas.microsoft.com/office/drawing/2015/9/8/chartex" xmlns:cx2="http://schemas.microsoft.com/office/drawing/2015/10/21/chartex" xmlns:cx3="http://schemas.microsoft.com/office/drawing/2016/5/9/chartex" xmlns:cx4="http://schemas.microsoft.com/office/drawing/2016/5/10/chartex" xmlns:cx5="http://schemas.microsoft.com/office/drawing/2016/5/11/chartex" xmlns:cx6="http://schemas.microsoft.com/office/drawing/2016/5/12/chartex" xmlns:cx7="http://schemas.microsoft.com/office/drawing/2016/5/13/chartex" xmlns:cx8="http://schemas.microsoft.com/office/drawing/2016/5/14/chartex" xmlns:mc="http://schemas.openxmlformats.org/markup-compatibility/2006" xmlns:aink="http://schemas.microsoft.com/office/drawing/2016/ink" xmlns:am3d="http://schemas.microsoft.com/office/drawing/2017/model3d" xmlns:o="urn:schemas-microsoft-com:office:office" xmlns:r="http://schemas.openxmlformats.org/officeDocument/2006/relationships" xmlns:m="http://schemas.openxmlformats.org/officeDocument/2006/math" xmlns:v="urn:schemas-microsoft-com:vml" xmlns:wp14="http://schemas.microsoft.com/office/word/2010/wordprocessingDrawing" xmlns:wp="http://schemas.openxmlformats.org/drawingml/2006/wordprocessingDrawing" xmlns:w10="urn:schemas-microsoft-com:office:word" xmlns:w="http://schemas.openxmlformats.org/wordprocessingml/2006/main" xmlns:w14="http://schemas.microsoft.com/office/word/2010/wordml" xmlns:w15="http://schemas.microsoft.com/office/word/2012/wordml" xmlns:w16cid="http://schemas.microsoft.com/office/word/2016/wordml/cid" xmlns:w16se="http://schemas.microsoft.com/office/word/2015/wordml/symex" xmlns:wpg="http://schemas.microsoft.com/office/word/2010/wordprocessingGroup" xmlns:wpi="http://schemas.microsoft.com/office/word/2010/wordprocessingInk" xmlns:wne="http://schemas.microsoft.com/office/word/2006/wordml" xmlns:wps="http://schemas.microsoft.com/office/word/2010/wordprocessingShape" mc:Ignorable="w14 w15 w16se w16cid wp14">
-  <w:p>
-    <w:pPr>
-      <w:pStyle w:val="Header"/>
-    </w:pPr>
-  </w:p>
-</w:hdr>
-</file>
-
-<file path=word/header2.xml><?xml version="1.0" encoding="utf-8"?>
-<w:hdr xmlns:wpc="http://schemas.microsoft.com/office/word/2010/wordprocessingCanvas" xmlns:cx="http://schemas.microsoft.com/office/drawing/2014/chartex" xmlns:cx1="http://schemas.microsoft.com/office/drawing/2015/9/8/chartex" xmlns:cx2="http://schemas.microsoft.com/office/drawing/2015/10/21/chartex" xmlns:cx3="http://schemas.microsoft.com/office/drawing/2016/5/9/chartex" xmlns:cx4="http://schemas.microsoft.com/office/drawing/2016/5/10/chartex" xmlns:cx5="http://schemas.microsoft.com/office/drawing/2016/5/11/chartex" xmlns:cx6="http://schemas.microsoft.com/office/drawing/2016/5/12/chartex" xmlns:cx7="http://schemas.microsoft.com/office/drawing/2016/5/13/chartex" xmlns:cx8="http://schemas.microsoft.com/office/drawing/2016/5/14/chartex" xmlns:mc="http://schemas.openxmlformats.org/markup-compatibility/2006" xmlns:aink="http://schemas.microsoft.com/office/drawing/2016/ink" xmlns:am3d="http://schemas.microsoft.com/office/drawing/2017/model3d" xmlns:o="urn:schemas-microsoft-com:office:office" xmlns:r="http://schemas.openxmlformats.org/officeDocument/2006/relationships" xmlns:m="http://schemas.openxmlformats.org/officeDocument/2006/math" xmlns:v="urn:schemas-microsoft-com:vml" xmlns:wp14="http://schemas.microsoft.com/office/word/2010/wordprocessingDrawing" xmlns:wp="http://schemas.openxmlformats.org/drawingml/2006/wordprocessingDrawing" xmlns:w10="urn:schemas-microsoft-com:office:word" xmlns:w="http://schemas.openxmlformats.org/wordprocessingml/2006/main" xmlns:w14="http://schemas.microsoft.com/office/word/2010/wordml" xmlns:w15="http://schemas.microsoft.com/office/word/2012/wordml" xmlns:w16cid="http://schemas.microsoft.com/office/word/2016/wordml/cid" xmlns:w16se="http://schemas.microsoft.com/office/word/2015/wordml/symex" xmlns:wpg="http://schemas.microsoft.com/office/word/2010/wordprocessingGroup" xmlns:wpi="http://schemas.microsoft.com/office/word/2010/wordprocessingInk" xmlns:wne="http://schemas.microsoft.com/office/word/2006/wordml" xmlns:wps="http://schemas.microsoft.com/office/word/2010/wordprocessingShape" mc:Ignorable="w14 w15 w16se w16cid wp14">
-  <w:p>
-    <w:pPr>
-      <w:pStyle w:val="Header"/>
-    </w:pPr>
-    <w:bookmarkStart w:id="1" w:name="TITUS1HeaderPrimary"/>
-    <w:r>
-      <w:rPr>
-        <w:rFonts w:ascii="Trebuchet MS" w:hAnsi="Trebuchet MS"/>
-        <w:b/>
-        <w:color w:val="000000"/>
-        <w:u w:val="thick"/>
-      </w:rPr>
-      <w:t>TASNİF DIŞI</w:t>
-    </w:r>
-    <w:bookmarkEnd w:id="1"/>
-  </w:p>
-</w:hdr>
-</file>
-
-<file path=word/header3.xml><?xml version="1.0" encoding="utf-8"?>
-<w:hdr xmlns:wpc="http://schemas.microsoft.com/office/word/2010/wordprocessingCanvas" xmlns:cx="http://schemas.microsoft.com/office/drawing/2014/chartex" xmlns:cx1="http://schemas.microsoft.com/office/drawing/2015/9/8/chartex" xmlns:cx2="http://schemas.microsoft.com/office/drawing/2015/10/21/chartex" xmlns:cx3="http://schemas.microsoft.com/office/drawing/2016/5/9/chartex" xmlns:cx4="http://schemas.microsoft.com/office/drawing/2016/5/10/chartex" xmlns:cx5="http://schemas.microsoft.com/office/drawing/2016/5/11/chartex" xmlns:cx6="http://schemas.microsoft.com/office/drawing/2016/5/12/chartex" xmlns:cx7="http://schemas.microsoft.com/office/drawing/2016/5/13/chartex" xmlns:cx8="http://schemas.microsoft.com/office/drawing/2016/5/14/chartex" xmlns:mc="http://schemas.openxmlformats.org/markup-compatibility/2006" xmlns:aink="http://schemas.microsoft.com/office/drawing/2016/ink" xmlns:am3d="http://schemas.microsoft.com/office/drawing/2017/model3d" xmlns:o="urn:schemas-microsoft-com:office:office" xmlns:r="http://schemas.openxmlformats.org/officeDocument/2006/relationships" xmlns:m="http://schemas.openxmlformats.org/officeDocument/2006/math" xmlns:v="urn:schemas-microsoft-com:vml" xmlns:wp14="http://schemas.microsoft.com/office/word/2010/wordprocessingDrawing" xmlns:wp="http://schemas.openxmlformats.org/drawingml/2006/wordprocessingDrawing" xmlns:w10="urn:schemas-microsoft-com:office:word" xmlns:w="http://schemas.openxmlformats.org/wordprocessingml/2006/main" xmlns:w14="http://schemas.microsoft.com/office/word/2010/wordml" xmlns:w15="http://schemas.microsoft.com/office/word/2012/wordml" xmlns:w16cid="http://schemas.microsoft.com/office/word/2016/wordml/cid" xmlns:w16se="http://schemas.microsoft.com/office/word/2015/wordml/symex" xmlns:wpg="http://schemas.microsoft.com/office/word/2010/wordprocessingGroup" xmlns:wpi="http://schemas.microsoft.com/office/word/2010/wordprocessingInk" xmlns:wne="http://schemas.microsoft.com/office/word/2006/wordml" xmlns:wps="http://schemas.microsoft.com/office/word/2010/wordprocessingShape" mc:Ignorable="w14 w15 w16se w16cid wp14">
-  <w:p>
-    <w:pPr>
-      <w:pStyle w:val="Header"/>
-    </w:pPr>
   </w:p>
 </w:hdr>
 </file>
@@ -3435,7 +8882,10 @@
   <w:style w:type="paragraph" w:default="1" w:styleId="Normal">
     <w:name w:val="Normal"/>
     <w:qFormat/>
-    <w:rsid w:val="003F56BB"/>
+    <w:rsid w:val="00B950B0"/>
+    <w:pPr>
+      <w:jc w:val="both"/>
+    </w:pPr>
     <w:rPr>
       <w:rFonts w:ascii="Arial" w:hAnsi="Arial"/>
     </w:rPr>
@@ -3486,7 +8936,6 @@
   <w:style w:type="character" w:default="1" w:styleId="DefaultParagraphFont">
     <w:name w:val="Default Paragraph Font"/>
     <w:uiPriority w:val="1"/>
-    <w:semiHidden/>
     <w:unhideWhenUsed/>
   </w:style>
   <w:style w:type="table" w:default="1" w:styleId="TableNormal">
@@ -3782,6 +9231,150 @@
     <w:rPr>
       <w:rFonts w:ascii="Arial" w:hAnsi="Arial"/>
     </w:rPr>
+  </w:style>
+  <w:style w:type="character" w:customStyle="1" w:styleId="mbin">
+    <w:name w:val="mbin"/>
+    <w:basedOn w:val="DefaultParagraphFont"/>
+    <w:rsid w:val="00FE796B"/>
+  </w:style>
+  <w:style w:type="paragraph" w:styleId="NoSpacing">
+    <w:name w:val="No Spacing"/>
+    <w:aliases w:val="mono"/>
+    <w:uiPriority w:val="1"/>
+    <w:qFormat/>
+    <w:rsid w:val="00F733F4"/>
+    <w:pPr>
+      <w:spacing w:after="0" w:line="240" w:lineRule="auto"/>
+      <w:jc w:val="both"/>
+    </w:pPr>
+    <w:rPr>
+      <w:rFonts w:ascii="Cascadia Mono SemiLight" w:hAnsi="Cascadia Mono SemiLight"/>
+    </w:rPr>
+  </w:style>
+  <w:style w:type="table" w:styleId="GridTable4-Accent3">
+    <w:name w:val="Grid Table 4 Accent 3"/>
+    <w:basedOn w:val="TableNormal"/>
+    <w:uiPriority w:val="49"/>
+    <w:rsid w:val="00F733F4"/>
+    <w:pPr>
+      <w:spacing w:after="0" w:line="240" w:lineRule="auto"/>
+    </w:pPr>
+    <w:tblPr>
+      <w:tblStyleRowBandSize w:val="1"/>
+      <w:tblStyleColBandSize w:val="1"/>
+      <w:tblBorders>
+        <w:top w:val="single" w:sz="4" w:space="0" w:color="C9C9C9" w:themeColor="accent3" w:themeTint="99"/>
+        <w:left w:val="single" w:sz="4" w:space="0" w:color="C9C9C9" w:themeColor="accent3" w:themeTint="99"/>
+        <w:bottom w:val="single" w:sz="4" w:space="0" w:color="C9C9C9" w:themeColor="accent3" w:themeTint="99"/>
+        <w:right w:val="single" w:sz="4" w:space="0" w:color="C9C9C9" w:themeColor="accent3" w:themeTint="99"/>
+        <w:insideH w:val="single" w:sz="4" w:space="0" w:color="C9C9C9" w:themeColor="accent3" w:themeTint="99"/>
+        <w:insideV w:val="single" w:sz="4" w:space="0" w:color="C9C9C9" w:themeColor="accent3" w:themeTint="99"/>
+      </w:tblBorders>
+    </w:tblPr>
+    <w:tblStylePr w:type="firstRow">
+      <w:rPr>
+        <w:b/>
+        <w:bCs/>
+        <w:color w:val="FFFFFF" w:themeColor="background1"/>
+      </w:rPr>
+      <w:tblPr/>
+      <w:tcPr>
+        <w:tcBorders>
+          <w:top w:val="single" w:sz="4" w:space="0" w:color="A5A5A5" w:themeColor="accent3"/>
+          <w:left w:val="single" w:sz="4" w:space="0" w:color="A5A5A5" w:themeColor="accent3"/>
+          <w:bottom w:val="single" w:sz="4" w:space="0" w:color="A5A5A5" w:themeColor="accent3"/>
+          <w:right w:val="single" w:sz="4" w:space="0" w:color="A5A5A5" w:themeColor="accent3"/>
+          <w:insideH w:val="nil"/>
+          <w:insideV w:val="nil"/>
+        </w:tcBorders>
+        <w:shd w:val="clear" w:color="auto" w:fill="A5A5A5" w:themeFill="accent3"/>
+      </w:tcPr>
+    </w:tblStylePr>
+    <w:tblStylePr w:type="lastRow">
+      <w:rPr>
+        <w:b/>
+        <w:bCs/>
+      </w:rPr>
+      <w:tblPr/>
+      <w:tcPr>
+        <w:tcBorders>
+          <w:top w:val="double" w:sz="4" w:space="0" w:color="A5A5A5" w:themeColor="accent3"/>
+        </w:tcBorders>
+      </w:tcPr>
+    </w:tblStylePr>
+    <w:tblStylePr w:type="firstCol">
+      <w:rPr>
+        <w:b/>
+        <w:bCs/>
+      </w:rPr>
+    </w:tblStylePr>
+    <w:tblStylePr w:type="lastCol">
+      <w:rPr>
+        <w:b/>
+        <w:bCs/>
+      </w:rPr>
+    </w:tblStylePr>
+    <w:tblStylePr w:type="band1Vert">
+      <w:tblPr/>
+      <w:tcPr>
+        <w:shd w:val="clear" w:color="auto" w:fill="EDEDED" w:themeFill="accent3" w:themeFillTint="33"/>
+      </w:tcPr>
+    </w:tblStylePr>
+    <w:tblStylePr w:type="band1Horz">
+      <w:tblPr/>
+      <w:tcPr>
+        <w:shd w:val="clear" w:color="auto" w:fill="EDEDED" w:themeFill="accent3" w:themeFillTint="33"/>
+      </w:tcPr>
+    </w:tblStylePr>
+  </w:style>
+  <w:style w:type="table" w:styleId="PlainTable4">
+    <w:name w:val="Plain Table 4"/>
+    <w:basedOn w:val="TableNormal"/>
+    <w:uiPriority w:val="44"/>
+    <w:rsid w:val="00201680"/>
+    <w:pPr>
+      <w:spacing w:after="0" w:line="240" w:lineRule="auto"/>
+    </w:pPr>
+    <w:tblPr>
+      <w:tblStyleRowBandSize w:val="1"/>
+      <w:tblStyleColBandSize w:val="1"/>
+    </w:tblPr>
+    <w:tblStylePr w:type="firstRow">
+      <w:rPr>
+        <w:b/>
+        <w:bCs/>
+      </w:rPr>
+    </w:tblStylePr>
+    <w:tblStylePr w:type="lastRow">
+      <w:rPr>
+        <w:b/>
+        <w:bCs/>
+      </w:rPr>
+    </w:tblStylePr>
+    <w:tblStylePr w:type="firstCol">
+      <w:rPr>
+        <w:b/>
+        <w:bCs/>
+      </w:rPr>
+    </w:tblStylePr>
+    <w:tblStylePr w:type="lastCol">
+      <w:rPr>
+        <w:b/>
+        <w:bCs/>
+      </w:rPr>
+    </w:tblStylePr>
+    <w:tblStylePr w:type="band1Vert">
+      <w:tblPr/>
+      <w:tcPr>
+        <w:shd w:val="clear" w:color="auto" w:fill="F2F2F2" w:themeFill="background1" w:themeFillShade="F2"/>
+      </w:tcPr>
+    </w:tblStylePr>
+    <w:tblStylePr w:type="band1Horz">
+      <w:tblPr/>
+      <w:tcPr>
+        <w:shd w:val="clear" w:color="auto" w:fill="F2F2F2" w:themeFill="background1" w:themeFillShade="F2"/>
+      </w:tcPr>
+    </w:tblStylePr>
   </w:style>
 </w:styles>
 </file>

--- a/İki Kanallı Cross.docx
+++ b/İki Kanallı Cross.docx
@@ -57,20 +57,62 @@
         <w:rPr>
           <w:rFonts w:cs="Arial"/>
         </w:rPr>
-        <w:t>Osilatörler ve yerel osilatörler ideal durumda tek bir frekansta çalışan saf sinüzoidal işaretler üretmelidir. Ancak gerçek devrelerde termal etkiler, aktif elemanlar, güç kaynağı değişimleri ve çevresel etkiler nedeniyle işaretin fazında rastgele değişimler oluşur. Faz gürültüsü olarak adlandırılan bu değişimler, taşıyıcı etrafında spektral yayılmaya neden olur ve haberleşme, radar ve sayısal sistemlerin performansını sınırlar.</w:t>
-      </w:r>
-    </w:p>
-    <w:p>
-      <w:pPr>
+        <w:t xml:space="preserve">Faz gürültüsü haberleşme sistemlerinde modülasyon kalitesi ve komşu kanal performansını, radar sistemlerinde güçlü yansımalar yakınındaki zayıf hedeflerin </w:t>
+      </w:r>
+      <w:proofErr w:type="spellStart"/>
+      <w:r>
         <w:rPr>
           <w:rFonts w:cs="Arial"/>
         </w:rPr>
-      </w:pPr>
+        <w:t>seçilebilirliğini</w:t>
+      </w:r>
+      <w:proofErr w:type="spellEnd"/>
       <w:r>
         <w:rPr>
           <w:rFonts w:cs="Arial"/>
         </w:rPr>
-        <w:t>Bu çalışmada, çok düşük seviyeli faz gürültülerinin ölçülmesinde kullanılan iki kanallı cross-correlation yöntemi Octave ortamında modellenmiştir. İki bağımsız referans osilatörünün gürültüsü cross-power spectral density ve iterasyon ortalamasıyla bastırılırken, iki kanalda ortak bulunan DUT faz gürültüsünün korunması amaçlanmıştır.</w:t>
+        <w:t xml:space="preserve">, sayısal sistemlerde ise saat </w:t>
+      </w:r>
+      <w:proofErr w:type="spellStart"/>
+      <w:r>
+        <w:rPr>
+          <w:rFonts w:cs="Arial"/>
+        </w:rPr>
+        <w:t>jitteri</w:t>
+      </w:r>
+      <w:proofErr w:type="spellEnd"/>
+      <w:r>
+        <w:rPr>
+          <w:rFonts w:cs="Arial"/>
+        </w:rPr>
+        <w:t xml:space="preserve"> ve örnekleme doğruluğunu sınırlar. Bu nedenle düşük gürültülü bir osilatörü ölçebilmek, yalnız DUT performansına değil ölçüm sisteminin kendi gürültü tabanına da bağlıdır.</w:t>
+      </w:r>
+    </w:p>
+    <w:p>
+      <w:pPr>
+        <w:rPr>
+          <w:rFonts w:cs="Arial"/>
+        </w:rPr>
+      </w:pPr>
+      <w:r>
+        <w:rPr>
+          <w:rFonts w:cs="Arial"/>
+        </w:rPr>
+        <w:t xml:space="preserve">Çalışmanın amacı iki referans kanallı faz </w:t>
+      </w:r>
+      <w:proofErr w:type="spellStart"/>
+      <w:r>
+        <w:rPr>
+          <w:rFonts w:cs="Arial"/>
+        </w:rPr>
+        <w:t>dedektörü</w:t>
+      </w:r>
+      <w:proofErr w:type="spellEnd"/>
+      <w:r>
+        <w:rPr>
+          <w:rFonts w:cs="Arial"/>
+        </w:rPr>
+        <w:t xml:space="preserve"> mimarisini sayısal olarak kurmak, kanallarda ortak DUT bileşenini Cross-PSD ortalamasıyla kestirmek ve temel parametrelerin uçtan uca spektral uyuma etkisini incelemektir.</w:t>
       </w:r>
     </w:p>
     <w:p>
@@ -97,7 +139,24 @@
     </w:p>
     <w:p>
       <w:r>
-        <w:t>Gerçek koşullarda yerel osilatörler girişte de bahsedildiği üzere tek frekansta sabit sinüzoidal veremezler.</w:t>
+        <w:rPr>
+          <w:rFonts w:cs="Arial"/>
+        </w:rPr>
+        <w:t xml:space="preserve">İdeal bir osilatör frekans bölgesinde tek bir spektral çizgi üretir. Gerçek devrelerde termal etkiler, aktif eleman gürültüsü, </w:t>
+      </w:r>
+      <w:proofErr w:type="spellStart"/>
+      <w:r>
+        <w:rPr>
+          <w:rFonts w:cs="Arial"/>
+        </w:rPr>
+        <w:t>rezonatör</w:t>
+      </w:r>
+      <w:proofErr w:type="spellEnd"/>
+      <w:r>
+        <w:rPr>
+          <w:rFonts w:cs="Arial"/>
+        </w:rPr>
+        <w:t xml:space="preserve"> kayıpları, besleme değişimleri ve çevresel koşullar sinyalin anlık fazında rastgele sapmalara yol açar. Taşıyıcı çevresinde oluşan bu yan bantlar faz gürültüsü olarak adlandırılır.</w:t>
       </w:r>
     </w:p>
     <w:p>
@@ -507,15 +566,165 @@
         <w:t>Zamana bağlı faz hatasıdır.</w:t>
       </w:r>
     </w:p>
+    <w:p/>
+    <w:p>
+      <w:r>
+        <w:t xml:space="preserve">Bu projede yalnızca faz gürültüsü ele alındığı için </w:t>
+      </w:r>
+      <w:proofErr w:type="spellStart"/>
+      <w:r>
+        <w:t>için</w:t>
+      </w:r>
+      <w:proofErr w:type="spellEnd"/>
+      <w:r>
+        <w:t xml:space="preserve"> modeli:</w:t>
+      </w:r>
+    </w:p>
+    <w:p>
+      <w:pPr>
+        <w:rPr>
+          <w:sz w:val="24"/>
+        </w:rPr>
+      </w:pPr>
+      <m:oMathPara>
+        <m:oMath>
+          <m:sSub>
+            <m:sSubPr>
+              <m:ctrlPr>
+                <w:rPr>
+                  <w:rFonts w:ascii="Cambria Math" w:hAnsi="Cambria Math"/>
+                  <w:i/>
+                  <w:sz w:val="24"/>
+                </w:rPr>
+              </m:ctrlPr>
+            </m:sSubPr>
+            <m:e>
+              <m:r>
+                <w:rPr>
+                  <w:rFonts w:ascii="Cambria Math" w:hAnsi="Cambria Math"/>
+                  <w:sz w:val="24"/>
+                </w:rPr>
+                <m:t>x</m:t>
+              </m:r>
+            </m:e>
+            <m:sub>
+              <m:r>
+                <w:rPr>
+                  <w:rFonts w:ascii="Cambria Math" w:hAnsi="Cambria Math"/>
+                  <w:sz w:val="24"/>
+                </w:rPr>
+                <m:t>ideal</m:t>
+              </m:r>
+            </m:sub>
+          </m:sSub>
+          <m:d>
+            <m:dPr>
+              <m:ctrlPr>
+                <w:rPr>
+                  <w:rFonts w:ascii="Cambria Math" w:hAnsi="Cambria Math"/>
+                  <w:i/>
+                  <w:sz w:val="24"/>
+                </w:rPr>
+              </m:ctrlPr>
+            </m:dPr>
+            <m:e>
+              <m:r>
+                <w:rPr>
+                  <w:rFonts w:ascii="Cambria Math" w:hAnsi="Cambria Math"/>
+                  <w:sz w:val="24"/>
+                </w:rPr>
+                <m:t>t</m:t>
+              </m:r>
+            </m:e>
+          </m:d>
+          <m:r>
+            <w:rPr>
+              <w:rFonts w:ascii="Cambria Math" w:hAnsi="Cambria Math"/>
+              <w:sz w:val="24"/>
+            </w:rPr>
+            <m:t>=Acos(2π</m:t>
+          </m:r>
+          <m:sSub>
+            <m:sSubPr>
+              <m:ctrlPr>
+                <w:rPr>
+                  <w:rFonts w:ascii="Cambria Math" w:hAnsi="Cambria Math"/>
+                  <w:i/>
+                  <w:sz w:val="24"/>
+                </w:rPr>
+              </m:ctrlPr>
+            </m:sSubPr>
+            <m:e>
+              <m:r>
+                <w:rPr>
+                  <w:rFonts w:ascii="Cambria Math" w:hAnsi="Cambria Math"/>
+                  <w:sz w:val="24"/>
+                </w:rPr>
+                <m:t>f</m:t>
+              </m:r>
+            </m:e>
+            <m:sub>
+              <m:r>
+                <w:rPr>
+                  <w:rFonts w:ascii="Cambria Math" w:hAnsi="Cambria Math"/>
+                  <w:sz w:val="24"/>
+                </w:rPr>
+                <m:t>0</m:t>
+              </m:r>
+            </m:sub>
+          </m:sSub>
+          <m:r>
+            <w:rPr>
+              <w:rFonts w:ascii="Cambria Math" w:hAnsi="Cambria Math"/>
+              <w:sz w:val="24"/>
+            </w:rPr>
+            <m:t>t+ϕ(t))</m:t>
+          </m:r>
+        </m:oMath>
+      </m:oMathPara>
+    </w:p>
+    <w:p>
+      <w:r>
+        <w:t>olarak sadeleştireceğiz.</w:t>
+      </w:r>
+    </w:p>
+    <w:p/>
+    <w:p/>
+    <w:p>
+      <w:pPr>
+        <w:pStyle w:val="Heading2"/>
+      </w:pPr>
+      <w:r>
+        <w:lastRenderedPageBreak/>
+        <w:t>2.1. Zaman ve frekans bölgesi tanımı</w:t>
+      </w:r>
+    </w:p>
+    <w:p>
+      <w:r>
+        <w:t xml:space="preserve">Zaman bölgesi bize sinyalin anlık genliğini gösterir. Sinyalin karakteristiği ve baskın frekansı hakkında bilgi verse de sinyaldeki gürültüyü net şekilde analiz etmemize olanak sağlamaz. Bu yüzden </w:t>
+      </w:r>
+      <w:proofErr w:type="spellStart"/>
+      <w:r>
+        <w:t>Fourier</w:t>
+      </w:r>
+      <w:proofErr w:type="spellEnd"/>
+      <w:r>
+        <w:t xml:space="preserve"> dönüşümü sayesinde bu sinyali frekans bölgesinde inceleyerek, sinyalin hangi frekanslarda hangi güçte olduğunu tespit edebiliriz.</w:t>
+      </w:r>
+    </w:p>
     <w:p>
       <w:pPr>
         <w:ind w:left="360"/>
-      </w:pPr>
-      <w:r>
+        <w:jc w:val="center"/>
+      </w:pPr>
+      <w:r>
+        <w:rPr>
+          <w:noProof/>
+        </w:rPr>
         <w:drawing>
           <wp:inline distT="0" distB="0" distL="0" distR="0" wp14:anchorId="36631620" wp14:editId="69FB27DB">
-            <wp:extent cx="2849526" cy="2361552"/>
-            <wp:effectExtent l="0" t="0" r="8255" b="1270"/>
+            <wp:extent cx="2990850" cy="2478673"/>
+            <wp:effectExtent l="0" t="0" r="0" b="0"/>
             <wp:docPr id="5" name="Picture 5"/>
             <wp:cNvGraphicFramePr>
               <a:graphicFrameLocks xmlns:a="http://schemas.openxmlformats.org/drawingml/2006/main" noChangeAspect="1"/>
@@ -536,7 +745,7 @@
                   <pic:spPr>
                     <a:xfrm>
                       <a:off x="0" y="0"/>
-                      <a:ext cx="2865000" cy="2374376"/>
+                      <a:ext cx="3040676" cy="2519966"/>
                     </a:xfrm>
                     <a:prstGeom prst="rect">
                       <a:avLst/>
@@ -587,172 +796,32 @@
       </w:r>
     </w:p>
     <w:p>
-      <w:r>
-        <w:t>Bu projede yalnızca faz gürültüsü ele alındığı için için modeli:</w:t>
-      </w:r>
-    </w:p>
-    <w:p>
-      <w:pPr>
-        <w:rPr>
-          <w:sz w:val="24"/>
-        </w:rPr>
-      </w:pPr>
-      <m:oMathPara>
-        <m:oMath>
-          <m:sSub>
-            <m:sSubPr>
-              <m:ctrlPr>
-                <w:rPr>
-                  <w:rFonts w:ascii="Cambria Math" w:hAnsi="Cambria Math"/>
-                  <w:i/>
-                  <w:sz w:val="24"/>
-                </w:rPr>
-              </m:ctrlPr>
-            </m:sSubPr>
-            <m:e>
-              <m:r>
-                <w:rPr>
-                  <w:rFonts w:ascii="Cambria Math" w:hAnsi="Cambria Math"/>
-                  <w:sz w:val="24"/>
-                </w:rPr>
-                <m:t>x</m:t>
-              </m:r>
-            </m:e>
-            <m:sub>
-              <m:r>
-                <w:rPr>
-                  <w:rFonts w:ascii="Cambria Math" w:hAnsi="Cambria Math"/>
-                  <w:sz w:val="24"/>
-                </w:rPr>
-                <m:t>ideal</m:t>
-              </m:r>
-            </m:sub>
-          </m:sSub>
-          <m:d>
-            <m:dPr>
-              <m:ctrlPr>
-                <w:rPr>
-                  <w:rFonts w:ascii="Cambria Math" w:hAnsi="Cambria Math"/>
-                  <w:i/>
-                  <w:sz w:val="24"/>
-                </w:rPr>
-              </m:ctrlPr>
-            </m:dPr>
-            <m:e>
-              <m:r>
-                <w:rPr>
-                  <w:rFonts w:ascii="Cambria Math" w:hAnsi="Cambria Math"/>
-                  <w:sz w:val="24"/>
-                </w:rPr>
-                <m:t>t</m:t>
-              </m:r>
-            </m:e>
-          </m:d>
-          <m:r>
-            <w:rPr>
-              <w:rFonts w:ascii="Cambria Math" w:hAnsi="Cambria Math"/>
-              <w:sz w:val="24"/>
-            </w:rPr>
-            <m:t>=Acos(2π</m:t>
-          </m:r>
-          <m:sSub>
-            <m:sSubPr>
-              <m:ctrlPr>
-                <w:rPr>
-                  <w:rFonts w:ascii="Cambria Math" w:hAnsi="Cambria Math"/>
-                  <w:i/>
-                  <w:sz w:val="24"/>
-                </w:rPr>
-              </m:ctrlPr>
-            </m:sSubPr>
-            <m:e>
-              <m:r>
-                <w:rPr>
-                  <w:rFonts w:ascii="Cambria Math" w:hAnsi="Cambria Math"/>
-                  <w:sz w:val="24"/>
-                </w:rPr>
-                <m:t>f</m:t>
-              </m:r>
-            </m:e>
-            <m:sub>
-              <m:r>
-                <w:rPr>
-                  <w:rFonts w:ascii="Cambria Math" w:hAnsi="Cambria Math"/>
-                  <w:sz w:val="24"/>
-                </w:rPr>
-                <m:t>0</m:t>
-              </m:r>
-            </m:sub>
-          </m:sSub>
-          <m:r>
-            <w:rPr>
-              <w:rFonts w:ascii="Cambria Math" w:hAnsi="Cambria Math"/>
-              <w:sz w:val="24"/>
-            </w:rPr>
-            <m:t>t+ϕ(t))</m:t>
-          </m:r>
-        </m:oMath>
-      </m:oMathPara>
-    </w:p>
-    <w:p>
-      <w:r>
-        <w:t>olarak sadeleştireceğiz.</w:t>
-      </w:r>
-    </w:p>
-    <w:p>
-      <w:r>
-        <w:t xml:space="preserve">Faz gürültüsü genellikle </w:t>
-      </w:r>
-      <w:r>
-        <w:rPr>
-          <w:i/>
-        </w:rPr>
-        <w:t>SSB (</w:t>
+      <w:pPr>
+        <w:pStyle w:val="Heading2"/>
+      </w:pPr>
+      <w:r>
+        <w:t>2.2. Tek yan bant (SSB) faz gürültüsü</w:t>
+      </w:r>
+    </w:p>
+    <w:p>
+      <w:r>
+        <w:t xml:space="preserve">Faz gürültüsü çoğunlukla taşıyıcıdan belirli bir </w:t>
       </w:r>
       <w:proofErr w:type="spellStart"/>
       <w:r>
-        <w:rPr>
-          <w:i/>
-        </w:rPr>
-        <w:t>Single</w:t>
+        <w:t>offset</w:t>
       </w:r>
       <w:proofErr w:type="spellEnd"/>
       <w:r>
-        <w:rPr>
-          <w:i/>
-        </w:rPr>
-        <w:t xml:space="preserve"> Side </w:t>
+        <w:t xml:space="preserve"> frekansındaki 1 Hz bant genişliğine </w:t>
       </w:r>
       <w:proofErr w:type="spellStart"/>
       <w:r>
-        <w:rPr>
-          <w:i/>
-        </w:rPr>
-        <w:t>Band</w:t>
+        <w:t>normalize</w:t>
       </w:r>
       <w:proofErr w:type="spellEnd"/>
       <w:r>
-        <w:rPr>
-          <w:i/>
-        </w:rPr>
-        <w:t xml:space="preserve">) </w:t>
-      </w:r>
-      <w:proofErr w:type="spellStart"/>
-      <w:r>
-        <w:rPr>
-          <w:i/>
-        </w:rPr>
-        <w:t>Phase</w:t>
-      </w:r>
-      <w:proofErr w:type="spellEnd"/>
-      <w:r>
-        <w:rPr>
-          <w:i/>
-        </w:rPr>
-        <w:t xml:space="preserve"> Noise</w:t>
-      </w:r>
-      <w:r>
-        <w:t xml:space="preserve"> olarak ifade edilir.</w:t>
+        <w:t xml:space="preserve"> edilmiş tek yan bant güç oranı olarak verilir.</w:t>
       </w:r>
     </w:p>
     <w:p>
@@ -1116,39 +1185,116 @@
           <w:rFonts w:eastAsiaTheme="minorEastAsia"/>
         </w:rPr>
       </w:pPr>
-      <w:proofErr w:type="gramStart"/>
       <w:r>
         <w:rPr>
           <w:rFonts w:eastAsiaTheme="minorEastAsia"/>
         </w:rPr>
-        <w:t>şeklindedir</w:t>
-      </w:r>
-      <w:proofErr w:type="gramEnd"/>
+        <w:t xml:space="preserve">şeklindedir. </w:t>
+      </w:r>
       <w:r>
         <w:rPr>
           <w:rFonts w:eastAsiaTheme="minorEastAsia"/>
         </w:rPr>
-        <w:t xml:space="preserve">. </w:t>
-      </w:r>
-      <w:r>
+        <w:t>Grafikte yatay eksen taşıyıcıdan olan offset frekansını, dikey eksen ise 1 Hz bant genişliğine normalize edilmiş gürültü seviyesini gösterir.</w:t>
+      </w:r>
+    </w:p>
+    <w:p>
+      <w:pPr>
+        <w:jc w:val="center"/>
         <w:rPr>
           <w:rFonts w:eastAsiaTheme="minorEastAsia"/>
         </w:rPr>
-        <w:t xml:space="preserve">Grafikte yatay eksen taşıyıcıdan olan offset frekansını, dikey eksen ise 1 </w:t>
-      </w:r>
-      <w:proofErr w:type="gramStart"/>
-      <w:r>
-        <w:rPr>
-          <w:rFonts w:eastAsiaTheme="minorEastAsia"/>
-        </w:rPr>
-        <w:t>Hz</w:t>
-      </w:r>
-      <w:proofErr w:type="gramEnd"/>
-      <w:r>
-        <w:rPr>
-          <w:rFonts w:eastAsiaTheme="minorEastAsia"/>
-        </w:rPr>
-        <w:t xml:space="preserve"> bant genişliğine normalize edilmiş gürültü seviyesini gösterir.</w:t>
+      </w:pPr>
+      <w:r>
+        <w:rPr>
+          <w:noProof/>
+        </w:rPr>
+        <w:drawing>
+          <wp:inline distT="0" distB="0" distL="0" distR="0" wp14:anchorId="176FDAD2" wp14:editId="392A7571">
+            <wp:extent cx="3843776" cy="2219325"/>
+            <wp:effectExtent l="0" t="0" r="4445" b="0"/>
+            <wp:docPr id="3" name="Picture 3" descr="Şekil 2.2. Offset frekansı ve dBc/Hz eksenleriyle faz gürültüsünün nicelendirilmesi. Kaynak: Rohde &amp; Schwarz, Part 1, Fig. 2-4, birleşik PDF s. 8." title="Şekil 2"/>
+            <wp:cNvGraphicFramePr>
+              <a:graphicFrameLocks xmlns:a="http://schemas.openxmlformats.org/drawingml/2006/main" noChangeAspect="1"/>
+            </wp:cNvGraphicFramePr>
+            <a:graphic xmlns:a="http://schemas.openxmlformats.org/drawingml/2006/main">
+              <a:graphicData uri="http://schemas.openxmlformats.org/drawingml/2006/picture">
+                <pic:pic xmlns:pic="http://schemas.openxmlformats.org/drawingml/2006/picture">
+                  <pic:nvPicPr>
+                    <pic:cNvPr id="0" name="rs_fig_2_4.png"/>
+                    <pic:cNvPicPr/>
+                  </pic:nvPicPr>
+                  <pic:blipFill>
+                    <a:blip r:embed="rId8"/>
+                    <a:stretch>
+                      <a:fillRect/>
+                    </a:stretch>
+                  </pic:blipFill>
+                  <pic:spPr>
+                    <a:xfrm>
+                      <a:off x="0" y="0"/>
+                      <a:ext cx="3868777" cy="2233760"/>
+                    </a:xfrm>
+                    <a:prstGeom prst="rect">
+                      <a:avLst/>
+                    </a:prstGeom>
+                  </pic:spPr>
+                </pic:pic>
+              </a:graphicData>
+            </a:graphic>
+          </wp:inline>
+        </w:drawing>
+      </w:r>
+    </w:p>
+    <w:p>
+      <w:pPr>
+        <w:jc w:val="center"/>
+        <w:rPr>
+          <w:i/>
+          <w:sz w:val="18"/>
+        </w:rPr>
+      </w:pPr>
+      <w:r>
+        <w:rPr>
+          <w:i/>
+          <w:sz w:val="18"/>
+        </w:rPr>
+        <w:t xml:space="preserve">Şekil </w:t>
+      </w:r>
+      <w:r>
+        <w:rPr>
+          <w:i/>
+          <w:sz w:val="18"/>
+        </w:rPr>
+        <w:t>2</w:t>
+      </w:r>
+      <w:r>
+        <w:rPr>
+          <w:i/>
+          <w:sz w:val="18"/>
+        </w:rPr>
+        <w:t>.</w:t>
+      </w:r>
+      <w:r>
+        <w:rPr>
+          <w:i/>
+          <w:sz w:val="18"/>
+        </w:rPr>
+        <w:t>2</w:t>
+      </w:r>
+      <w:r>
+        <w:rPr>
+          <w:i/>
+          <w:sz w:val="18"/>
+        </w:rPr>
+        <w:t xml:space="preserve"> – </w:t>
+      </w:r>
+      <w:r>
+        <w:rPr>
+          <w:i/>
+          <w:sz w:val="18"/>
+        </w:rPr>
+        <w:t>Offset frekansı ve dBc/Hz eksenleriyle faz gürültüsünün nicelendirilmesi.</w:t>
       </w:r>
     </w:p>
     <w:p>
@@ -1168,38 +1314,24 @@
           <w:rFonts w:eastAsiaTheme="minorEastAsia"/>
           <w:b/>
         </w:rPr>
+        <w:lastRenderedPageBreak/>
         <w:t>Faz Gürültüsü Çeşitleri</w:t>
       </w:r>
     </w:p>
     <w:p>
       <w:pPr>
         <w:pStyle w:val="Heading2"/>
-        <w:rPr>
-          <w:b/>
-        </w:rPr>
-      </w:pPr>
-      <w:r>
-        <w:rPr>
-          <w:b/>
-        </w:rPr>
+      </w:pPr>
+      <w:r>
         <w:t>3.</w:t>
       </w:r>
       <w:r>
-        <w:rPr>
-          <w:b/>
-        </w:rPr>
         <w:t>1</w:t>
       </w:r>
       <w:r>
-        <w:rPr>
-          <w:b/>
-        </w:rPr>
         <w:t xml:space="preserve">. </w:t>
       </w:r>
       <w:r>
-        <w:rPr>
-          <w:b/>
-        </w:rPr>
         <w:t>Gürültünün spektral eğimine göre</w:t>
       </w:r>
     </w:p>
@@ -1415,6 +1547,7 @@
       <w:tblPr>
         <w:tblStyle w:val="PlainTable3"/>
         <w:tblW w:w="0" w:type="auto"/>
+        <w:jc w:val="center"/>
         <w:tblLook w:val="04A0" w:firstRow="1" w:lastRow="0" w:firstColumn="1" w:lastColumn="0" w:noHBand="0" w:noVBand="1"/>
       </w:tblPr>
       <w:tblGrid>
@@ -1426,6 +1559,7 @@
       <w:tr>
         <w:trPr>
           <w:cnfStyle w:val="100000000000" w:firstRow="1" w:lastRow="0" w:firstColumn="0" w:lastColumn="0" w:oddVBand="0" w:evenVBand="0" w:oddHBand="0" w:evenHBand="0" w:firstRowFirstColumn="0" w:firstRowLastColumn="0" w:lastRowFirstColumn="0" w:lastRowLastColumn="0"/>
+          <w:jc w:val="center"/>
         </w:trPr>
         <w:tc>
           <w:tcPr>
@@ -1450,6 +1584,7 @@
           </w:tcPr>
           <w:p>
             <w:pPr>
+              <w:jc w:val="center"/>
               <w:cnfStyle w:val="100000000000" w:firstRow="1" w:lastRow="0" w:firstColumn="0" w:lastColumn="0" w:oddVBand="0" w:evenVBand="0" w:oddHBand="0" w:evenHBand="0" w:firstRowFirstColumn="0" w:firstRowLastColumn="0" w:lastRowFirstColumn="0" w:lastRowLastColumn="0"/>
             </w:pPr>
             <m:oMath>
@@ -1545,6 +1680,7 @@
           </w:tcPr>
           <w:p>
             <w:pPr>
+              <w:jc w:val="center"/>
               <w:cnfStyle w:val="100000000000" w:firstRow="1" w:lastRow="0" w:firstColumn="0" w:lastColumn="0" w:oddVBand="0" w:evenVBand="0" w:oddHBand="0" w:evenHBand="0" w:firstRowFirstColumn="0" w:firstRowLastColumn="0" w:lastRowFirstColumn="0" w:lastRowLastColumn="0"/>
             </w:pPr>
             <w:r>
@@ -1561,6 +1697,7 @@
           </w:tcPr>
           <w:p>
             <w:pPr>
+              <w:jc w:val="right"/>
               <w:cnfStyle w:val="100000000000" w:firstRow="1" w:lastRow="0" w:firstColumn="0" w:lastColumn="0" w:oddVBand="0" w:evenVBand="0" w:oddHBand="0" w:evenHBand="0" w:firstRowFirstColumn="0" w:firstRowLastColumn="0" w:lastRowFirstColumn="0" w:lastRowLastColumn="0"/>
             </w:pPr>
             <w:r>
@@ -1575,6 +1712,7 @@
       <w:tr>
         <w:trPr>
           <w:cnfStyle w:val="000000100000" w:firstRow="0" w:lastRow="0" w:firstColumn="0" w:lastColumn="0" w:oddVBand="0" w:evenVBand="0" w:oddHBand="1" w:evenHBand="0" w:firstRowFirstColumn="0" w:firstRowLastColumn="0" w:lastRowFirstColumn="0" w:lastRowLastColumn="0"/>
+          <w:jc w:val="center"/>
         </w:trPr>
         <w:tc>
           <w:tcPr>
@@ -1587,21 +1725,12 @@
                 <w:b w:val="0"/>
               </w:rPr>
             </w:pPr>
-            <w:proofErr w:type="spellStart"/>
             <w:r>
               <w:rPr>
                 <w:b w:val="0"/>
                 <w:caps w:val="0"/>
               </w:rPr>
-              <w:t>Random-walk</w:t>
-            </w:r>
-            <w:proofErr w:type="spellEnd"/>
-            <w:r>
-              <w:rPr>
-                <w:b w:val="0"/>
-                <w:caps w:val="0"/>
-              </w:rPr>
-              <w:t xml:space="preserve"> FM</w:t>
+              <w:t>Random-walk FM</w:t>
             </w:r>
           </w:p>
         </w:tc>
@@ -1657,22 +1786,15 @@
           </w:tcPr>
           <w:p>
             <w:pPr>
+              <w:jc w:val="center"/>
               <w:cnfStyle w:val="000000100000" w:firstRow="0" w:lastRow="0" w:firstColumn="0" w:lastColumn="0" w:oddVBand="0" w:evenVBand="0" w:oddHBand="1" w:evenHBand="0" w:firstRowFirstColumn="0" w:firstRowLastColumn="0" w:lastRowFirstColumn="0" w:lastRowLastColumn="0"/>
             </w:pPr>
             <w:r>
-              <w:t xml:space="preserve">−40 </w:t>
+              <w:t>−40 db/</w:t>
             </w:r>
             <w:proofErr w:type="spellStart"/>
             <w:r>
-              <w:t>db</w:t>
-            </w:r>
-            <w:proofErr w:type="spellEnd"/>
-            <w:r>
-              <w:t>/</w:t>
-            </w:r>
-            <w:proofErr w:type="spellStart"/>
-            <w:r>
-              <w:t>decade</w:t>
+              <w:t>dekad</w:t>
             </w:r>
             <w:proofErr w:type="spellEnd"/>
           </w:p>
@@ -1683,6 +1805,7 @@
           </w:tcPr>
           <w:p>
             <w:pPr>
+              <w:jc w:val="right"/>
               <w:cnfStyle w:val="000000100000" w:firstRow="0" w:lastRow="0" w:firstColumn="0" w:lastColumn="0" w:oddVBand="0" w:evenVBand="0" w:oddHBand="1" w:evenHBand="0" w:firstRowFirstColumn="0" w:firstRowLastColumn="0" w:lastRowFirstColumn="0" w:lastRowLastColumn="0"/>
             </w:pPr>
             <w:r>
@@ -1692,6 +1815,9 @@
         </w:tc>
       </w:tr>
       <w:tr>
+        <w:trPr>
+          <w:jc w:val="center"/>
+        </w:trPr>
         <w:tc>
           <w:tcPr>
             <w:cnfStyle w:val="001000000000" w:firstRow="0" w:lastRow="0" w:firstColumn="1" w:lastColumn="0" w:oddVBand="0" w:evenVBand="0" w:oddHBand="0" w:evenHBand="0" w:firstRowFirstColumn="0" w:firstRowLastColumn="0" w:lastRowFirstColumn="0" w:lastRowLastColumn="0"/>
@@ -1703,7 +1829,6 @@
                 <w:b w:val="0"/>
               </w:rPr>
             </w:pPr>
-            <w:proofErr w:type="spellStart"/>
             <w:r>
               <w:rPr>
                 <w:b w:val="0"/>
@@ -1715,15 +1840,7 @@
                 <w:b w:val="0"/>
                 <w:caps w:val="0"/>
               </w:rPr>
-              <w:t>licker</w:t>
-            </w:r>
-            <w:proofErr w:type="spellEnd"/>
-            <w:r>
-              <w:rPr>
-                <w:b w:val="0"/>
-                <w:caps w:val="0"/>
-              </w:rPr>
-              <w:t xml:space="preserve"> FM</w:t>
+              <w:t>licker FM</w:t>
             </w:r>
           </w:p>
         </w:tc>
@@ -1779,22 +1896,18 @@
           </w:tcPr>
           <w:p>
             <w:pPr>
+              <w:jc w:val="center"/>
               <w:cnfStyle w:val="000000000000" w:firstRow="0" w:lastRow="0" w:firstColumn="0" w:lastColumn="0" w:oddVBand="0" w:evenVBand="0" w:oddHBand="0" w:evenHBand="0" w:firstRowFirstColumn="0" w:firstRowLastColumn="0" w:lastRowFirstColumn="0" w:lastRowLastColumn="0"/>
             </w:pPr>
             <w:r>
-              <w:t xml:space="preserve">−30 </w:t>
+              <w:t>−30 db/</w:t>
             </w:r>
             <w:proofErr w:type="spellStart"/>
             <w:r>
-              <w:t>db</w:t>
+              <w:t>de</w:t>
             </w:r>
-            <w:proofErr w:type="spellEnd"/>
             <w:r>
-              <w:t>/</w:t>
-            </w:r>
-            <w:proofErr w:type="spellStart"/>
-            <w:r>
-              <w:t>decade</w:t>
+              <w:t>kad</w:t>
             </w:r>
             <w:proofErr w:type="spellEnd"/>
           </w:p>
@@ -1805,22 +1918,19 @@
           </w:tcPr>
           <w:p>
             <w:pPr>
+              <w:jc w:val="right"/>
               <w:cnfStyle w:val="000000000000" w:firstRow="0" w:lastRow="0" w:firstColumn="0" w:lastColumn="0" w:oddVBand="0" w:evenVBand="0" w:oddHBand="0" w:evenHBand="0" w:firstRowFirstColumn="0" w:firstRowLastColumn="0" w:lastRowFirstColumn="0" w:lastRowLastColumn="0"/>
             </w:pPr>
             <w:r>
-              <w:t xml:space="preserve">Yakın </w:t>
+              <w:t>Yakın offsetler</w:t>
             </w:r>
-            <w:proofErr w:type="spellStart"/>
-            <w:r>
-              <w:t>offsetler</w:t>
-            </w:r>
-            <w:proofErr w:type="spellEnd"/>
           </w:p>
         </w:tc>
       </w:tr>
       <w:tr>
         <w:trPr>
           <w:cnfStyle w:val="000000100000" w:firstRow="0" w:lastRow="0" w:firstColumn="0" w:lastColumn="0" w:oddVBand="0" w:evenVBand="0" w:oddHBand="1" w:evenHBand="0" w:firstRowFirstColumn="0" w:firstRowLastColumn="0" w:lastRowFirstColumn="0" w:lastRowLastColumn="0"/>
+          <w:jc w:val="center"/>
         </w:trPr>
         <w:tc>
           <w:tcPr>
@@ -1894,22 +2004,18 @@
           </w:tcPr>
           <w:p>
             <w:pPr>
+              <w:jc w:val="center"/>
               <w:cnfStyle w:val="000000100000" w:firstRow="0" w:lastRow="0" w:firstColumn="0" w:lastColumn="0" w:oddVBand="0" w:evenVBand="0" w:oddHBand="1" w:evenHBand="0" w:firstRowFirstColumn="0" w:firstRowLastColumn="0" w:lastRowFirstColumn="0" w:lastRowLastColumn="0"/>
             </w:pPr>
             <w:r>
-              <w:t xml:space="preserve">−20 </w:t>
+              <w:t>−20 db/</w:t>
             </w:r>
             <w:proofErr w:type="spellStart"/>
             <w:r>
-              <w:t>db</w:t>
+              <w:t>de</w:t>
             </w:r>
-            <w:proofErr w:type="spellEnd"/>
             <w:r>
-              <w:t>/</w:t>
-            </w:r>
-            <w:proofErr w:type="spellStart"/>
-            <w:r>
-              <w:t>decade</w:t>
+              <w:t>kad</w:t>
             </w:r>
             <w:proofErr w:type="spellEnd"/>
           </w:p>
@@ -1920,20 +2026,19 @@
           </w:tcPr>
           <w:p>
             <w:pPr>
+              <w:jc w:val="right"/>
               <w:cnfStyle w:val="000000100000" w:firstRow="0" w:lastRow="0" w:firstColumn="0" w:lastColumn="0" w:oddVBand="0" w:evenVBand="0" w:oddHBand="1" w:evenHBand="0" w:firstRowFirstColumn="0" w:firstRowLastColumn="0" w:lastRowFirstColumn="0" w:lastRowLastColumn="0"/>
             </w:pPr>
             <w:r>
-              <w:t xml:space="preserve">Orta </w:t>
+              <w:t>Orta offsetler</w:t>
             </w:r>
-            <w:proofErr w:type="spellStart"/>
-            <w:r>
-              <w:t>offsetler</w:t>
-            </w:r>
-            <w:proofErr w:type="spellEnd"/>
           </w:p>
         </w:tc>
       </w:tr>
       <w:tr>
+        <w:trPr>
+          <w:jc w:val="center"/>
+        </w:trPr>
         <w:tc>
           <w:tcPr>
             <w:cnfStyle w:val="001000000000" w:firstRow="0" w:lastRow="0" w:firstColumn="1" w:lastColumn="0" w:oddVBand="0" w:evenVBand="0" w:oddHBand="0" w:evenHBand="0" w:firstRowFirstColumn="0" w:firstRowLastColumn="0" w:lastRowFirstColumn="0" w:lastRowLastColumn="0"/>
@@ -1945,7 +2050,6 @@
                 <w:b w:val="0"/>
               </w:rPr>
             </w:pPr>
-            <w:proofErr w:type="spellStart"/>
             <w:r>
               <w:rPr>
                 <w:b w:val="0"/>
@@ -1957,15 +2061,7 @@
                 <w:b w:val="0"/>
                 <w:caps w:val="0"/>
               </w:rPr>
-              <w:t>licker</w:t>
-            </w:r>
-            <w:proofErr w:type="spellEnd"/>
-            <w:r>
-              <w:rPr>
-                <w:b w:val="0"/>
-                <w:caps w:val="0"/>
-              </w:rPr>
-              <w:t xml:space="preserve"> PM</w:t>
+              <w:t>licker PM</w:t>
             </w:r>
           </w:p>
         </w:tc>
@@ -1995,22 +2091,18 @@
           </w:tcPr>
           <w:p>
             <w:pPr>
+              <w:jc w:val="center"/>
               <w:cnfStyle w:val="000000000000" w:firstRow="0" w:lastRow="0" w:firstColumn="0" w:lastColumn="0" w:oddVBand="0" w:evenVBand="0" w:oddHBand="0" w:evenHBand="0" w:firstRowFirstColumn="0" w:firstRowLastColumn="0" w:lastRowFirstColumn="0" w:lastRowLastColumn="0"/>
             </w:pPr>
             <w:r>
-              <w:t xml:space="preserve">−10 </w:t>
+              <w:t>−10 db/</w:t>
             </w:r>
             <w:proofErr w:type="spellStart"/>
             <w:r>
-              <w:t>db</w:t>
+              <w:t>de</w:t>
             </w:r>
-            <w:proofErr w:type="spellEnd"/>
             <w:r>
-              <w:t>/</w:t>
-            </w:r>
-            <w:proofErr w:type="spellStart"/>
-            <w:r>
-              <w:t>decade</w:t>
+              <w:t>kad</w:t>
             </w:r>
             <w:proofErr w:type="spellEnd"/>
           </w:p>
@@ -2021,22 +2113,19 @@
           </w:tcPr>
           <w:p>
             <w:pPr>
+              <w:jc w:val="right"/>
               <w:cnfStyle w:val="000000000000" w:firstRow="0" w:lastRow="0" w:firstColumn="0" w:lastColumn="0" w:oddVBand="0" w:evenVBand="0" w:oddHBand="0" w:evenHBand="0" w:firstRowFirstColumn="0" w:firstRowLastColumn="0" w:lastRowFirstColumn="0" w:lastRowLastColumn="0"/>
             </w:pPr>
             <w:r>
-              <w:t xml:space="preserve">Orta/uzak </w:t>
+              <w:t>Orta/uzak offsetler</w:t>
             </w:r>
-            <w:proofErr w:type="spellStart"/>
-            <w:r>
-              <w:t>offsetler</w:t>
-            </w:r>
-            <w:proofErr w:type="spellEnd"/>
           </w:p>
         </w:tc>
       </w:tr>
       <w:tr>
         <w:trPr>
           <w:cnfStyle w:val="000000100000" w:firstRow="0" w:lastRow="0" w:firstColumn="0" w:lastColumn="0" w:oddVBand="0" w:evenVBand="0" w:oddHBand="1" w:evenHBand="0" w:firstRowFirstColumn="0" w:firstRowLastColumn="0" w:lastRowFirstColumn="0" w:lastRowLastColumn="0"/>
+          <w:jc w:val="center"/>
         </w:trPr>
         <w:tc>
           <w:tcPr>
@@ -2064,6 +2153,7 @@
           </w:tcPr>
           <w:p>
             <w:pPr>
+              <w:jc w:val="center"/>
               <w:cnfStyle w:val="000000100000" w:firstRow="0" w:lastRow="0" w:firstColumn="0" w:lastColumn="0" w:oddVBand="0" w:evenVBand="0" w:oddHBand="1" w:evenHBand="0" w:firstRowFirstColumn="0" w:firstRowLastColumn="0" w:lastRowFirstColumn="0" w:lastRowLastColumn="0"/>
             </w:pPr>
             <w:r>
@@ -2077,22 +2167,18 @@
           </w:tcPr>
           <w:p>
             <w:pPr>
+              <w:jc w:val="center"/>
               <w:cnfStyle w:val="000000100000" w:firstRow="0" w:lastRow="0" w:firstColumn="0" w:lastColumn="0" w:oddVBand="0" w:evenVBand="0" w:oddHBand="1" w:evenHBand="0" w:firstRowFirstColumn="0" w:firstRowLastColumn="0" w:lastRowFirstColumn="0" w:lastRowLastColumn="0"/>
             </w:pPr>
             <w:r>
-              <w:t xml:space="preserve">0 </w:t>
+              <w:t>0 db/</w:t>
             </w:r>
             <w:proofErr w:type="spellStart"/>
             <w:r>
-              <w:t>db</w:t>
+              <w:t>de</w:t>
             </w:r>
-            <w:proofErr w:type="spellEnd"/>
             <w:r>
-              <w:t>/</w:t>
-            </w:r>
-            <w:proofErr w:type="spellStart"/>
-            <w:r>
-              <w:t>decade</w:t>
+              <w:t>kad</w:t>
             </w:r>
             <w:proofErr w:type="spellEnd"/>
           </w:p>
@@ -2103,6 +2189,7 @@
           </w:tcPr>
           <w:p>
             <w:pPr>
+              <w:jc w:val="right"/>
               <w:cnfStyle w:val="000000100000" w:firstRow="0" w:lastRow="0" w:firstColumn="0" w:lastColumn="0" w:oddVBand="0" w:evenVBand="0" w:oddHBand="1" w:evenHBand="0" w:firstRowFirstColumn="0" w:firstRowLastColumn="0" w:lastRowFirstColumn="0" w:lastRowLastColumn="0"/>
             </w:pPr>
             <w:r>
@@ -2115,19 +2202,17 @@
     <w:p/>
     <w:p>
       <w:r>
-        <w:t xml:space="preserve">Bunlar temel </w:t>
-      </w:r>
-      <w:proofErr w:type="spellStart"/>
-      <w:r>
-        <w:t>osilatör</w:t>
-      </w:r>
-      <w:proofErr w:type="spellEnd"/>
-      <w:r>
-        <w:t xml:space="preserve"> gürültüleri olarak sınıflandırılır.</w:t>
-      </w:r>
-    </w:p>
-    <w:p>
-      <w:r>
+        <w:t>Bunlar temel osilatör gürültüleri olarak sınıflandırılır.</w:t>
+      </w:r>
+    </w:p>
+    <w:p>
+      <w:pPr>
+        <w:jc w:val="center"/>
+      </w:pPr>
+      <w:r>
+        <w:rPr>
+          <w:noProof/>
+        </w:rPr>
         <w:drawing>
           <wp:inline distT="0" distB="0" distL="0" distR="0" wp14:anchorId="0EFAEF4A" wp14:editId="373F3821">
             <wp:extent cx="4348717" cy="2190177"/>
@@ -2144,7 +2229,7 @@
                     <pic:cNvPicPr/>
                   </pic:nvPicPr>
                   <pic:blipFill>
-                    <a:blip r:embed="rId8"/>
+                    <a:blip r:embed="rId9"/>
                     <a:stretch>
                       <a:fillRect/>
                     </a:stretch>
@@ -2194,43 +2279,26 @@
         </w:rPr>
         <w:t xml:space="preserve">.1 – </w:t>
       </w:r>
-      <w:proofErr w:type="spellStart"/>
       <w:r>
         <w:rPr>
           <w:i/>
           <w:sz w:val="18"/>
         </w:rPr>
-        <w:t>Osilatör</w:t>
-      </w:r>
-      <w:proofErr w:type="spellEnd"/>
-      <w:r>
+        <w:t>Osilatör faz gürültüsünün sebepleri</w:t>
+      </w:r>
+    </w:p>
+    <w:p>
+      <w:pPr>
         <w:rPr>
           <w:i/>
           <w:sz w:val="18"/>
         </w:rPr>
-        <w:t xml:space="preserve"> faz gürültüsünün sebepleri</w:t>
-      </w:r>
-    </w:p>
-    <w:p>
-      <w:pPr>
-        <w:rPr>
-          <w:i/>
-          <w:sz w:val="18"/>
-        </w:rPr>
       </w:pPr>
       <w:r>
         <w:t>B</w:t>
       </w:r>
       <w:r>
-        <w:t xml:space="preserve">u projede yalnızca </w:t>
-      </w:r>
-      <w:proofErr w:type="spellStart"/>
-      <w:r>
-        <w:t>Flicker</w:t>
-      </w:r>
-      <w:proofErr w:type="spellEnd"/>
-      <w:r>
-        <w:t xml:space="preserve"> FM karakterinde bir gürültü kullan</w:t>
+        <w:t>u projede yalnızca Flicker FM karakterinde bir gürültü kullan</w:t>
       </w:r>
       <w:r>
         <w:t>ıldığı için beyaz gürültünün genliği:</w:t>
@@ -2327,27 +2395,22 @@
       </m:oMathPara>
     </w:p>
     <w:p>
-      <w:proofErr w:type="gramStart"/>
-      <w:r>
-        <w:t>olarak</w:t>
-      </w:r>
-      <w:proofErr w:type="gramEnd"/>
-      <w:r>
-        <w:t xml:space="preserve"> belirlenir. Bunun sebebi güç spektrumunun genliği karesi olmasıdır.</w:t>
+      <w:r>
+        <w:t>olarak belirlenir. Bunun sebebi güç spektrumunun genliği</w:t>
+      </w:r>
+      <w:r>
+        <w:t>n</w:t>
+      </w:r>
+      <w:r>
+        <w:t xml:space="preserve"> karesi olmasıdır.</w:t>
       </w:r>
     </w:p>
     <w:p/>
     <w:p>
       <w:pPr>
         <w:pStyle w:val="Heading2"/>
-        <w:rPr>
-          <w:b/>
-        </w:rPr>
-      </w:pPr>
-      <w:r>
-        <w:rPr>
-          <w:b/>
-        </w:rPr>
+      </w:pPr>
+      <w:r>
         <w:t>3.2. Ölçüm türüne göre</w:t>
       </w:r>
     </w:p>
@@ -2359,29 +2422,8 @@
           <w:numId w:val="5"/>
         </w:numPr>
       </w:pPr>
-      <w:proofErr w:type="spellStart"/>
-      <w:r>
-        <w:t>Absolute</w:t>
-      </w:r>
-      <w:proofErr w:type="spellEnd"/>
-      <w:r>
-        <w:t xml:space="preserve"> </w:t>
-      </w:r>
-      <w:proofErr w:type="spellStart"/>
-      <w:r>
-        <w:t>phase</w:t>
-      </w:r>
-      <w:proofErr w:type="spellEnd"/>
-      <w:r>
-        <w:t xml:space="preserve"> </w:t>
-      </w:r>
-      <w:proofErr w:type="spellStart"/>
-      <w:r>
-        <w:t>noise</w:t>
-      </w:r>
-      <w:proofErr w:type="spellEnd"/>
-      <w:r>
-        <w:t>: Bir osilatör veya sinyal kaynağının toplam faz gürültüsüdür.</w:t>
+      <w:r>
+        <w:t>Absolute phase noise: Bir osilatör veya sinyal kaynağının toplam faz gürültüsüdür.</w:t>
       </w:r>
       <w:r>
         <w:br/>
@@ -2395,40 +2437,8 @@
           <w:numId w:val="5"/>
         </w:numPr>
       </w:pPr>
-      <w:proofErr w:type="spellStart"/>
-      <w:r>
-        <w:t>Additive</w:t>
-      </w:r>
-      <w:proofErr w:type="spellEnd"/>
-      <w:r>
-        <w:t>/</w:t>
-      </w:r>
-      <w:proofErr w:type="spellStart"/>
-      <w:r>
-        <w:t>residual</w:t>
-      </w:r>
-      <w:proofErr w:type="spellEnd"/>
-      <w:r>
-        <w:t xml:space="preserve"> </w:t>
-      </w:r>
-      <w:proofErr w:type="spellStart"/>
-      <w:r>
-        <w:t>phase</w:t>
-      </w:r>
-      <w:proofErr w:type="spellEnd"/>
-      <w:r>
-        <w:t xml:space="preserve"> </w:t>
-      </w:r>
-      <w:proofErr w:type="spellStart"/>
-      <w:r>
-        <w:t>noise</w:t>
-      </w:r>
-      <w:proofErr w:type="spellEnd"/>
-      <w:r>
-        <w:t>: Amplifikatör, mikser veya frekans dönüştürücü gibi iki portlu bir elemanın işarete eklediği gürültüdür.</w:t>
-      </w:r>
-      <w:r>
-        <w:br/>
+      <w:r>
+        <w:t>Additive/residual phase noise: Amplifikatör, mikser veya frekans dönüştürücü gibi iki portlu bir elemanın işarete eklediği gürültüdür.</w:t>
       </w:r>
     </w:p>
     <w:p>
@@ -2446,28 +2456,20 @@
         <w:rPr>
           <w:b/>
         </w:rPr>
+        <w:lastRenderedPageBreak/>
         <w:t>Faz Gürültüsü Ölçüm Yöntemleri</w:t>
       </w:r>
     </w:p>
     <w:p>
       <w:r>
-        <w:br/>
-      </w:r>
-      <w:r>
         <w:t>Faz gürültüsü ölçümünde doğrudan spektral analiz, faz detektörü ve cross-correlation gibi farklı yöntemler kullanılmaktadır. Yöntem seçimi; ölçülecek gürültü seviyesi, gerekli hassasiyet ve kullanılabilir referans kaynaklarına bağlıdır.</w:t>
       </w:r>
     </w:p>
     <w:p>
       <w:pPr>
         <w:pStyle w:val="Heading2"/>
-        <w:rPr>
-          <w:b/>
-        </w:rPr>
-      </w:pPr>
-      <w:r>
-        <w:rPr>
-          <w:b/>
-        </w:rPr>
+      </w:pPr>
+      <w:r>
         <w:t>4.1. Doğrudan spektral analiz</w:t>
       </w:r>
     </w:p>
@@ -2476,24 +2478,15 @@
         <w:t>Bu yöntemde DUT çıkışı doğrudan spektrum analizörüne bağlanarak taşıyıcı çevresindeki gürültü yan bantları ölçülür. Sonuç, taşıyıcıdan belirli bir offset frekansta ve 1 Hz bant genişliğine normalize edilmiş şekilde dBc/Hz biriminde gösterilir.</w:t>
       </w:r>
     </w:p>
-    <w:p/>
-    <w:p>
-      <w:r>
-        <w:t xml:space="preserve">Yöntem basit ve hızlıdır; ancak ölçülebilecek en düşük faz gürültüsü analizörün kendi yerel osilatör faz gürültüsü ve gürültü tabanı tarafından sınırlandırılır. Bu nedenle analizörün faz gürültüsü </w:t>
-      </w:r>
-      <w:proofErr w:type="spellStart"/>
-      <w:r>
-        <w:t>DUT</w:t>
+    <w:p>
+      <w:r>
+        <w:t>Yöntem basit ve hızlıdır; ancak ölçülebilecek en düşük faz gürültüsü analizörün kendi yerel osilatör faz gürültüsü ve gürültü tabanı tarafından sınırlandırılır. Bu nedenle analizörün faz gürültüsü DUT</w:t>
       </w:r>
       <w:r>
         <w:t>’</w:t>
       </w:r>
       <w:r>
-        <w:t>den</w:t>
-      </w:r>
-      <w:proofErr w:type="spellEnd"/>
-      <w:r>
-        <w:t xml:space="preserve"> yeterince düşük olmalıdır.</w:t>
+        <w:t>den yeterince düşük olmalıdır.</w:t>
       </w:r>
     </w:p>
     <w:p>
@@ -2501,6 +2494,9 @@
         <w:jc w:val="center"/>
       </w:pPr>
       <w:r>
+        <w:rPr>
+          <w:noProof/>
+        </w:rPr>
         <w:drawing>
           <wp:inline distT="0" distB="0" distL="0" distR="0" wp14:anchorId="08BC43CC" wp14:editId="4559D2B4">
             <wp:extent cx="4086225" cy="1487292"/>
@@ -2517,7 +2513,7 @@
                     <pic:cNvPicPr/>
                   </pic:nvPicPr>
                   <pic:blipFill>
-                    <a:blip r:embed="rId9"/>
+                    <a:blip r:embed="rId10"/>
                     <a:stretch>
                       <a:fillRect/>
                     </a:stretch>
@@ -2565,66 +2561,29 @@
     <w:p>
       <w:pPr>
         <w:pStyle w:val="Heading2"/>
-        <w:rPr>
-          <w:b/>
-        </w:rPr>
-      </w:pPr>
-      <w:r>
-        <w:rPr>
-          <w:b/>
-        </w:rPr>
+      </w:pPr>
+      <w:r>
         <w:t xml:space="preserve">4.2. Faz </w:t>
       </w:r>
       <w:r>
-        <w:rPr>
-          <w:b/>
-        </w:rPr>
         <w:t>d</w:t>
       </w:r>
       <w:r>
-        <w:rPr>
-          <w:b/>
-        </w:rPr>
         <w:t>etektörü</w:t>
       </w:r>
       <w:r>
-        <w:rPr>
-          <w:b/>
-        </w:rPr>
         <w:t xml:space="preserve"> </w:t>
       </w:r>
       <w:r>
-        <w:rPr>
-          <w:b/>
-        </w:rPr>
         <w:t>y</w:t>
       </w:r>
       <w:r>
-        <w:rPr>
-          <w:b/>
-        </w:rPr>
         <w:t>öntemi</w:t>
       </w:r>
     </w:p>
     <w:p>
       <w:r>
-        <w:t xml:space="preserve">Faz detektörü yönteminde DUT sinyali, aynı frekansta çalışan, 90° faz farkında bir düşük gürültülü bir referans </w:t>
-      </w:r>
-      <w:proofErr w:type="spellStart"/>
-      <w:r>
-        <w:t>osilatörü</w:t>
-      </w:r>
-      <w:proofErr w:type="spellEnd"/>
-      <w:r>
-        <w:t xml:space="preserve"> sinyaliyle </w:t>
-      </w:r>
-      <w:proofErr w:type="spellStart"/>
-      <w:r>
-        <w:t>mixer’de</w:t>
-      </w:r>
-      <w:proofErr w:type="spellEnd"/>
-      <w:r>
-        <w:t xml:space="preserve"> çarpılır. Alçak geçiren filtre sonrasında mikser çıkışı yaklaşık olarak</w:t>
+        <w:t>Faz detektörü yönteminde DUT sinyali, aynı frekansta çalışan, 90° faz farkında bir düşük gürültülü bir referans osilatörü sinyaliyle mixer’de çarpılır. Alçak geçiren filtre sonrasında mikser çıkışı yaklaşık olarak</w:t>
       </w:r>
     </w:p>
     <w:p>
@@ -2844,70 +2803,49 @@
           <w:szCs w:val="24"/>
         </w:rPr>
       </w:pPr>
-      <w:proofErr w:type="gramStart"/>
       <w:r>
         <w:rPr>
           <w:szCs w:val="24"/>
         </w:rPr>
-        <w:t>şeklinde</w:t>
-      </w:r>
-      <w:proofErr w:type="gramEnd"/>
+        <w:t>şeklinde elde edilir</w:t>
+      </w:r>
       <w:r>
         <w:rPr>
           <w:szCs w:val="24"/>
         </w:rPr>
-        <w:t xml:space="preserve"> elde edilir</w:t>
-      </w:r>
-      <w:r>
+        <w:t>.</w:t>
+      </w:r>
+    </w:p>
+    <w:p>
+      <w:pPr>
         <w:rPr>
           <w:szCs w:val="24"/>
         </w:rPr>
-        <w:t>.</w:t>
-      </w:r>
-    </w:p>
-    <w:p>
-      <w:pPr>
+      </w:pPr>
+      <w:r>
         <w:rPr>
           <w:szCs w:val="24"/>
         </w:rPr>
-      </w:pPr>
-      <w:r>
+        <w:t>Taşıyıcının bastırılması sayesinde doğrudan spektral analize göre daha yüksek hassasiyet sağlanır. Ancak ölçüm hem DUT hem de referans gürültüsünü içerdiği için referans gürültüsünün DUT’ye kıyasla belli miktarda düşük olması gerekir.</w:t>
+      </w:r>
+    </w:p>
+    <w:p>
+      <w:pPr>
         <w:rPr>
           <w:szCs w:val="24"/>
         </w:rPr>
-        <w:t xml:space="preserve">Taşıyıcının bastırılması sayesinde doğrudan spektral analize göre daha yüksek hassasiyet sağlanır. Ancak ölçüm hem DUT hem de referans gürültüsünü içerdiği için referans gürültüsünün </w:t>
-      </w:r>
-      <w:proofErr w:type="spellStart"/>
-      <w:r>
+      </w:pPr>
+    </w:p>
+    <w:p>
+      <w:pPr>
+        <w:jc w:val="center"/>
         <w:rPr>
           <w:szCs w:val="24"/>
         </w:rPr>
-        <w:t>DUT’ye</w:t>
-      </w:r>
-      <w:proofErr w:type="spellEnd"/>
-      <w:r>
-        <w:rPr>
-          <w:szCs w:val="24"/>
-        </w:rPr>
-        <w:t xml:space="preserve"> kıyasla belli miktarda düşük olması gerekir.</w:t>
-      </w:r>
-    </w:p>
-    <w:p>
-      <w:pPr>
-        <w:rPr>
-          <w:szCs w:val="24"/>
-        </w:rPr>
-      </w:pPr>
-    </w:p>
-    <w:p>
-      <w:pPr>
-        <w:jc w:val="center"/>
-        <w:rPr>
-          <w:szCs w:val="24"/>
-        </w:rPr>
-      </w:pPr>
-      <w:r>
-        <w:rPr>
+      </w:pPr>
+      <w:r>
+        <w:rPr>
+          <w:noProof/>
           <w:szCs w:val="24"/>
         </w:rPr>
         <w:drawing>
@@ -2926,7 +2864,7 @@
                     <pic:cNvPicPr/>
                   </pic:nvPicPr>
                   <pic:blipFill>
-                    <a:blip r:embed="rId10"/>
+                    <a:blip r:embed="rId11"/>
                     <a:stretch>
                       <a:fillRect/>
                     </a:stretch>
@@ -2987,100 +2925,44 @@
     <w:p>
       <w:pPr>
         <w:pStyle w:val="Heading2"/>
-        <w:rPr>
-          <w:b/>
-        </w:rPr>
-      </w:pPr>
-      <w:r>
-        <w:rPr>
-          <w:b/>
-        </w:rPr>
+      </w:pPr>
+      <w:r>
+        <w:lastRenderedPageBreak/>
         <w:t xml:space="preserve">4.3. </w:t>
       </w:r>
       <w:bookmarkStart w:id="0" w:name="_Hlk238195047"/>
       <w:r>
-        <w:rPr>
-          <w:b/>
-        </w:rPr>
         <w:t>Cross-</w:t>
       </w:r>
-      <w:proofErr w:type="spellStart"/>
-      <w:r>
-        <w:rPr>
-          <w:b/>
-        </w:rPr>
+      <w:r>
         <w:t>c</w:t>
       </w:r>
       <w:r>
-        <w:rPr>
-          <w:b/>
-        </w:rPr>
-        <w:t>orrelation</w:t>
-      </w:r>
-      <w:proofErr w:type="spellEnd"/>
-      <w:r>
-        <w:rPr>
-          <w:b/>
-        </w:rPr>
-        <w:t xml:space="preserve"> ile </w:t>
-      </w:r>
-      <w:r>
-        <w:rPr>
-          <w:b/>
-        </w:rPr>
+        <w:t xml:space="preserve">orrelation ile </w:t>
+      </w:r>
+      <w:r>
         <w:t>f</w:t>
       </w:r>
       <w:r>
-        <w:rPr>
-          <w:b/>
-        </w:rPr>
         <w:t xml:space="preserve">az </w:t>
       </w:r>
       <w:r>
-        <w:rPr>
-          <w:b/>
-        </w:rPr>
         <w:t>d</w:t>
       </w:r>
       <w:r>
-        <w:rPr>
-          <w:b/>
-        </w:rPr>
         <w:t xml:space="preserve">etektörü </w:t>
       </w:r>
       <w:bookmarkEnd w:id="0"/>
       <w:r>
-        <w:rPr>
-          <w:b/>
-        </w:rPr>
         <w:t>y</w:t>
       </w:r>
       <w:r>
-        <w:rPr>
-          <w:b/>
-        </w:rPr>
         <w:t>öntemi</w:t>
       </w:r>
     </w:p>
     <w:p>
       <w:r>
-        <w:t>Cross-</w:t>
-      </w:r>
-      <w:proofErr w:type="spellStart"/>
-      <w:r>
-        <w:t>correlation</w:t>
-      </w:r>
-      <w:proofErr w:type="spellEnd"/>
-      <w:r>
-        <w:t xml:space="preserve"> yönteminde DUT iki bağımsız ölçüm kanalına ayrılır ve her kanalda farklı bir referans </w:t>
-      </w:r>
-      <w:proofErr w:type="spellStart"/>
-      <w:r>
-        <w:t>osilatörü</w:t>
-      </w:r>
-      <w:proofErr w:type="spellEnd"/>
-      <w:r>
-        <w:t xml:space="preserve"> kullanılır:</w:t>
+        <w:t>Cross-correlation yönteminde DUT iki bağımsız ölçüm kanalına ayrılır ve her kanalda farklı bir referans osilatörü kullanılır:</w:t>
       </w:r>
     </w:p>
     <w:p>
@@ -3585,23 +3467,7 @@
     </w:p>
     <w:p>
       <w:r>
-        <w:t xml:space="preserve">İki kanalın </w:t>
-      </w:r>
-      <w:proofErr w:type="spellStart"/>
-      <w:r>
-        <w:t>cross-PSD’si</w:t>
-      </w:r>
-      <w:proofErr w:type="spellEnd"/>
-      <w:r>
-        <w:t xml:space="preserve"> hesaplandığında, her iki kanalda ortak olan DUT faz gürültüsü korunurken bağımsız referans gürültüleri </w:t>
-      </w:r>
-      <w:proofErr w:type="spellStart"/>
-      <w:r>
-        <w:t>iterasyon</w:t>
-      </w:r>
-      <w:proofErr w:type="spellEnd"/>
-      <w:r>
-        <w:t xml:space="preserve"> ortalamasıyla bastırılır:</w:t>
+        <w:t>İki kanalın cross-PSD’si hesaplandığında, her iki kanalda ortak olan DUT faz gürültüsü korunurken bağımsız referans gürültüleri iterasyon ortalamasıyla bastırılır:</w:t>
       </w:r>
     </w:p>
     <w:p>
@@ -3932,31 +3798,10 @@
     </w:p>
     <w:p>
       <w:r>
-        <w:t xml:space="preserve">Bu sayede referans </w:t>
-      </w:r>
-      <w:proofErr w:type="spellStart"/>
-      <w:r>
-        <w:t>osilatörlerinin</w:t>
-      </w:r>
-      <w:proofErr w:type="spellEnd"/>
-      <w:r>
-        <w:t xml:space="preserve"> gürültü seviyesinin altında kalan DUT faz gürültüsü ölçülebilir. </w:t>
-      </w:r>
-      <w:proofErr w:type="spellStart"/>
-      <w:r>
-        <w:t>İterasyon</w:t>
-      </w:r>
-      <w:proofErr w:type="spellEnd"/>
-      <w:r>
-        <w:t xml:space="preserve"> sayısı arttıkça referans gürültüsünün etkisi azalır; ancak ölçüm süresi </w:t>
-      </w:r>
-      <w:proofErr w:type="spellStart"/>
-      <w:r>
-        <w:t>iterasyon</w:t>
-      </w:r>
-      <w:proofErr w:type="spellEnd"/>
-      <w:r>
-        <w:t xml:space="preserve"> sayısı ile doğru orantılı olarak </w:t>
+        <w:t xml:space="preserve">Bu sayede referans osilatörlerinin gürültü seviyesinin altında kalan DUT faz gürültüsü ölçülebilir. İterasyon sayısı arttıkça referans gürültüsünün etkisi azalır; ancak ölçüm süresi </w:t>
+      </w:r>
+      <w:r>
+        <w:t xml:space="preserve">iterasyon sayısı ile doğru orantılı olarak </w:t>
       </w:r>
       <w:r>
         <w:t>uzar</w:t>
@@ -3970,6 +3815,9 @@
         <w:jc w:val="center"/>
       </w:pPr>
       <w:r>
+        <w:rPr>
+          <w:noProof/>
+        </w:rPr>
         <w:drawing>
           <wp:inline distT="0" distB="0" distL="0" distR="0" wp14:anchorId="3714CB9F" wp14:editId="49FAB796">
             <wp:extent cx="4333875" cy="2519017"/>
@@ -3986,7 +3834,7 @@
                     <pic:cNvPicPr/>
                   </pic:nvPicPr>
                   <pic:blipFill>
-                    <a:blip r:embed="rId11"/>
+                    <a:blip r:embed="rId12"/>
                     <a:stretch>
                       <a:fillRect/>
                     </a:stretch>
@@ -4041,29 +3889,13 @@
           <w:i/>
           <w:sz w:val="18"/>
         </w:rPr>
-        <w:t>Cross-</w:t>
-      </w:r>
-      <w:proofErr w:type="spellStart"/>
+        <w:t xml:space="preserve">Cross-Correlation ile Faz Detektörü </w:t>
+      </w:r>
       <w:r>
         <w:rPr>
           <w:i/>
           <w:sz w:val="18"/>
         </w:rPr>
-        <w:t>Correlation</w:t>
-      </w:r>
-      <w:proofErr w:type="spellEnd"/>
-      <w:r>
-        <w:rPr>
-          <w:i/>
-          <w:sz w:val="18"/>
-        </w:rPr>
-        <w:t xml:space="preserve"> ile Faz Detektörü </w:t>
-      </w:r>
-      <w:r>
-        <w:rPr>
-          <w:i/>
-          <w:sz w:val="18"/>
-        </w:rPr>
         <w:t>Blok Diyagramı</w:t>
       </w:r>
     </w:p>
@@ -4071,72 +3903,46 @@
     <w:p>
       <w:pPr>
         <w:pStyle w:val="Heading2"/>
+      </w:pPr>
+      <w:r>
+        <w:t xml:space="preserve">4.4. Diğer </w:t>
+      </w:r>
+      <w:r>
+        <w:t>y</w:t>
+      </w:r>
+      <w:r>
+        <w:t>öntemler</w:t>
+      </w:r>
+    </w:p>
+    <w:p>
+      <w:r>
         <w:rPr>
           <w:b/>
         </w:rPr>
-      </w:pPr>
+        <w:t>Gecikme hattı ayırıcısı</w:t>
+      </w:r>
+      <w:r>
+        <w:t xml:space="preserve"> yönteminde DUT sinyali iki kola ayrılarak kollardan biri geciktirilir ve frekans değişimleri faz değişimine dönüştürülür.</w:t>
+      </w:r>
+    </w:p>
+    <w:p>
       <w:r>
         <w:rPr>
           <w:b/>
         </w:rPr>
-        <w:t xml:space="preserve">4.4. Diğer </w:t>
-      </w:r>
-      <w:r>
-        <w:rPr>
-          <w:b/>
-        </w:rPr>
-        <w:t>y</w:t>
-      </w:r>
-      <w:r>
-        <w:rPr>
-          <w:b/>
-        </w:rPr>
-        <w:t>öntemler</w:t>
-      </w:r>
-    </w:p>
-    <w:p>
-      <w:r>
-        <w:rPr>
-          <w:b/>
-        </w:rPr>
-        <w:t>Gecikme hattı ayırıcısı</w:t>
-      </w:r>
-      <w:r>
-        <w:t xml:space="preserve"> yönteminde DUT sinyali iki kola ayrılarak kollardan biri geciktirilir ve frekans değişimleri faz değişimine dönüştürülür.</w:t>
-      </w:r>
-    </w:p>
-    <w:p>
-      <w:r>
-        <w:rPr>
-          <w:b/>
-        </w:rPr>
-        <w:t xml:space="preserve">Dijital faz </w:t>
-      </w:r>
-      <w:proofErr w:type="spellStart"/>
-      <w:r>
-        <w:rPr>
-          <w:b/>
-        </w:rPr>
-        <w:t>demodülasyonunda</w:t>
-      </w:r>
-      <w:proofErr w:type="spellEnd"/>
+        <w:t>Dijital faz demodülasyonunda</w:t>
+      </w:r>
       <w:r>
         <w:t xml:space="preserve"> ise işaret sayısallaştırılarak I/Q bileşenlerinden anlık faz hesaplanır.</w:t>
       </w:r>
     </w:p>
     <w:p>
       <w:r>
-        <w:t xml:space="preserve">Bu yöntemler farklı uygulamalarda avantajlı olsa da bu çalışmanın odağını faz detektörü tabanlı </w:t>
-      </w:r>
-      <w:proofErr w:type="spellStart"/>
-      <w:r>
-        <w:t>cross-correlation</w:t>
-      </w:r>
-      <w:proofErr w:type="spellEnd"/>
-      <w:r>
-        <w:t xml:space="preserve"> yöntemi oluşturmaktadır.</w:t>
-      </w:r>
-    </w:p>
+        <w:t>Bu yöntemler farklı uygulamalarda avantajlı olsa da bu çalışmanın odağını faz detektörü tabanlı cross-correlation yöntemi oluşturmaktadır.</w:t>
+      </w:r>
+    </w:p>
+    <w:p/>
+    <w:p/>
     <w:p/>
     <w:p>
       <w:pPr>
@@ -4153,60 +3959,25 @@
         <w:rPr>
           <w:b/>
         </w:rPr>
-        <w:t>Cross-</w:t>
-      </w:r>
-      <w:proofErr w:type="spellStart"/>
+        <w:lastRenderedPageBreak/>
+        <w:t xml:space="preserve">Cross-Correlation </w:t>
+      </w:r>
       <w:r>
         <w:rPr>
           <w:b/>
         </w:rPr>
-        <w:t>Correlation</w:t>
-      </w:r>
-      <w:proofErr w:type="spellEnd"/>
+        <w:t>Faz Gürültüsü Analizörünün</w:t>
+      </w:r>
       <w:r>
         <w:rPr>
           <w:b/>
         </w:rPr>
-        <w:t xml:space="preserve"> </w:t>
-      </w:r>
-      <w:r>
-        <w:rPr>
-          <w:b/>
-        </w:rPr>
-        <w:t>Faz Gürültüsü Analizörünün</w:t>
-      </w:r>
-      <w:r>
-        <w:rPr>
-          <w:b/>
-        </w:rPr>
         <w:t xml:space="preserve"> Modeli</w:t>
       </w:r>
     </w:p>
     <w:p>
-      <w:pPr>
-        <w:pStyle w:val="Heading2"/>
-        <w:rPr>
-          <w:b/>
-        </w:rPr>
-      </w:pPr>
-      <w:r>
-        <w:rPr>
-          <w:b/>
-        </w:rPr>
-        <w:t>5.1. Genel sistem yapısı</w:t>
-      </w:r>
-    </w:p>
-    <w:p>
-      <w:r>
-        <w:t xml:space="preserve">Bu çalışmada DUT faz gürültüsünü ölçmek için karakter olarak aynı fakat birbirinden bağımsız iki referans </w:t>
-      </w:r>
-      <w:proofErr w:type="spellStart"/>
-      <w:r>
-        <w:t>osilatörü</w:t>
-      </w:r>
-      <w:proofErr w:type="spellEnd"/>
-      <w:r>
-        <w:t xml:space="preserve"> kullanılmıştır. DUT sinyali iki faz detektörüne ortak olarak uygulanmıştır.</w:t>
+      <w:r>
+        <w:t>Bu çalışmada DUT faz gürültüsünü ölçmek için karakter olarak aynı fakat birbirinden bağımsız iki referans osilatörü kullanılmıştır. DUT sinyali iki faz detektörüne ortak olarak uygulanmıştır.</w:t>
       </w:r>
     </w:p>
     <w:p/>
@@ -4220,8 +3991,8 @@
         </w:rPr>
         <w:drawing>
           <wp:inline distT="0" distB="0" distL="0" distR="0">
-            <wp:extent cx="3659573" cy="4825972"/>
-            <wp:effectExtent l="0" t="0" r="0" b="0"/>
+            <wp:extent cx="4399483" cy="5801710"/>
+            <wp:effectExtent l="0" t="0" r="1270" b="8890"/>
             <wp:docPr id="7" name="Picture 7"/>
             <wp:cNvGraphicFramePr>
               <a:graphicFrameLocks xmlns:a="http://schemas.openxmlformats.org/drawingml/2006/main" noChangeAspect="1"/>
@@ -4236,7 +4007,7 @@
                     </pic:cNvPicPr>
                   </pic:nvPicPr>
                   <pic:blipFill>
-                    <a:blip r:embed="rId12">
+                    <a:blip r:embed="rId13">
                       <a:extLst>
                         <a:ext uri="{28A0092B-C50C-407E-A947-70E740481C1C}">
                           <a14:useLocalDpi xmlns:a14="http://schemas.microsoft.com/office/drawing/2010/main" val="0"/>
@@ -4250,7 +4021,7 @@
                   <pic:spPr bwMode="auto">
                     <a:xfrm>
                       <a:off x="0" y="0"/>
-                      <a:ext cx="3659573" cy="4825972"/>
+                      <a:ext cx="4407212" cy="5811903"/>
                     </a:xfrm>
                     <a:prstGeom prst="rect">
                       <a:avLst/>
@@ -4301,59 +4072,1862 @@
           <w:i/>
           <w:sz w:val="18"/>
         </w:rPr>
-        <w:t xml:space="preserve"> İki bağımsız referans kullanan </w:t>
+        <w:t xml:space="preserve"> İki bağımsız referans kullanan cross-correlation faz gürültüsü analizörünün blok diyagramı.</w:t>
+      </w:r>
+    </w:p>
+    <w:p/>
+    <w:p/>
+    <w:p/>
+    <w:p/>
+    <w:p/>
+    <w:p>
+      <w:pPr>
+        <w:pStyle w:val="Heading2"/>
+      </w:pPr>
+      <w:r>
+        <w:lastRenderedPageBreak/>
+        <w:t>5.1. Gürültü ve taşıyıcı üretimi</w:t>
+      </w:r>
+    </w:p>
+    <w:p>
+      <w:r>
+        <w:t xml:space="preserve">Her iterasyonda yeni bir DUT faz dizisi ile iki ayrı referans faz dizisi üretilir. Aynı DUT taşıyıcı iki ölçüm kanalına uygulanır. Referansların merkez fazına </w:t>
+      </w:r>
+      <m:oMath>
+        <m:f>
+          <m:fPr>
+            <m:ctrlPr>
+              <w:rPr>
+                <w:rFonts w:ascii="Cambria Math" w:hAnsi="Cambria Math"/>
+                <w:i/>
+              </w:rPr>
+            </m:ctrlPr>
+          </m:fPr>
+          <m:num>
+            <m:r>
+              <w:rPr>
+                <w:rFonts w:ascii="Cambria Math" w:hAnsi="Cambria Math"/>
+              </w:rPr>
+              <m:t>π</m:t>
+            </m:r>
+          </m:num>
+          <m:den>
+            <m:r>
+              <w:rPr>
+                <w:rFonts w:ascii="Cambria Math" w:hAnsi="Cambria Math"/>
+              </w:rPr>
+              <m:t>2</m:t>
+            </m:r>
+          </m:den>
+        </m:f>
+      </m:oMath>
+      <w:r>
+        <w:rPr>
+          <w:rFonts w:eastAsiaTheme="minorEastAsia"/>
+        </w:rPr>
+        <w:t xml:space="preserve"> eklenir. </w:t>
+      </w:r>
+      <w:r>
+        <w:rPr>
+          <w:rFonts w:eastAsiaTheme="minorEastAsia"/>
+        </w:rPr>
+        <w:t xml:space="preserve">Sonrasında her sinyal için gürültü üretimi birbirinden bağımsız ve farklı çağrılarda yapılır, yapılan gürültü oluşturma çağrısında her seferinde zaman damgasının büyük bir asal sayıyla çarpımının 10000 ile modülasyonu </w:t>
       </w:r>
       <w:proofErr w:type="spellStart"/>
       <w:r>
         <w:rPr>
-          <w:i/>
-          <w:sz w:val="18"/>
-        </w:rPr>
-        <w:t>cross-correlation</w:t>
+          <w:rFonts w:eastAsiaTheme="minorEastAsia"/>
+        </w:rPr>
+        <w:t>seed</w:t>
       </w:r>
       <w:proofErr w:type="spellEnd"/>
       <w:r>
         <w:rPr>
-          <w:i/>
-          <w:sz w:val="18"/>
-        </w:rPr>
-        <w:t xml:space="preserve"> faz gürültüsü analizörünün blok diyagramı.</w:t>
-      </w:r>
-    </w:p>
-    <w:p>
-      <w:pPr>
-        <w:rPr>
-          <w:i/>
-          <w:sz w:val="18"/>
-        </w:rPr>
-      </w:pPr>
+          <w:rFonts w:eastAsiaTheme="minorEastAsia"/>
+        </w:rPr>
+        <w:t xml:space="preserve"> olarak kullanılır ve bu şekilde üretilen sinyallerin birbirinden tamamen bağımsız olması sağlanır.</w:t>
+      </w:r>
     </w:p>
     <w:p>
       <w:pPr>
         <w:pStyle w:val="Heading2"/>
-        <w:rPr>
-          <w:b/>
-        </w:rPr>
-      </w:pPr>
-      <w:r>
-        <w:rPr>
-          <w:b/>
-        </w:rPr>
-        <w:t xml:space="preserve">5.2. Modelin </w:t>
+      </w:pPr>
+      <w:r>
+        <w:t xml:space="preserve">5.2. Mikser, LPF ve faz </w:t>
       </w:r>
       <w:proofErr w:type="spellStart"/>
       <w:r>
-        <w:rPr>
-          <w:b/>
-        </w:rPr>
-        <w:t>Octave</w:t>
+        <w:t>dedektörü</w:t>
       </w:r>
       <w:proofErr w:type="spellEnd"/>
       <w:r>
-        <w:rPr>
-          <w:b/>
-        </w:rPr>
-        <w:t xml:space="preserve"> ortamına uygulanması</w:t>
+        <w:t xml:space="preserve"> kazancı</w:t>
+      </w:r>
+    </w:p>
+    <w:p>
+      <w:pPr>
+        <w:rPr>
+          <w:rFonts w:eastAsiaTheme="minorEastAsia"/>
+        </w:rPr>
+      </w:pPr>
+      <w:r>
+        <w:t xml:space="preserve">DUT her referansla örnek-örnek çarpılır. Mikser çıkışı faz farkını taşıyan taban bant bileşeniyle yaklaşık </w:t>
+      </w:r>
+      <m:oMath>
+        <m:r>
+          <w:rPr>
+            <w:rFonts w:ascii="Cambria Math" w:hAnsi="Cambria Math"/>
+          </w:rPr>
+          <m:t>2</m:t>
+        </m:r>
+        <m:sSub>
+          <m:sSubPr>
+            <m:ctrlPr>
+              <w:rPr>
+                <w:rFonts w:ascii="Cambria Math" w:hAnsi="Cambria Math"/>
+                <w:i/>
+              </w:rPr>
+            </m:ctrlPr>
+          </m:sSubPr>
+          <m:e>
+            <m:r>
+              <w:rPr>
+                <w:rFonts w:ascii="Cambria Math" w:hAnsi="Cambria Math"/>
+              </w:rPr>
+              <m:t>f</m:t>
+            </m:r>
+          </m:e>
+          <m:sub>
+            <m:r>
+              <w:rPr>
+                <w:rFonts w:ascii="Cambria Math" w:hAnsi="Cambria Math"/>
+              </w:rPr>
+              <m:t>0</m:t>
+            </m:r>
+          </m:sub>
+        </m:sSub>
+      </m:oMath>
+      <w:r>
+        <w:rPr>
+          <w:rFonts w:eastAsiaTheme="minorEastAsia"/>
+        </w:rPr>
+        <w:t xml:space="preserve"> çevresindeki toplam frekans bileşenini birlikte içerir. Dördüncü derece Butterworth filtresi toplam bileşeni bastırır. Çıkış küçük-sinyal faz detektörü kazancına bölünür:</w:t>
+      </w:r>
+    </w:p>
+    <w:p>
+      <w:pPr>
+        <w:rPr>
+          <w:rFonts w:eastAsiaTheme="minorEastAsia"/>
+          <w:sz w:val="24"/>
+          <w:szCs w:val="24"/>
+        </w:rPr>
+      </w:pPr>
+      <m:oMathPara>
+        <m:oMath>
+          <m:sSub>
+            <m:sSubPr>
+              <m:ctrlPr>
+                <w:rPr>
+                  <w:rFonts w:ascii="Cambria Math" w:hAnsi="Cambria Math"/>
+                  <w:i/>
+                  <w:sz w:val="24"/>
+                  <w:szCs w:val="24"/>
+                </w:rPr>
+              </m:ctrlPr>
+            </m:sSubPr>
+            <m:e>
+              <m:r>
+                <w:rPr>
+                  <w:rFonts w:ascii="Cambria Math" w:hAnsi="Cambria Math"/>
+                  <w:sz w:val="24"/>
+                  <w:szCs w:val="24"/>
+                </w:rPr>
+                <m:t>K</m:t>
+              </m:r>
+            </m:e>
+            <m:sub>
+              <m:r>
+                <w:rPr>
+                  <w:rFonts w:ascii="Cambria Math" w:hAnsi="Cambria Math"/>
+                  <w:sz w:val="24"/>
+                  <w:szCs w:val="24"/>
+                </w:rPr>
+                <m:t>pd</m:t>
+              </m:r>
+            </m:sub>
+          </m:sSub>
+          <m:r>
+            <w:rPr>
+              <w:rFonts w:ascii="Cambria Math" w:hAnsi="Cambria Math"/>
+              <w:sz w:val="24"/>
+              <w:szCs w:val="24"/>
+            </w:rPr>
+            <m:t>=</m:t>
+          </m:r>
+          <m:f>
+            <m:fPr>
+              <m:ctrlPr>
+                <w:rPr>
+                  <w:rFonts w:ascii="Cambria Math" w:hAnsi="Cambria Math"/>
+                  <w:i/>
+                  <w:sz w:val="24"/>
+                  <w:szCs w:val="24"/>
+                </w:rPr>
+              </m:ctrlPr>
+            </m:fPr>
+            <m:num>
+              <m:sSup>
+                <m:sSupPr>
+                  <m:ctrlPr>
+                    <w:rPr>
+                      <w:rFonts w:ascii="Cambria Math" w:hAnsi="Cambria Math"/>
+                      <w:i/>
+                      <w:sz w:val="24"/>
+                      <w:szCs w:val="24"/>
+                    </w:rPr>
+                  </m:ctrlPr>
+                </m:sSupPr>
+                <m:e>
+                  <m:r>
+                    <w:rPr>
+                      <w:rFonts w:ascii="Cambria Math" w:hAnsi="Cambria Math"/>
+                      <w:sz w:val="24"/>
+                      <w:szCs w:val="24"/>
+                    </w:rPr>
+                    <m:t>A</m:t>
+                  </m:r>
+                </m:e>
+                <m:sup>
+                  <m:r>
+                    <w:rPr>
+                      <w:rFonts w:ascii="Cambria Math" w:hAnsi="Cambria Math"/>
+                      <w:sz w:val="24"/>
+                      <w:szCs w:val="24"/>
+                    </w:rPr>
+                    <m:t>2</m:t>
+                  </m:r>
+                </m:sup>
+              </m:sSup>
+            </m:num>
+            <m:den>
+              <m:r>
+                <w:rPr>
+                  <w:rFonts w:ascii="Cambria Math" w:hAnsi="Cambria Math"/>
+                  <w:sz w:val="24"/>
+                  <w:szCs w:val="24"/>
+                </w:rPr>
+                <m:t>2</m:t>
+              </m:r>
+            </m:den>
+          </m:f>
+        </m:oMath>
+      </m:oMathPara>
+    </w:p>
+    <w:p>
+      <w:r>
+        <w:t>Bu kazanç mikserdeki çarpım işleminin sonucunda ortaya çıkar.</w:t>
+      </w:r>
+    </w:p>
+    <w:p>
+      <w:pPr>
+        <w:jc w:val="center"/>
+        <w:rPr>
+          <w:sz w:val="24"/>
+          <w:szCs w:val="24"/>
+        </w:rPr>
+      </w:pPr>
+      <m:oMath>
+        <m:sSub>
+          <m:sSubPr>
+            <m:ctrlPr>
+              <w:rPr>
+                <w:rFonts w:ascii="Cambria Math" w:hAnsi="Cambria Math"/>
+                <w:i/>
+                <w:sz w:val="24"/>
+                <w:szCs w:val="24"/>
+              </w:rPr>
+            </m:ctrlPr>
+          </m:sSubPr>
+          <m:e>
+            <m:r>
+              <w:rPr>
+                <w:rFonts w:ascii="Cambria Math" w:hAnsi="Cambria Math"/>
+                <w:sz w:val="24"/>
+                <w:szCs w:val="24"/>
+              </w:rPr>
+              <m:t>x</m:t>
+            </m:r>
+          </m:e>
+          <m:sub>
+            <m:r>
+              <w:rPr>
+                <w:rFonts w:ascii="Cambria Math" w:hAnsi="Cambria Math"/>
+                <w:sz w:val="24"/>
+                <w:szCs w:val="24"/>
+              </w:rPr>
+              <m:t>DUT</m:t>
+            </m:r>
+          </m:sub>
+        </m:sSub>
+        <m:r>
+          <w:rPr>
+            <w:rFonts w:ascii="Cambria Math" w:hAnsi="Cambria Math"/>
+            <w:sz w:val="24"/>
+            <w:szCs w:val="24"/>
+          </w:rPr>
+          <m:t>=Acos(</m:t>
+        </m:r>
+        <m:sSub>
+          <m:sSubPr>
+            <m:ctrlPr>
+              <w:rPr>
+                <w:rFonts w:ascii="Cambria Math" w:hAnsi="Cambria Math"/>
+                <w:i/>
+                <w:sz w:val="24"/>
+                <w:szCs w:val="24"/>
+              </w:rPr>
+            </m:ctrlPr>
+          </m:sSubPr>
+          <m:e>
+            <m:r>
+              <w:rPr>
+                <w:rFonts w:ascii="Cambria Math" w:hAnsi="Cambria Math"/>
+                <w:sz w:val="24"/>
+                <w:szCs w:val="24"/>
+              </w:rPr>
+              <m:t>w</m:t>
+            </m:r>
+          </m:e>
+          <m:sub>
+            <m:r>
+              <w:rPr>
+                <w:rFonts w:ascii="Cambria Math" w:hAnsi="Cambria Math"/>
+                <w:sz w:val="24"/>
+                <w:szCs w:val="24"/>
+              </w:rPr>
+              <m:t>0</m:t>
+            </m:r>
+          </m:sub>
+        </m:sSub>
+        <m:r>
+          <w:rPr>
+            <w:rFonts w:ascii="Cambria Math" w:hAnsi="Cambria Math"/>
+            <w:sz w:val="24"/>
+            <w:szCs w:val="24"/>
+          </w:rPr>
+          <m:t>t+</m:t>
+        </m:r>
+        <m:sSub>
+          <m:sSubPr>
+            <m:ctrlPr>
+              <w:rPr>
+                <w:rFonts w:ascii="Cambria Math" w:hAnsi="Cambria Math"/>
+                <w:i/>
+                <w:sz w:val="24"/>
+                <w:szCs w:val="24"/>
+              </w:rPr>
+            </m:ctrlPr>
+          </m:sSubPr>
+          <m:e>
+            <m:r>
+              <w:rPr>
+                <w:rFonts w:ascii="Cambria Math" w:hAnsi="Cambria Math"/>
+                <w:sz w:val="24"/>
+                <w:szCs w:val="24"/>
+              </w:rPr>
+              <m:t>ϕ</m:t>
+            </m:r>
+          </m:e>
+          <m:sub>
+            <m:r>
+              <w:rPr>
+                <w:rFonts w:ascii="Cambria Math" w:hAnsi="Cambria Math"/>
+                <w:sz w:val="24"/>
+                <w:szCs w:val="24"/>
+              </w:rPr>
+              <m:t>DUT</m:t>
+            </m:r>
+          </m:sub>
+        </m:sSub>
+        <m:r>
+          <w:rPr>
+            <w:rFonts w:ascii="Cambria Math" w:hAnsi="Cambria Math"/>
+            <w:sz w:val="24"/>
+            <w:szCs w:val="24"/>
+          </w:rPr>
+          <m:t>)</m:t>
+        </m:r>
+      </m:oMath>
+      <w:r>
+        <w:rPr>
+          <w:rFonts w:eastAsiaTheme="minorEastAsia"/>
+          <w:sz w:val="24"/>
+          <w:szCs w:val="24"/>
+        </w:rPr>
+        <w:t xml:space="preserve"> </w:t>
+      </w:r>
+      <w:r>
+        <w:rPr>
+          <w:rFonts w:eastAsiaTheme="minorEastAsia"/>
+          <w:sz w:val="24"/>
+          <w:szCs w:val="24"/>
+        </w:rPr>
+        <w:tab/>
+      </w:r>
+      <m:oMath>
+        <m:sSub>
+          <m:sSubPr>
+            <m:ctrlPr>
+              <w:rPr>
+                <w:rFonts w:ascii="Cambria Math" w:hAnsi="Cambria Math"/>
+                <w:i/>
+                <w:sz w:val="24"/>
+                <w:szCs w:val="24"/>
+              </w:rPr>
+            </m:ctrlPr>
+          </m:sSubPr>
+          <m:e>
+            <m:r>
+              <w:rPr>
+                <w:rFonts w:ascii="Cambria Math" w:hAnsi="Cambria Math"/>
+                <w:sz w:val="24"/>
+                <w:szCs w:val="24"/>
+              </w:rPr>
+              <m:t>x</m:t>
+            </m:r>
+          </m:e>
+          <m:sub>
+            <m:r>
+              <w:rPr>
+                <w:rFonts w:ascii="Cambria Math" w:hAnsi="Cambria Math"/>
+                <w:sz w:val="24"/>
+                <w:szCs w:val="24"/>
+              </w:rPr>
+              <m:t>ref</m:t>
+            </m:r>
+          </m:sub>
+        </m:sSub>
+        <m:r>
+          <w:rPr>
+            <w:rFonts w:ascii="Cambria Math" w:hAnsi="Cambria Math"/>
+            <w:sz w:val="24"/>
+            <w:szCs w:val="24"/>
+          </w:rPr>
+          <m:t>=Acos(</m:t>
+        </m:r>
+        <m:sSub>
+          <m:sSubPr>
+            <m:ctrlPr>
+              <w:rPr>
+                <w:rFonts w:ascii="Cambria Math" w:hAnsi="Cambria Math"/>
+                <w:i/>
+                <w:sz w:val="24"/>
+                <w:szCs w:val="24"/>
+              </w:rPr>
+            </m:ctrlPr>
+          </m:sSubPr>
+          <m:e>
+            <m:r>
+              <w:rPr>
+                <w:rFonts w:ascii="Cambria Math" w:hAnsi="Cambria Math"/>
+                <w:sz w:val="24"/>
+                <w:szCs w:val="24"/>
+              </w:rPr>
+              <m:t>w</m:t>
+            </m:r>
+          </m:e>
+          <m:sub>
+            <m:r>
+              <w:rPr>
+                <w:rFonts w:ascii="Cambria Math" w:hAnsi="Cambria Math"/>
+                <w:sz w:val="24"/>
+                <w:szCs w:val="24"/>
+              </w:rPr>
+              <m:t>0</m:t>
+            </m:r>
+          </m:sub>
+        </m:sSub>
+        <m:r>
+          <w:rPr>
+            <w:rFonts w:ascii="Cambria Math" w:hAnsi="Cambria Math"/>
+            <w:sz w:val="24"/>
+            <w:szCs w:val="24"/>
+          </w:rPr>
+          <m:t>t+</m:t>
+        </m:r>
+        <m:f>
+          <m:fPr>
+            <m:ctrlPr>
+              <w:rPr>
+                <w:rFonts w:ascii="Cambria Math" w:hAnsi="Cambria Math"/>
+                <w:i/>
+                <w:sz w:val="24"/>
+                <w:szCs w:val="24"/>
+              </w:rPr>
+            </m:ctrlPr>
+          </m:fPr>
+          <m:num>
+            <m:r>
+              <w:rPr>
+                <w:rFonts w:ascii="Cambria Math" w:hAnsi="Cambria Math"/>
+                <w:sz w:val="24"/>
+                <w:szCs w:val="24"/>
+              </w:rPr>
+              <m:t>π</m:t>
+            </m:r>
+          </m:num>
+          <m:den>
+            <m:r>
+              <w:rPr>
+                <w:rFonts w:ascii="Cambria Math" w:hAnsi="Cambria Math"/>
+                <w:sz w:val="24"/>
+                <w:szCs w:val="24"/>
+              </w:rPr>
+              <m:t>2</m:t>
+            </m:r>
+          </m:den>
+        </m:f>
+        <m:r>
+          <w:rPr>
+            <w:rFonts w:ascii="Cambria Math" w:hAnsi="Cambria Math"/>
+            <w:sz w:val="24"/>
+            <w:szCs w:val="24"/>
+          </w:rPr>
+          <m:t>+</m:t>
+        </m:r>
+        <m:sSub>
+          <m:sSubPr>
+            <m:ctrlPr>
+              <w:rPr>
+                <w:rFonts w:ascii="Cambria Math" w:hAnsi="Cambria Math"/>
+                <w:i/>
+                <w:sz w:val="24"/>
+                <w:szCs w:val="24"/>
+              </w:rPr>
+            </m:ctrlPr>
+          </m:sSubPr>
+          <m:e>
+            <m:r>
+              <w:rPr>
+                <w:rFonts w:ascii="Cambria Math" w:hAnsi="Cambria Math"/>
+                <w:sz w:val="24"/>
+                <w:szCs w:val="24"/>
+              </w:rPr>
+              <m:t>ϕ</m:t>
+            </m:r>
+          </m:e>
+          <m:sub>
+            <m:r>
+              <w:rPr>
+                <w:rFonts w:ascii="Cambria Math" w:hAnsi="Cambria Math"/>
+                <w:sz w:val="24"/>
+                <w:szCs w:val="24"/>
+              </w:rPr>
+              <m:t>ref</m:t>
+            </m:r>
+          </m:sub>
+        </m:sSub>
+        <m:r>
+          <w:rPr>
+            <w:rFonts w:ascii="Cambria Math" w:hAnsi="Cambria Math"/>
+            <w:sz w:val="24"/>
+            <w:szCs w:val="24"/>
+          </w:rPr>
+          <m:t>)</m:t>
+        </m:r>
+      </m:oMath>
+    </w:p>
+    <w:p>
+      <w:pPr>
+        <w:rPr>
+          <w:rFonts w:eastAsiaTheme="minorEastAsia"/>
+          <w:sz w:val="24"/>
+          <w:szCs w:val="24"/>
+        </w:rPr>
+      </w:pPr>
+      <m:oMathPara>
+        <m:oMath>
+          <m:sSub>
+            <m:sSubPr>
+              <m:ctrlPr>
+                <w:rPr>
+                  <w:rFonts w:ascii="Cambria Math" w:hAnsi="Cambria Math"/>
+                  <w:i/>
+                  <w:sz w:val="24"/>
+                  <w:szCs w:val="24"/>
+                </w:rPr>
+              </m:ctrlPr>
+            </m:sSubPr>
+            <m:e>
+              <m:r>
+                <w:rPr>
+                  <w:rFonts w:ascii="Cambria Math" w:hAnsi="Cambria Math"/>
+                  <w:sz w:val="24"/>
+                  <w:szCs w:val="24"/>
+                </w:rPr>
+                <m:t>v</m:t>
+              </m:r>
+            </m:e>
+            <m:sub>
+              <m:r>
+                <w:rPr>
+                  <w:rFonts w:ascii="Cambria Math" w:hAnsi="Cambria Math"/>
+                  <w:sz w:val="24"/>
+                  <w:szCs w:val="24"/>
+                </w:rPr>
+                <m:t>PD</m:t>
+              </m:r>
+            </m:sub>
+          </m:sSub>
+          <m:r>
+            <w:rPr>
+              <w:rFonts w:ascii="Cambria Math" w:hAnsi="Cambria Math"/>
+              <w:sz w:val="24"/>
+              <w:szCs w:val="24"/>
+            </w:rPr>
+            <m:t>=</m:t>
+          </m:r>
+          <m:sSub>
+            <m:sSubPr>
+              <m:ctrlPr>
+                <w:rPr>
+                  <w:rFonts w:ascii="Cambria Math" w:hAnsi="Cambria Math"/>
+                  <w:i/>
+                  <w:sz w:val="24"/>
+                  <w:szCs w:val="24"/>
+                </w:rPr>
+              </m:ctrlPr>
+            </m:sSubPr>
+            <m:e>
+              <m:r>
+                <w:rPr>
+                  <w:rFonts w:ascii="Cambria Math" w:hAnsi="Cambria Math"/>
+                  <w:sz w:val="24"/>
+                  <w:szCs w:val="24"/>
+                </w:rPr>
+                <m:t>x</m:t>
+              </m:r>
+            </m:e>
+            <m:sub>
+              <m:r>
+                <w:rPr>
+                  <w:rFonts w:ascii="Cambria Math" w:hAnsi="Cambria Math"/>
+                  <w:sz w:val="24"/>
+                  <w:szCs w:val="24"/>
+                </w:rPr>
+                <m:t>DUT</m:t>
+              </m:r>
+            </m:sub>
+          </m:sSub>
+          <m:r>
+            <w:rPr>
+              <w:rFonts w:ascii="Cambria Math" w:hAnsi="Cambria Math"/>
+              <w:sz w:val="24"/>
+              <w:szCs w:val="24"/>
+            </w:rPr>
+            <m:t>*</m:t>
+          </m:r>
+          <m:sSub>
+            <m:sSubPr>
+              <m:ctrlPr>
+                <w:rPr>
+                  <w:rFonts w:ascii="Cambria Math" w:hAnsi="Cambria Math"/>
+                  <w:i/>
+                  <w:sz w:val="24"/>
+                  <w:szCs w:val="24"/>
+                </w:rPr>
+              </m:ctrlPr>
+            </m:sSubPr>
+            <m:e>
+              <m:r>
+                <w:rPr>
+                  <w:rFonts w:ascii="Cambria Math" w:hAnsi="Cambria Math"/>
+                  <w:sz w:val="24"/>
+                  <w:szCs w:val="24"/>
+                </w:rPr>
+                <m:t>x</m:t>
+              </m:r>
+            </m:e>
+            <m:sub>
+              <m:r>
+                <w:rPr>
+                  <w:rFonts w:ascii="Cambria Math" w:hAnsi="Cambria Math"/>
+                  <w:sz w:val="24"/>
+                  <w:szCs w:val="24"/>
+                </w:rPr>
+                <m:t>ref</m:t>
+              </m:r>
+            </m:sub>
+          </m:sSub>
+          <m:r>
+            <w:rPr>
+              <w:rFonts w:ascii="Cambria Math" w:hAnsi="Cambria Math"/>
+              <w:sz w:val="24"/>
+              <w:szCs w:val="24"/>
+            </w:rPr>
+            <m:t>=Acos(</m:t>
+          </m:r>
+          <m:sSub>
+            <m:sSubPr>
+              <m:ctrlPr>
+                <w:rPr>
+                  <w:rFonts w:ascii="Cambria Math" w:hAnsi="Cambria Math"/>
+                  <w:i/>
+                  <w:sz w:val="24"/>
+                  <w:szCs w:val="24"/>
+                </w:rPr>
+              </m:ctrlPr>
+            </m:sSubPr>
+            <m:e>
+              <m:r>
+                <w:rPr>
+                  <w:rFonts w:ascii="Cambria Math" w:hAnsi="Cambria Math"/>
+                  <w:sz w:val="24"/>
+                  <w:szCs w:val="24"/>
+                </w:rPr>
+                <m:t>w</m:t>
+              </m:r>
+            </m:e>
+            <m:sub>
+              <m:r>
+                <w:rPr>
+                  <w:rFonts w:ascii="Cambria Math" w:hAnsi="Cambria Math"/>
+                  <w:sz w:val="24"/>
+                  <w:szCs w:val="24"/>
+                </w:rPr>
+                <m:t>0</m:t>
+              </m:r>
+            </m:sub>
+          </m:sSub>
+          <m:r>
+            <w:rPr>
+              <w:rFonts w:ascii="Cambria Math" w:hAnsi="Cambria Math"/>
+              <w:sz w:val="24"/>
+              <w:szCs w:val="24"/>
+            </w:rPr>
+            <m:t>t+</m:t>
+          </m:r>
+          <m:sSub>
+            <m:sSubPr>
+              <m:ctrlPr>
+                <w:rPr>
+                  <w:rFonts w:ascii="Cambria Math" w:hAnsi="Cambria Math"/>
+                  <w:i/>
+                  <w:sz w:val="24"/>
+                  <w:szCs w:val="24"/>
+                </w:rPr>
+              </m:ctrlPr>
+            </m:sSubPr>
+            <m:e>
+              <m:r>
+                <w:rPr>
+                  <w:rFonts w:ascii="Cambria Math" w:hAnsi="Cambria Math"/>
+                  <w:sz w:val="24"/>
+                  <w:szCs w:val="24"/>
+                </w:rPr>
+                <m:t>ϕ</m:t>
+              </m:r>
+            </m:e>
+            <m:sub>
+              <m:r>
+                <w:rPr>
+                  <w:rFonts w:ascii="Cambria Math" w:hAnsi="Cambria Math"/>
+                  <w:sz w:val="24"/>
+                  <w:szCs w:val="24"/>
+                </w:rPr>
+                <m:t>DUT</m:t>
+              </m:r>
+            </m:sub>
+          </m:sSub>
+          <m:r>
+            <w:rPr>
+              <w:rFonts w:ascii="Cambria Math" w:hAnsi="Cambria Math"/>
+              <w:sz w:val="24"/>
+              <w:szCs w:val="24"/>
+            </w:rPr>
+            <m:t>)*Acos(</m:t>
+          </m:r>
+          <m:sSub>
+            <m:sSubPr>
+              <m:ctrlPr>
+                <w:rPr>
+                  <w:rFonts w:ascii="Cambria Math" w:hAnsi="Cambria Math"/>
+                  <w:i/>
+                  <w:sz w:val="24"/>
+                  <w:szCs w:val="24"/>
+                </w:rPr>
+              </m:ctrlPr>
+            </m:sSubPr>
+            <m:e>
+              <m:r>
+                <w:rPr>
+                  <w:rFonts w:ascii="Cambria Math" w:hAnsi="Cambria Math"/>
+                  <w:sz w:val="24"/>
+                  <w:szCs w:val="24"/>
+                </w:rPr>
+                <m:t>w</m:t>
+              </m:r>
+            </m:e>
+            <m:sub>
+              <m:r>
+                <w:rPr>
+                  <w:rFonts w:ascii="Cambria Math" w:hAnsi="Cambria Math"/>
+                  <w:sz w:val="24"/>
+                  <w:szCs w:val="24"/>
+                </w:rPr>
+                <m:t>0</m:t>
+              </m:r>
+            </m:sub>
+          </m:sSub>
+          <m:r>
+            <w:rPr>
+              <w:rFonts w:ascii="Cambria Math" w:hAnsi="Cambria Math"/>
+              <w:sz w:val="24"/>
+              <w:szCs w:val="24"/>
+            </w:rPr>
+            <m:t>t+</m:t>
+          </m:r>
+          <m:f>
+            <m:fPr>
+              <m:ctrlPr>
+                <w:rPr>
+                  <w:rFonts w:ascii="Cambria Math" w:hAnsi="Cambria Math"/>
+                  <w:i/>
+                  <w:sz w:val="24"/>
+                  <w:szCs w:val="24"/>
+                </w:rPr>
+              </m:ctrlPr>
+            </m:fPr>
+            <m:num>
+              <m:r>
+                <w:rPr>
+                  <w:rFonts w:ascii="Cambria Math" w:hAnsi="Cambria Math"/>
+                  <w:sz w:val="24"/>
+                  <w:szCs w:val="24"/>
+                </w:rPr>
+                <m:t>π</m:t>
+              </m:r>
+            </m:num>
+            <m:den>
+              <m:r>
+                <w:rPr>
+                  <w:rFonts w:ascii="Cambria Math" w:hAnsi="Cambria Math"/>
+                  <w:sz w:val="24"/>
+                  <w:szCs w:val="24"/>
+                </w:rPr>
+                <m:t>2</m:t>
+              </m:r>
+            </m:den>
+          </m:f>
+          <m:r>
+            <w:rPr>
+              <w:rFonts w:ascii="Cambria Math" w:hAnsi="Cambria Math"/>
+              <w:sz w:val="24"/>
+              <w:szCs w:val="24"/>
+            </w:rPr>
+            <m:t>+</m:t>
+          </m:r>
+          <m:sSub>
+            <m:sSubPr>
+              <m:ctrlPr>
+                <w:rPr>
+                  <w:rFonts w:ascii="Cambria Math" w:hAnsi="Cambria Math"/>
+                  <w:i/>
+                  <w:sz w:val="24"/>
+                  <w:szCs w:val="24"/>
+                </w:rPr>
+              </m:ctrlPr>
+            </m:sSubPr>
+            <m:e>
+              <m:r>
+                <w:rPr>
+                  <w:rFonts w:ascii="Cambria Math" w:hAnsi="Cambria Math"/>
+                  <w:sz w:val="24"/>
+                  <w:szCs w:val="24"/>
+                </w:rPr>
+                <m:t>ϕ</m:t>
+              </m:r>
+            </m:e>
+            <m:sub>
+              <m:r>
+                <w:rPr>
+                  <w:rFonts w:ascii="Cambria Math" w:hAnsi="Cambria Math"/>
+                  <w:sz w:val="24"/>
+                  <w:szCs w:val="24"/>
+                </w:rPr>
+                <m:t>ref</m:t>
+              </m:r>
+            </m:sub>
+          </m:sSub>
+          <m:r>
+            <w:rPr>
+              <w:rFonts w:ascii="Cambria Math" w:hAnsi="Cambria Math"/>
+              <w:sz w:val="24"/>
+              <w:szCs w:val="24"/>
+            </w:rPr>
+            <m:t>)</m:t>
+          </m:r>
+        </m:oMath>
+      </m:oMathPara>
+    </w:p>
+    <w:p>
+      <w:pPr>
+        <w:rPr>
+          <w:rFonts w:eastAsiaTheme="minorEastAsia"/>
+          <w:sz w:val="24"/>
+          <w:szCs w:val="24"/>
+        </w:rPr>
+      </w:pPr>
+      <m:oMathPara>
+        <m:oMath>
+          <m:sSub>
+            <m:sSubPr>
+              <m:ctrlPr>
+                <w:rPr>
+                  <w:rFonts w:ascii="Cambria Math" w:hAnsi="Cambria Math"/>
+                  <w:i/>
+                  <w:sz w:val="24"/>
+                  <w:szCs w:val="24"/>
+                </w:rPr>
+              </m:ctrlPr>
+            </m:sSubPr>
+            <m:e>
+              <m:r>
+                <w:rPr>
+                  <w:rFonts w:ascii="Cambria Math" w:hAnsi="Cambria Math"/>
+                  <w:sz w:val="24"/>
+                  <w:szCs w:val="24"/>
+                </w:rPr>
+                <m:t>v</m:t>
+              </m:r>
+            </m:e>
+            <m:sub>
+              <m:r>
+                <w:rPr>
+                  <w:rFonts w:ascii="Cambria Math" w:hAnsi="Cambria Math"/>
+                  <w:sz w:val="24"/>
+                  <w:szCs w:val="24"/>
+                </w:rPr>
+                <m:t>PD</m:t>
+              </m:r>
+            </m:sub>
+          </m:sSub>
+          <m:r>
+            <w:rPr>
+              <w:rFonts w:ascii="Cambria Math" w:hAnsi="Cambria Math"/>
+              <w:sz w:val="24"/>
+              <w:szCs w:val="24"/>
+            </w:rPr>
+            <m:t>=</m:t>
+          </m:r>
+          <m:f>
+            <m:fPr>
+              <m:ctrlPr>
+                <w:rPr>
+                  <w:rFonts w:ascii="Cambria Math" w:hAnsi="Cambria Math"/>
+                  <w:b/>
+                  <w:i/>
+                  <w:sz w:val="24"/>
+                  <w:szCs w:val="24"/>
+                </w:rPr>
+              </m:ctrlPr>
+            </m:fPr>
+            <m:num>
+              <m:sSup>
+                <m:sSupPr>
+                  <m:ctrlPr>
+                    <w:rPr>
+                      <w:rFonts w:ascii="Cambria Math" w:hAnsi="Cambria Math"/>
+                      <w:b/>
+                      <w:i/>
+                      <w:sz w:val="24"/>
+                      <w:szCs w:val="24"/>
+                    </w:rPr>
+                  </m:ctrlPr>
+                </m:sSupPr>
+                <m:e>
+                  <m:r>
+                    <m:rPr>
+                      <m:sty m:val="bi"/>
+                    </m:rPr>
+                    <w:rPr>
+                      <w:rFonts w:ascii="Cambria Math" w:hAnsi="Cambria Math"/>
+                      <w:sz w:val="24"/>
+                      <w:szCs w:val="24"/>
+                    </w:rPr>
+                    <m:t>A</m:t>
+                  </m:r>
+                </m:e>
+                <m:sup>
+                  <m:r>
+                    <m:rPr>
+                      <m:sty m:val="bi"/>
+                    </m:rPr>
+                    <w:rPr>
+                      <w:rFonts w:ascii="Cambria Math" w:hAnsi="Cambria Math"/>
+                      <w:sz w:val="24"/>
+                      <w:szCs w:val="24"/>
+                    </w:rPr>
+                    <m:t>2</m:t>
+                  </m:r>
+                </m:sup>
+              </m:sSup>
+              <m:ctrlPr>
+                <w:rPr>
+                  <w:rFonts w:ascii="Cambria Math" w:eastAsiaTheme="minorEastAsia" w:hAnsi="Cambria Math"/>
+                  <w:b/>
+                  <w:i/>
+                  <w:sz w:val="24"/>
+                  <w:szCs w:val="24"/>
+                </w:rPr>
+              </m:ctrlPr>
+            </m:num>
+            <m:den>
+              <m:r>
+                <m:rPr>
+                  <m:sty m:val="bi"/>
+                </m:rPr>
+                <w:rPr>
+                  <w:rFonts w:ascii="Cambria Math" w:eastAsiaTheme="minorEastAsia" w:hAnsi="Cambria Math"/>
+                  <w:sz w:val="24"/>
+                  <w:szCs w:val="24"/>
+                </w:rPr>
+                <m:t>2</m:t>
+              </m:r>
+            </m:den>
+          </m:f>
+          <m:r>
+            <w:rPr>
+              <w:rFonts w:ascii="Cambria Math" w:hAnsi="Cambria Math"/>
+              <w:sz w:val="24"/>
+              <w:szCs w:val="24"/>
+            </w:rPr>
+            <m:t>[</m:t>
+          </m:r>
+          <m:func>
+            <m:funcPr>
+              <m:ctrlPr>
+                <w:rPr>
+                  <w:rFonts w:ascii="Cambria Math" w:hAnsi="Cambria Math"/>
+                  <w:sz w:val="24"/>
+                  <w:szCs w:val="24"/>
+                </w:rPr>
+              </m:ctrlPr>
+            </m:funcPr>
+            <m:fName>
+              <m:r>
+                <m:rPr>
+                  <m:sty m:val="p"/>
+                </m:rPr>
+                <w:rPr>
+                  <w:rFonts w:ascii="Cambria Math" w:hAnsi="Cambria Math"/>
+                  <w:sz w:val="24"/>
+                  <w:szCs w:val="24"/>
+                </w:rPr>
+                <m:t>sin</m:t>
+              </m:r>
+              <m:ctrlPr>
+                <w:rPr>
+                  <w:rFonts w:ascii="Cambria Math" w:hAnsi="Cambria Math"/>
+                  <w:i/>
+                  <w:sz w:val="24"/>
+                  <w:szCs w:val="24"/>
+                </w:rPr>
+              </m:ctrlPr>
+            </m:fName>
+            <m:e>
+              <m:d>
+                <m:dPr>
+                  <m:ctrlPr>
+                    <w:rPr>
+                      <w:rFonts w:ascii="Cambria Math" w:hAnsi="Cambria Math"/>
+                      <w:i/>
+                      <w:sz w:val="24"/>
+                      <w:szCs w:val="24"/>
+                    </w:rPr>
+                  </m:ctrlPr>
+                </m:dPr>
+                <m:e>
+                  <m:sSub>
+                    <m:sSubPr>
+                      <m:ctrlPr>
+                        <w:rPr>
+                          <w:rFonts w:ascii="Cambria Math" w:hAnsi="Cambria Math"/>
+                          <w:i/>
+                          <w:sz w:val="24"/>
+                          <w:szCs w:val="24"/>
+                        </w:rPr>
+                      </m:ctrlPr>
+                    </m:sSubPr>
+                    <m:e>
+                      <m:r>
+                        <w:rPr>
+                          <w:rFonts w:ascii="Cambria Math" w:hAnsi="Cambria Math"/>
+                          <w:sz w:val="24"/>
+                          <w:szCs w:val="24"/>
+                        </w:rPr>
+                        <m:t>ϕ</m:t>
+                      </m:r>
+                    </m:e>
+                    <m:sub>
+                      <m:r>
+                        <w:rPr>
+                          <w:rFonts w:ascii="Cambria Math" w:hAnsi="Cambria Math"/>
+                          <w:sz w:val="24"/>
+                          <w:szCs w:val="24"/>
+                        </w:rPr>
+                        <m:t>DUT</m:t>
+                      </m:r>
+                    </m:sub>
+                  </m:sSub>
+                  <m:r>
+                    <w:rPr>
+                      <w:rFonts w:ascii="Cambria Math" w:hAnsi="Cambria Math"/>
+                      <w:sz w:val="24"/>
+                      <w:szCs w:val="24"/>
+                    </w:rPr>
+                    <m:t>-</m:t>
+                  </m:r>
+                  <m:sSub>
+                    <m:sSubPr>
+                      <m:ctrlPr>
+                        <w:rPr>
+                          <w:rFonts w:ascii="Cambria Math" w:hAnsi="Cambria Math"/>
+                          <w:i/>
+                          <w:sz w:val="24"/>
+                          <w:szCs w:val="24"/>
+                        </w:rPr>
+                      </m:ctrlPr>
+                    </m:sSubPr>
+                    <m:e>
+                      <m:r>
+                        <w:rPr>
+                          <w:rFonts w:ascii="Cambria Math" w:hAnsi="Cambria Math"/>
+                          <w:sz w:val="24"/>
+                          <w:szCs w:val="24"/>
+                        </w:rPr>
+                        <m:t>ϕ</m:t>
+                      </m:r>
+                    </m:e>
+                    <m:sub>
+                      <m:r>
+                        <w:rPr>
+                          <w:rFonts w:ascii="Cambria Math" w:hAnsi="Cambria Math"/>
+                          <w:sz w:val="24"/>
+                          <w:szCs w:val="24"/>
+                        </w:rPr>
+                        <m:t>ref</m:t>
+                      </m:r>
+                    </m:sub>
+                  </m:sSub>
+                </m:e>
+              </m:d>
+            </m:e>
+          </m:func>
+          <m:r>
+            <w:rPr>
+              <w:rFonts w:ascii="Cambria Math" w:hAnsi="Cambria Math"/>
+              <w:sz w:val="24"/>
+              <w:szCs w:val="24"/>
+            </w:rPr>
+            <m:t>-</m:t>
+          </m:r>
+          <m:func>
+            <m:funcPr>
+              <m:ctrlPr>
+                <w:rPr>
+                  <w:rFonts w:ascii="Cambria Math" w:hAnsi="Cambria Math"/>
+                  <w:sz w:val="24"/>
+                  <w:szCs w:val="24"/>
+                </w:rPr>
+              </m:ctrlPr>
+            </m:funcPr>
+            <m:fName>
+              <m:r>
+                <m:rPr>
+                  <m:sty m:val="p"/>
+                </m:rPr>
+                <w:rPr>
+                  <w:rFonts w:ascii="Cambria Math" w:hAnsi="Cambria Math"/>
+                  <w:sz w:val="24"/>
+                  <w:szCs w:val="24"/>
+                </w:rPr>
+                <m:t>sin</m:t>
+              </m:r>
+              <m:ctrlPr>
+                <w:rPr>
+                  <w:rFonts w:ascii="Cambria Math" w:hAnsi="Cambria Math"/>
+                  <w:i/>
+                  <w:sz w:val="24"/>
+                  <w:szCs w:val="24"/>
+                </w:rPr>
+              </m:ctrlPr>
+            </m:fName>
+            <m:e>
+              <m:d>
+                <m:dPr>
+                  <m:ctrlPr>
+                    <w:rPr>
+                      <w:rFonts w:ascii="Cambria Math" w:hAnsi="Cambria Math"/>
+                      <w:i/>
+                      <w:sz w:val="24"/>
+                      <w:szCs w:val="24"/>
+                    </w:rPr>
+                  </m:ctrlPr>
+                </m:dPr>
+                <m:e>
+                  <m:r>
+                    <w:rPr>
+                      <w:rFonts w:ascii="Cambria Math" w:hAnsi="Cambria Math"/>
+                      <w:sz w:val="24"/>
+                      <w:szCs w:val="24"/>
+                    </w:rPr>
+                    <m:t>2</m:t>
+                  </m:r>
+                  <m:sSub>
+                    <m:sSubPr>
+                      <m:ctrlPr>
+                        <w:rPr>
+                          <w:rFonts w:ascii="Cambria Math" w:hAnsi="Cambria Math"/>
+                          <w:i/>
+                          <w:sz w:val="24"/>
+                          <w:szCs w:val="24"/>
+                        </w:rPr>
+                      </m:ctrlPr>
+                    </m:sSubPr>
+                    <m:e>
+                      <m:r>
+                        <w:rPr>
+                          <w:rFonts w:ascii="Cambria Math" w:hAnsi="Cambria Math"/>
+                          <w:sz w:val="24"/>
+                          <w:szCs w:val="24"/>
+                        </w:rPr>
+                        <m:t>w</m:t>
+                      </m:r>
+                    </m:e>
+                    <m:sub>
+                      <m:r>
+                        <w:rPr>
+                          <w:rFonts w:ascii="Cambria Math" w:hAnsi="Cambria Math"/>
+                          <w:sz w:val="24"/>
+                          <w:szCs w:val="24"/>
+                        </w:rPr>
+                        <m:t>0</m:t>
+                      </m:r>
+                    </m:sub>
+                  </m:sSub>
+                  <m:r>
+                    <w:rPr>
+                      <w:rFonts w:ascii="Cambria Math" w:hAnsi="Cambria Math"/>
+                      <w:sz w:val="24"/>
+                      <w:szCs w:val="24"/>
+                    </w:rPr>
+                    <m:t>t+</m:t>
+                  </m:r>
+                  <m:sSub>
+                    <m:sSubPr>
+                      <m:ctrlPr>
+                        <w:rPr>
+                          <w:rFonts w:ascii="Cambria Math" w:hAnsi="Cambria Math"/>
+                          <w:i/>
+                          <w:sz w:val="24"/>
+                          <w:szCs w:val="24"/>
+                        </w:rPr>
+                      </m:ctrlPr>
+                    </m:sSubPr>
+                    <m:e>
+                      <m:r>
+                        <w:rPr>
+                          <w:rFonts w:ascii="Cambria Math" w:hAnsi="Cambria Math"/>
+                          <w:sz w:val="24"/>
+                          <w:szCs w:val="24"/>
+                        </w:rPr>
+                        <m:t>ϕ</m:t>
+                      </m:r>
+                    </m:e>
+                    <m:sub>
+                      <m:r>
+                        <w:rPr>
+                          <w:rFonts w:ascii="Cambria Math" w:hAnsi="Cambria Math"/>
+                          <w:sz w:val="24"/>
+                          <w:szCs w:val="24"/>
+                        </w:rPr>
+                        <m:t>DUT</m:t>
+                      </m:r>
+                    </m:sub>
+                  </m:sSub>
+                  <m:r>
+                    <w:rPr>
+                      <w:rFonts w:ascii="Cambria Math" w:hAnsi="Cambria Math"/>
+                      <w:sz w:val="24"/>
+                      <w:szCs w:val="24"/>
+                    </w:rPr>
+                    <m:t>+</m:t>
+                  </m:r>
+                  <m:sSub>
+                    <m:sSubPr>
+                      <m:ctrlPr>
+                        <w:rPr>
+                          <w:rFonts w:ascii="Cambria Math" w:hAnsi="Cambria Math"/>
+                          <w:i/>
+                          <w:sz w:val="24"/>
+                          <w:szCs w:val="24"/>
+                        </w:rPr>
+                      </m:ctrlPr>
+                    </m:sSubPr>
+                    <m:e>
+                      <m:r>
+                        <w:rPr>
+                          <w:rFonts w:ascii="Cambria Math" w:hAnsi="Cambria Math"/>
+                          <w:sz w:val="24"/>
+                          <w:szCs w:val="24"/>
+                        </w:rPr>
+                        <m:t>ϕ</m:t>
+                      </m:r>
+                    </m:e>
+                    <m:sub>
+                      <m:r>
+                        <w:rPr>
+                          <w:rFonts w:ascii="Cambria Math" w:hAnsi="Cambria Math"/>
+                          <w:sz w:val="24"/>
+                          <w:szCs w:val="24"/>
+                        </w:rPr>
+                        <m:t>ref</m:t>
+                      </m:r>
+                    </m:sub>
+                  </m:sSub>
+                </m:e>
+              </m:d>
+            </m:e>
+          </m:func>
+          <m:r>
+            <w:rPr>
+              <w:rFonts w:ascii="Cambria Math" w:hAnsi="Cambria Math"/>
+              <w:sz w:val="24"/>
+              <w:szCs w:val="24"/>
+            </w:rPr>
+            <m:t>]</m:t>
+          </m:r>
+        </m:oMath>
+      </m:oMathPara>
+    </w:p>
+    <w:p>
+      <w:pPr>
+        <w:rPr>
+          <w:rFonts w:eastAsiaTheme="minorEastAsia"/>
+          <w:sz w:val="24"/>
+          <w:szCs w:val="24"/>
+        </w:rPr>
+      </w:pPr>
+    </w:p>
+    <w:p>
+      <w:pPr>
+        <w:pStyle w:val="Heading2"/>
+      </w:pPr>
+      <w:r>
+        <w:t>5.3. Kompleks Cross-PSD ve doğrusal ortalama</w:t>
+      </w:r>
+    </w:p>
+    <w:p>
+      <w:r>
+        <w:t xml:space="preserve">İki kanalın </w:t>
+      </w:r>
+      <w:proofErr w:type="spellStart"/>
+      <w:r>
+        <w:t>FFT’si</w:t>
+      </w:r>
+      <w:proofErr w:type="spellEnd"/>
+      <w:r>
+        <w:t xml:space="preserve"> alınır ve tek taraflı kompleks çapraz spektrum hesaplanır. DC ve </w:t>
+      </w:r>
+      <w:proofErr w:type="spellStart"/>
+      <w:r>
+        <w:t>Nyquist</w:t>
+      </w:r>
+      <w:proofErr w:type="spellEnd"/>
+      <w:r>
+        <w:t xml:space="preserve"> kutuları tek taraflı dönüşümde ikiyle çarpılmaz.</w:t>
+      </w:r>
+    </w:p>
+    <w:p>
+      <w:pPr>
+        <w:pStyle w:val="Equation"/>
+        <w:rPr>
+          <w:color w:val="auto"/>
+          <w:sz w:val="24"/>
+          <w:szCs w:val="24"/>
+        </w:rPr>
+      </w:pPr>
+      <m:oMathPara>
+        <m:oMath>
+          <m:sSub>
+            <m:sSubPr>
+              <m:ctrlPr>
+                <w:rPr>
+                  <w:i/>
+                  <w:color w:val="auto"/>
+                  <w:sz w:val="24"/>
+                  <w:szCs w:val="24"/>
+                </w:rPr>
+              </m:ctrlPr>
+            </m:sSubPr>
+            <m:e>
+              <m:r>
+                <w:rPr>
+                  <w:color w:val="auto"/>
+                  <w:sz w:val="24"/>
+                  <w:szCs w:val="24"/>
+                </w:rPr>
+                <m:t>Ŝ</m:t>
+              </m:r>
+            </m:e>
+            <m:sub>
+              <m:r>
+                <w:rPr>
+                  <w:color w:val="auto"/>
+                  <w:sz w:val="24"/>
+                  <w:szCs w:val="24"/>
+                </w:rPr>
+                <m:t>12</m:t>
+              </m:r>
+            </m:sub>
+          </m:sSub>
+          <m:r>
+            <w:rPr>
+              <w:color w:val="auto"/>
+              <w:sz w:val="24"/>
+              <w:szCs w:val="24"/>
+            </w:rPr>
+            <m:t>[k]=</m:t>
+          </m:r>
+          <m:sSub>
+            <m:sSubPr>
+              <m:ctrlPr>
+                <w:rPr>
+                  <w:i/>
+                  <w:color w:val="auto"/>
+                  <w:sz w:val="24"/>
+                  <w:szCs w:val="24"/>
+                </w:rPr>
+              </m:ctrlPr>
+            </m:sSubPr>
+            <m:e>
+              <m:r>
+                <w:rPr>
+                  <w:color w:val="auto"/>
+                  <w:sz w:val="24"/>
+                  <w:szCs w:val="24"/>
+                </w:rPr>
+                <m:t>X</m:t>
+              </m:r>
+            </m:e>
+            <m:sub>
+              <m:r>
+                <w:rPr>
+                  <w:color w:val="auto"/>
+                  <w:sz w:val="24"/>
+                  <w:szCs w:val="24"/>
+                </w:rPr>
+                <m:t>1</m:t>
+              </m:r>
+            </m:sub>
+          </m:sSub>
+          <m:r>
+            <w:rPr>
+              <w:color w:val="auto"/>
+              <w:sz w:val="24"/>
+              <w:szCs w:val="24"/>
+            </w:rPr>
+            <m:t>[k]</m:t>
+          </m:r>
+          <m:sSub>
+            <m:sSubPr>
+              <m:ctrlPr>
+                <w:rPr>
+                  <w:i/>
+                  <w:color w:val="auto"/>
+                  <w:sz w:val="24"/>
+                  <w:szCs w:val="24"/>
+                </w:rPr>
+              </m:ctrlPr>
+            </m:sSubPr>
+            <m:e>
+              <m:r>
+                <w:rPr>
+                  <w:color w:val="auto"/>
+                  <w:sz w:val="24"/>
+                  <w:szCs w:val="24"/>
+                </w:rPr>
+                <m:t>X</m:t>
+              </m:r>
+            </m:e>
+            <m:sub>
+              <m:r>
+                <w:rPr>
+                  <w:color w:val="auto"/>
+                  <w:sz w:val="24"/>
+                  <w:szCs w:val="24"/>
+                </w:rPr>
+                <m:t>2</m:t>
+              </m:r>
+            </m:sub>
+          </m:sSub>
+          <m:r>
+            <w:rPr>
+              <w:color w:val="auto"/>
+              <w:sz w:val="24"/>
+              <w:szCs w:val="24"/>
+            </w:rPr>
+            <m:t>*[k] / (</m:t>
+          </m:r>
+          <m:sSub>
+            <m:sSubPr>
+              <m:ctrlPr>
+                <w:rPr>
+                  <w:i/>
+                  <w:color w:val="auto"/>
+                  <w:sz w:val="24"/>
+                  <w:szCs w:val="24"/>
+                </w:rPr>
+              </m:ctrlPr>
+            </m:sSubPr>
+            <m:e>
+              <m:r>
+                <w:rPr>
+                  <w:color w:val="auto"/>
+                  <w:sz w:val="24"/>
+                  <w:szCs w:val="24"/>
+                </w:rPr>
+                <m:t>f</m:t>
+              </m:r>
+            </m:e>
+            <m:sub>
+              <m:r>
+                <w:rPr>
+                  <w:color w:val="auto"/>
+                  <w:sz w:val="24"/>
+                  <w:szCs w:val="24"/>
+                </w:rPr>
+                <m:t>s</m:t>
+              </m:r>
+            </m:sub>
+          </m:sSub>
+          <m:r>
+            <w:rPr>
+              <w:color w:val="auto"/>
+              <w:sz w:val="24"/>
+              <w:szCs w:val="24"/>
+            </w:rPr>
+            <m:t>M)</m:t>
+          </m:r>
+        </m:oMath>
+      </m:oMathPara>
+    </w:p>
+    <w:p>
+      <w:r>
+        <w:t xml:space="preserve">Kompleks spektrumlar bütün yinelemelerde toplanır; büyüklük işlemi kompleks ortalamadan sonra uygulanır. Aynı yinelemelerdeki filtresiz DUT faz dizilerinin dikdörtgen pencereli </w:t>
+      </w:r>
+      <w:proofErr w:type="spellStart"/>
+      <w:r>
+        <w:t>periodogramları</w:t>
+      </w:r>
+      <w:proofErr w:type="spellEnd"/>
+      <w:r>
+        <w:t xml:space="preserve"> da doğrusal güç alanında ortalanır. Böylece iki eğri aynı Monte Carlo popülasyonuna dayanır.</w:t>
+      </w:r>
+    </w:p>
+    <w:p>
+      <w:pPr>
+        <w:pStyle w:val="Heading2"/>
+      </w:pPr>
+      <w:r>
+        <w:t>5.4.</w:t>
+      </w:r>
+      <w:r>
+        <w:t xml:space="preserve"> Logaritmik binleme ve değerlendirme metriği</w:t>
+      </w:r>
+    </w:p>
+    <w:p>
+      <w:r>
+        <w:t xml:space="preserve">Bin merkezleri geometrik frekans ortalamasıyla, bin gücü ise doğrusal </w:t>
+      </w:r>
+      <w:proofErr w:type="spellStart"/>
+      <w:r>
+        <w:t>PSD’nin</w:t>
+      </w:r>
+      <w:proofErr w:type="spellEnd"/>
+      <w:r>
+        <w:t xml:space="preserve"> aritmetik ortalamasıyla elde edilir. SSB dBc/Hz dönüşümü binlemeden sonra uygulanır. MAE, iki </w:t>
+      </w:r>
+      <w:proofErr w:type="spellStart"/>
+      <w:r>
+        <w:t>log</w:t>
+      </w:r>
+      <w:proofErr w:type="spellEnd"/>
+      <w:r>
+        <w:t xml:space="preserve">-bin eğrisinin ortak frekans aralığında 200 logaritmik noktaya </w:t>
+      </w:r>
+      <w:proofErr w:type="spellStart"/>
+      <w:r>
+        <w:t>enterpolasyonundan</w:t>
+      </w:r>
+      <w:proofErr w:type="spellEnd"/>
+      <w:r>
+        <w:t xml:space="preserve"> sonra hesaplanan ortalama mutlak </w:t>
+      </w:r>
+      <w:proofErr w:type="spellStart"/>
+      <w:r>
+        <w:t>dB</w:t>
+      </w:r>
+      <w:proofErr w:type="spellEnd"/>
+      <w:r>
+        <w:t xml:space="preserve"> farkıdır:</w:t>
+      </w:r>
+    </w:p>
+    <w:p>
+      <m:oMathPara>
+        <m:oMath>
+          <m:r>
+            <m:rPr>
+              <m:nor/>
+            </m:rPr>
+            <w:rPr>
+              <w:rFonts w:ascii="Cambria Math" w:hAnsi="Cambria Math"/>
+            </w:rPr>
+            <m:t>MAE</m:t>
+          </m:r>
+          <m:r>
+            <w:rPr>
+              <w:rFonts w:ascii="Cambria Math" w:hAnsi="Cambria Math"/>
+            </w:rPr>
+            <m:t>=(1/</m:t>
+          </m:r>
+          <m:r>
+            <w:rPr>
+              <w:rFonts w:ascii="Cambria Math" w:hAnsi="Cambria Math"/>
+            </w:rPr>
+            <m:t>J</m:t>
+          </m:r>
+          <m:r>
+            <w:rPr>
+              <w:rFonts w:ascii="Cambria Math" w:hAnsi="Cambria Math"/>
+            </w:rPr>
+            <m:t>)</m:t>
+          </m:r>
+          <m:nary>
+            <m:naryPr>
+              <m:chr m:val="∑"/>
+              <m:limLoc m:val="subSup"/>
+              <m:supHide m:val="1"/>
+              <m:ctrlPr>
+                <w:rPr>
+                  <w:rFonts w:ascii="Cambria Math" w:hAnsi="Cambria Math"/>
+                  <w:i/>
+                </w:rPr>
+              </m:ctrlPr>
+            </m:naryPr>
+            <m:sub>
+              <m:r>
+                <w:rPr>
+                  <w:rFonts w:ascii="Cambria Math" w:hAnsi="Cambria Math"/>
+                </w:rPr>
+                <m:t>j</m:t>
+              </m:r>
+            </m:sub>
+            <m:sup/>
+            <m:e>
+              <m:r>
+                <w:rPr>
+                  <w:rFonts w:ascii="Cambria Math" w:hAnsi="Cambria Math"/>
+                </w:rPr>
+                <m:t>|</m:t>
+              </m:r>
+              <m:sSub>
+                <m:sSubPr>
+                  <m:ctrlPr>
+                    <w:rPr>
+                      <w:rFonts w:ascii="Cambria Math" w:hAnsi="Cambria Math"/>
+                      <w:i/>
+                    </w:rPr>
+                  </m:ctrlPr>
+                </m:sSubPr>
+                <m:e>
+                  <m:r>
+                    <w:rPr>
+                      <w:rFonts w:ascii="Cambria Math" w:hAnsi="Cambria Math"/>
+                    </w:rPr>
+                    <m:t>L</m:t>
+                  </m:r>
+                </m:e>
+                <m:sub>
+                  <m:r>
+                    <w:rPr>
+                      <w:rFonts w:ascii="Cambria Math" w:hAnsi="Cambria Math"/>
+                    </w:rPr>
+                    <m:t>cross</m:t>
+                  </m:r>
+                </m:sub>
+              </m:sSub>
+              <m:d>
+                <m:dPr>
+                  <m:ctrlPr>
+                    <w:rPr>
+                      <w:rFonts w:ascii="Cambria Math" w:hAnsi="Cambria Math"/>
+                      <w:i/>
+                    </w:rPr>
+                  </m:ctrlPr>
+                </m:dPr>
+                <m:e>
+                  <m:sSub>
+                    <m:sSubPr>
+                      <m:ctrlPr>
+                        <w:rPr>
+                          <w:rFonts w:ascii="Cambria Math" w:hAnsi="Cambria Math"/>
+                          <w:i/>
+                        </w:rPr>
+                      </m:ctrlPr>
+                    </m:sSubPr>
+                    <m:e>
+                      <m:r>
+                        <w:rPr>
+                          <w:rFonts w:ascii="Cambria Math" w:hAnsi="Cambria Math"/>
+                        </w:rPr>
+                        <m:t>f</m:t>
+                      </m:r>
+                    </m:e>
+                    <m:sub>
+                      <m:r>
+                        <w:rPr>
+                          <w:rFonts w:ascii="Cambria Math" w:hAnsi="Cambria Math"/>
+                        </w:rPr>
+                        <m:t>j</m:t>
+                      </m:r>
+                    </m:sub>
+                  </m:sSub>
+                </m:e>
+              </m:d>
+              <m:r>
+                <w:rPr>
+                  <w:rFonts w:ascii="Cambria Math" w:hAnsi="Cambria Math"/>
+                </w:rPr>
+                <m:t>-</m:t>
+              </m:r>
+              <m:sSub>
+                <m:sSubPr>
+                  <m:ctrlPr>
+                    <w:rPr>
+                      <w:rFonts w:ascii="Cambria Math" w:hAnsi="Cambria Math"/>
+                      <w:i/>
+                    </w:rPr>
+                  </m:ctrlPr>
+                </m:sSubPr>
+                <m:e>
+                  <m:r>
+                    <w:rPr>
+                      <w:rFonts w:ascii="Cambria Math" w:hAnsi="Cambria Math"/>
+                    </w:rPr>
+                    <m:t>L</m:t>
+                  </m:r>
+                </m:e>
+                <m:sub>
+                  <m:r>
+                    <w:rPr>
+                      <w:rFonts w:ascii="Cambria Math" w:hAnsi="Cambria Math"/>
+                    </w:rPr>
+                    <m:t>DUT</m:t>
+                  </m:r>
+                </m:sub>
+              </m:sSub>
+              <m:d>
+                <m:dPr>
+                  <m:ctrlPr>
+                    <w:rPr>
+                      <w:rFonts w:ascii="Cambria Math" w:hAnsi="Cambria Math"/>
+                      <w:i/>
+                    </w:rPr>
+                  </m:ctrlPr>
+                </m:dPr>
+                <m:e>
+                  <m:sSub>
+                    <m:sSubPr>
+                      <m:ctrlPr>
+                        <w:rPr>
+                          <w:rFonts w:ascii="Cambria Math" w:hAnsi="Cambria Math"/>
+                          <w:i/>
+                        </w:rPr>
+                      </m:ctrlPr>
+                    </m:sSubPr>
+                    <m:e>
+                      <m:r>
+                        <w:rPr>
+                          <w:rFonts w:ascii="Cambria Math" w:hAnsi="Cambria Math"/>
+                        </w:rPr>
+                        <m:t>f</m:t>
+                      </m:r>
+                    </m:e>
+                    <m:sub>
+                      <m:r>
+                        <w:rPr>
+                          <w:rFonts w:ascii="Cambria Math" w:hAnsi="Cambria Math"/>
+                        </w:rPr>
+                        <m:t>j</m:t>
+                      </m:r>
+                    </m:sub>
+                  </m:sSub>
+                </m:e>
+              </m:d>
+              <m:r>
+                <w:rPr>
+                  <w:rFonts w:ascii="Cambria Math" w:hAnsi="Cambria Math"/>
+                </w:rPr>
+                <m:t>|</m:t>
+              </m:r>
+            </m:e>
+          </m:nary>
+        </m:oMath>
+      </m:oMathPara>
+    </w:p>
+    <w:p>
+      <w:pPr>
+        <w:pStyle w:val="Heading2"/>
+      </w:pPr>
+    </w:p>
+    <w:p>
+      <w:pPr>
+        <w:pStyle w:val="Heading2"/>
+      </w:pPr>
+      <w:r>
+        <w:t>5.</w:t>
+      </w:r>
+      <w:r>
+        <w:t>5</w:t>
+      </w:r>
+      <w:r>
+        <w:t>. Modelin Octave ortamına uygulanması</w:t>
+      </w:r>
+      <w:r>
+        <w:t xml:space="preserve"> ve kapsamı</w:t>
+      </w:r>
+    </w:p>
+    <w:p>
+      <w:r>
+        <w:t xml:space="preserve">R&amp;S donanım zincirindeki PLL, LNA ve ADC blokları güncel Octave modelinde ayrıca modellenmemiştir. </w:t>
+      </w:r>
+      <w:proofErr w:type="spellStart"/>
+      <w:r>
+        <w:t>Kuantalama</w:t>
+      </w:r>
+      <w:proofErr w:type="spellEnd"/>
+      <w:r>
+        <w:t xml:space="preserve">, örnekleme saati </w:t>
+      </w:r>
+      <w:proofErr w:type="spellStart"/>
+      <w:r>
+        <w:t>jitteri</w:t>
+      </w:r>
+      <w:proofErr w:type="spellEnd"/>
+      <w:r>
+        <w:t>, kanal sızıntısı, kazanç/faz uyumsuzluğu, sıcaklık ve gerçek mikser doğrusal-olmama etkileri ideal kabul edilmiştir. Sonuçlar ticari bir analizörün mutlak duyarlılığı yerine yöntem davranışını temsil eder.</w:t>
       </w:r>
     </w:p>
     <w:p>
@@ -4403,84 +5977,40 @@
         <w:rPr>
           <w:rFonts w:eastAsiaTheme="minorEastAsia"/>
         </w:rPr>
-        <w:t xml:space="preserve"> faz gürültüsü realizasyonları oluşturulmuştur. Her </w:t>
+        <w:t xml:space="preserve"> faz gürültüsü realizasyonları oluşturulmuştur. Her iterasyonda yeni realizasyonlar üretilmiş, aynı DUT sinyali ölçüm kanalında ortak olarak kullanılmıştır. Referanslar DUT’ye göre 90</w:t>
+      </w:r>
+      <w:r>
+        <w:rPr>
+          <w:rFonts w:eastAsiaTheme="minorEastAsia"/>
+        </w:rPr>
+        <w:t>°</w:t>
+      </w:r>
+      <w:r>
+        <w:rPr>
+          <w:rFonts w:eastAsiaTheme="minorEastAsia"/>
+        </w:rPr>
+        <w:t xml:space="preserve"> faz kaydırılarak faz detektörlerine uygulanmıştır.</w:t>
+      </w:r>
+    </w:p>
+    <w:p>
+      <w:r>
+        <w:t xml:space="preserve">Faz Detektörü çıkışları dördüncü </w:t>
+      </w:r>
+      <w:r>
+        <w:t xml:space="preserve">dereceden Butterworth filtreden geçirilip, DC bileşenleri çıkarılmıştır. Bu projede ADC </w:t>
       </w:r>
       <w:proofErr w:type="spellStart"/>
       <w:r>
-        <w:rPr>
-          <w:rFonts w:eastAsiaTheme="minorEastAsia"/>
-        </w:rPr>
-        <w:t>iterasyonda</w:t>
+        <w:t>kuantizasyonu</w:t>
       </w:r>
       <w:proofErr w:type="spellEnd"/>
       <w:r>
-        <w:rPr>
-          <w:rFonts w:eastAsiaTheme="minorEastAsia"/>
-        </w:rPr>
-        <w:t xml:space="preserve"> yeni realizasyonlar üretilmiş, aynı DUT sinyali ölçüm kanalında ortak olarak kullanılmıştır. Referanslar </w:t>
-      </w:r>
-      <w:proofErr w:type="spellStart"/>
-      <w:r>
-        <w:rPr>
-          <w:rFonts w:eastAsiaTheme="minorEastAsia"/>
-        </w:rPr>
-        <w:t>DUT’ye</w:t>
-      </w:r>
-      <w:proofErr w:type="spellEnd"/>
-      <w:r>
-        <w:rPr>
-          <w:rFonts w:eastAsiaTheme="minorEastAsia"/>
-        </w:rPr>
-        <w:t xml:space="preserve"> göre 90</w:t>
-      </w:r>
-      <w:r>
-        <w:rPr>
-          <w:rFonts w:eastAsiaTheme="minorEastAsia"/>
-        </w:rPr>
-        <w:t>°</w:t>
-      </w:r>
-      <w:r>
-        <w:rPr>
-          <w:rFonts w:eastAsiaTheme="minorEastAsia"/>
-        </w:rPr>
-        <w:t xml:space="preserve"> faz kaydırılarak faz detektörlerine uygulanmıştır.</w:t>
-      </w:r>
-    </w:p>
-    <w:p>
-      <w:r>
-        <w:t xml:space="preserve">Faz Detektörü çıkışları dördüncü </w:t>
-      </w:r>
-      <w:r>
-        <w:t xml:space="preserve">dereceden </w:t>
-      </w:r>
-      <w:proofErr w:type="spellStart"/>
-      <w:r>
-        <w:t>Butterworth</w:t>
-      </w:r>
-      <w:proofErr w:type="spellEnd"/>
-      <w:r>
-        <w:t xml:space="preserve"> filtreden geçirilip, DC bileşenleri çıkarılmıştır. Bu projede ADC </w:t>
-      </w:r>
-      <w:proofErr w:type="spellStart"/>
-      <w:r>
-        <w:t>kuantizasyonu</w:t>
-      </w:r>
-      <w:proofErr w:type="spellEnd"/>
-      <w:r>
         <w:t xml:space="preserve"> modellenmedi ve filtre çıkışları doğrudan sayısal diziler olarak işlendi.</w:t>
       </w:r>
     </w:p>
     <w:p>
       <w:r>
-        <w:t xml:space="preserve">İki kanalın </w:t>
-      </w:r>
-      <w:proofErr w:type="spellStart"/>
-      <w:r>
-        <w:t>cross-PSD’si</w:t>
-      </w:r>
-      <w:proofErr w:type="spellEnd"/>
-      <w:r>
-        <w:t xml:space="preserve"> doğrudan FFT kullanılarak hesaplanmış ve kompleks sonuçlar </w:t>
+        <w:t xml:space="preserve">İki kanalın cross-PSD’si doğrudan FFT kullanılarak hesaplanmış ve kompleks sonuçlar </w:t>
       </w:r>
       <w:proofErr w:type="spellStart"/>
       <w:r>
@@ -4501,30 +6031,24 @@
       </w:r>
       <w:proofErr w:type="gramEnd"/>
       <w:r>
-        <w:t xml:space="preserve">) fonksiyonu kullanıldı fakat örnek ve </w:t>
+        <w:t>) fonksiyonu kullanıldı fakat örnek ve iterasyon sayılarının artması ile beraber süresi uzayan simülasyonların kısaltılması amacı ile optimizasyon amaçlı olarak doğrudan FFT yöntemine geçildi.</w:t>
+      </w:r>
+    </w:p>
+    <w:p>
+      <w:r>
+        <w:t xml:space="preserve">Elde edilen sonuç, simülasyonda kullanılan gerçek DUT faz dizisinin ortalama </w:t>
       </w:r>
       <w:proofErr w:type="spellStart"/>
       <w:r>
-        <w:t>iterasyon</w:t>
+        <w:t>periodogramıyla</w:t>
       </w:r>
       <w:proofErr w:type="spellEnd"/>
       <w:r>
-        <w:t xml:space="preserve"> sayılarının artması ile beraber süresi uzayan simülasyonların kısaltılması amacı ile optimizasyon amaçlı olarak doğrudan FFT yöntemine geçildi.</w:t>
-      </w:r>
-    </w:p>
-    <w:p>
-      <w:r>
-        <w:t xml:space="preserve">Elde edilen sonuç, simülasyonda kullanılan gerçek DUT faz dizisinin ortalama </w:t>
-      </w:r>
-      <w:proofErr w:type="spellStart"/>
-      <w:r>
-        <w:t>periodogramıyla</w:t>
-      </w:r>
-      <w:proofErr w:type="spellEnd"/>
-      <w:r>
         <w:t xml:space="preserve"> karşılaştırıldı. Karşılaştırmada SSB faz gürültüsü, ortalama genlik hatası ve faz detektörü düzeltme katsayısı kullanıldı.</w:t>
       </w:r>
     </w:p>
+    <w:p/>
+    <w:p/>
     <w:p/>
     <w:p>
       <w:pPr>
@@ -4537,32 +6061,19 @@
           <w:b/>
         </w:rPr>
       </w:pPr>
-      <w:proofErr w:type="spellStart"/>
       <w:r>
         <w:rPr>
           <w:b/>
         </w:rPr>
-        <w:t>Octave</w:t>
-      </w:r>
-      <w:proofErr w:type="spellEnd"/>
-      <w:r>
-        <w:rPr>
-          <w:b/>
-        </w:rPr>
-        <w:t xml:space="preserve"> Modelinin Yapısı ve Optimizasyonlar</w:t>
+        <w:lastRenderedPageBreak/>
+        <w:t>Octave Modelinin Yapısı ve Optimizasyonlar</w:t>
       </w:r>
     </w:p>
     <w:p>
       <w:pPr>
         <w:pStyle w:val="Heading2"/>
-        <w:rPr>
-          <w:b/>
-        </w:rPr>
-      </w:pPr>
-      <w:r>
-        <w:rPr>
-          <w:b/>
-        </w:rPr>
+      </w:pPr>
+      <w:r>
         <w:t>6.1 Modelin fonksiyon akışı</w:t>
       </w:r>
     </w:p>
@@ -4579,8 +6090,8 @@
         </w:rPr>
         <w:drawing>
           <wp:inline distT="0" distB="0" distL="0" distR="0">
-            <wp:extent cx="4672616" cy="3083442"/>
-            <wp:effectExtent l="0" t="0" r="0" b="3175"/>
+            <wp:extent cx="5701464" cy="3762375"/>
+            <wp:effectExtent l="0" t="0" r="0" b="0"/>
             <wp:docPr id="9" name="Picture 9"/>
             <wp:cNvGraphicFramePr>
               <a:graphicFrameLocks xmlns:a="http://schemas.openxmlformats.org/drawingml/2006/main" noChangeAspect="1"/>
@@ -4595,7 +6106,7 @@
                     </pic:cNvPicPr>
                   </pic:nvPicPr>
                   <pic:blipFill>
-                    <a:blip r:embed="rId13">
+                    <a:blip r:embed="rId14">
                       <a:extLst>
                         <a:ext uri="{28A0092B-C50C-407E-A947-70E740481C1C}">
                           <a14:useLocalDpi xmlns:a14="http://schemas.microsoft.com/office/drawing/2010/main" val="0"/>
@@ -4610,7 +6121,7 @@
                   <pic:spPr bwMode="auto">
                     <a:xfrm>
                       <a:off x="0" y="0"/>
-                      <a:ext cx="4686239" cy="3092432"/>
+                      <a:ext cx="5715982" cy="3771955"/>
                     </a:xfrm>
                     <a:prstGeom prst="rect">
                       <a:avLst/>
@@ -4666,28 +6177,31 @@
     </w:p>
     <w:p>
       <w:proofErr w:type="spellStart"/>
-      <w:proofErr w:type="gramStart"/>
       <w:r>
         <w:rPr>
           <w:rFonts w:ascii="Cascadia Mono SemiLight" w:hAnsi="Cascadia Mono SemiLight"/>
           <w:highlight w:val="lightGray"/>
         </w:rPr>
-        <w:t>run</w:t>
-      </w:r>
-      <w:proofErr w:type="gramEnd"/>
+        <w:t>run_comparisons.m</w:t>
+      </w:r>
+      <w:proofErr w:type="spellEnd"/>
+      <w:r>
+        <w:t xml:space="preserve"> </w:t>
+      </w:r>
+      <w:r>
+        <w:t xml:space="preserve">test edilecek parametreleri tanımlarken </w:t>
+      </w:r>
+      <w:proofErr w:type="spellStart"/>
       <w:r>
         <w:rPr>
           <w:rFonts w:ascii="Cascadia Mono SemiLight" w:hAnsi="Cascadia Mono SemiLight"/>
           <w:highlight w:val="lightGray"/>
         </w:rPr>
-        <w:t>_comparisons.m</w:t>
+        <w:t>run_comparisons_main.m</w:t>
       </w:r>
       <w:proofErr w:type="spellEnd"/>
       <w:r>
-        <w:t xml:space="preserve"> </w:t>
-      </w:r>
-      <w:r>
-        <w:t xml:space="preserve">test edilecek parametreleri tanımlarken </w:t>
+        <w:t xml:space="preserve"> her değeri bağımsız olarak çalıştırmakta ve sonuçları kaydetmektedir. Ana hesaplamalar </w:t>
       </w:r>
       <w:proofErr w:type="spellStart"/>
       <w:r>
@@ -4695,1112 +6209,54 @@
           <w:rFonts w:ascii="Cascadia Mono SemiLight" w:hAnsi="Cascadia Mono SemiLight"/>
           <w:highlight w:val="lightGray"/>
         </w:rPr>
-        <w:t>run_comparisons_main.m</w:t>
+        <w:t>run_simulation.m</w:t>
       </w:r>
       <w:proofErr w:type="spellEnd"/>
       <w:r>
-        <w:t xml:space="preserve"> her değeri bağımsız olarak çalıştırmakta ve sonuçları kaydetmektedir. Ana hesaplamalar </w:t>
+        <w:t xml:space="preserve"> içinde gerçekleştirilmektedir.</w:t>
+      </w:r>
+    </w:p>
+    <w:p>
+      <w:r>
+        <w:t xml:space="preserve">Güncel kodda her iterasyonda yeni bir DUT, Ref1 ve Ref2 realizasyonu oluşturulmaktadır. Aynı </w:t>
       </w:r>
       <w:proofErr w:type="spellStart"/>
       <w:r>
-        <w:rPr>
-          <w:rFonts w:ascii="Cascadia Mono SemiLight" w:hAnsi="Cascadia Mono SemiLight"/>
-          <w:highlight w:val="lightGray"/>
-        </w:rPr>
-        <w:t>run_simulation.m</w:t>
+        <w:t>iterasyondaki</w:t>
       </w:r>
       <w:proofErr w:type="spellEnd"/>
       <w:r>
-        <w:t xml:space="preserve"> içinde gerçekleştirilmektedir.</w:t>
-      </w:r>
-    </w:p>
-    <w:p>
-      <w:r>
-        <w:t xml:space="preserve">Güncel kodda her </w:t>
+        <w:t xml:space="preserve"> iki kanal ortak DUT realizasyonunu kullanırken referans realizasyonları birbirinden bağımsızdır.</w:t>
+      </w:r>
+    </w:p>
+    <w:p>
+      <w:pPr>
+        <w:pStyle w:val="Heading2"/>
+      </w:pPr>
+      <w:r>
+        <w:t>6.2. Yapılan optimizasyonlar</w:t>
+      </w:r>
+    </w:p>
+    <w:p>
+      <w:r>
+        <w:t xml:space="preserve">Daha önce 5.2’de bahsedildiği gibi projenin erken aşamalarında farklı bir akış </w:t>
+      </w:r>
+      <w:proofErr w:type="gramStart"/>
+      <w:r>
+        <w:t>vardı,</w:t>
+      </w:r>
+      <w:proofErr w:type="gramEnd"/>
+      <w:r>
+        <w:t xml:space="preserve"> hem gerçekçilik hem de simülasyonların hızlanması için belirli optimizasyonlar yapıldı.</w:t>
+      </w:r>
+    </w:p>
+    <w:p>
+      <w:r>
+        <w:t>En önemli değişiklik, cross-correlation fonksiyonu üzerinden spektruma geçmek yerine cross-</w:t>
       </w:r>
       <w:proofErr w:type="spellStart"/>
       <w:r>
-        <w:t>iterasyonda</w:t>
-      </w:r>
-      <w:proofErr w:type="spellEnd"/>
-      <w:r>
-        <w:t xml:space="preserve"> yeni bir DUT, Ref1 ve Ref2 realizasyonu oluşturulmaktadır. Aynı </w:t>
-      </w:r>
-      <w:proofErr w:type="spellStart"/>
-      <w:r>
-        <w:t>iterasyondaki</w:t>
-      </w:r>
-      <w:proofErr w:type="spellEnd"/>
-      <w:r>
-        <w:t xml:space="preserve"> iki kanal ortak DUT realizasyonunu kullanırken referans realizasyonları birbirinden bağımsızdır.</w:t>
-      </w:r>
-    </w:p>
-    <w:p>
-      <w:pPr>
-        <w:pStyle w:val="Heading2"/>
-        <w:rPr>
-          <w:b/>
-        </w:rPr>
-      </w:pPr>
-      <w:r>
-        <w:rPr>
-          <w:b/>
-        </w:rPr>
-        <w:t>6.2. Yapılan optimizasyonlar</w:t>
-      </w:r>
-    </w:p>
-    <w:tbl>
-      <w:tblPr>
-        <w:tblStyle w:val="GridTable4-Accent3"/>
-        <w:tblpPr w:leftFromText="141" w:rightFromText="141" w:vertAnchor="page" w:horzAnchor="margin" w:tblpXSpec="center" w:tblpY="2516"/>
-        <w:tblW w:w="10199" w:type="dxa"/>
-        <w:tblLook w:val="04A0" w:firstRow="1" w:lastRow="0" w:firstColumn="1" w:lastColumn="0" w:noHBand="0" w:noVBand="1"/>
-      </w:tblPr>
-      <w:tblGrid>
-        <w:gridCol w:w="3399"/>
-        <w:gridCol w:w="3400"/>
-        <w:gridCol w:w="3400"/>
-      </w:tblGrid>
-      <w:tr>
-        <w:trPr>
-          <w:cnfStyle w:val="100000000000" w:firstRow="1" w:lastRow="0" w:firstColumn="0" w:lastColumn="0" w:oddVBand="0" w:evenVBand="0" w:oddHBand="0" w:evenHBand="0" w:firstRowFirstColumn="0" w:firstRowLastColumn="0" w:lastRowFirstColumn="0" w:lastRowLastColumn="0"/>
-          <w:trHeight w:val="314"/>
-        </w:trPr>
-        <w:tc>
-          <w:tcPr>
-            <w:cnfStyle w:val="001000000000" w:firstRow="0" w:lastRow="0" w:firstColumn="1" w:lastColumn="0" w:oddVBand="0" w:evenVBand="0" w:oddHBand="0" w:evenHBand="0" w:firstRowFirstColumn="0" w:firstRowLastColumn="0" w:lastRowFirstColumn="0" w:lastRowLastColumn="0"/>
-            <w:tcW w:w="3399" w:type="dxa"/>
-            <w:tcBorders>
-              <w:bottom w:val="single" w:sz="12" w:space="0" w:color="auto"/>
-            </w:tcBorders>
-            <w:shd w:val="clear" w:color="auto" w:fill="FFFFFF" w:themeFill="background1"/>
-            <w:vAlign w:val="center"/>
-          </w:tcPr>
-          <w:p>
-            <w:pPr>
-              <w:jc w:val="center"/>
-              <w:rPr>
-                <w:color w:val="auto"/>
-                <w:sz w:val="20"/>
-              </w:rPr>
-            </w:pPr>
-            <w:r>
-              <w:rPr>
-                <w:color w:val="auto"/>
-                <w:sz w:val="20"/>
-              </w:rPr>
-              <w:t>Önceki Yöntem</w:t>
-            </w:r>
-          </w:p>
-        </w:tc>
-        <w:tc>
-          <w:tcPr>
-            <w:tcW w:w="3400" w:type="dxa"/>
-            <w:tcBorders>
-              <w:bottom w:val="single" w:sz="12" w:space="0" w:color="auto"/>
-            </w:tcBorders>
-            <w:shd w:val="clear" w:color="auto" w:fill="FFFFFF" w:themeFill="background1"/>
-            <w:vAlign w:val="center"/>
-          </w:tcPr>
-          <w:p>
-            <w:pPr>
-              <w:jc w:val="center"/>
-              <w:cnfStyle w:val="100000000000" w:firstRow="1" w:lastRow="0" w:firstColumn="0" w:lastColumn="0" w:oddVBand="0" w:evenVBand="0" w:oddHBand="0" w:evenHBand="0" w:firstRowFirstColumn="0" w:firstRowLastColumn="0" w:lastRowFirstColumn="0" w:lastRowLastColumn="0"/>
-              <w:rPr>
-                <w:color w:val="auto"/>
-                <w:sz w:val="20"/>
-              </w:rPr>
-            </w:pPr>
-            <w:r>
-              <w:rPr>
-                <w:color w:val="auto"/>
-                <w:sz w:val="20"/>
-              </w:rPr>
-              <w:t>Optimize Edilmiş Yöntem</w:t>
-            </w:r>
-          </w:p>
-        </w:tc>
-        <w:tc>
-          <w:tcPr>
-            <w:tcW w:w="3400" w:type="dxa"/>
-            <w:tcBorders>
-              <w:bottom w:val="single" w:sz="12" w:space="0" w:color="auto"/>
-            </w:tcBorders>
-            <w:shd w:val="clear" w:color="auto" w:fill="FFFFFF" w:themeFill="background1"/>
-            <w:vAlign w:val="center"/>
-          </w:tcPr>
-          <w:p>
-            <w:pPr>
-              <w:jc w:val="center"/>
-              <w:cnfStyle w:val="100000000000" w:firstRow="1" w:lastRow="0" w:firstColumn="0" w:lastColumn="0" w:oddVBand="0" w:evenVBand="0" w:oddHBand="0" w:evenHBand="0" w:firstRowFirstColumn="0" w:firstRowLastColumn="0" w:lastRowFirstColumn="0" w:lastRowLastColumn="0"/>
-              <w:rPr>
-                <w:color w:val="auto"/>
-                <w:sz w:val="20"/>
-              </w:rPr>
-            </w:pPr>
-            <w:r>
-              <w:rPr>
-                <w:color w:val="auto"/>
-                <w:sz w:val="20"/>
-              </w:rPr>
-              <w:t>Kazanım</w:t>
-            </w:r>
-          </w:p>
-        </w:tc>
-      </w:tr>
-      <w:tr>
-        <w:trPr>
-          <w:cnfStyle w:val="000000100000" w:firstRow="0" w:lastRow="0" w:firstColumn="0" w:lastColumn="0" w:oddVBand="0" w:evenVBand="0" w:oddHBand="1" w:evenHBand="0" w:firstRowFirstColumn="0" w:firstRowLastColumn="0" w:lastRowFirstColumn="0" w:lastRowLastColumn="0"/>
-          <w:trHeight w:val="346"/>
-        </w:trPr>
-        <w:tc>
-          <w:tcPr>
-            <w:cnfStyle w:val="001000000000" w:firstRow="0" w:lastRow="0" w:firstColumn="1" w:lastColumn="0" w:oddVBand="0" w:evenVBand="0" w:oddHBand="0" w:evenHBand="0" w:firstRowFirstColumn="0" w:firstRowLastColumn="0" w:lastRowFirstColumn="0" w:lastRowLastColumn="0"/>
-            <w:tcW w:w="3399" w:type="dxa"/>
-            <w:tcBorders>
-              <w:top w:val="single" w:sz="12" w:space="0" w:color="auto"/>
-            </w:tcBorders>
-            <w:vAlign w:val="center"/>
-          </w:tcPr>
-          <w:p>
-            <w:pPr>
-              <w:jc w:val="left"/>
-              <w:rPr>
-                <w:rFonts w:ascii="Cascadia Mono SemiLight" w:hAnsi="Cascadia Mono SemiLight"/>
-                <w:b w:val="0"/>
-                <w:sz w:val="20"/>
-                <w:szCs w:val="20"/>
-              </w:rPr>
-            </w:pPr>
-            <w:proofErr w:type="spellStart"/>
-            <w:proofErr w:type="gramStart"/>
-            <w:r>
-              <w:rPr>
-                <w:rFonts w:ascii="Cascadia Mono SemiLight" w:hAnsi="Cascadia Mono SemiLight"/>
-                <w:b w:val="0"/>
-                <w:sz w:val="18"/>
-                <w:szCs w:val="20"/>
-              </w:rPr>
-              <w:t>xcorr</w:t>
-            </w:r>
-            <w:proofErr w:type="spellEnd"/>
-            <w:proofErr w:type="gramEnd"/>
-            <w:r>
-              <w:rPr>
-                <w:rFonts w:ascii="Cascadia Mono SemiLight" w:hAnsi="Cascadia Mono SemiLight"/>
-                <w:b w:val="0"/>
-                <w:sz w:val="18"/>
-                <w:szCs w:val="20"/>
-              </w:rPr>
-              <w:t xml:space="preserve"> → </w:t>
-            </w:r>
-            <w:proofErr w:type="spellStart"/>
-            <w:r>
-              <w:rPr>
-                <w:rFonts w:ascii="Cascadia Mono SemiLight" w:hAnsi="Cascadia Mono SemiLight"/>
-                <w:b w:val="0"/>
-                <w:sz w:val="18"/>
-                <w:szCs w:val="20"/>
-              </w:rPr>
-              <w:t>ifftshift</w:t>
-            </w:r>
-            <w:proofErr w:type="spellEnd"/>
-            <w:r>
-              <w:rPr>
-                <w:rFonts w:ascii="Cascadia Mono SemiLight" w:hAnsi="Cascadia Mono SemiLight"/>
-                <w:b w:val="0"/>
-                <w:sz w:val="18"/>
-                <w:szCs w:val="20"/>
-              </w:rPr>
-              <w:t xml:space="preserve"> → </w:t>
-            </w:r>
-            <w:proofErr w:type="spellStart"/>
-            <w:r>
-              <w:rPr>
-                <w:rFonts w:ascii="Cascadia Mono SemiLight" w:hAnsi="Cascadia Mono SemiLight"/>
-                <w:b w:val="0"/>
-                <w:sz w:val="18"/>
-                <w:szCs w:val="20"/>
-              </w:rPr>
-              <w:t>fft</w:t>
-            </w:r>
-            <w:proofErr w:type="spellEnd"/>
-          </w:p>
-        </w:tc>
-        <w:tc>
-          <w:tcPr>
-            <w:tcW w:w="3400" w:type="dxa"/>
-            <w:tcBorders>
-              <w:top w:val="single" w:sz="12" w:space="0" w:color="auto"/>
-            </w:tcBorders>
-            <w:vAlign w:val="center"/>
-          </w:tcPr>
-          <w:p>
-            <w:pPr>
-              <w:jc w:val="left"/>
-              <w:cnfStyle w:val="000000100000" w:firstRow="0" w:lastRow="0" w:firstColumn="0" w:lastColumn="0" w:oddVBand="0" w:evenVBand="0" w:oddHBand="1" w:evenHBand="0" w:firstRowFirstColumn="0" w:firstRowLastColumn="0" w:lastRowFirstColumn="0" w:lastRowLastColumn="0"/>
-              <w:rPr>
-                <w:sz w:val="20"/>
-                <w:szCs w:val="20"/>
-              </w:rPr>
-            </w:pPr>
-            <w:r>
-              <w:rPr>
-                <w:sz w:val="20"/>
-                <w:szCs w:val="20"/>
-              </w:rPr>
-              <w:t xml:space="preserve">Doğrudan </w:t>
-            </w:r>
-            <m:oMath>
-              <m:sSub>
-                <m:sSubPr>
-                  <m:ctrlPr>
-                    <w:rPr>
-                      <w:rFonts w:ascii="Cambria Math" w:hAnsi="Cambria Math"/>
-                      <w:i/>
-                      <w:sz w:val="20"/>
-                      <w:szCs w:val="20"/>
-                    </w:rPr>
-                  </m:ctrlPr>
-                </m:sSubPr>
-                <m:e>
-                  <m:r>
-                    <w:rPr>
-                      <w:rFonts w:ascii="Cambria Math" w:hAnsi="Cambria Math"/>
-                      <w:sz w:val="20"/>
-                      <w:szCs w:val="20"/>
-                    </w:rPr>
-                    <m:t>X</m:t>
-                  </m:r>
-                </m:e>
-                <m:sub>
-                  <m:r>
-                    <w:rPr>
-                      <w:rFonts w:ascii="Cambria Math" w:hAnsi="Cambria Math"/>
-                      <w:sz w:val="20"/>
-                      <w:szCs w:val="20"/>
-                    </w:rPr>
-                    <m:t>1</m:t>
-                  </m:r>
-                </m:sub>
-              </m:sSub>
-              <m:sSubSup>
-                <m:sSubSupPr>
-                  <m:ctrlPr>
-                    <w:rPr>
-                      <w:rFonts w:ascii="Cambria Math" w:hAnsi="Cambria Math"/>
-                      <w:i/>
-                      <w:sz w:val="20"/>
-                      <w:szCs w:val="20"/>
-                    </w:rPr>
-                  </m:ctrlPr>
-                </m:sSubSupPr>
-                <m:e>
-                  <m:r>
-                    <w:rPr>
-                      <w:rFonts w:ascii="Cambria Math" w:hAnsi="Cambria Math"/>
-                      <w:sz w:val="20"/>
-                      <w:szCs w:val="20"/>
-                    </w:rPr>
-                    <m:t>X</m:t>
-                  </m:r>
-                </m:e>
-                <m:sub>
-                  <m:r>
-                    <w:rPr>
-                      <w:rFonts w:ascii="Cambria Math" w:hAnsi="Cambria Math"/>
-                      <w:sz w:val="20"/>
-                      <w:szCs w:val="20"/>
-                    </w:rPr>
-                    <m:t>2</m:t>
-                  </m:r>
-                </m:sub>
-                <m:sup>
-                  <m:r>
-                    <w:rPr>
-                      <w:rFonts w:ascii="Cambria Math" w:hAnsi="Cambria Math"/>
-                      <w:sz w:val="20"/>
-                      <w:szCs w:val="20"/>
-                    </w:rPr>
-                    <m:t>*</m:t>
-                  </m:r>
-                </m:sup>
-              </m:sSubSup>
-            </m:oMath>
-          </w:p>
-        </w:tc>
-        <w:tc>
-          <w:tcPr>
-            <w:tcW w:w="3400" w:type="dxa"/>
-            <w:tcBorders>
-              <w:top w:val="single" w:sz="12" w:space="0" w:color="auto"/>
-            </w:tcBorders>
-            <w:vAlign w:val="center"/>
-          </w:tcPr>
-          <w:p>
-            <w:pPr>
-              <w:jc w:val="left"/>
-              <w:cnfStyle w:val="000000100000" w:firstRow="0" w:lastRow="0" w:firstColumn="0" w:lastColumn="0" w:oddVBand="0" w:evenVBand="0" w:oddHBand="1" w:evenHBand="0" w:firstRowFirstColumn="0" w:firstRowLastColumn="0" w:lastRowFirstColumn="0" w:lastRowLastColumn="0"/>
-            </w:pPr>
-            <w:r>
-              <w:t>Daha az işlem</w:t>
-            </w:r>
-          </w:p>
-        </w:tc>
-      </w:tr>
-      <w:tr>
-        <w:trPr>
-          <w:trHeight w:val="382"/>
-        </w:trPr>
-        <w:tc>
-          <w:tcPr>
-            <w:cnfStyle w:val="001000000000" w:firstRow="0" w:lastRow="0" w:firstColumn="1" w:lastColumn="0" w:oddVBand="0" w:evenVBand="0" w:oddHBand="0" w:evenHBand="0" w:firstRowFirstColumn="0" w:firstRowLastColumn="0" w:lastRowFirstColumn="0" w:lastRowLastColumn="0"/>
-            <w:tcW w:w="3399" w:type="dxa"/>
-            <w:vAlign w:val="center"/>
-          </w:tcPr>
-          <w:p>
-            <w:pPr>
-              <w:jc w:val="left"/>
-              <w:rPr>
-                <w:b w:val="0"/>
-                <w:sz w:val="20"/>
-                <w:szCs w:val="20"/>
-              </w:rPr>
-            </w:pPr>
-            <m:oMathPara>
-              <m:oMath>
-                <m:sSub>
-                  <m:sSubPr>
-                    <m:ctrlPr>
-                      <w:rPr>
-                        <w:rFonts w:ascii="Cambria Math" w:hAnsi="Cambria Math"/>
-                        <w:b w:val="0"/>
-                        <w:i/>
-                        <w:sz w:val="20"/>
-                        <w:szCs w:val="20"/>
-                      </w:rPr>
-                    </m:ctrlPr>
-                  </m:sSubPr>
-                  <m:e>
-                    <m:r>
-                      <w:rPr>
-                        <w:rFonts w:ascii="Cambria Math" w:hAnsi="Cambria Math"/>
-                        <w:sz w:val="20"/>
-                        <w:szCs w:val="20"/>
-                      </w:rPr>
-                      <m:t>N</m:t>
-                    </m:r>
-                  </m:e>
-                  <m:sub>
-                    <m:r>
-                      <w:rPr>
-                        <w:rFonts w:ascii="Cambria Math" w:hAnsi="Cambria Math"/>
-                        <w:sz w:val="20"/>
-                        <w:szCs w:val="20"/>
-                      </w:rPr>
-                      <m:t>FFT</m:t>
-                    </m:r>
-                  </m:sub>
-                </m:sSub>
-                <m:r>
-                  <w:rPr>
-                    <w:rFonts w:ascii="Cambria Math" w:hAnsi="Cambria Math"/>
-                    <w:sz w:val="20"/>
-                    <w:szCs w:val="20"/>
-                  </w:rPr>
-                  <m:t>=2</m:t>
-                </m:r>
-                <m:sSub>
-                  <m:sSubPr>
-                    <m:ctrlPr>
-                      <w:rPr>
-                        <w:rFonts w:ascii="Cambria Math" w:hAnsi="Cambria Math"/>
-                        <w:b w:val="0"/>
-                        <w:i/>
-                        <w:sz w:val="20"/>
-                        <w:szCs w:val="20"/>
-                      </w:rPr>
-                    </m:ctrlPr>
-                  </m:sSubPr>
-                  <m:e>
-                    <m:r>
-                      <w:rPr>
-                        <w:rFonts w:ascii="Cambria Math" w:hAnsi="Cambria Math"/>
-                        <w:sz w:val="20"/>
-                        <w:szCs w:val="20"/>
-                      </w:rPr>
-                      <m:t>N</m:t>
-                    </m:r>
-                  </m:e>
-                  <m:sub>
-                    <m:r>
-                      <w:rPr>
-                        <w:rFonts w:ascii="Cambria Math" w:hAnsi="Cambria Math"/>
-                        <w:sz w:val="20"/>
-                        <w:szCs w:val="20"/>
-                      </w:rPr>
-                      <m:t>C</m:t>
-                    </m:r>
-                  </m:sub>
-                </m:sSub>
-                <m:r>
-                  <w:rPr>
-                    <w:rFonts w:ascii="Cambria Math" w:hAnsi="Cambria Math"/>
-                    <w:sz w:val="20"/>
-                    <w:szCs w:val="20"/>
-                  </w:rPr>
-                  <m:t>-</m:t>
-                </m:r>
-                <m:r>
-                  <w:rPr>
-                    <w:rFonts w:ascii="Cambria Math" w:eastAsiaTheme="minorEastAsia" w:hAnsi="Cambria Math"/>
-                    <w:sz w:val="20"/>
-                    <w:szCs w:val="20"/>
-                  </w:rPr>
-                  <m:t>1</m:t>
-                </m:r>
-              </m:oMath>
-            </m:oMathPara>
-          </w:p>
-        </w:tc>
-        <w:tc>
-          <w:tcPr>
-            <w:tcW w:w="3400" w:type="dxa"/>
-            <w:vAlign w:val="center"/>
-          </w:tcPr>
-          <w:p>
-            <w:pPr>
-              <w:jc w:val="left"/>
-              <w:cnfStyle w:val="000000000000" w:firstRow="0" w:lastRow="0" w:firstColumn="0" w:lastColumn="0" w:oddVBand="0" w:evenVBand="0" w:oddHBand="0" w:evenHBand="0" w:firstRowFirstColumn="0" w:firstRowLastColumn="0" w:lastRowFirstColumn="0" w:lastRowLastColumn="0"/>
-              <w:rPr>
-                <w:rFonts w:ascii="Cascadia Mono SemiLight" w:hAnsi="Cascadia Mono SemiLight"/>
-                <w:sz w:val="20"/>
-              </w:rPr>
-            </w:pPr>
-            <w:proofErr w:type="spellStart"/>
-            <w:proofErr w:type="gramStart"/>
-            <w:r>
-              <w:rPr>
-                <w:rFonts w:ascii="Cascadia Mono SemiLight" w:hAnsi="Cascadia Mono SemiLight"/>
-                <w:sz w:val="20"/>
-              </w:rPr>
-              <w:t>nfft</w:t>
-            </w:r>
-            <w:proofErr w:type="spellEnd"/>
-            <w:proofErr w:type="gramEnd"/>
-            <w:r>
-              <w:rPr>
-                <w:rFonts w:ascii="Cascadia Mono SemiLight" w:hAnsi="Cascadia Mono SemiLight"/>
-                <w:sz w:val="20"/>
-              </w:rPr>
-              <w:t>=</w:t>
-            </w:r>
-            <w:r>
-              <w:rPr>
-                <w:rFonts w:ascii="Cascadia Mono SemiLight" w:hAnsi="Cascadia Mono SemiLight"/>
-                <w:sz w:val="20"/>
-              </w:rPr>
-              <w:t>nextpow2(2</w:t>
-            </w:r>
-            <w:r>
-              <w:rPr>
-                <w:rFonts w:ascii="Cascadia Mono SemiLight" w:hAnsi="Cascadia Mono SemiLight"/>
-                <w:sz w:val="20"/>
-              </w:rPr>
-              <w:t xml:space="preserve"> </w:t>
-            </w:r>
-            <w:r>
-              <w:rPr>
-                <w:rFonts w:ascii="Cascadia Mono SemiLight" w:hAnsi="Cascadia Mono SemiLight"/>
-                <w:sz w:val="20"/>
-              </w:rPr>
-              <w:t>*</w:t>
-            </w:r>
-            <w:r>
-              <w:rPr>
-                <w:rFonts w:ascii="Cascadia Mono SemiLight" w:hAnsi="Cascadia Mono SemiLight"/>
-                <w:sz w:val="20"/>
-              </w:rPr>
-              <w:t xml:space="preserve"> </w:t>
-            </w:r>
-            <w:proofErr w:type="spellStart"/>
-            <w:r>
-              <w:rPr>
-                <w:rFonts w:ascii="Cascadia Mono SemiLight" w:hAnsi="Cascadia Mono SemiLight"/>
-                <w:sz w:val="20"/>
-              </w:rPr>
-              <w:t>Nc</w:t>
-            </w:r>
-            <w:proofErr w:type="spellEnd"/>
-            <w:r>
-              <w:rPr>
-                <w:rFonts w:ascii="Cascadia Mono SemiLight" w:hAnsi="Cascadia Mono SemiLight"/>
-                <w:sz w:val="20"/>
-              </w:rPr>
-              <w:t xml:space="preserve"> - 1)</w:t>
-            </w:r>
-          </w:p>
-        </w:tc>
-        <w:tc>
-          <w:tcPr>
-            <w:tcW w:w="3400" w:type="dxa"/>
-            <w:vAlign w:val="center"/>
-          </w:tcPr>
-          <w:p>
-            <w:pPr>
-              <w:jc w:val="left"/>
-              <w:cnfStyle w:val="000000000000" w:firstRow="0" w:lastRow="0" w:firstColumn="0" w:lastColumn="0" w:oddVBand="0" w:evenVBand="0" w:oddHBand="0" w:evenHBand="0" w:firstRowFirstColumn="0" w:firstRowLastColumn="0" w:lastRowFirstColumn="0" w:lastRowLastColumn="0"/>
-            </w:pPr>
-            <w:r>
-              <w:t>Radix-2 hızlı FFT hesaplaması</w:t>
-            </w:r>
-          </w:p>
-        </w:tc>
-      </w:tr>
-      <w:tr>
-        <w:trPr>
-          <w:cnfStyle w:val="000000100000" w:firstRow="0" w:lastRow="0" w:firstColumn="0" w:lastColumn="0" w:oddVBand="0" w:evenVBand="0" w:oddHBand="1" w:evenHBand="0" w:firstRowFirstColumn="0" w:firstRowLastColumn="0" w:lastRowFirstColumn="0" w:lastRowLastColumn="0"/>
-          <w:trHeight w:val="641"/>
-        </w:trPr>
-        <w:tc>
-          <w:tcPr>
-            <w:cnfStyle w:val="001000000000" w:firstRow="0" w:lastRow="0" w:firstColumn="1" w:lastColumn="0" w:oddVBand="0" w:evenVBand="0" w:oddHBand="0" w:evenHBand="0" w:firstRowFirstColumn="0" w:firstRowLastColumn="0" w:lastRowFirstColumn="0" w:lastRowLastColumn="0"/>
-            <w:tcW w:w="3399" w:type="dxa"/>
-            <w:vAlign w:val="center"/>
-          </w:tcPr>
-          <w:p>
-            <w:pPr>
-              <w:jc w:val="left"/>
-              <w:rPr>
-                <w:b w:val="0"/>
-                <w:sz w:val="20"/>
-                <w:szCs w:val="20"/>
-              </w:rPr>
-            </w:pPr>
-            <w:proofErr w:type="spellStart"/>
-            <w:r>
-              <w:rPr>
-                <w:b w:val="0"/>
-                <w:sz w:val="20"/>
-                <w:szCs w:val="20"/>
-              </w:rPr>
-              <w:t>LPF’nin</w:t>
-            </w:r>
-            <w:proofErr w:type="spellEnd"/>
-            <w:r>
-              <w:rPr>
-                <w:b w:val="0"/>
-                <w:sz w:val="20"/>
-                <w:szCs w:val="20"/>
-              </w:rPr>
-              <w:t xml:space="preserve"> her </w:t>
-            </w:r>
-            <w:proofErr w:type="spellStart"/>
-            <w:r>
-              <w:rPr>
-                <w:b w:val="0"/>
-                <w:sz w:val="20"/>
-                <w:szCs w:val="20"/>
-              </w:rPr>
-              <w:t>iterasyonda</w:t>
-            </w:r>
-            <w:proofErr w:type="spellEnd"/>
-            <w:r>
-              <w:rPr>
-                <w:b w:val="0"/>
-                <w:sz w:val="20"/>
-                <w:szCs w:val="20"/>
-              </w:rPr>
-              <w:t xml:space="preserve"> tasarlanması</w:t>
-            </w:r>
-          </w:p>
-        </w:tc>
-        <w:tc>
-          <w:tcPr>
-            <w:tcW w:w="3400" w:type="dxa"/>
-            <w:vAlign w:val="center"/>
-          </w:tcPr>
-          <w:p>
-            <w:pPr>
-              <w:jc w:val="left"/>
-              <w:cnfStyle w:val="000000100000" w:firstRow="0" w:lastRow="0" w:firstColumn="0" w:lastColumn="0" w:oddVBand="0" w:evenVBand="0" w:oddHBand="1" w:evenHBand="0" w:firstRowFirstColumn="0" w:firstRowLastColumn="0" w:lastRowFirstColumn="0" w:lastRowLastColumn="0"/>
-              <w:rPr>
-                <w:sz w:val="20"/>
-                <w:szCs w:val="20"/>
-              </w:rPr>
-            </w:pPr>
-            <w:r>
-              <w:rPr>
-                <w:sz w:val="20"/>
-                <w:szCs w:val="20"/>
-              </w:rPr>
-              <w:t>Katsayıların bir kez hesaplanması</w:t>
-            </w:r>
-          </w:p>
-        </w:tc>
-        <w:tc>
-          <w:tcPr>
-            <w:tcW w:w="3400" w:type="dxa"/>
-            <w:vAlign w:val="center"/>
-          </w:tcPr>
-          <w:p>
-            <w:pPr>
-              <w:jc w:val="left"/>
-              <w:cnfStyle w:val="000000100000" w:firstRow="0" w:lastRow="0" w:firstColumn="0" w:lastColumn="0" w:oddVBand="0" w:evenVBand="0" w:oddHBand="1" w:evenHBand="0" w:firstRowFirstColumn="0" w:firstRowLastColumn="0" w:lastRowFirstColumn="0" w:lastRowLastColumn="0"/>
-            </w:pPr>
-            <w:r>
-              <w:t>Tekrarlı işlem kaldırıldı</w:t>
-            </w:r>
-          </w:p>
-        </w:tc>
-      </w:tr>
-      <w:tr>
-        <w:trPr>
-          <w:trHeight w:val="635"/>
-        </w:trPr>
-        <w:tc>
-          <w:tcPr>
-            <w:cnfStyle w:val="001000000000" w:firstRow="0" w:lastRow="0" w:firstColumn="1" w:lastColumn="0" w:oddVBand="0" w:evenVBand="0" w:oddHBand="0" w:evenHBand="0" w:firstRowFirstColumn="0" w:firstRowLastColumn="0" w:lastRowFirstColumn="0" w:lastRowLastColumn="0"/>
-            <w:tcW w:w="3399" w:type="dxa"/>
-            <w:vAlign w:val="center"/>
-          </w:tcPr>
-          <w:p>
-            <w:pPr>
-              <w:jc w:val="left"/>
-              <w:rPr>
-                <w:b w:val="0"/>
-                <w:sz w:val="20"/>
-                <w:szCs w:val="20"/>
-              </w:rPr>
-            </w:pPr>
-            <w:r>
-              <w:rPr>
-                <w:b w:val="0"/>
-                <w:sz w:val="20"/>
-                <w:szCs w:val="20"/>
-              </w:rPr>
-              <w:t>Kanalların ayrı filtrelenmesi</w:t>
-            </w:r>
-          </w:p>
-        </w:tc>
-        <w:tc>
-          <w:tcPr>
-            <w:tcW w:w="3400" w:type="dxa"/>
-            <w:vAlign w:val="center"/>
-          </w:tcPr>
-          <w:p>
-            <w:pPr>
-              <w:jc w:val="left"/>
-              <w:cnfStyle w:val="000000000000" w:firstRow="0" w:lastRow="0" w:firstColumn="0" w:lastColumn="0" w:oddVBand="0" w:evenVBand="0" w:oddHBand="0" w:evenHBand="0" w:firstRowFirstColumn="0" w:firstRowLastColumn="0" w:lastRowFirstColumn="0" w:lastRowLastColumn="0"/>
-              <w:rPr>
-                <w:sz w:val="20"/>
-                <w:szCs w:val="20"/>
-              </w:rPr>
-            </w:pPr>
-            <w:r>
-              <w:rPr>
-                <w:sz w:val="20"/>
-                <w:szCs w:val="20"/>
-              </w:rPr>
-              <w:t>İki kolonun tek çağrıda filtrelenmesi</w:t>
-            </w:r>
-          </w:p>
-        </w:tc>
-        <w:tc>
-          <w:tcPr>
-            <w:tcW w:w="3400" w:type="dxa"/>
-            <w:vAlign w:val="center"/>
-          </w:tcPr>
-          <w:p>
-            <w:pPr>
-              <w:jc w:val="left"/>
-              <w:cnfStyle w:val="000000000000" w:firstRow="0" w:lastRow="0" w:firstColumn="0" w:lastColumn="0" w:oddVBand="0" w:evenVBand="0" w:oddHBand="0" w:evenHBand="0" w:firstRowFirstColumn="0" w:firstRowLastColumn="0" w:lastRowFirstColumn="0" w:lastRowLastColumn="0"/>
-            </w:pPr>
-            <w:proofErr w:type="spellStart"/>
-            <w:r>
-              <w:t>Vektörleştirme</w:t>
-            </w:r>
-            <w:proofErr w:type="spellEnd"/>
-          </w:p>
-        </w:tc>
-      </w:tr>
-      <w:tr>
-        <w:trPr>
-          <w:cnfStyle w:val="000000100000" w:firstRow="0" w:lastRow="0" w:firstColumn="0" w:lastColumn="0" w:oddVBand="0" w:evenVBand="0" w:oddHBand="1" w:evenHBand="0" w:firstRowFirstColumn="0" w:firstRowLastColumn="0" w:lastRowFirstColumn="0" w:lastRowLastColumn="0"/>
-          <w:trHeight w:val="635"/>
-        </w:trPr>
-        <w:tc>
-          <w:tcPr>
-            <w:cnfStyle w:val="001000000000" w:firstRow="0" w:lastRow="0" w:firstColumn="1" w:lastColumn="0" w:oddVBand="0" w:evenVBand="0" w:oddHBand="0" w:evenHBand="0" w:firstRowFirstColumn="0" w:firstRowLastColumn="0" w:lastRowFirstColumn="0" w:lastRowLastColumn="0"/>
-            <w:tcW w:w="3399" w:type="dxa"/>
-            <w:vAlign w:val="center"/>
-          </w:tcPr>
-          <w:p>
-            <w:pPr>
-              <w:jc w:val="left"/>
-              <w:rPr>
-                <w:b w:val="0"/>
-                <w:sz w:val="20"/>
-                <w:szCs w:val="20"/>
-              </w:rPr>
-            </w:pPr>
-            <w:r>
-              <w:rPr>
-                <w:b w:val="0"/>
-                <w:sz w:val="20"/>
-                <w:szCs w:val="20"/>
-              </w:rPr>
-              <w:t xml:space="preserve">Her </w:t>
-            </w:r>
-            <w:proofErr w:type="spellStart"/>
-            <w:r>
-              <w:rPr>
-                <w:b w:val="0"/>
-                <w:sz w:val="20"/>
-                <w:szCs w:val="20"/>
-              </w:rPr>
-              <w:t>iterasyonda</w:t>
-            </w:r>
-            <w:proofErr w:type="spellEnd"/>
-            <w:r>
-              <w:rPr>
-                <w:b w:val="0"/>
-                <w:sz w:val="20"/>
-                <w:szCs w:val="20"/>
-              </w:rPr>
-              <w:t xml:space="preserve"> kayan ortalama</w:t>
-            </w:r>
-          </w:p>
-        </w:tc>
-        <w:tc>
-          <w:tcPr>
-            <w:tcW w:w="3400" w:type="dxa"/>
-            <w:vAlign w:val="center"/>
-          </w:tcPr>
-          <w:p>
-            <w:pPr>
-              <w:jc w:val="left"/>
-              <w:cnfStyle w:val="000000100000" w:firstRow="0" w:lastRow="0" w:firstColumn="0" w:lastColumn="0" w:oddVBand="0" w:evenVBand="0" w:oddHBand="1" w:evenHBand="0" w:firstRowFirstColumn="0" w:firstRowLastColumn="0" w:lastRowFirstColumn="0" w:lastRowLastColumn="0"/>
-              <w:rPr>
-                <w:sz w:val="20"/>
-                <w:szCs w:val="20"/>
-              </w:rPr>
-            </w:pPr>
-            <w:r>
-              <w:rPr>
-                <w:sz w:val="20"/>
-                <w:szCs w:val="20"/>
-              </w:rPr>
-              <w:t>Toplama ve sonda bölme</w:t>
-            </w:r>
-          </w:p>
-        </w:tc>
-        <w:tc>
-          <w:tcPr>
-            <w:tcW w:w="3400" w:type="dxa"/>
-            <w:vAlign w:val="center"/>
-          </w:tcPr>
-          <w:p>
-            <w:pPr>
-              <w:jc w:val="left"/>
-              <w:cnfStyle w:val="000000100000" w:firstRow="0" w:lastRow="0" w:firstColumn="0" w:lastColumn="0" w:oddVBand="0" w:evenVBand="0" w:oddHBand="1" w:evenHBand="0" w:firstRowFirstColumn="0" w:firstRowLastColumn="0" w:lastRowFirstColumn="0" w:lastRowLastColumn="0"/>
-            </w:pPr>
-            <w:r>
-              <w:t>Daha az bölme işlemi</w:t>
-            </w:r>
-          </w:p>
-        </w:tc>
-      </w:tr>
-      <w:tr>
-        <w:trPr>
-          <w:trHeight w:val="641"/>
-        </w:trPr>
-        <w:tc>
-          <w:tcPr>
-            <w:cnfStyle w:val="001000000000" w:firstRow="0" w:lastRow="0" w:firstColumn="1" w:lastColumn="0" w:oddVBand="0" w:evenVBand="0" w:oddHBand="0" w:evenHBand="0" w:firstRowFirstColumn="0" w:firstRowLastColumn="0" w:lastRowFirstColumn="0" w:lastRowLastColumn="0"/>
-            <w:tcW w:w="3399" w:type="dxa"/>
-            <w:vAlign w:val="center"/>
-          </w:tcPr>
-          <w:p>
-            <w:pPr>
-              <w:jc w:val="left"/>
-              <w:rPr>
-                <w:b w:val="0"/>
-                <w:sz w:val="20"/>
-                <w:szCs w:val="20"/>
-              </w:rPr>
-            </w:pPr>
-            <w:proofErr w:type="spellStart"/>
-            <w:r>
-              <w:rPr>
-                <w:b w:val="0"/>
-                <w:sz w:val="20"/>
-                <w:szCs w:val="20"/>
-              </w:rPr>
-              <w:t>Log</w:t>
-            </w:r>
-            <w:proofErr w:type="spellEnd"/>
-            <w:r>
-              <w:rPr>
-                <w:b w:val="0"/>
-                <w:sz w:val="20"/>
-                <w:szCs w:val="20"/>
-              </w:rPr>
-              <w:t>-bin içinde maksimum değer</w:t>
-            </w:r>
-          </w:p>
-        </w:tc>
-        <w:tc>
-          <w:tcPr>
-            <w:tcW w:w="3400" w:type="dxa"/>
-            <w:vAlign w:val="center"/>
-          </w:tcPr>
-          <w:p>
-            <w:pPr>
-              <w:jc w:val="left"/>
-              <w:cnfStyle w:val="000000000000" w:firstRow="0" w:lastRow="0" w:firstColumn="0" w:lastColumn="0" w:oddVBand="0" w:evenVBand="0" w:oddHBand="0" w:evenHBand="0" w:firstRowFirstColumn="0" w:firstRowLastColumn="0" w:lastRowFirstColumn="0" w:lastRowLastColumn="0"/>
-              <w:rPr>
-                <w:sz w:val="20"/>
-                <w:szCs w:val="20"/>
-              </w:rPr>
-            </w:pPr>
-            <w:r>
-              <w:rPr>
-                <w:sz w:val="20"/>
-                <w:szCs w:val="20"/>
-              </w:rPr>
-              <w:t>Lineer PSD ortalaması</w:t>
-            </w:r>
-          </w:p>
-        </w:tc>
-        <w:tc>
-          <w:tcPr>
-            <w:tcW w:w="3400" w:type="dxa"/>
-            <w:vAlign w:val="center"/>
-          </w:tcPr>
-          <w:p>
-            <w:pPr>
-              <w:jc w:val="left"/>
-              <w:cnfStyle w:val="000000000000" w:firstRow="0" w:lastRow="0" w:firstColumn="0" w:lastColumn="0" w:oddVBand="0" w:evenVBand="0" w:oddHBand="0" w:evenHBand="0" w:firstRowFirstColumn="0" w:firstRowLastColumn="0" w:lastRowFirstColumn="0" w:lastRowLastColumn="0"/>
-            </w:pPr>
-            <w:r>
-              <w:t>Daha doğru ortalama güç</w:t>
-            </w:r>
-          </w:p>
-        </w:tc>
-      </w:tr>
-      <w:tr>
-        <w:trPr>
-          <w:cnfStyle w:val="000000100000" w:firstRow="0" w:lastRow="0" w:firstColumn="0" w:lastColumn="0" w:oddVBand="0" w:evenVBand="0" w:oddHBand="1" w:evenHBand="0" w:firstRowFirstColumn="0" w:firstRowLastColumn="0" w:lastRowFirstColumn="0" w:lastRowLastColumn="0"/>
-          <w:trHeight w:val="351"/>
-        </w:trPr>
-        <w:tc>
-          <w:tcPr>
-            <w:cnfStyle w:val="001000000000" w:firstRow="0" w:lastRow="0" w:firstColumn="1" w:lastColumn="0" w:oddVBand="0" w:evenVBand="0" w:oddHBand="0" w:evenHBand="0" w:firstRowFirstColumn="0" w:firstRowLastColumn="0" w:lastRowFirstColumn="0" w:lastRowLastColumn="0"/>
-            <w:tcW w:w="3399" w:type="dxa"/>
-            <w:vAlign w:val="center"/>
-          </w:tcPr>
-          <w:p>
-            <w:pPr>
-              <w:jc w:val="left"/>
-              <w:rPr>
-                <w:b w:val="0"/>
-                <w:sz w:val="20"/>
-                <w:szCs w:val="20"/>
-              </w:rPr>
-            </w:pPr>
-            <w:r>
-              <w:rPr>
-                <w:b w:val="0"/>
-                <w:sz w:val="20"/>
-                <w:szCs w:val="20"/>
-              </w:rPr>
-              <w:t xml:space="preserve">Kullanılmayan </w:t>
-            </w:r>
-            <w:proofErr w:type="spellStart"/>
-            <w:r>
-              <w:rPr>
-                <w:b w:val="0"/>
-                <w:sz w:val="20"/>
-                <w:szCs w:val="20"/>
-              </w:rPr>
-              <w:t>Welch</w:t>
-            </w:r>
-            <w:proofErr w:type="spellEnd"/>
-            <w:r>
-              <w:rPr>
-                <w:b w:val="0"/>
-                <w:sz w:val="20"/>
-                <w:szCs w:val="20"/>
-              </w:rPr>
-              <w:t xml:space="preserve"> sonuçları</w:t>
-            </w:r>
-          </w:p>
-        </w:tc>
-        <w:tc>
-          <w:tcPr>
-            <w:tcW w:w="3400" w:type="dxa"/>
-            <w:vAlign w:val="center"/>
-          </w:tcPr>
-          <w:p>
-            <w:pPr>
-              <w:jc w:val="left"/>
-              <w:cnfStyle w:val="000000100000" w:firstRow="0" w:lastRow="0" w:firstColumn="0" w:lastColumn="0" w:oddVBand="0" w:evenVBand="0" w:oddHBand="1" w:evenHBand="0" w:firstRowFirstColumn="0" w:firstRowLastColumn="0" w:lastRowFirstColumn="0" w:lastRowLastColumn="0"/>
-              <w:rPr>
-                <w:sz w:val="20"/>
-                <w:szCs w:val="20"/>
-              </w:rPr>
-            </w:pPr>
-            <w:r>
-              <w:rPr>
-                <w:sz w:val="20"/>
-                <w:szCs w:val="20"/>
-              </w:rPr>
-              <w:t>Yalnız Cross-PSD ve DUT FFT</w:t>
-            </w:r>
-          </w:p>
-        </w:tc>
-        <w:tc>
-          <w:tcPr>
-            <w:tcW w:w="3400" w:type="dxa"/>
-            <w:vAlign w:val="center"/>
-          </w:tcPr>
-          <w:p>
-            <w:pPr>
-              <w:jc w:val="left"/>
-              <w:cnfStyle w:val="000000100000" w:firstRow="0" w:lastRow="0" w:firstColumn="0" w:lastColumn="0" w:oddVBand="0" w:evenVBand="0" w:oddHBand="1" w:evenHBand="0" w:firstRowFirstColumn="0" w:firstRowLastColumn="0" w:lastRowFirstColumn="0" w:lastRowLastColumn="0"/>
-            </w:pPr>
-            <w:r>
-              <w:t>Daha sade çıktı</w:t>
-            </w:r>
-          </w:p>
-        </w:tc>
-      </w:tr>
-      <w:tr>
-        <w:trPr>
-          <w:trHeight w:val="351"/>
-        </w:trPr>
-        <w:tc>
-          <w:tcPr>
-            <w:cnfStyle w:val="001000000000" w:firstRow="0" w:lastRow="0" w:firstColumn="1" w:lastColumn="0" w:oddVBand="0" w:evenVBand="0" w:oddHBand="0" w:evenHBand="0" w:firstRowFirstColumn="0" w:firstRowLastColumn="0" w:lastRowFirstColumn="0" w:lastRowLastColumn="0"/>
-            <w:tcW w:w="3399" w:type="dxa"/>
-            <w:vAlign w:val="center"/>
-          </w:tcPr>
-          <w:p>
-            <w:pPr>
-              <w:jc w:val="left"/>
-              <w:rPr>
-                <w:b w:val="0"/>
-                <w:sz w:val="20"/>
-                <w:szCs w:val="20"/>
-              </w:rPr>
-            </w:pPr>
-            <w:r>
-              <w:rPr>
-                <w:b w:val="0"/>
-                <w:sz w:val="20"/>
-                <w:szCs w:val="20"/>
-              </w:rPr>
-              <w:t>Kontrolsüz girişler</w:t>
-            </w:r>
-          </w:p>
-        </w:tc>
-        <w:tc>
-          <w:tcPr>
-            <w:tcW w:w="3400" w:type="dxa"/>
-            <w:vAlign w:val="center"/>
-          </w:tcPr>
-          <w:p>
-            <w:pPr>
-              <w:jc w:val="left"/>
-              <w:cnfStyle w:val="000000000000" w:firstRow="0" w:lastRow="0" w:firstColumn="0" w:lastColumn="0" w:oddVBand="0" w:evenVBand="0" w:oddHBand="0" w:evenHBand="0" w:firstRowFirstColumn="0" w:firstRowLastColumn="0" w:lastRowFirstColumn="0" w:lastRowLastColumn="0"/>
-              <w:rPr>
-                <w:sz w:val="20"/>
-                <w:szCs w:val="20"/>
-              </w:rPr>
-            </w:pPr>
-            <w:proofErr w:type="spellStart"/>
-            <w:proofErr w:type="gramStart"/>
-            <w:r>
-              <w:rPr>
-                <w:rFonts w:ascii="Cascadia Mono SemiLight" w:hAnsi="Cascadia Mono SemiLight"/>
-                <w:sz w:val="18"/>
-                <w:szCs w:val="20"/>
-              </w:rPr>
-              <w:t>validate</w:t>
-            </w:r>
-            <w:proofErr w:type="gramEnd"/>
-            <w:r>
-              <w:rPr>
-                <w:rFonts w:ascii="Cascadia Mono SemiLight" w:hAnsi="Cascadia Mono SemiLight"/>
-                <w:sz w:val="18"/>
-                <w:szCs w:val="20"/>
-              </w:rPr>
-              <w:t>_config</w:t>
-            </w:r>
-            <w:proofErr w:type="spellEnd"/>
-            <w:r>
-              <w:rPr>
-                <w:sz w:val="18"/>
-                <w:szCs w:val="20"/>
-              </w:rPr>
-              <w:t xml:space="preserve"> </w:t>
-            </w:r>
-            <w:r>
-              <w:rPr>
-                <w:sz w:val="20"/>
-                <w:szCs w:val="20"/>
-              </w:rPr>
-              <w:t>doğrulaması</w:t>
-            </w:r>
-          </w:p>
-        </w:tc>
-        <w:tc>
-          <w:tcPr>
-            <w:tcW w:w="3400" w:type="dxa"/>
-            <w:vAlign w:val="center"/>
-          </w:tcPr>
-          <w:p>
-            <w:pPr>
-              <w:jc w:val="left"/>
-              <w:cnfStyle w:val="000000000000" w:firstRow="0" w:lastRow="0" w:firstColumn="0" w:lastColumn="0" w:oddVBand="0" w:evenVBand="0" w:oddHBand="0" w:evenHBand="0" w:firstRowFirstColumn="0" w:firstRowLastColumn="0" w:lastRowFirstColumn="0" w:lastRowLastColumn="0"/>
-            </w:pPr>
-            <w:r>
-              <w:t>Hataların erken yakalanması</w:t>
-            </w:r>
-          </w:p>
-        </w:tc>
-      </w:tr>
-    </w:tbl>
-    <w:p>
-      <w:r>
-        <w:t xml:space="preserve">Daha önce 5.2’de bahsedildiği gibi projenin erken aşamalarında farklı bir akış </w:t>
-      </w:r>
-      <w:proofErr w:type="gramStart"/>
-      <w:r>
-        <w:t>vardı,</w:t>
-      </w:r>
-      <w:proofErr w:type="gramEnd"/>
-      <w:r>
-        <w:t xml:space="preserve"> hem gerçekçilik hem de simülasyonların hızlanması için belirli optimizasyonlar yapıldı. Bunlar:</w:t>
-      </w:r>
-    </w:p>
-    <w:p/>
-    <w:p>
-      <w:r>
-        <w:t xml:space="preserve">En önemli değişiklik, </w:t>
-      </w:r>
-      <w:proofErr w:type="spellStart"/>
-      <w:r>
-        <w:t>cross-correlation</w:t>
-      </w:r>
-      <w:proofErr w:type="spellEnd"/>
-      <w:r>
-        <w:t xml:space="preserve"> fonksiyonu üzerinden spektruma geçmek yerine </w:t>
-      </w:r>
-      <w:proofErr w:type="spellStart"/>
-      <w:r>
-        <w:t>cross-spectrum’un</w:t>
+        <w:t>spectrum’un</w:t>
       </w:r>
       <w:proofErr w:type="spellEnd"/>
       <w:r>
@@ -5997,17 +6453,1014 @@
     </w:p>
     <w:p>
       <w:r>
-        <w:t xml:space="preserve">Bu yöntem matematiksel olarak önceki yaklaşımla eşdeğerdir; ancak büyük örnek ve </w:t>
-      </w:r>
-      <w:proofErr w:type="spellStart"/>
-      <w:r>
-        <w:t>iterasyon</w:t>
-      </w:r>
-      <w:proofErr w:type="spellEnd"/>
-      <w:r>
-        <w:t xml:space="preserve"> sayılarında daha hızlı çalışır.</w:t>
-      </w:r>
-    </w:p>
+        <w:t>Bu yöntem matematiksel olarak önceki yaklaşımla eşdeğerdir; ancak büyük örnek ve iterasyon sayılarında daha hızlı çalışır.</w:t>
+      </w:r>
+    </w:p>
+    <w:tbl>
+      <w:tblPr>
+        <w:tblStyle w:val="GridTable4-Accent3"/>
+        <w:tblpPr w:leftFromText="141" w:rightFromText="141" w:vertAnchor="page" w:horzAnchor="margin" w:tblpXSpec="center" w:tblpY="522"/>
+        <w:tblW w:w="10199" w:type="dxa"/>
+        <w:tblLook w:val="04A0" w:firstRow="1" w:lastRow="0" w:firstColumn="1" w:lastColumn="0" w:noHBand="0" w:noVBand="1"/>
+      </w:tblPr>
+      <w:tblGrid>
+        <w:gridCol w:w="3399"/>
+        <w:gridCol w:w="3400"/>
+        <w:gridCol w:w="3400"/>
+      </w:tblGrid>
+      <w:tr>
+        <w:trPr>
+          <w:cnfStyle w:val="100000000000" w:firstRow="1" w:lastRow="0" w:firstColumn="0" w:lastColumn="0" w:oddVBand="0" w:evenVBand="0" w:oddHBand="0" w:evenHBand="0" w:firstRowFirstColumn="0" w:firstRowLastColumn="0" w:lastRowFirstColumn="0" w:lastRowLastColumn="0"/>
+          <w:trHeight w:val="314"/>
+        </w:trPr>
+        <w:tc>
+          <w:tcPr>
+            <w:cnfStyle w:val="001000000000" w:firstRow="0" w:lastRow="0" w:firstColumn="1" w:lastColumn="0" w:oddVBand="0" w:evenVBand="0" w:oddHBand="0" w:evenHBand="0" w:firstRowFirstColumn="0" w:firstRowLastColumn="0" w:lastRowFirstColumn="0" w:lastRowLastColumn="0"/>
+            <w:tcW w:w="3399" w:type="dxa"/>
+            <w:tcBorders>
+              <w:bottom w:val="single" w:sz="12" w:space="0" w:color="auto"/>
+            </w:tcBorders>
+            <w:shd w:val="clear" w:color="auto" w:fill="FFFFFF" w:themeFill="background1"/>
+            <w:vAlign w:val="center"/>
+          </w:tcPr>
+          <w:p>
+            <w:pPr>
+              <w:jc w:val="left"/>
+              <w:rPr>
+                <w:color w:val="auto"/>
+                <w:sz w:val="20"/>
+              </w:rPr>
+            </w:pPr>
+            <w:r>
+              <w:rPr>
+                <w:color w:val="auto"/>
+                <w:sz w:val="20"/>
+              </w:rPr>
+              <w:lastRenderedPageBreak/>
+              <w:t>Önceki Yöntem</w:t>
+            </w:r>
+          </w:p>
+        </w:tc>
+        <w:tc>
+          <w:tcPr>
+            <w:tcW w:w="3400" w:type="dxa"/>
+            <w:tcBorders>
+              <w:bottom w:val="single" w:sz="12" w:space="0" w:color="auto"/>
+            </w:tcBorders>
+            <w:shd w:val="clear" w:color="auto" w:fill="FFFFFF" w:themeFill="background1"/>
+            <w:vAlign w:val="center"/>
+          </w:tcPr>
+          <w:p>
+            <w:pPr>
+              <w:jc w:val="center"/>
+              <w:cnfStyle w:val="100000000000" w:firstRow="1" w:lastRow="0" w:firstColumn="0" w:lastColumn="0" w:oddVBand="0" w:evenVBand="0" w:oddHBand="0" w:evenHBand="0" w:firstRowFirstColumn="0" w:firstRowLastColumn="0" w:lastRowFirstColumn="0" w:lastRowLastColumn="0"/>
+              <w:rPr>
+                <w:color w:val="auto"/>
+                <w:sz w:val="20"/>
+              </w:rPr>
+            </w:pPr>
+            <w:r>
+              <w:rPr>
+                <w:color w:val="auto"/>
+                <w:sz w:val="20"/>
+              </w:rPr>
+              <w:t>Optimize Edilmiş Yöntem</w:t>
+            </w:r>
+          </w:p>
+        </w:tc>
+        <w:tc>
+          <w:tcPr>
+            <w:tcW w:w="3400" w:type="dxa"/>
+            <w:tcBorders>
+              <w:bottom w:val="single" w:sz="12" w:space="0" w:color="auto"/>
+            </w:tcBorders>
+            <w:shd w:val="clear" w:color="auto" w:fill="FFFFFF" w:themeFill="background1"/>
+            <w:vAlign w:val="center"/>
+          </w:tcPr>
+          <w:p>
+            <w:pPr>
+              <w:jc w:val="right"/>
+              <w:cnfStyle w:val="100000000000" w:firstRow="1" w:lastRow="0" w:firstColumn="0" w:lastColumn="0" w:oddVBand="0" w:evenVBand="0" w:oddHBand="0" w:evenHBand="0" w:firstRowFirstColumn="0" w:firstRowLastColumn="0" w:lastRowFirstColumn="0" w:lastRowLastColumn="0"/>
+              <w:rPr>
+                <w:color w:val="auto"/>
+                <w:sz w:val="20"/>
+              </w:rPr>
+            </w:pPr>
+            <w:r>
+              <w:rPr>
+                <w:color w:val="auto"/>
+                <w:sz w:val="20"/>
+              </w:rPr>
+              <w:t>Kazanım</w:t>
+            </w:r>
+          </w:p>
+        </w:tc>
+      </w:tr>
+      <w:tr>
+        <w:trPr>
+          <w:cnfStyle w:val="000000100000" w:firstRow="0" w:lastRow="0" w:firstColumn="0" w:lastColumn="0" w:oddVBand="0" w:evenVBand="0" w:oddHBand="1" w:evenHBand="0" w:firstRowFirstColumn="0" w:firstRowLastColumn="0" w:lastRowFirstColumn="0" w:lastRowLastColumn="0"/>
+          <w:trHeight w:val="346"/>
+        </w:trPr>
+        <w:tc>
+          <w:tcPr>
+            <w:cnfStyle w:val="001000000000" w:firstRow="0" w:lastRow="0" w:firstColumn="1" w:lastColumn="0" w:oddVBand="0" w:evenVBand="0" w:oddHBand="0" w:evenHBand="0" w:firstRowFirstColumn="0" w:firstRowLastColumn="0" w:lastRowFirstColumn="0" w:lastRowLastColumn="0"/>
+            <w:tcW w:w="3399" w:type="dxa"/>
+            <w:tcBorders>
+              <w:top w:val="single" w:sz="12" w:space="0" w:color="auto"/>
+            </w:tcBorders>
+            <w:vAlign w:val="center"/>
+          </w:tcPr>
+          <w:p>
+            <w:pPr>
+              <w:jc w:val="left"/>
+              <w:rPr>
+                <w:rFonts w:ascii="Cascadia Mono SemiLight" w:hAnsi="Cascadia Mono SemiLight"/>
+                <w:b w:val="0"/>
+                <w:sz w:val="20"/>
+                <w:szCs w:val="20"/>
+              </w:rPr>
+            </w:pPr>
+            <w:proofErr w:type="spellStart"/>
+            <w:r>
+              <w:rPr>
+                <w:rFonts w:ascii="Cascadia Mono SemiLight" w:hAnsi="Cascadia Mono SemiLight"/>
+                <w:b w:val="0"/>
+                <w:sz w:val="18"/>
+                <w:szCs w:val="20"/>
+              </w:rPr>
+              <w:t>xcorr</w:t>
+            </w:r>
+            <w:proofErr w:type="spellEnd"/>
+            <w:r>
+              <w:rPr>
+                <w:rFonts w:ascii="Cascadia Mono SemiLight" w:hAnsi="Cascadia Mono SemiLight"/>
+                <w:b w:val="0"/>
+                <w:sz w:val="18"/>
+                <w:szCs w:val="20"/>
+              </w:rPr>
+              <w:t xml:space="preserve"> → </w:t>
+            </w:r>
+            <w:proofErr w:type="spellStart"/>
+            <w:r>
+              <w:rPr>
+                <w:rFonts w:ascii="Cascadia Mono SemiLight" w:hAnsi="Cascadia Mono SemiLight"/>
+                <w:b w:val="0"/>
+                <w:sz w:val="18"/>
+                <w:szCs w:val="20"/>
+              </w:rPr>
+              <w:t>ifftshift</w:t>
+            </w:r>
+            <w:proofErr w:type="spellEnd"/>
+            <w:r>
+              <w:rPr>
+                <w:rFonts w:ascii="Cascadia Mono SemiLight" w:hAnsi="Cascadia Mono SemiLight"/>
+                <w:b w:val="0"/>
+                <w:sz w:val="18"/>
+                <w:szCs w:val="20"/>
+              </w:rPr>
+              <w:t xml:space="preserve"> → </w:t>
+            </w:r>
+            <w:proofErr w:type="spellStart"/>
+            <w:r>
+              <w:rPr>
+                <w:rFonts w:ascii="Cascadia Mono SemiLight" w:hAnsi="Cascadia Mono SemiLight"/>
+                <w:b w:val="0"/>
+                <w:sz w:val="18"/>
+                <w:szCs w:val="20"/>
+              </w:rPr>
+              <w:t>fft</w:t>
+            </w:r>
+            <w:proofErr w:type="spellEnd"/>
+          </w:p>
+        </w:tc>
+        <w:tc>
+          <w:tcPr>
+            <w:tcW w:w="3400" w:type="dxa"/>
+            <w:tcBorders>
+              <w:top w:val="single" w:sz="12" w:space="0" w:color="auto"/>
+            </w:tcBorders>
+            <w:vAlign w:val="center"/>
+          </w:tcPr>
+          <w:p>
+            <w:pPr>
+              <w:jc w:val="center"/>
+              <w:cnfStyle w:val="000000100000" w:firstRow="0" w:lastRow="0" w:firstColumn="0" w:lastColumn="0" w:oddVBand="0" w:evenVBand="0" w:oddHBand="1" w:evenHBand="0" w:firstRowFirstColumn="0" w:firstRowLastColumn="0" w:lastRowFirstColumn="0" w:lastRowLastColumn="0"/>
+              <w:rPr>
+                <w:sz w:val="20"/>
+                <w:szCs w:val="20"/>
+              </w:rPr>
+            </w:pPr>
+            <w:r>
+              <w:rPr>
+                <w:sz w:val="20"/>
+                <w:szCs w:val="20"/>
+              </w:rPr>
+              <w:t xml:space="preserve">Doğrudan </w:t>
+            </w:r>
+            <m:oMath>
+              <m:sSub>
+                <m:sSubPr>
+                  <m:ctrlPr>
+                    <w:rPr>
+                      <w:rFonts w:ascii="Cambria Math" w:hAnsi="Cambria Math"/>
+                      <w:i/>
+                      <w:sz w:val="20"/>
+                      <w:szCs w:val="20"/>
+                    </w:rPr>
+                  </m:ctrlPr>
+                </m:sSubPr>
+                <m:e>
+                  <m:r>
+                    <w:rPr>
+                      <w:rFonts w:ascii="Cambria Math" w:hAnsi="Cambria Math"/>
+                      <w:sz w:val="20"/>
+                      <w:szCs w:val="20"/>
+                    </w:rPr>
+                    <m:t>X</m:t>
+                  </m:r>
+                </m:e>
+                <m:sub>
+                  <m:r>
+                    <w:rPr>
+                      <w:rFonts w:ascii="Cambria Math" w:hAnsi="Cambria Math"/>
+                      <w:sz w:val="20"/>
+                      <w:szCs w:val="20"/>
+                    </w:rPr>
+                    <m:t>1</m:t>
+                  </m:r>
+                </m:sub>
+              </m:sSub>
+              <m:sSubSup>
+                <m:sSubSupPr>
+                  <m:ctrlPr>
+                    <w:rPr>
+                      <w:rFonts w:ascii="Cambria Math" w:hAnsi="Cambria Math"/>
+                      <w:i/>
+                      <w:sz w:val="20"/>
+                      <w:szCs w:val="20"/>
+                    </w:rPr>
+                  </m:ctrlPr>
+                </m:sSubSupPr>
+                <m:e>
+                  <m:r>
+                    <w:rPr>
+                      <w:rFonts w:ascii="Cambria Math" w:hAnsi="Cambria Math"/>
+                      <w:sz w:val="20"/>
+                      <w:szCs w:val="20"/>
+                    </w:rPr>
+                    <m:t>X</m:t>
+                  </m:r>
+                </m:e>
+                <m:sub>
+                  <m:r>
+                    <w:rPr>
+                      <w:rFonts w:ascii="Cambria Math" w:hAnsi="Cambria Math"/>
+                      <w:sz w:val="20"/>
+                      <w:szCs w:val="20"/>
+                    </w:rPr>
+                    <m:t>2</m:t>
+                  </m:r>
+                </m:sub>
+                <m:sup>
+                  <m:r>
+                    <w:rPr>
+                      <w:rFonts w:ascii="Cambria Math" w:hAnsi="Cambria Math"/>
+                      <w:sz w:val="20"/>
+                      <w:szCs w:val="20"/>
+                    </w:rPr>
+                    <m:t>*</m:t>
+                  </m:r>
+                </m:sup>
+              </m:sSubSup>
+            </m:oMath>
+          </w:p>
+        </w:tc>
+        <w:tc>
+          <w:tcPr>
+            <w:tcW w:w="3400" w:type="dxa"/>
+            <w:tcBorders>
+              <w:top w:val="single" w:sz="12" w:space="0" w:color="auto"/>
+            </w:tcBorders>
+            <w:vAlign w:val="center"/>
+          </w:tcPr>
+          <w:p>
+            <w:pPr>
+              <w:jc w:val="right"/>
+              <w:cnfStyle w:val="000000100000" w:firstRow="0" w:lastRow="0" w:firstColumn="0" w:lastColumn="0" w:oddVBand="0" w:evenVBand="0" w:oddHBand="1" w:evenHBand="0" w:firstRowFirstColumn="0" w:firstRowLastColumn="0" w:lastRowFirstColumn="0" w:lastRowLastColumn="0"/>
+            </w:pPr>
+            <w:r>
+              <w:t>Daha az işlem</w:t>
+            </w:r>
+          </w:p>
+        </w:tc>
+      </w:tr>
+      <w:tr>
+        <w:trPr>
+          <w:trHeight w:val="382"/>
+        </w:trPr>
+        <w:tc>
+          <w:tcPr>
+            <w:cnfStyle w:val="001000000000" w:firstRow="0" w:lastRow="0" w:firstColumn="1" w:lastColumn="0" w:oddVBand="0" w:evenVBand="0" w:oddHBand="0" w:evenHBand="0" w:firstRowFirstColumn="0" w:firstRowLastColumn="0" w:lastRowFirstColumn="0" w:lastRowLastColumn="0"/>
+            <w:tcW w:w="3399" w:type="dxa"/>
+            <w:vAlign w:val="center"/>
+          </w:tcPr>
+          <w:p>
+            <w:pPr>
+              <w:jc w:val="left"/>
+              <w:rPr>
+                <w:b w:val="0"/>
+                <w:sz w:val="20"/>
+                <w:szCs w:val="20"/>
+              </w:rPr>
+            </w:pPr>
+            <m:oMathPara>
+              <m:oMath>
+                <m:sSub>
+                  <m:sSubPr>
+                    <m:ctrlPr>
+                      <w:rPr>
+                        <w:rFonts w:ascii="Cambria Math" w:hAnsi="Cambria Math"/>
+                        <w:b w:val="0"/>
+                        <w:i/>
+                        <w:sz w:val="20"/>
+                        <w:szCs w:val="20"/>
+                      </w:rPr>
+                    </m:ctrlPr>
+                  </m:sSubPr>
+                  <m:e>
+                    <m:r>
+                      <m:rPr>
+                        <m:sty m:val="bi"/>
+                      </m:rPr>
+                      <w:rPr>
+                        <w:rFonts w:ascii="Cambria Math" w:hAnsi="Cambria Math"/>
+                        <w:sz w:val="20"/>
+                        <w:szCs w:val="20"/>
+                      </w:rPr>
+                      <m:t>N</m:t>
+                    </m:r>
+                  </m:e>
+                  <m:sub>
+                    <m:r>
+                      <m:rPr>
+                        <m:sty m:val="bi"/>
+                      </m:rPr>
+                      <w:rPr>
+                        <w:rFonts w:ascii="Cambria Math" w:hAnsi="Cambria Math"/>
+                        <w:sz w:val="20"/>
+                        <w:szCs w:val="20"/>
+                      </w:rPr>
+                      <m:t>FFT</m:t>
+                    </m:r>
+                  </m:sub>
+                </m:sSub>
+                <m:r>
+                  <m:rPr>
+                    <m:sty m:val="bi"/>
+                  </m:rPr>
+                  <w:rPr>
+                    <w:rFonts w:ascii="Cambria Math" w:hAnsi="Cambria Math"/>
+                    <w:sz w:val="20"/>
+                    <w:szCs w:val="20"/>
+                  </w:rPr>
+                  <m:t>=2</m:t>
+                </m:r>
+                <m:sSub>
+                  <m:sSubPr>
+                    <m:ctrlPr>
+                      <w:rPr>
+                        <w:rFonts w:ascii="Cambria Math" w:hAnsi="Cambria Math"/>
+                        <w:b w:val="0"/>
+                        <w:i/>
+                        <w:sz w:val="20"/>
+                        <w:szCs w:val="20"/>
+                      </w:rPr>
+                    </m:ctrlPr>
+                  </m:sSubPr>
+                  <m:e>
+                    <m:r>
+                      <m:rPr>
+                        <m:sty m:val="bi"/>
+                      </m:rPr>
+                      <w:rPr>
+                        <w:rFonts w:ascii="Cambria Math" w:hAnsi="Cambria Math"/>
+                        <w:sz w:val="20"/>
+                        <w:szCs w:val="20"/>
+                      </w:rPr>
+                      <m:t>N</m:t>
+                    </m:r>
+                  </m:e>
+                  <m:sub>
+                    <m:r>
+                      <m:rPr>
+                        <m:sty m:val="bi"/>
+                      </m:rPr>
+                      <w:rPr>
+                        <w:rFonts w:ascii="Cambria Math" w:hAnsi="Cambria Math"/>
+                        <w:sz w:val="20"/>
+                        <w:szCs w:val="20"/>
+                      </w:rPr>
+                      <m:t>C</m:t>
+                    </m:r>
+                  </m:sub>
+                </m:sSub>
+                <m:r>
+                  <m:rPr>
+                    <m:sty m:val="bi"/>
+                  </m:rPr>
+                  <w:rPr>
+                    <w:rFonts w:ascii="Cambria Math" w:hAnsi="Cambria Math"/>
+                    <w:sz w:val="20"/>
+                    <w:szCs w:val="20"/>
+                  </w:rPr>
+                  <m:t>-</m:t>
+                </m:r>
+                <m:r>
+                  <m:rPr>
+                    <m:sty m:val="bi"/>
+                  </m:rPr>
+                  <w:rPr>
+                    <w:rFonts w:ascii="Cambria Math" w:eastAsiaTheme="minorEastAsia" w:hAnsi="Cambria Math"/>
+                    <w:sz w:val="20"/>
+                    <w:szCs w:val="20"/>
+                  </w:rPr>
+                  <m:t>1</m:t>
+                </m:r>
+              </m:oMath>
+            </m:oMathPara>
+          </w:p>
+        </w:tc>
+        <w:tc>
+          <w:tcPr>
+            <w:tcW w:w="3400" w:type="dxa"/>
+            <w:vAlign w:val="center"/>
+          </w:tcPr>
+          <w:p>
+            <w:pPr>
+              <w:jc w:val="center"/>
+              <w:cnfStyle w:val="000000000000" w:firstRow="0" w:lastRow="0" w:firstColumn="0" w:lastColumn="0" w:oddVBand="0" w:evenVBand="0" w:oddHBand="0" w:evenHBand="0" w:firstRowFirstColumn="0" w:firstRowLastColumn="0" w:lastRowFirstColumn="0" w:lastRowLastColumn="0"/>
+              <w:rPr>
+                <w:rFonts w:ascii="Cascadia Mono SemiLight" w:hAnsi="Cascadia Mono SemiLight"/>
+                <w:sz w:val="20"/>
+              </w:rPr>
+            </w:pPr>
+            <w:proofErr w:type="spellStart"/>
+            <w:r>
+              <w:rPr>
+                <w:rFonts w:ascii="Cascadia Mono SemiLight" w:hAnsi="Cascadia Mono SemiLight"/>
+                <w:sz w:val="20"/>
+              </w:rPr>
+              <w:t>nfft</w:t>
+            </w:r>
+            <w:proofErr w:type="spellEnd"/>
+            <w:r>
+              <w:rPr>
+                <w:rFonts w:ascii="Cascadia Mono SemiLight" w:hAnsi="Cascadia Mono SemiLight"/>
+                <w:sz w:val="20"/>
+              </w:rPr>
+              <w:t>=</w:t>
+            </w:r>
+            <w:r>
+              <w:rPr>
+                <w:rFonts w:ascii="Cascadia Mono SemiLight" w:hAnsi="Cascadia Mono SemiLight"/>
+                <w:sz w:val="20"/>
+              </w:rPr>
+              <w:t>nextpow2(2</w:t>
+            </w:r>
+            <w:r>
+              <w:rPr>
+                <w:rFonts w:ascii="Cascadia Mono SemiLight" w:hAnsi="Cascadia Mono SemiLight"/>
+                <w:sz w:val="20"/>
+              </w:rPr>
+              <w:t xml:space="preserve"> </w:t>
+            </w:r>
+            <w:r>
+              <w:rPr>
+                <w:rFonts w:ascii="Cascadia Mono SemiLight" w:hAnsi="Cascadia Mono SemiLight"/>
+                <w:sz w:val="20"/>
+              </w:rPr>
+              <w:t>*</w:t>
+            </w:r>
+            <w:r>
+              <w:rPr>
+                <w:rFonts w:ascii="Cascadia Mono SemiLight" w:hAnsi="Cascadia Mono SemiLight"/>
+                <w:sz w:val="20"/>
+              </w:rPr>
+              <w:t xml:space="preserve"> </w:t>
+            </w:r>
+            <w:proofErr w:type="spellStart"/>
+            <w:proofErr w:type="gramStart"/>
+            <w:r>
+              <w:rPr>
+                <w:rFonts w:ascii="Cascadia Mono SemiLight" w:hAnsi="Cascadia Mono SemiLight"/>
+                <w:sz w:val="20"/>
+              </w:rPr>
+              <w:t>Nc</w:t>
+            </w:r>
+            <w:proofErr w:type="spellEnd"/>
+            <w:r>
+              <w:rPr>
+                <w:rFonts w:ascii="Cascadia Mono SemiLight" w:hAnsi="Cascadia Mono SemiLight"/>
+                <w:sz w:val="20"/>
+              </w:rPr>
+              <w:t xml:space="preserve"> -</w:t>
+            </w:r>
+            <w:proofErr w:type="gramEnd"/>
+            <w:r>
+              <w:rPr>
+                <w:rFonts w:ascii="Cascadia Mono SemiLight" w:hAnsi="Cascadia Mono SemiLight"/>
+                <w:sz w:val="20"/>
+              </w:rPr>
+              <w:t xml:space="preserve"> 1)</w:t>
+            </w:r>
+          </w:p>
+        </w:tc>
+        <w:tc>
+          <w:tcPr>
+            <w:tcW w:w="3400" w:type="dxa"/>
+            <w:vAlign w:val="center"/>
+          </w:tcPr>
+          <w:p>
+            <w:pPr>
+              <w:jc w:val="right"/>
+              <w:cnfStyle w:val="000000000000" w:firstRow="0" w:lastRow="0" w:firstColumn="0" w:lastColumn="0" w:oddVBand="0" w:evenVBand="0" w:oddHBand="0" w:evenHBand="0" w:firstRowFirstColumn="0" w:firstRowLastColumn="0" w:lastRowFirstColumn="0" w:lastRowLastColumn="0"/>
+            </w:pPr>
+            <w:r>
+              <w:t>Radix-2 hızlı FFT hesaplaması</w:t>
+            </w:r>
+          </w:p>
+        </w:tc>
+      </w:tr>
+      <w:tr>
+        <w:trPr>
+          <w:cnfStyle w:val="000000100000" w:firstRow="0" w:lastRow="0" w:firstColumn="0" w:lastColumn="0" w:oddVBand="0" w:evenVBand="0" w:oddHBand="1" w:evenHBand="0" w:firstRowFirstColumn="0" w:firstRowLastColumn="0" w:lastRowFirstColumn="0" w:lastRowLastColumn="0"/>
+          <w:trHeight w:val="641"/>
+        </w:trPr>
+        <w:tc>
+          <w:tcPr>
+            <w:cnfStyle w:val="001000000000" w:firstRow="0" w:lastRow="0" w:firstColumn="1" w:lastColumn="0" w:oddVBand="0" w:evenVBand="0" w:oddHBand="0" w:evenHBand="0" w:firstRowFirstColumn="0" w:firstRowLastColumn="0" w:lastRowFirstColumn="0" w:lastRowLastColumn="0"/>
+            <w:tcW w:w="3399" w:type="dxa"/>
+            <w:vAlign w:val="center"/>
+          </w:tcPr>
+          <w:p>
+            <w:pPr>
+              <w:jc w:val="left"/>
+              <w:rPr>
+                <w:b w:val="0"/>
+                <w:sz w:val="20"/>
+                <w:szCs w:val="20"/>
+              </w:rPr>
+            </w:pPr>
+            <w:proofErr w:type="spellStart"/>
+            <w:r>
+              <w:rPr>
+                <w:b w:val="0"/>
+                <w:sz w:val="20"/>
+                <w:szCs w:val="20"/>
+              </w:rPr>
+              <w:t>LPF’nin</w:t>
+            </w:r>
+            <w:proofErr w:type="spellEnd"/>
+            <w:r>
+              <w:rPr>
+                <w:b w:val="0"/>
+                <w:sz w:val="20"/>
+                <w:szCs w:val="20"/>
+              </w:rPr>
+              <w:t xml:space="preserve"> her iterasyonda tasarlanması</w:t>
+            </w:r>
+          </w:p>
+        </w:tc>
+        <w:tc>
+          <w:tcPr>
+            <w:tcW w:w="3400" w:type="dxa"/>
+            <w:vAlign w:val="center"/>
+          </w:tcPr>
+          <w:p>
+            <w:pPr>
+              <w:jc w:val="center"/>
+              <w:cnfStyle w:val="000000100000" w:firstRow="0" w:lastRow="0" w:firstColumn="0" w:lastColumn="0" w:oddVBand="0" w:evenVBand="0" w:oddHBand="1" w:evenHBand="0" w:firstRowFirstColumn="0" w:firstRowLastColumn="0" w:lastRowFirstColumn="0" w:lastRowLastColumn="0"/>
+              <w:rPr>
+                <w:sz w:val="20"/>
+                <w:szCs w:val="20"/>
+              </w:rPr>
+            </w:pPr>
+            <w:r>
+              <w:rPr>
+                <w:sz w:val="20"/>
+                <w:szCs w:val="20"/>
+              </w:rPr>
+              <w:t>Katsayıların bir kez hesaplanması</w:t>
+            </w:r>
+          </w:p>
+        </w:tc>
+        <w:tc>
+          <w:tcPr>
+            <w:tcW w:w="3400" w:type="dxa"/>
+            <w:vAlign w:val="center"/>
+          </w:tcPr>
+          <w:p>
+            <w:pPr>
+              <w:jc w:val="right"/>
+              <w:cnfStyle w:val="000000100000" w:firstRow="0" w:lastRow="0" w:firstColumn="0" w:lastColumn="0" w:oddVBand="0" w:evenVBand="0" w:oddHBand="1" w:evenHBand="0" w:firstRowFirstColumn="0" w:firstRowLastColumn="0" w:lastRowFirstColumn="0" w:lastRowLastColumn="0"/>
+            </w:pPr>
+            <w:r>
+              <w:t>Tekrarlı işlem kaldırıldı</w:t>
+            </w:r>
+          </w:p>
+        </w:tc>
+      </w:tr>
+      <w:tr>
+        <w:trPr>
+          <w:trHeight w:val="635"/>
+        </w:trPr>
+        <w:tc>
+          <w:tcPr>
+            <w:cnfStyle w:val="001000000000" w:firstRow="0" w:lastRow="0" w:firstColumn="1" w:lastColumn="0" w:oddVBand="0" w:evenVBand="0" w:oddHBand="0" w:evenHBand="0" w:firstRowFirstColumn="0" w:firstRowLastColumn="0" w:lastRowFirstColumn="0" w:lastRowLastColumn="0"/>
+            <w:tcW w:w="3399" w:type="dxa"/>
+            <w:vAlign w:val="center"/>
+          </w:tcPr>
+          <w:p>
+            <w:pPr>
+              <w:jc w:val="left"/>
+              <w:rPr>
+                <w:b w:val="0"/>
+                <w:sz w:val="20"/>
+                <w:szCs w:val="20"/>
+              </w:rPr>
+            </w:pPr>
+            <w:r>
+              <w:rPr>
+                <w:b w:val="0"/>
+                <w:sz w:val="20"/>
+                <w:szCs w:val="20"/>
+              </w:rPr>
+              <w:t>Kanalların ayrı filtrelenmesi</w:t>
+            </w:r>
+          </w:p>
+        </w:tc>
+        <w:tc>
+          <w:tcPr>
+            <w:tcW w:w="3400" w:type="dxa"/>
+            <w:vAlign w:val="center"/>
+          </w:tcPr>
+          <w:p>
+            <w:pPr>
+              <w:jc w:val="center"/>
+              <w:cnfStyle w:val="000000000000" w:firstRow="0" w:lastRow="0" w:firstColumn="0" w:lastColumn="0" w:oddVBand="0" w:evenVBand="0" w:oddHBand="0" w:evenHBand="0" w:firstRowFirstColumn="0" w:firstRowLastColumn="0" w:lastRowFirstColumn="0" w:lastRowLastColumn="0"/>
+              <w:rPr>
+                <w:sz w:val="20"/>
+                <w:szCs w:val="20"/>
+              </w:rPr>
+            </w:pPr>
+            <w:r>
+              <w:rPr>
+                <w:sz w:val="20"/>
+                <w:szCs w:val="20"/>
+              </w:rPr>
+              <w:t>İki kolonun tek çağrıda filtrelenmesi</w:t>
+            </w:r>
+          </w:p>
+        </w:tc>
+        <w:tc>
+          <w:tcPr>
+            <w:tcW w:w="3400" w:type="dxa"/>
+            <w:vAlign w:val="center"/>
+          </w:tcPr>
+          <w:p>
+            <w:pPr>
+              <w:jc w:val="right"/>
+              <w:cnfStyle w:val="000000000000" w:firstRow="0" w:lastRow="0" w:firstColumn="0" w:lastColumn="0" w:oddVBand="0" w:evenVBand="0" w:oddHBand="0" w:evenHBand="0" w:firstRowFirstColumn="0" w:firstRowLastColumn="0" w:lastRowFirstColumn="0" w:lastRowLastColumn="0"/>
+            </w:pPr>
+            <w:proofErr w:type="spellStart"/>
+            <w:r>
+              <w:t>Vektörleştirme</w:t>
+            </w:r>
+            <w:proofErr w:type="spellEnd"/>
+          </w:p>
+        </w:tc>
+      </w:tr>
+      <w:tr>
+        <w:trPr>
+          <w:cnfStyle w:val="000000100000" w:firstRow="0" w:lastRow="0" w:firstColumn="0" w:lastColumn="0" w:oddVBand="0" w:evenVBand="0" w:oddHBand="1" w:evenHBand="0" w:firstRowFirstColumn="0" w:firstRowLastColumn="0" w:lastRowFirstColumn="0" w:lastRowLastColumn="0"/>
+          <w:trHeight w:val="635"/>
+        </w:trPr>
+        <w:tc>
+          <w:tcPr>
+            <w:cnfStyle w:val="001000000000" w:firstRow="0" w:lastRow="0" w:firstColumn="1" w:lastColumn="0" w:oddVBand="0" w:evenVBand="0" w:oddHBand="0" w:evenHBand="0" w:firstRowFirstColumn="0" w:firstRowLastColumn="0" w:lastRowFirstColumn="0" w:lastRowLastColumn="0"/>
+            <w:tcW w:w="3399" w:type="dxa"/>
+            <w:vAlign w:val="center"/>
+          </w:tcPr>
+          <w:p>
+            <w:pPr>
+              <w:jc w:val="left"/>
+              <w:rPr>
+                <w:b w:val="0"/>
+                <w:sz w:val="20"/>
+                <w:szCs w:val="20"/>
+              </w:rPr>
+            </w:pPr>
+            <w:r>
+              <w:rPr>
+                <w:b w:val="0"/>
+                <w:sz w:val="20"/>
+                <w:szCs w:val="20"/>
+              </w:rPr>
+              <w:t>Her iterasyonda kayan ortalama</w:t>
+            </w:r>
+          </w:p>
+        </w:tc>
+        <w:tc>
+          <w:tcPr>
+            <w:tcW w:w="3400" w:type="dxa"/>
+            <w:vAlign w:val="center"/>
+          </w:tcPr>
+          <w:p>
+            <w:pPr>
+              <w:jc w:val="center"/>
+              <w:cnfStyle w:val="000000100000" w:firstRow="0" w:lastRow="0" w:firstColumn="0" w:lastColumn="0" w:oddVBand="0" w:evenVBand="0" w:oddHBand="1" w:evenHBand="0" w:firstRowFirstColumn="0" w:firstRowLastColumn="0" w:lastRowFirstColumn="0" w:lastRowLastColumn="0"/>
+              <w:rPr>
+                <w:sz w:val="20"/>
+                <w:szCs w:val="20"/>
+              </w:rPr>
+            </w:pPr>
+            <w:r>
+              <w:rPr>
+                <w:sz w:val="20"/>
+                <w:szCs w:val="20"/>
+              </w:rPr>
+              <w:t>Toplama ve sonda bölme</w:t>
+            </w:r>
+          </w:p>
+        </w:tc>
+        <w:tc>
+          <w:tcPr>
+            <w:tcW w:w="3400" w:type="dxa"/>
+            <w:vAlign w:val="center"/>
+          </w:tcPr>
+          <w:p>
+            <w:pPr>
+              <w:jc w:val="right"/>
+              <w:cnfStyle w:val="000000100000" w:firstRow="0" w:lastRow="0" w:firstColumn="0" w:lastColumn="0" w:oddVBand="0" w:evenVBand="0" w:oddHBand="1" w:evenHBand="0" w:firstRowFirstColumn="0" w:firstRowLastColumn="0" w:lastRowFirstColumn="0" w:lastRowLastColumn="0"/>
+            </w:pPr>
+            <w:r>
+              <w:t>Daha az bölme işlemi</w:t>
+            </w:r>
+          </w:p>
+        </w:tc>
+      </w:tr>
+      <w:tr>
+        <w:trPr>
+          <w:trHeight w:val="641"/>
+        </w:trPr>
+        <w:tc>
+          <w:tcPr>
+            <w:cnfStyle w:val="001000000000" w:firstRow="0" w:lastRow="0" w:firstColumn="1" w:lastColumn="0" w:oddVBand="0" w:evenVBand="0" w:oddHBand="0" w:evenHBand="0" w:firstRowFirstColumn="0" w:firstRowLastColumn="0" w:lastRowFirstColumn="0" w:lastRowLastColumn="0"/>
+            <w:tcW w:w="3399" w:type="dxa"/>
+            <w:vAlign w:val="center"/>
+          </w:tcPr>
+          <w:p>
+            <w:pPr>
+              <w:jc w:val="left"/>
+              <w:rPr>
+                <w:b w:val="0"/>
+                <w:sz w:val="20"/>
+                <w:szCs w:val="20"/>
+              </w:rPr>
+            </w:pPr>
+            <w:proofErr w:type="spellStart"/>
+            <w:r>
+              <w:rPr>
+                <w:b w:val="0"/>
+                <w:sz w:val="20"/>
+                <w:szCs w:val="20"/>
+              </w:rPr>
+              <w:t>Log</w:t>
+            </w:r>
+            <w:proofErr w:type="spellEnd"/>
+            <w:r>
+              <w:rPr>
+                <w:b w:val="0"/>
+                <w:sz w:val="20"/>
+                <w:szCs w:val="20"/>
+              </w:rPr>
+              <w:t>-bin içinde maksimum değer</w:t>
+            </w:r>
+          </w:p>
+        </w:tc>
+        <w:tc>
+          <w:tcPr>
+            <w:tcW w:w="3400" w:type="dxa"/>
+            <w:vAlign w:val="center"/>
+          </w:tcPr>
+          <w:p>
+            <w:pPr>
+              <w:jc w:val="center"/>
+              <w:cnfStyle w:val="000000000000" w:firstRow="0" w:lastRow="0" w:firstColumn="0" w:lastColumn="0" w:oddVBand="0" w:evenVBand="0" w:oddHBand="0" w:evenHBand="0" w:firstRowFirstColumn="0" w:firstRowLastColumn="0" w:lastRowFirstColumn="0" w:lastRowLastColumn="0"/>
+              <w:rPr>
+                <w:sz w:val="20"/>
+                <w:szCs w:val="20"/>
+              </w:rPr>
+            </w:pPr>
+            <w:r>
+              <w:rPr>
+                <w:sz w:val="20"/>
+                <w:szCs w:val="20"/>
+              </w:rPr>
+              <w:t>Lineer PSD ortalaması</w:t>
+            </w:r>
+          </w:p>
+        </w:tc>
+        <w:tc>
+          <w:tcPr>
+            <w:tcW w:w="3400" w:type="dxa"/>
+            <w:vAlign w:val="center"/>
+          </w:tcPr>
+          <w:p>
+            <w:pPr>
+              <w:jc w:val="right"/>
+              <w:cnfStyle w:val="000000000000" w:firstRow="0" w:lastRow="0" w:firstColumn="0" w:lastColumn="0" w:oddVBand="0" w:evenVBand="0" w:oddHBand="0" w:evenHBand="0" w:firstRowFirstColumn="0" w:firstRowLastColumn="0" w:lastRowFirstColumn="0" w:lastRowLastColumn="0"/>
+            </w:pPr>
+            <w:r>
+              <w:t>Daha doğru ortalama güç</w:t>
+            </w:r>
+          </w:p>
+        </w:tc>
+      </w:tr>
+      <w:tr>
+        <w:trPr>
+          <w:cnfStyle w:val="000000100000" w:firstRow="0" w:lastRow="0" w:firstColumn="0" w:lastColumn="0" w:oddVBand="0" w:evenVBand="0" w:oddHBand="1" w:evenHBand="0" w:firstRowFirstColumn="0" w:firstRowLastColumn="0" w:lastRowFirstColumn="0" w:lastRowLastColumn="0"/>
+          <w:trHeight w:val="351"/>
+        </w:trPr>
+        <w:tc>
+          <w:tcPr>
+            <w:cnfStyle w:val="001000000000" w:firstRow="0" w:lastRow="0" w:firstColumn="1" w:lastColumn="0" w:oddVBand="0" w:evenVBand="0" w:oddHBand="0" w:evenHBand="0" w:firstRowFirstColumn="0" w:firstRowLastColumn="0" w:lastRowFirstColumn="0" w:lastRowLastColumn="0"/>
+            <w:tcW w:w="3399" w:type="dxa"/>
+            <w:vAlign w:val="center"/>
+          </w:tcPr>
+          <w:p>
+            <w:pPr>
+              <w:jc w:val="left"/>
+              <w:rPr>
+                <w:b w:val="0"/>
+                <w:sz w:val="20"/>
+                <w:szCs w:val="20"/>
+              </w:rPr>
+            </w:pPr>
+            <w:r>
+              <w:rPr>
+                <w:b w:val="0"/>
+                <w:sz w:val="20"/>
+                <w:szCs w:val="20"/>
+              </w:rPr>
+              <w:t xml:space="preserve">Kullanılmayan </w:t>
+            </w:r>
+            <w:proofErr w:type="spellStart"/>
+            <w:r>
+              <w:rPr>
+                <w:b w:val="0"/>
+                <w:sz w:val="20"/>
+                <w:szCs w:val="20"/>
+              </w:rPr>
+              <w:t>Welch</w:t>
+            </w:r>
+            <w:proofErr w:type="spellEnd"/>
+            <w:r>
+              <w:rPr>
+                <w:b w:val="0"/>
+                <w:sz w:val="20"/>
+                <w:szCs w:val="20"/>
+              </w:rPr>
+              <w:t xml:space="preserve"> sonuçları</w:t>
+            </w:r>
+          </w:p>
+        </w:tc>
+        <w:tc>
+          <w:tcPr>
+            <w:tcW w:w="3400" w:type="dxa"/>
+            <w:vAlign w:val="center"/>
+          </w:tcPr>
+          <w:p>
+            <w:pPr>
+              <w:jc w:val="center"/>
+              <w:cnfStyle w:val="000000100000" w:firstRow="0" w:lastRow="0" w:firstColumn="0" w:lastColumn="0" w:oddVBand="0" w:evenVBand="0" w:oddHBand="1" w:evenHBand="0" w:firstRowFirstColumn="0" w:firstRowLastColumn="0" w:lastRowFirstColumn="0" w:lastRowLastColumn="0"/>
+              <w:rPr>
+                <w:sz w:val="20"/>
+                <w:szCs w:val="20"/>
+              </w:rPr>
+            </w:pPr>
+            <w:r>
+              <w:rPr>
+                <w:sz w:val="20"/>
+                <w:szCs w:val="20"/>
+              </w:rPr>
+              <w:t>Yalnız Cross-PSD ve DUT FFT</w:t>
+            </w:r>
+          </w:p>
+        </w:tc>
+        <w:tc>
+          <w:tcPr>
+            <w:tcW w:w="3400" w:type="dxa"/>
+            <w:vAlign w:val="center"/>
+          </w:tcPr>
+          <w:p>
+            <w:pPr>
+              <w:jc w:val="right"/>
+              <w:cnfStyle w:val="000000100000" w:firstRow="0" w:lastRow="0" w:firstColumn="0" w:lastColumn="0" w:oddVBand="0" w:evenVBand="0" w:oddHBand="1" w:evenHBand="0" w:firstRowFirstColumn="0" w:firstRowLastColumn="0" w:lastRowFirstColumn="0" w:lastRowLastColumn="0"/>
+            </w:pPr>
+            <w:r>
+              <w:t>Daha sade çıktı</w:t>
+            </w:r>
+          </w:p>
+        </w:tc>
+      </w:tr>
+      <w:tr>
+        <w:trPr>
+          <w:trHeight w:val="351"/>
+        </w:trPr>
+        <w:tc>
+          <w:tcPr>
+            <w:cnfStyle w:val="001000000000" w:firstRow="0" w:lastRow="0" w:firstColumn="1" w:lastColumn="0" w:oddVBand="0" w:evenVBand="0" w:oddHBand="0" w:evenHBand="0" w:firstRowFirstColumn="0" w:firstRowLastColumn="0" w:lastRowFirstColumn="0" w:lastRowLastColumn="0"/>
+            <w:tcW w:w="3399" w:type="dxa"/>
+            <w:vAlign w:val="center"/>
+          </w:tcPr>
+          <w:p>
+            <w:pPr>
+              <w:jc w:val="left"/>
+              <w:rPr>
+                <w:b w:val="0"/>
+                <w:sz w:val="20"/>
+                <w:szCs w:val="20"/>
+              </w:rPr>
+            </w:pPr>
+            <w:r>
+              <w:rPr>
+                <w:b w:val="0"/>
+                <w:sz w:val="20"/>
+                <w:szCs w:val="20"/>
+              </w:rPr>
+              <w:t>Kontrolsüz girişler</w:t>
+            </w:r>
+          </w:p>
+        </w:tc>
+        <w:tc>
+          <w:tcPr>
+            <w:tcW w:w="3400" w:type="dxa"/>
+            <w:vAlign w:val="center"/>
+          </w:tcPr>
+          <w:p>
+            <w:pPr>
+              <w:jc w:val="center"/>
+              <w:cnfStyle w:val="000000000000" w:firstRow="0" w:lastRow="0" w:firstColumn="0" w:lastColumn="0" w:oddVBand="0" w:evenVBand="0" w:oddHBand="0" w:evenHBand="0" w:firstRowFirstColumn="0" w:firstRowLastColumn="0" w:lastRowFirstColumn="0" w:lastRowLastColumn="0"/>
+              <w:rPr>
+                <w:sz w:val="20"/>
+                <w:szCs w:val="20"/>
+              </w:rPr>
+            </w:pPr>
+            <w:proofErr w:type="spellStart"/>
+            <w:r>
+              <w:rPr>
+                <w:rFonts w:ascii="Cascadia Mono SemiLight" w:hAnsi="Cascadia Mono SemiLight"/>
+                <w:sz w:val="18"/>
+                <w:szCs w:val="20"/>
+              </w:rPr>
+              <w:t>validate_config</w:t>
+            </w:r>
+            <w:proofErr w:type="spellEnd"/>
+            <w:r>
+              <w:rPr>
+                <w:sz w:val="18"/>
+                <w:szCs w:val="20"/>
+              </w:rPr>
+              <w:t xml:space="preserve"> </w:t>
+            </w:r>
+            <w:r>
+              <w:rPr>
+                <w:sz w:val="20"/>
+                <w:szCs w:val="20"/>
+              </w:rPr>
+              <w:t>doğrulaması</w:t>
+            </w:r>
+          </w:p>
+        </w:tc>
+        <w:tc>
+          <w:tcPr>
+            <w:tcW w:w="3400" w:type="dxa"/>
+            <w:vAlign w:val="center"/>
+          </w:tcPr>
+          <w:p>
+            <w:pPr>
+              <w:jc w:val="right"/>
+              <w:cnfStyle w:val="000000000000" w:firstRow="0" w:lastRow="0" w:firstColumn="0" w:lastColumn="0" w:oddVBand="0" w:evenVBand="0" w:oddHBand="0" w:evenHBand="0" w:firstRowFirstColumn="0" w:firstRowLastColumn="0" w:lastRowFirstColumn="0" w:lastRowLastColumn="0"/>
+            </w:pPr>
+            <w:r>
+              <w:t>Hataların erken yakalanması</w:t>
+            </w:r>
+          </w:p>
+        </w:tc>
+      </w:tr>
+    </w:tbl>
+    <w:p/>
     <w:p>
       <w:pPr>
         <w:pStyle w:val="Heading1"/>
@@ -6029,32 +7482,20 @@
     <w:p>
       <w:pPr>
         <w:pStyle w:val="Heading2"/>
-        <w:rPr>
-          <w:b/>
-        </w:rPr>
-      </w:pPr>
-      <w:r>
-        <w:rPr>
-          <w:b/>
-        </w:rPr>
+      </w:pPr>
+      <w:r>
         <w:t>7.1. Temel simülasyon parametreleri</w:t>
       </w:r>
     </w:p>
     <w:p>
       <w:proofErr w:type="spellStart"/>
-      <w:proofErr w:type="gramStart"/>
       <w:r>
         <w:rPr>
           <w:rFonts w:ascii="Cascadia Mono SemiLight" w:hAnsi="Cascadia Mono SemiLight"/>
-        </w:rPr>
-        <w:t>run</w:t>
-      </w:r>
-      <w:proofErr w:type="gramEnd"/>
-      <w:r>
-        <w:rPr>
-          <w:rFonts w:ascii="Cascadia Mono SemiLight" w:hAnsi="Cascadia Mono SemiLight"/>
-        </w:rPr>
-        <w:t>_comparisons.m</w:t>
+          <w:sz w:val="20"/>
+          <w:szCs w:val="20"/>
+        </w:rPr>
+        <w:t>run_comparisons.m</w:t>
       </w:r>
       <w:proofErr w:type="spellEnd"/>
       <w:r>
@@ -6105,6 +7546,7 @@
           </w:tcPr>
           <w:p>
             <w:pPr>
+              <w:jc w:val="right"/>
               <w:cnfStyle w:val="100000000000" w:firstRow="1" w:lastRow="0" w:firstColumn="0" w:lastColumn="0" w:oddVBand="0" w:evenVBand="0" w:oddHBand="0" w:evenHBand="0" w:firstRowFirstColumn="0" w:firstRowLastColumn="0" w:lastRowFirstColumn="0" w:lastRowLastColumn="0"/>
             </w:pPr>
             <w:r>
@@ -6149,6 +7591,7 @@
           </w:tcPr>
           <w:p>
             <w:pPr>
+              <w:jc w:val="right"/>
               <w:cnfStyle w:val="000000100000" w:firstRow="0" w:lastRow="0" w:firstColumn="0" w:lastColumn="0" w:oddVBand="0" w:evenVBand="0" w:oddHBand="1" w:evenHBand="0" w:firstRowFirstColumn="0" w:firstRowLastColumn="0" w:lastRowFirstColumn="0" w:lastRowLastColumn="0"/>
             </w:pPr>
             <w:r>
@@ -6186,6 +7629,7 @@
           </w:tcPr>
           <w:p>
             <w:pPr>
+              <w:jc w:val="right"/>
               <w:cnfStyle w:val="000000000000" w:firstRow="0" w:lastRow="0" w:firstColumn="0" w:lastColumn="0" w:oddVBand="0" w:evenVBand="0" w:oddHBand="0" w:evenHBand="0" w:firstRowFirstColumn="0" w:firstRowLastColumn="0" w:lastRowFirstColumn="0" w:lastRowLastColumn="0"/>
             </w:pPr>
             <w:r>
@@ -6224,6 +7668,7 @@
           </w:tcPr>
           <w:p>
             <w:pPr>
+              <w:jc w:val="right"/>
               <w:cnfStyle w:val="000000100000" w:firstRow="0" w:lastRow="0" w:firstColumn="0" w:lastColumn="0" w:oddVBand="0" w:evenVBand="0" w:oddHBand="1" w:evenHBand="0" w:firstRowFirstColumn="0" w:firstRowLastColumn="0" w:lastRowFirstColumn="0" w:lastRowLastColumn="0"/>
             </w:pPr>
             <w:r>
@@ -6264,6 +7709,7 @@
           </w:tcPr>
           <w:p>
             <w:pPr>
+              <w:jc w:val="right"/>
               <w:cnfStyle w:val="000000000000" w:firstRow="0" w:lastRow="0" w:firstColumn="0" w:lastColumn="0" w:oddVBand="0" w:evenVBand="0" w:oddHBand="0" w:evenHBand="0" w:firstRowFirstColumn="0" w:firstRowLastColumn="0" w:lastRowFirstColumn="0" w:lastRowLastColumn="0"/>
             </w:pPr>
             <w:r>
@@ -6302,6 +7748,7 @@
           </w:tcPr>
           <w:p>
             <w:pPr>
+              <w:jc w:val="right"/>
               <w:cnfStyle w:val="000000100000" w:firstRow="0" w:lastRow="0" w:firstColumn="0" w:lastColumn="0" w:oddVBand="0" w:evenVBand="0" w:oddHBand="1" w:evenHBand="0" w:firstRowFirstColumn="0" w:firstRowLastColumn="0" w:lastRowFirstColumn="0" w:lastRowLastColumn="0"/>
             </w:pPr>
             <w:r>
@@ -6339,6 +7786,7 @@
           </w:tcPr>
           <w:p>
             <w:pPr>
+              <w:jc w:val="right"/>
               <w:cnfStyle w:val="000000000000" w:firstRow="0" w:lastRow="0" w:firstColumn="0" w:lastColumn="0" w:oddVBand="0" w:evenVBand="0" w:oddHBand="0" w:evenHBand="0" w:firstRowFirstColumn="0" w:firstRowLastColumn="0" w:lastRowFirstColumn="0" w:lastRowLastColumn="0"/>
             </w:pPr>
             <w:r>
@@ -6378,6 +7826,7 @@
           </w:tcPr>
           <w:p>
             <w:pPr>
+              <w:jc w:val="right"/>
               <w:cnfStyle w:val="000000100000" w:firstRow="0" w:lastRow="0" w:firstColumn="0" w:lastColumn="0" w:oddVBand="0" w:evenVBand="0" w:oddHBand="1" w:evenHBand="0" w:firstRowFirstColumn="0" w:firstRowLastColumn="0" w:lastRowFirstColumn="0" w:lastRowLastColumn="0"/>
             </w:pPr>
             <w:r>
@@ -6429,6 +7878,7 @@
           </w:tcPr>
           <w:p>
             <w:pPr>
+              <w:jc w:val="right"/>
               <w:cnfStyle w:val="000000000000" w:firstRow="0" w:lastRow="0" w:firstColumn="0" w:lastColumn="0" w:oddVBand="0" w:evenVBand="0" w:oddHBand="0" w:evenHBand="0" w:firstRowFirstColumn="0" w:firstRowLastColumn="0" w:lastRowFirstColumn="0" w:lastRowLastColumn="0"/>
             </w:pPr>
             <w:r>
@@ -6453,19 +7903,11 @@
                 <w:b w:val="0"/>
               </w:rPr>
             </w:pPr>
-            <w:proofErr w:type="spellStart"/>
             <w:r>
               <w:rPr>
                 <w:b w:val="0"/>
               </w:rPr>
-              <w:t>İterasyon</w:t>
-            </w:r>
-            <w:proofErr w:type="spellEnd"/>
-            <w:r>
-              <w:rPr>
-                <w:b w:val="0"/>
-              </w:rPr>
-              <w:t xml:space="preserve"> sayısı</w:t>
+              <w:t>İterasyon sayısı</w:t>
             </w:r>
           </w:p>
         </w:tc>
@@ -6475,6 +7917,7 @@
           </w:tcPr>
           <w:p>
             <w:pPr>
+              <w:jc w:val="right"/>
               <w:cnfStyle w:val="000000100000" w:firstRow="0" w:lastRow="0" w:firstColumn="0" w:lastColumn="0" w:oddVBand="0" w:evenVBand="0" w:oddHBand="1" w:evenHBand="0" w:firstRowFirstColumn="0" w:firstRowLastColumn="0" w:lastRowFirstColumn="0" w:lastRowLastColumn="0"/>
             </w:pPr>
             <w:r>
@@ -6520,6 +7963,7 @@
           </w:tcPr>
           <w:p>
             <w:pPr>
+              <w:jc w:val="right"/>
               <w:cnfStyle w:val="000000000000" w:firstRow="0" w:lastRow="0" w:firstColumn="0" w:lastColumn="0" w:oddVBand="0" w:evenVBand="0" w:oddHBand="0" w:evenHBand="0" w:firstRowFirstColumn="0" w:firstRowLastColumn="0" w:lastRowFirstColumn="0" w:lastRowLastColumn="0"/>
             </w:pPr>
             <w:r>
@@ -6535,16 +7979,38 @@
       </w:r>
     </w:p>
     <w:p>
+      <w:r>
+        <w:t xml:space="preserve">Yalnızca farklı olarak uzun iterasyon karşılaştırmasında </w:t>
+      </w:r>
+      <w:proofErr w:type="spellStart"/>
+      <w:r>
+        <w:t>cutoff</w:t>
+      </w:r>
+      <w:proofErr w:type="spellEnd"/>
+      <w:r>
+        <w:t xml:space="preserve"> frekansı 100 MHz olarak belirlenmiş ve referans sinyallerinin RMS değeri </w:t>
+      </w:r>
+      <w:proofErr w:type="spellStart"/>
+      <w:r>
+        <w:t>iterasyonla</w:t>
+      </w:r>
+      <w:proofErr w:type="spellEnd"/>
+      <w:r>
+        <w:t xml:space="preserve"> birlikte sonucun yakınsaması için DUT’den daha yüksek seçilmiştir.</w:t>
+      </w:r>
+    </w:p>
+    <w:p/>
+    <w:p/>
+    <w:p/>
+    <w:p/>
+    <w:p/>
+    <w:p/>
+    <w:p>
       <w:pPr>
         <w:pStyle w:val="Heading2"/>
-        <w:rPr>
-          <w:b/>
-        </w:rPr>
-      </w:pPr>
-      <w:r>
-        <w:rPr>
-          <w:b/>
-        </w:rPr>
+      </w:pPr>
+      <w:r>
+        <w:lastRenderedPageBreak/>
         <w:t>7.2. LPF kesim frekansı karşılaştırması</w:t>
       </w:r>
     </w:p>
@@ -6620,16 +8086,7 @@
             <w:rPr>
               <w:rFonts w:ascii="Cambria Math" w:hAnsi="Cambria Math"/>
             </w:rPr>
-            <m:t xml:space="preserve"> </m:t>
-          </m:r>
-          <m:r>
-            <m:rPr>
-              <m:nor/>
-            </m:rPr>
-            <w:rPr>
-              <w:rFonts w:ascii="Cambria Math" w:hAnsi="Cambria Math"/>
-            </w:rPr>
-            <m:t>kHz</m:t>
+            <m:t xml:space="preserve"> kHz</m:t>
           </m:r>
         </m:oMath>
       </m:oMathPara>
@@ -6701,10 +8158,10 @@
           <w:noProof/>
         </w:rPr>
         <w:drawing>
-          <wp:inline distT="0" distB="0" distL="0" distR="0">
-            <wp:extent cx="5708200" cy="4110825"/>
-            <wp:effectExtent l="0" t="0" r="6985" b="4445"/>
-            <wp:docPr id="10" name="Picture 10"/>
+          <wp:inline distT="0" distB="0" distL="0" distR="0" wp14:anchorId="741FF55C" wp14:editId="0914B845">
+            <wp:extent cx="5760720" cy="4294195"/>
+            <wp:effectExtent l="0" t="0" r="0" b="0"/>
+            <wp:docPr id="6" name="Picture 6" descr="Şekil 7.1. Dokuz LPF kesim frekansında Cross-PSD ve aynı yinelemelerin filtresiz DUT periodogramı. N=1.000.000; temel DUT/Ref RMS=0,05 rad; 100 yineleme. Kaynak: Bu çalışma." title="Şekil 7"/>
             <wp:cNvGraphicFramePr>
               <a:graphicFrameLocks xmlns:a="http://schemas.openxmlformats.org/drawingml/2006/main" noChangeAspect="1"/>
             </wp:cNvGraphicFramePr>
@@ -6712,39 +8169,23 @@
               <a:graphicData uri="http://schemas.openxmlformats.org/drawingml/2006/picture">
                 <pic:pic xmlns:pic="http://schemas.openxmlformats.org/drawingml/2006/picture">
                   <pic:nvPicPr>
-                    <pic:cNvPr id="0" name="Picture 3"/>
-                    <pic:cNvPicPr>
-                      <a:picLocks noChangeAspect="1" noChangeArrowheads="1"/>
-                    </pic:cNvPicPr>
+                    <pic:cNvPr id="0" name="lpf_cutoff_comparison.png"/>
+                    <pic:cNvPicPr/>
                   </pic:nvPicPr>
-                  <pic:blipFill rotWithShape="1">
-                    <a:blip r:embed="rId14" cstate="print">
-                      <a:extLst>
-                        <a:ext uri="{28A0092B-C50C-407E-A947-70E740481C1C}">
-                          <a14:useLocalDpi xmlns:a14="http://schemas.microsoft.com/office/drawing/2010/main" val="0"/>
-                        </a:ext>
-                      </a:extLst>
-                    </a:blip>
-                    <a:srcRect l="6902" t="2792" r="3774" b="4308"/>
-                    <a:stretch/>
+                  <pic:blipFill>
+                    <a:blip r:embed="rId15"/>
+                    <a:stretch>
+                      <a:fillRect/>
+                    </a:stretch>
                   </pic:blipFill>
-                  <pic:spPr bwMode="auto">
+                  <pic:spPr>
                     <a:xfrm>
                       <a:off x="0" y="0"/>
-                      <a:ext cx="5748734" cy="4140016"/>
+                      <a:ext cx="5760720" cy="4294195"/>
                     </a:xfrm>
                     <a:prstGeom prst="rect">
                       <a:avLst/>
                     </a:prstGeom>
-                    <a:noFill/>
-                    <a:ln>
-                      <a:noFill/>
-                    </a:ln>
-                    <a:extLst>
-                      <a:ext uri="{53640926-AAD7-44D8-BBD7-CCE9431645EC}">
-                        <a14:shadowObscured xmlns:a14="http://schemas.microsoft.com/office/drawing/2010/main"/>
-                      </a:ext>
-                    </a:extLst>
                   </pic:spPr>
                 </pic:pic>
               </a:graphicData>
@@ -6818,22 +8259,67 @@
       </w:r>
     </w:p>
     <w:p>
+      <w:r>
+        <w:t xml:space="preserve">Bu taramada en düşük gözlenen tam bant MAE 50 </w:t>
+      </w:r>
+      <w:proofErr w:type="spellStart"/>
+      <w:r>
+        <w:t>kHz'de</w:t>
+      </w:r>
+      <w:proofErr w:type="spellEnd"/>
+      <w:r>
+        <w:t xml:space="preserve"> 0,664 </w:t>
+      </w:r>
+      <w:proofErr w:type="spellStart"/>
+      <w:r>
+        <w:t>dB</w:t>
+      </w:r>
+      <w:proofErr w:type="spellEnd"/>
+      <w:r>
+        <w:t xml:space="preserve">, en yüksek değer 300 </w:t>
+      </w:r>
+      <w:proofErr w:type="spellStart"/>
+      <w:r>
+        <w:t>kHz'de</w:t>
+      </w:r>
+      <w:proofErr w:type="spellEnd"/>
+      <w:r>
+        <w:t xml:space="preserve"> 2,476 </w:t>
+      </w:r>
+      <w:proofErr w:type="spellStart"/>
+      <w:r>
+        <w:t>dB'dir</w:t>
+      </w:r>
+      <w:proofErr w:type="spellEnd"/>
+      <w:r>
+        <w:t>. Tek rastgele koşuya ve filtresiz DUT karşılaştırmasına dayandığı için en düşük nokta genel bir filtre optimumu olarak yorumlanmamıştır.</w:t>
+      </w:r>
+    </w:p>
+    <w:p>
+      <w:r>
+        <w:t>300 kHz kesiminde 2f</w:t>
+      </w:r>
+      <w:r>
+        <w:rPr>
+          <w:rFonts w:ascii="Cambria Math" w:hAnsi="Cambria Math" w:cs="Cambria Math"/>
+        </w:rPr>
+        <w:t>₀</w:t>
+      </w:r>
+      <w:r>
+        <w:t>=400 kHz toplam-frekans bileşeninin dördüncü derece LPF tarafından daha az bastırılması gözlenen geniş bant ayrışmayla uyumlu olabilir. Ayrı bir filtre tepki ölçümü yapılmadığı için bu yorum nitel düzeyde tutulmuştur.</w:t>
+      </w:r>
+    </w:p>
+    <w:p/>
+    <w:p/>
+    <w:p>
       <w:pPr>
         <w:pStyle w:val="Heading2"/>
-        <w:rPr>
-          <w:b/>
-        </w:rPr>
-      </w:pPr>
-      <w:r>
-        <w:rPr>
-          <w:b/>
-        </w:rPr>
+      </w:pPr>
+      <w:r>
+        <w:lastRenderedPageBreak/>
         <w:t>7.3</w:t>
       </w:r>
       <w:r>
-        <w:rPr>
-          <w:b/>
-        </w:rPr>
         <w:t>. DUT sinyalinin farklı RMS değerlerinin karşılaştırılması</w:t>
       </w:r>
     </w:p>
@@ -7012,13 +8498,8 @@
       </m:oMathPara>
     </w:p>
     <w:p>
-      <w:proofErr w:type="gramStart"/>
-      <w:r>
-        <w:t>ile</w:t>
-      </w:r>
-      <w:proofErr w:type="gramEnd"/>
-      <w:r>
-        <w:t xml:space="preserve"> hesaplanabilir.</w:t>
+      <w:r>
+        <w:t>ile hesaplanabilir.</w:t>
       </w:r>
     </w:p>
     <w:p>
@@ -7057,8 +8538,8 @@
         </w:rPr>
         <w:drawing>
           <wp:inline distT="0" distB="0" distL="0" distR="0">
-            <wp:extent cx="5382883" cy="2735920"/>
-            <wp:effectExtent l="0" t="0" r="8890" b="7620"/>
+            <wp:extent cx="5794674" cy="2945218"/>
+            <wp:effectExtent l="0" t="0" r="0" b="7620"/>
             <wp:docPr id="12" name="Picture 12"/>
             <wp:cNvGraphicFramePr>
               <a:graphicFrameLocks xmlns:a="http://schemas.openxmlformats.org/drawingml/2006/main" noChangeAspect="1"/>
@@ -7073,7 +8554,7 @@
                     </pic:cNvPicPr>
                   </pic:nvPicPr>
                   <pic:blipFill rotWithShape="1">
-                    <a:blip r:embed="rId15" cstate="print">
+                    <a:blip r:embed="rId16" cstate="print">
                       <a:extLst>
                         <a:ext uri="{28A0092B-C50C-407E-A947-70E740481C1C}">
                           <a14:useLocalDpi xmlns:a14="http://schemas.microsoft.com/office/drawing/2010/main" val="0"/>
@@ -7086,7 +8567,7 @@
                   <pic:spPr bwMode="auto">
                     <a:xfrm>
                       <a:off x="0" y="0"/>
-                      <a:ext cx="5408936" cy="2749162"/>
+                      <a:ext cx="5856690" cy="2976739"/>
                     </a:xfrm>
                     <a:prstGeom prst="rect">
                       <a:avLst/>
@@ -7163,86 +8644,114 @@
           <w:i/>
           <w:sz w:val="18"/>
         </w:rPr>
-        <w:t xml:space="preserve">DUT RMS değerlerinde </w:t>
+        <w:t>DUT RMS değerlerinde cross-PSD ve gerçek DUT faz gürültüsü</w:t>
+      </w:r>
+    </w:p>
+    <w:p>
+      <w:r>
+        <w:t xml:space="preserve">Sabit 0,05 </w:t>
       </w:r>
       <w:proofErr w:type="spellStart"/>
       <w:r>
+        <w:t>rad</w:t>
+      </w:r>
+      <w:proofErr w:type="spellEnd"/>
+      <w:r>
+        <w:t xml:space="preserve"> referans koşulunda en düşük gözlenen MAE 0,20 </w:t>
+      </w:r>
+      <w:proofErr w:type="spellStart"/>
+      <w:r>
+        <w:t>rad</w:t>
+      </w:r>
+      <w:proofErr w:type="spellEnd"/>
+      <w:r>
+        <w:t xml:space="preserve"> DUT RMS noktasında 0,</w:t>
+      </w:r>
+      <w:r>
+        <w:t>622</w:t>
+      </w:r>
+      <w:r>
+        <w:t xml:space="preserve"> </w:t>
+      </w:r>
+      <w:proofErr w:type="spellStart"/>
+      <w:r>
+        <w:t>dB'dir</w:t>
+      </w:r>
+      <w:proofErr w:type="spellEnd"/>
+      <w:r>
+        <w:t xml:space="preserve">. 0,50 </w:t>
+      </w:r>
+      <w:proofErr w:type="spellStart"/>
+      <w:r>
+        <w:t>rad</w:t>
+      </w:r>
+      <w:proofErr w:type="spellEnd"/>
+      <w:r>
+        <w:t xml:space="preserve"> noktasında MAE 0,</w:t>
+      </w:r>
+      <w:r>
+        <w:t>673</w:t>
+      </w:r>
+      <w:r>
+        <w:t xml:space="preserve"> </w:t>
+      </w:r>
+      <w:proofErr w:type="spellStart"/>
+      <w:r>
+        <w:t>dB'ye</w:t>
+      </w:r>
+      <w:proofErr w:type="spellEnd"/>
+      <w:r>
+        <w:t xml:space="preserve"> yükselirken düzeltme katsayısı 1,</w:t>
+      </w:r>
+      <w:r>
+        <w:t>2952</w:t>
+      </w:r>
+      <w:r>
+        <w:t xml:space="preserve"> olmuştur. Katsayının birden sapması yaklaşık %</w:t>
+      </w:r>
+      <w:r>
+        <w:t>29</w:t>
+      </w:r>
+      <w:r>
+        <w:t>,</w:t>
+      </w:r>
+      <w:r>
+        <w:t>5</w:t>
+      </w:r>
+      <w:r>
+        <w:t xml:space="preserve"> olup yüksek faz RMS değerlerinde küçük-açı yaklaşımından uzaklaşmanın önem kazandığını gösterir. Bu nokta genel donanım çalışma sınırı değildir.</w:t>
+      </w:r>
+    </w:p>
+    <w:p>
+      <w:r>
+        <w:t xml:space="preserve">Bu simülasyonda farkın daha net görünmesi amacı ile iterasyon sayısı düşük tutuldu, </w:t>
+      </w:r>
+      <w:r>
         <w:rPr>
           <w:i/>
-          <w:sz w:val="18"/>
-        </w:rPr>
-        <w:t>cross</w:t>
-      </w:r>
-      <w:proofErr w:type="spellEnd"/>
-      <w:r>
-        <w:rPr>
-          <w:i/>
-          <w:sz w:val="18"/>
-        </w:rPr>
-        <w:t>-PSD ve gerçek DUT faz gürültüsü</w:t>
-      </w:r>
-    </w:p>
-    <w:p>
-      <w:r>
-        <w:t xml:space="preserve">Bu simülasyonda farkın daha net görünmesi amacı ile </w:t>
-      </w:r>
-      <w:proofErr w:type="spellStart"/>
-      <w:r>
-        <w:t>iterasyon</w:t>
-      </w:r>
-      <w:proofErr w:type="spellEnd"/>
-      <w:r>
-        <w:t xml:space="preserve"> sayısı düşük tutuldu, </w:t>
-      </w:r>
-      <w:r>
-        <w:rPr>
-          <w:i/>
         </w:rPr>
         <w:t>Şekil 7.2’de</w:t>
       </w:r>
       <w:r>
-        <w:t xml:space="preserve"> görüldüğü üzere bu düşük DUT sinyalinin faz gürültüsü referanstan düşük olduğu durumlarda </w:t>
-      </w:r>
-      <w:proofErr w:type="spellStart"/>
-      <w:r>
-        <w:t>cross-correlation</w:t>
-      </w:r>
-      <w:proofErr w:type="spellEnd"/>
-      <w:r>
-        <w:t xml:space="preserve"> işleminin sonucu yeteri kadar saf çıkmadığı için ölçüm yapmak için çok daha yüksek </w:t>
-      </w:r>
-      <w:proofErr w:type="spellStart"/>
-      <w:r>
-        <w:t>iterasyon</w:t>
-      </w:r>
-      <w:proofErr w:type="spellEnd"/>
-      <w:r>
-        <w:t xml:space="preserve"> sayıları gerekir.</w:t>
-      </w:r>
-    </w:p>
+        <w:t xml:space="preserve"> görüldüğü üzere bu düşük DUT sinyalinin faz gürültüsü referanstan düşük olduğu durumlarda cross-correlation işleminin sonucu yeteri kadar saf çıkmadığı için ölçüm yapmak için çok daha yüksek iterasyon sayıları gerekir.</w:t>
+      </w:r>
+    </w:p>
+    <w:p/>
+    <w:p/>
+    <w:p/>
+    <w:p/>
     <w:p>
       <w:pPr>
         <w:pStyle w:val="Heading2"/>
-        <w:rPr>
-          <w:b/>
-        </w:rPr>
-      </w:pPr>
-      <w:r>
-        <w:rPr>
-          <w:b/>
-        </w:rPr>
+      </w:pPr>
+      <w:r>
+        <w:lastRenderedPageBreak/>
         <w:t>7.</w:t>
       </w:r>
       <w:r>
-        <w:rPr>
-          <w:b/>
-        </w:rPr>
         <w:t>4</w:t>
       </w:r>
       <w:r>
-        <w:rPr>
-          <w:b/>
-        </w:rPr>
         <w:t>. Referans sinyallerinin farklı RMS değerlerinin karşılaştırılması</w:t>
       </w:r>
     </w:p>
@@ -7281,7 +8790,7 @@
                 <w:rPr>
                   <w:rFonts w:ascii="Cambria Math" w:hAnsi="Cambria Math"/>
                 </w:rPr>
-                <m:t>DUT</m:t>
+                <m:t>ref</m:t>
               </m:r>
             </m:sub>
           </m:sSub>
@@ -7317,17 +8826,10 @@
         <w:t xml:space="preserve">tamamen </w:t>
       </w:r>
       <w:r>
-        <w:t xml:space="preserve">bağımsız realizasyonlardır. İdeal olarak sonsuz sayıda ortalamada referans gürültüsü tamamen bastırılır. Ancak sonlu </w:t>
-      </w:r>
-      <w:proofErr w:type="spellStart"/>
-      <w:r>
-        <w:t>iterasyon</w:t>
-      </w:r>
-      <w:proofErr w:type="spellEnd"/>
-      <w:r>
-        <w:t xml:space="preserve"> sayısında referans RMS değeri yükseldikçe kalan rastgele hata ve MAE artabilir.</w:t>
-      </w:r>
-    </w:p>
+        <w:t>bağımsız realizasyonlardır. İdeal olarak sonsuz sayıda ortalamada referans gürültüsü tamamen bastırılır. Ancak sonlu iterasyon sayısında referans RMS değeri yükseldikçe kalan rastgele hata ve MAE artabilir.</w:t>
+      </w:r>
+    </w:p>
+    <w:p/>
     <w:p>
       <w:pPr>
         <w:jc w:val="center"/>
@@ -7337,10 +8839,10 @@
           <w:noProof/>
         </w:rPr>
         <w:drawing>
-          <wp:inline distT="0" distB="0" distL="0" distR="0">
-            <wp:extent cx="5132717" cy="2563357"/>
-            <wp:effectExtent l="0" t="0" r="0" b="8890"/>
-            <wp:docPr id="13" name="Picture 13"/>
+          <wp:inline distT="0" distB="0" distL="0" distR="0" wp14:anchorId="0FBB5E22" wp14:editId="2216F4AD">
+            <wp:extent cx="5809411" cy="3006547"/>
+            <wp:effectExtent l="0" t="0" r="1270" b="3810"/>
+            <wp:docPr id="11" name="Picture 11" descr="Şekil 7.3. İki referans RMS değerinin birlikte taranması. N=1.000.000; DUT RMS=0,05 rad; 100 yineleme. Kaynak: Bu çalışma." title="Şekil 7"/>
             <wp:cNvGraphicFramePr>
               <a:graphicFrameLocks xmlns:a="http://schemas.openxmlformats.org/drawingml/2006/main" noChangeAspect="1"/>
             </wp:cNvGraphicFramePr>
@@ -7348,39 +8850,23 @@
               <a:graphicData uri="http://schemas.openxmlformats.org/drawingml/2006/picture">
                 <pic:pic xmlns:pic="http://schemas.openxmlformats.org/drawingml/2006/picture">
                   <pic:nvPicPr>
-                    <pic:cNvPr id="0" name="Picture 8"/>
-                    <pic:cNvPicPr>
-                      <a:picLocks noChangeAspect="1" noChangeArrowheads="1"/>
-                    </pic:cNvPicPr>
+                    <pic:cNvPr id="0" name="rms_ref_comparison.png"/>
+                    <pic:cNvPicPr/>
                   </pic:nvPicPr>
-                  <pic:blipFill rotWithShape="1">
-                    <a:blip r:embed="rId16" cstate="print">
-                      <a:extLst>
-                        <a:ext uri="{28A0092B-C50C-407E-A947-70E740481C1C}">
-                          <a14:useLocalDpi xmlns:a14="http://schemas.microsoft.com/office/drawing/2010/main" val="0"/>
-                        </a:ext>
-                      </a:extLst>
-                    </a:blip>
-                    <a:srcRect l="8146" t="3592" r="5580" b="3017"/>
-                    <a:stretch/>
+                  <pic:blipFill>
+                    <a:blip r:embed="rId17"/>
+                    <a:stretch>
+                      <a:fillRect/>
+                    </a:stretch>
                   </pic:blipFill>
-                  <pic:spPr bwMode="auto">
+                  <pic:spPr>
                     <a:xfrm>
                       <a:off x="0" y="0"/>
-                      <a:ext cx="5187458" cy="2590695"/>
+                      <a:ext cx="5836237" cy="3020430"/>
                     </a:xfrm>
                     <a:prstGeom prst="rect">
                       <a:avLst/>
                     </a:prstGeom>
-                    <a:noFill/>
-                    <a:ln>
-                      <a:noFill/>
-                    </a:ln>
-                    <a:extLst>
-                      <a:ext uri="{53640926-AAD7-44D8-BBD7-CCE9431645EC}">
-                        <a14:shadowObscured xmlns:a14="http://schemas.microsoft.com/office/drawing/2010/main"/>
-                      </a:ext>
-                    </a:extLst>
                   </pic:spPr>
                 </pic:pic>
               </a:graphicData>
@@ -7444,96 +8930,347 @@
           <w:i/>
           <w:sz w:val="18"/>
         </w:rPr>
-        <w:t xml:space="preserve">referans RMS değerlerinde </w:t>
-      </w:r>
-      <w:proofErr w:type="spellStart"/>
-      <w:r>
+        <w:t>referans RMS değerlerinde cross-PSD ve gerçek DUT faz gürültüsü</w:t>
+      </w:r>
+    </w:p>
+    <w:p>
+      <w:pPr>
+        <w:jc w:val="center"/>
         <w:rPr>
           <w:i/>
           <w:sz w:val="18"/>
         </w:rPr>
-        <w:t>cross</w:t>
+      </w:pPr>
+    </w:p>
+    <w:p>
+      <w:r>
+        <w:t xml:space="preserve">Referans RMS 0,05 </w:t>
+      </w:r>
+      <w:proofErr w:type="spellStart"/>
+      <w:r>
+        <w:t>rad</w:t>
       </w:r>
       <w:proofErr w:type="spellEnd"/>
       <w:r>
+        <w:t xml:space="preserve"> iken MAE 1,603 </w:t>
+      </w:r>
+      <w:proofErr w:type="spellStart"/>
+      <w:r>
+        <w:t>dB</w:t>
+      </w:r>
+      <w:proofErr w:type="spellEnd"/>
+      <w:r>
+        <w:t xml:space="preserve">, 0,50 </w:t>
+      </w:r>
+      <w:proofErr w:type="spellStart"/>
+      <w:r>
+        <w:t>rad</w:t>
+      </w:r>
+      <w:proofErr w:type="spellEnd"/>
+      <w:r>
+        <w:t xml:space="preserve"> iken 9,518 </w:t>
+      </w:r>
+      <w:proofErr w:type="spellStart"/>
+      <w:r>
+        <w:t>dB'dir</w:t>
+      </w:r>
+      <w:proofErr w:type="spellEnd"/>
+      <w:r>
+        <w:t xml:space="preserve">; mutlak fark 7,915 </w:t>
+      </w:r>
+      <w:proofErr w:type="spellStart"/>
+      <w:r>
+        <w:t>dB'dir</w:t>
+      </w:r>
+      <w:proofErr w:type="spellEnd"/>
+      <w:r>
+        <w:t>. Bu taramada yüksek referans gürültüsünün sonlu 100 yinelemede daha fazla artık bileşen oluşturduğu görülmüştür. Değer sırası incelendiğinde MAE artışları</w:t>
+      </w:r>
+      <w:r>
+        <w:t xml:space="preserve">nın RMS artışı ile doğru orantılı olduğu sonuçlarda </w:t>
+      </w:r>
+      <w:r>
+        <w:t>görülmüştür.</w:t>
+      </w:r>
+    </w:p>
+    <w:p>
+      <w:r>
+        <w:t xml:space="preserve">Bakıldığı zaman </w:t>
+      </w:r>
+      <w:r>
+        <w:rPr>
+          <w:i/>
+        </w:rPr>
+        <w:t>Şekil 7.3</w:t>
+      </w:r>
+      <w:r>
+        <w:t xml:space="preserve"> ve </w:t>
+      </w:r>
+      <w:r>
+        <w:rPr>
+          <w:i/>
+        </w:rPr>
+        <w:t>Şekil 7.2</w:t>
+      </w:r>
+      <w:r>
+        <w:t xml:space="preserve"> aynı tür parametreleri değiştiği ve bu parametrelerin varsayılan değerleri aynı olduğu için birbirleri ile aynı gözükse de referans değerinin testi bize ölçüm cihazının referans sinyal RMS değerinin düşük olmasının önemini gösteriyor. Yüksek RMS değerine sahip bir ölçüm cihazı ölçüm doğruluğu için çok daha fazla iterasyon, çok daha fazla iterasyon da zaman ve enerji isteyecektir.</w:t>
+      </w:r>
+    </w:p>
+    <w:p/>
+    <w:p/>
+    <w:p/>
+    <w:p/>
+    <w:p/>
+    <w:p/>
+    <w:p>
+      <w:pPr>
+        <w:pStyle w:val="Heading2"/>
+      </w:pPr>
+      <w:r>
+        <w:lastRenderedPageBreak/>
+        <w:t>7.5. Logaritmik bin sayısının etkisi</w:t>
+      </w:r>
+    </w:p>
+    <w:p>
+      <w:r>
+        <w:t xml:space="preserve">Bu tek taramada en düşük gözlenen MAE 100 bin için 1,396 </w:t>
+      </w:r>
+      <w:proofErr w:type="spellStart"/>
+      <w:r>
+        <w:t>dB'dir</w:t>
+      </w:r>
+      <w:proofErr w:type="spellEnd"/>
+      <w:r>
+        <w:t xml:space="preserve"> ve MAE artışı 100→200 geçişinde görülmüştür. Her bin değeri için yeni rastgele </w:t>
+      </w:r>
+      <w:proofErr w:type="spellStart"/>
+      <w:r>
+        <w:t>gerçekleşimler</w:t>
+      </w:r>
+      <w:proofErr w:type="spellEnd"/>
+      <w:r>
+        <w:t xml:space="preserve"> üretildiğinden fark yalnız binleme çözünürlüğüne bağlanamaz. Aynı tam çözünürlüklü </w:t>
+      </w:r>
+      <w:proofErr w:type="spellStart"/>
+      <w:r>
+        <w:t>PSD'nin</w:t>
+      </w:r>
+      <w:proofErr w:type="spellEnd"/>
+      <w:r>
+        <w:t xml:space="preserve"> yeniden </w:t>
+      </w:r>
+      <w:proofErr w:type="spellStart"/>
+      <w:r>
+        <w:t>binlenmesi</w:t>
+      </w:r>
+      <w:proofErr w:type="spellEnd"/>
+      <w:r>
+        <w:t xml:space="preserve"> yapılmadan istatistiksel optimum iddiası kurulmamıştır.</w:t>
+      </w:r>
+      <w:r>
+        <w:t xml:space="preserve"> Bin sayısı ölçüm kalitesini değil sadece gözlemi etkiler.</w:t>
+      </w:r>
+    </w:p>
+    <w:p/>
+    <w:p>
+      <w:pPr>
+        <w:jc w:val="center"/>
+      </w:pPr>
+      <w:r>
+        <w:rPr>
+          <w:noProof/>
+        </w:rPr>
+        <w:drawing>
+          <wp:inline distT="0" distB="0" distL="0" distR="0" wp14:anchorId="146140AE" wp14:editId="71FB0257">
+            <wp:extent cx="5760720" cy="2979466"/>
+            <wp:effectExtent l="0" t="0" r="0" b="0"/>
+            <wp:docPr id="15" name="Picture 15" descr="Şekil 7.5. Logaritmik bin sayısının spektral gösterime ve tam bant MAE'ye etkisi. N=1.000.000; temel profil. Kaynak: Bu çalışma." title="Şekil 7"/>
+            <wp:cNvGraphicFramePr>
+              <a:graphicFrameLocks xmlns:a="http://schemas.openxmlformats.org/drawingml/2006/main" noChangeAspect="1"/>
+            </wp:cNvGraphicFramePr>
+            <a:graphic xmlns:a="http://schemas.openxmlformats.org/drawingml/2006/main">
+              <a:graphicData uri="http://schemas.openxmlformats.org/drawingml/2006/picture">
+                <pic:pic xmlns:pic="http://schemas.openxmlformats.org/drawingml/2006/picture">
+                  <pic:nvPicPr>
+                    <pic:cNvPr id="0" name="log_bins_comparison.png"/>
+                    <pic:cNvPicPr/>
+                  </pic:nvPicPr>
+                  <pic:blipFill>
+                    <a:blip r:embed="rId18"/>
+                    <a:stretch>
+                      <a:fillRect/>
+                    </a:stretch>
+                  </pic:blipFill>
+                  <pic:spPr>
+                    <a:xfrm>
+                      <a:off x="0" y="0"/>
+                      <a:ext cx="5760720" cy="2979466"/>
+                    </a:xfrm>
+                    <a:prstGeom prst="rect">
+                      <a:avLst/>
+                    </a:prstGeom>
+                  </pic:spPr>
+                </pic:pic>
+              </a:graphicData>
+            </a:graphic>
+          </wp:inline>
+        </w:drawing>
+      </w:r>
+    </w:p>
+    <w:p>
+      <w:pPr>
+        <w:jc w:val="center"/>
         <w:rPr>
           <w:i/>
           <w:sz w:val="18"/>
         </w:rPr>
-        <w:t>-PSD ve gerçek DUT faz gürültüsü</w:t>
-      </w:r>
-    </w:p>
-    <w:p>
-      <w:r>
-        <w:t xml:space="preserve">Bakıldığı zaman </w:t>
-      </w:r>
+      </w:pPr>
       <w:r>
         <w:rPr>
           <w:i/>
-        </w:rPr>
-        <w:t>Şekil 7.3</w:t>
-      </w:r>
-      <w:r>
-        <w:t xml:space="preserve"> ve </w:t>
+          <w:sz w:val="18"/>
+        </w:rPr>
+        <w:t xml:space="preserve">Şekil </w:t>
       </w:r>
       <w:r>
         <w:rPr>
           <w:i/>
-        </w:rPr>
-        <w:t>Şekil 7.2</w:t>
-      </w:r>
-      <w:r>
-        <w:t xml:space="preserve"> aynı tür parametreleri değiştiği ve bu parametrelerin varsayılan değerleri aynı olduğu için birbirleri ile aynı gözükse de referans değerinin testi bize ölçüm cihazının referans sinyal RMS değerinin düşük olmasının önemini gösteriyor. Yüksek RMS değerine sahip bir ölçüm cihazı ölçüm doğruluğu için çok daha fazla </w:t>
+          <w:sz w:val="18"/>
+        </w:rPr>
+        <w:t>7</w:t>
+      </w:r>
+      <w:r>
+        <w:rPr>
+          <w:i/>
+          <w:sz w:val="18"/>
+        </w:rPr>
+        <w:t>.</w:t>
+      </w:r>
+      <w:r>
+        <w:rPr>
+          <w:i/>
+          <w:sz w:val="18"/>
+        </w:rPr>
+        <w:t>4</w:t>
+      </w:r>
+      <w:r>
+        <w:rPr>
+          <w:i/>
+          <w:sz w:val="18"/>
+        </w:rPr>
+        <w:t xml:space="preserve"> – </w:t>
+      </w:r>
+      <w:r>
+        <w:rPr>
+          <w:i/>
+          <w:sz w:val="18"/>
+        </w:rPr>
+        <w:t xml:space="preserve">Logaritmik bin sayısının spektral gösterime ve tam bant </w:t>
       </w:r>
       <w:proofErr w:type="spellStart"/>
       <w:r>
-        <w:t>iterasyon</w:t>
+        <w:rPr>
+          <w:i/>
+          <w:sz w:val="18"/>
+        </w:rPr>
+        <w:t>MAE'ye</w:t>
       </w:r>
       <w:proofErr w:type="spellEnd"/>
       <w:r>
-        <w:t xml:space="preserve">, çok daha fazla </w:t>
-      </w:r>
-      <w:proofErr w:type="spellStart"/>
-      <w:r>
-        <w:t>iterasyon</w:t>
-      </w:r>
-      <w:proofErr w:type="spellEnd"/>
-      <w:r>
-        <w:t xml:space="preserve"> da zaman ve enerji isteyecektir.</w:t>
-      </w:r>
+        <w:rPr>
+          <w:i/>
+          <w:sz w:val="18"/>
+        </w:rPr>
+        <w:t xml:space="preserve"> etkisi</w:t>
+      </w:r>
+    </w:p>
+    <w:p/>
+    <w:p>
+      <w:pPr>
+        <w:jc w:val="center"/>
+      </w:pPr>
+    </w:p>
+    <w:p>
+      <w:pPr>
+        <w:jc w:val="center"/>
+      </w:pPr>
+    </w:p>
+    <w:p>
+      <w:pPr>
+        <w:jc w:val="center"/>
+      </w:pPr>
+    </w:p>
+    <w:p>
+      <w:pPr>
+        <w:jc w:val="center"/>
+      </w:pPr>
+    </w:p>
+    <w:p>
+      <w:pPr>
+        <w:jc w:val="center"/>
+      </w:pPr>
+    </w:p>
+    <w:p>
+      <w:pPr>
+        <w:jc w:val="center"/>
+      </w:pPr>
+    </w:p>
+    <w:p>
+      <w:pPr>
+        <w:jc w:val="center"/>
+      </w:pPr>
+    </w:p>
+    <w:p>
+      <w:pPr>
+        <w:jc w:val="center"/>
+      </w:pPr>
+    </w:p>
+    <w:p>
+      <w:pPr>
+        <w:jc w:val="center"/>
+      </w:pPr>
+    </w:p>
+    <w:p>
+      <w:pPr>
+        <w:jc w:val="center"/>
+      </w:pPr>
+    </w:p>
+    <w:p>
+      <w:pPr>
+        <w:jc w:val="center"/>
+      </w:pPr>
+    </w:p>
+    <w:p>
+      <w:pPr>
+        <w:jc w:val="center"/>
+      </w:pPr>
+    </w:p>
+    <w:p>
+      <w:pPr>
+        <w:jc w:val="center"/>
+      </w:pPr>
+    </w:p>
+    <w:p>
+      <w:pPr>
+        <w:jc w:val="center"/>
+      </w:pPr>
     </w:p>
     <w:p>
       <w:pPr>
         <w:pStyle w:val="Heading2"/>
-        <w:rPr>
-          <w:b/>
-        </w:rPr>
-      </w:pPr>
-      <w:r>
-        <w:rPr>
-          <w:b/>
-        </w:rPr>
-        <w:t>7.5</w:t>
-      </w:r>
-      <w:r>
-        <w:rPr>
-          <w:b/>
-        </w:rPr>
+      </w:pPr>
+      <w:r>
+        <w:lastRenderedPageBreak/>
+        <w:t>7.</w:t>
+      </w:r>
+      <w:r>
+        <w:t>6</w:t>
+      </w:r>
+      <w:r>
         <w:t xml:space="preserve">. </w:t>
       </w:r>
-      <w:proofErr w:type="spellStart"/>
-      <w:r>
-        <w:rPr>
-          <w:b/>
-        </w:rPr>
-        <w:t>İterasyon</w:t>
-      </w:r>
-      <w:proofErr w:type="spellEnd"/>
-      <w:r>
-        <w:rPr>
-          <w:b/>
-        </w:rPr>
-        <w:t xml:space="preserve"> sayılarının karşılaştırılması</w:t>
+      <w:r>
+        <w:t>İterasyon sayılarının karşılaştırılması</w:t>
       </w:r>
     </w:p>
     <w:p>
@@ -7560,31 +9297,15 @@
     </w:p>
     <w:p>
       <w:r>
-        <w:t xml:space="preserve">Bu simülasyonda amaç, bu yöntemi kullanarak </w:t>
+        <w:t xml:space="preserve">Bu simülasyonda amaç, bu yöntemi kullanarak DUT’den daha yüksek </w:t>
       </w:r>
       <w:proofErr w:type="spellStart"/>
       <w:r>
-        <w:t>DUT’den</w:t>
+        <w:t>RMS’e</w:t>
       </w:r>
       <w:proofErr w:type="spellEnd"/>
       <w:r>
-        <w:t xml:space="preserve"> daha yüksek </w:t>
-      </w:r>
-      <w:proofErr w:type="spellStart"/>
-      <w:r>
-        <w:t>RMS’e</w:t>
-      </w:r>
-      <w:proofErr w:type="spellEnd"/>
-      <w:r>
-        <w:t xml:space="preserve"> sahip referans sinyalleriyle bile yeterli </w:t>
-      </w:r>
-      <w:proofErr w:type="spellStart"/>
-      <w:r>
-        <w:t>iterasyon</w:t>
-      </w:r>
-      <w:proofErr w:type="spellEnd"/>
-      <w:r>
-        <w:t xml:space="preserve"> sayısında gerçek gürültü spektrumuna çok yakın sonuçlar elde edildiğini göstermektir.</w:t>
+        <w:t xml:space="preserve"> sahip referans sinyalleriyle bile yeterli iterasyon sayısında gerçek gürültü spektrumuna çok yakın sonuçlar elde edildiğini göstermektir.</w:t>
       </w:r>
     </w:p>
     <w:p>
@@ -7633,13 +9354,7 @@
           <w:rPr>
             <w:rFonts w:ascii="Cambria Math" w:hAnsi="Cambria Math"/>
           </w:rPr>
-          <m:t>=</m:t>
-        </m:r>
-        <m:r>
-          <w:rPr>
-            <w:rFonts w:ascii="Cambria Math" w:hAnsi="Cambria Math"/>
-          </w:rPr>
-          <m:t>0.02</m:t>
+          <m:t>=0.02</m:t>
         </m:r>
       </m:oMath>
       <w:r>
@@ -7679,39 +9394,7 @@
           <w:rPr>
             <w:rFonts w:ascii="Cambria Math" w:hAnsi="Cambria Math"/>
           </w:rPr>
-          <m:t>=</m:t>
-        </m:r>
-        <m:r>
-          <w:rPr>
-            <w:rFonts w:ascii="Cambria Math" w:hAnsi="Cambria Math"/>
-          </w:rPr>
-          <m:t>0.05</m:t>
-        </m:r>
-      </m:oMath>
-      <w:r>
-        <w:rPr>
-          <w:rFonts w:eastAsiaTheme="minorEastAsia"/>
-        </w:rPr>
-        <w:tab/>
-      </w:r>
-      <m:oMath>
-        <m:r>
-          <w:rPr>
-            <w:rFonts w:ascii="Cambria Math" w:hAnsi="Cambria Math"/>
-          </w:rPr>
-          <m:t>N</m:t>
-        </m:r>
-        <m:r>
-          <w:rPr>
-            <w:rFonts w:ascii="Cambria Math" w:hAnsi="Cambria Math"/>
-          </w:rPr>
-          <m:t>=</m:t>
-        </m:r>
-        <m:r>
-          <w:rPr>
-            <w:rFonts w:ascii="Cambria Math" w:eastAsiaTheme="minorEastAsia" w:hAnsi="Cambria Math"/>
-          </w:rPr>
-          <m:t>100.000</m:t>
+          <m:t>=0.05</m:t>
         </m:r>
       </m:oMath>
       <w:r>
@@ -7762,35 +9445,302 @@
       </m:oMath>
     </w:p>
     <w:p>
-      <w:proofErr w:type="gramStart"/>
-      <w:r>
-        <w:t>olarak</w:t>
-      </w:r>
-      <w:proofErr w:type="gramEnd"/>
-      <w:r>
-        <w:t xml:space="preserve"> güncellenmiştir.</w:t>
-      </w:r>
-    </w:p>
-    <w:p>
-      <w:r>
-        <w:t xml:space="preserve">Referansların PSD seviyesi </w:t>
+      <w:r>
+        <w:t>olarak güncellenmiştir.</w:t>
+      </w:r>
+    </w:p>
+    <w:p>
+      <w:r>
+        <w:t>Referansların PSD seviyesi DUT’ye göre yaklaşık:</w:t>
+      </w:r>
+    </w:p>
+    <w:p>
+      <w:pPr>
+        <w:rPr>
+          <w:rFonts w:eastAsiaTheme="minorEastAsia"/>
+        </w:rPr>
+      </w:pPr>
+      <m:oMathPara>
+        <m:oMath>
+          <m:r>
+            <w:rPr>
+              <w:rFonts w:ascii="Cambria Math" w:hAnsi="Cambria Math"/>
+            </w:rPr>
+            <m:t>20</m:t>
+          </m:r>
+          <m:sSub>
+            <m:sSubPr>
+              <m:ctrlPr>
+                <w:rPr>
+                  <w:rFonts w:ascii="Cambria Math" w:hAnsi="Cambria Math"/>
+                </w:rPr>
+              </m:ctrlPr>
+            </m:sSubPr>
+            <m:e>
+              <m:r>
+                <m:rPr>
+                  <m:nor/>
+                </m:rPr>
+                <w:rPr>
+                  <w:rFonts w:ascii="Cambria Math" w:hAnsi="Cambria Math"/>
+                </w:rPr>
+                <m:t>log</m:t>
+              </m:r>
+            </m:e>
+            <m:sub>
+              <m:r>
+                <w:rPr>
+                  <w:rFonts w:ascii="Cambria Math" w:hAnsi="Cambria Math"/>
+                </w:rPr>
+                <m:t>10</m:t>
+              </m:r>
+            </m:sub>
+          </m:sSub>
+          <m:d>
+            <m:dPr>
+              <m:ctrlPr>
+                <w:rPr>
+                  <w:rFonts w:ascii="Cambria Math" w:hAnsi="Cambria Math"/>
+                  <w:i/>
+                </w:rPr>
+              </m:ctrlPr>
+            </m:dPr>
+            <m:e>
+              <m:f>
+                <m:fPr>
+                  <m:ctrlPr>
+                    <w:rPr>
+                      <w:rFonts w:ascii="Cambria Math" w:hAnsi="Cambria Math"/>
+                      <w:i/>
+                    </w:rPr>
+                  </m:ctrlPr>
+                </m:fPr>
+                <m:num>
+                  <m:r>
+                    <w:rPr>
+                      <w:rFonts w:ascii="Cambria Math" w:hAnsi="Cambria Math"/>
+                    </w:rPr>
+                    <m:t>0.05</m:t>
+                  </m:r>
+                </m:num>
+                <m:den>
+                  <m:r>
+                    <w:rPr>
+                      <w:rFonts w:ascii="Cambria Math" w:hAnsi="Cambria Math"/>
+                    </w:rPr>
+                    <m:t>0.02</m:t>
+                  </m:r>
+                </m:den>
+              </m:f>
+            </m:e>
+          </m:d>
+          <m:r>
+            <w:rPr>
+              <w:rFonts w:ascii="Cambria Math" w:hAnsi="Cambria Math"/>
+            </w:rPr>
+            <m:t xml:space="preserve">≈7.96 </m:t>
+          </m:r>
+          <m:r>
+            <m:rPr>
+              <m:nor/>
+            </m:rPr>
+            <w:rPr>
+              <w:rFonts w:ascii="Cambria Math" w:hAnsi="Cambria Math"/>
+            </w:rPr>
+            <m:t>dB</m:t>
+          </m:r>
+        </m:oMath>
+      </m:oMathPara>
+    </w:p>
+    <w:p>
+      <w:r>
+        <w:t>daha yüksektir.</w:t>
+      </w:r>
+    </w:p>
+    <w:p>
+      <w:pPr>
+        <w:jc w:val="center"/>
+      </w:pPr>
+      <w:bookmarkStart w:id="1" w:name="_GoBack"/>
+      <w:r>
+        <w:rPr>
+          <w:noProof/>
+        </w:rPr>
+        <w:drawing>
+          <wp:inline distT="0" distB="0" distL="0" distR="0" wp14:anchorId="050CB32A" wp14:editId="5341F9F8">
+            <wp:extent cx="5430741" cy="4026982"/>
+            <wp:effectExtent l="0" t="0" r="0" b="0"/>
+            <wp:docPr id="14" name="Picture 14" descr="Şekil 7.6. Özel N=1.000.000 profilde final uzun yineleme taraması. LPF=100 kHz; DUT RMS=0,02 rad; Ref1=Ref2=0,05 rad; 100 log-bin. Kaynak: Bu çalışma." title="Şekil 7"/>
+            <wp:cNvGraphicFramePr>
+              <a:graphicFrameLocks xmlns:a="http://schemas.openxmlformats.org/drawingml/2006/main" noChangeAspect="1"/>
+            </wp:cNvGraphicFramePr>
+            <a:graphic xmlns:a="http://schemas.openxmlformats.org/drawingml/2006/main">
+              <a:graphicData uri="http://schemas.openxmlformats.org/drawingml/2006/picture">
+                <pic:pic xmlns:pic="http://schemas.openxmlformats.org/drawingml/2006/picture">
+                  <pic:nvPicPr>
+                    <pic:cNvPr id="0" name="iterations_comparison.png"/>
+                    <pic:cNvPicPr/>
+                  </pic:nvPicPr>
+                  <pic:blipFill>
+                    <a:blip r:embed="rId19"/>
+                    <a:stretch>
+                      <a:fillRect/>
+                    </a:stretch>
+                  </pic:blipFill>
+                  <pic:spPr>
+                    <a:xfrm>
+                      <a:off x="0" y="0"/>
+                      <a:ext cx="5484379" cy="4066755"/>
+                    </a:xfrm>
+                    <a:prstGeom prst="rect">
+                      <a:avLst/>
+                    </a:prstGeom>
+                  </pic:spPr>
+                </pic:pic>
+              </a:graphicData>
+            </a:graphic>
+          </wp:inline>
+        </w:drawing>
+      </w:r>
+      <w:bookmarkEnd w:id="1"/>
+    </w:p>
+    <w:p>
+      <w:pPr>
+        <w:jc w:val="center"/>
+        <w:rPr>
+          <w:i/>
+          <w:sz w:val="18"/>
+        </w:rPr>
+      </w:pPr>
+      <w:r>
+        <w:rPr>
+          <w:i/>
+          <w:sz w:val="18"/>
+        </w:rPr>
+        <w:t xml:space="preserve">Şekil </w:t>
+      </w:r>
+      <w:r>
+        <w:rPr>
+          <w:i/>
+          <w:sz w:val="18"/>
+        </w:rPr>
+        <w:t>7</w:t>
+      </w:r>
+      <w:r>
+        <w:rPr>
+          <w:i/>
+          <w:sz w:val="18"/>
+        </w:rPr>
+        <w:t>.</w:t>
+      </w:r>
+      <w:r>
+        <w:rPr>
+          <w:i/>
+          <w:sz w:val="18"/>
+        </w:rPr>
+        <w:t>5</w:t>
+      </w:r>
+      <w:r>
+        <w:rPr>
+          <w:i/>
+          <w:sz w:val="18"/>
+        </w:rPr>
+        <w:t xml:space="preserve"> – </w:t>
+      </w:r>
+      <w:r>
+        <w:rPr>
+          <w:i/>
+          <w:sz w:val="18"/>
+        </w:rPr>
+        <w:t xml:space="preserve">Yineleme sayısının </w:t>
       </w:r>
       <w:proofErr w:type="spellStart"/>
       <w:r>
-        <w:t>DUT’ye</w:t>
+        <w:rPr>
+          <w:i/>
+          <w:sz w:val="18"/>
+        </w:rPr>
+        <w:t>sepktral</w:t>
       </w:r>
       <w:proofErr w:type="spellEnd"/>
       <w:r>
-        <w:t xml:space="preserve"> göre yaklaşık:</w:t>
-      </w:r>
-    </w:p>
-    <w:p>
-      <w:bookmarkStart w:id="1" w:name="_GoBack"/>
-      <w:bookmarkEnd w:id="1"/>
-    </w:p>
+        <w:rPr>
+          <w:i/>
+          <w:sz w:val="18"/>
+        </w:rPr>
+        <w:t xml:space="preserve"> gösterime ve tam bant </w:t>
+      </w:r>
+      <w:proofErr w:type="spellStart"/>
+      <w:r>
+        <w:rPr>
+          <w:i/>
+          <w:sz w:val="18"/>
+        </w:rPr>
+        <w:t>MAE’ye</w:t>
+      </w:r>
+      <w:proofErr w:type="spellEnd"/>
+      <w:r>
+        <w:rPr>
+          <w:i/>
+          <w:sz w:val="18"/>
+        </w:rPr>
+        <w:t xml:space="preserve"> etkisi</w:t>
+      </w:r>
+    </w:p>
+    <w:p>
+      <w:r>
+        <w:t xml:space="preserve">Referans PSD seviyesinin DUT'den teorik olarak yaklaşık 7,96 </w:t>
+      </w:r>
+      <w:proofErr w:type="spellStart"/>
+      <w:r>
+        <w:t>dB</w:t>
+      </w:r>
+      <w:proofErr w:type="spellEnd"/>
+      <w:r>
+        <w:t xml:space="preserve"> yüksek olduğu özel profilde, 1 yinelemede 6,958 </w:t>
+      </w:r>
+      <w:proofErr w:type="spellStart"/>
+      <w:r>
+        <w:t>dB</w:t>
+      </w:r>
+      <w:proofErr w:type="spellEnd"/>
+      <w:r>
+        <w:t xml:space="preserve"> olan tam bant MAE 20.000 yinelemede 1,437 </w:t>
+      </w:r>
+      <w:proofErr w:type="spellStart"/>
+      <w:r>
+        <w:t>dB</w:t>
+      </w:r>
+      <w:proofErr w:type="spellEnd"/>
+      <w:r>
+        <w:t xml:space="preserve"> olmuştur. İlk-son azalma 5,521 </w:t>
+      </w:r>
+      <w:proofErr w:type="spellStart"/>
+      <w:r>
+        <w:t>dB'dir</w:t>
+      </w:r>
+      <w:proofErr w:type="spellEnd"/>
+      <w:r>
+        <w:t xml:space="preserve"> ve 10.000→20.000 geçişinde MAE artışı görülmüştür.</w:t>
+      </w:r>
+    </w:p>
+    <w:p>
+      <w:r>
+        <w:t xml:space="preserve">10.000→20.000 geçişindeki MAE değişimi 0,071 </w:t>
+      </w:r>
+      <w:proofErr w:type="spellStart"/>
+      <w:r>
+        <w:t>dB</w:t>
+      </w:r>
+      <w:proofErr w:type="spellEnd"/>
+      <w:r>
+        <w:t xml:space="preserve"> olmuştur. MAE değişiminin işareti tek başına 20.000 noktasının daha iyi veya kötü olduğunu kanıtlamaz; final değerlendirme tek koşulu Monte Carlo dalgalanması ve geniş bant sistematik tabanla birlikte yapılmıştır.</w:t>
+      </w:r>
+    </w:p>
+    <w:p/>
     <w:sectPr>
-      <w:headerReference w:type="default" r:id="rId17"/>
-      <w:footerReference w:type="default" r:id="rId18"/>
+      <w:headerReference w:type="default" r:id="rId20"/>
+      <w:footerReference w:type="default" r:id="rId21"/>
       <w:pgSz w:w="11906" w:h="16838"/>
       <w:pgMar w:top="1417" w:right="1417" w:bottom="1417" w:left="1417" w:header="708" w:footer="708" w:gutter="0"/>
       <w:cols w:space="708"/>
@@ -8897,11 +10847,11 @@
     <w:link w:val="Heading1Char"/>
     <w:uiPriority w:val="9"/>
     <w:qFormat/>
-    <w:rsid w:val="003F56BB"/>
+    <w:rsid w:val="0077008C"/>
     <w:pPr>
       <w:keepNext/>
       <w:keepLines/>
-      <w:spacing w:before="240" w:after="0"/>
+      <w:spacing w:before="360" w:after="120"/>
       <w:outlineLvl w:val="0"/>
     </w:pPr>
     <w:rPr>
@@ -8916,18 +10866,20 @@
     <w:basedOn w:val="Normal"/>
     <w:next w:val="Normal"/>
     <w:link w:val="Heading2Char"/>
+    <w:autoRedefine/>
     <w:uiPriority w:val="9"/>
     <w:unhideWhenUsed/>
     <w:qFormat/>
-    <w:rsid w:val="003F56BB"/>
+    <w:rsid w:val="00990120"/>
     <w:pPr>
       <w:keepNext/>
       <w:keepLines/>
-      <w:spacing w:before="40" w:after="0"/>
+      <w:spacing w:before="160" w:after="120"/>
       <w:outlineLvl w:val="1"/>
     </w:pPr>
     <w:rPr>
       <w:rFonts w:eastAsiaTheme="majorEastAsia" w:cstheme="majorBidi"/>
+      <w:b/>
       <w:color w:val="000000" w:themeColor="text1"/>
       <w:sz w:val="26"/>
       <w:szCs w:val="26"/>
@@ -8936,6 +10888,7 @@
   <w:style w:type="character" w:default="1" w:styleId="DefaultParagraphFont">
     <w:name w:val="Default Paragraph Font"/>
     <w:uiPriority w:val="1"/>
+    <w:semiHidden/>
     <w:unhideWhenUsed/>
   </w:style>
   <w:style w:type="table" w:default="1" w:styleId="TableNormal">
@@ -8998,7 +10951,7 @@
     <w:basedOn w:val="DefaultParagraphFont"/>
     <w:link w:val="Heading1"/>
     <w:uiPriority w:val="9"/>
-    <w:rsid w:val="003F56BB"/>
+    <w:rsid w:val="0077008C"/>
     <w:rPr>
       <w:rFonts w:ascii="Arial" w:eastAsiaTheme="majorEastAsia" w:hAnsi="Arial" w:cstheme="majorBidi"/>
       <w:color w:val="000000" w:themeColor="text1"/>
@@ -9022,9 +10975,10 @@
     <w:basedOn w:val="DefaultParagraphFont"/>
     <w:link w:val="Heading2"/>
     <w:uiPriority w:val="9"/>
-    <w:rsid w:val="003F56BB"/>
+    <w:rsid w:val="00990120"/>
     <w:rPr>
       <w:rFonts w:ascii="Arial" w:eastAsiaTheme="majorEastAsia" w:hAnsi="Arial" w:cstheme="majorBidi"/>
+      <w:b/>
       <w:color w:val="000000" w:themeColor="text1"/>
       <w:sz w:val="26"/>
       <w:szCs w:val="26"/>
@@ -9376,6 +11330,20 @@
       </w:tcPr>
     </w:tblStylePr>
   </w:style>
+  <w:style w:type="paragraph" w:customStyle="1" w:styleId="Equation">
+    <w:name w:val="Equation"/>
+    <w:rsid w:val="00BE7BD5"/>
+    <w:pPr>
+      <w:keepLines/>
+      <w:spacing w:before="100" w:after="140"/>
+      <w:jc w:val="center"/>
+    </w:pPr>
+    <w:rPr>
+      <w:rFonts w:ascii="Cambria Math" w:eastAsia="Cambria Math" w:hAnsi="Cambria Math" w:cs="Cambria Math"/>
+      <w:color w:val="0B2748"/>
+      <w:sz w:val="23"/>
+    </w:rPr>
+  </w:style>
 </w:styles>
 </file>
 

--- a/İki Kanallı Cross.docx
+++ b/İki Kanallı Cross.docx
@@ -20,10 +20,17 @@
     </w:p>
     <w:p>
       <w:pPr>
-        <w:rPr>
-          <w:rFonts w:cs="Arial"/>
-        </w:rPr>
-      </w:pPr>
+        <w:pStyle w:val="Subtitle"/>
+        <w:rPr>
+          <w:rFonts w:ascii="Arial" w:hAnsi="Arial" w:cs="Arial"/>
+        </w:rPr>
+      </w:pPr>
+      <w:r>
+        <w:rPr>
+          <w:rFonts w:ascii="Arial" w:hAnsi="Arial" w:cs="Arial"/>
+        </w:rPr>
+        <w:t>Ömer Faruk Yazıcı</w:t>
+      </w:r>
     </w:p>
     <w:p>
       <w:pPr>
@@ -737,7 +744,7 @@
                     <pic:cNvPicPr/>
                   </pic:nvPicPr>
                   <pic:blipFill>
-                    <a:blip r:embed="rId7"/>
+                    <a:blip r:embed="rId8"/>
                     <a:stretch>
                       <a:fillRect/>
                     </a:stretch>
@@ -805,15 +812,7 @@
     </w:p>
     <w:p>
       <w:r>
-        <w:t xml:space="preserve">Faz gürültüsü çoğunlukla taşıyıcıdan belirli bir </w:t>
-      </w:r>
-      <w:proofErr w:type="spellStart"/>
-      <w:r>
-        <w:t>offset</w:t>
-      </w:r>
-      <w:proofErr w:type="spellEnd"/>
-      <w:r>
-        <w:t xml:space="preserve"> frekansındaki 1 Hz bant genişliğine </w:t>
+        <w:t xml:space="preserve">Faz gürültüsü çoğunlukla taşıyıcıdan belirli bir offset frekansındaki 1 Hz bant genişliğine </w:t>
       </w:r>
       <w:proofErr w:type="spellStart"/>
       <w:r>
@@ -1225,7 +1224,7 @@
                     <pic:cNvPicPr/>
                   </pic:nvPicPr>
                   <pic:blipFill>
-                    <a:blip r:embed="rId8"/>
+                    <a:blip r:embed="rId9"/>
                     <a:stretch>
                       <a:fillRect/>
                     </a:stretch>
@@ -1315,6 +1314,803 @@
           <w:b/>
         </w:rPr>
         <w:lastRenderedPageBreak/>
+        <w:t>Faz Gürültüsünün Etkileri</w:t>
+      </w:r>
+    </w:p>
+    <w:p>
+      <w:r>
+        <w:t xml:space="preserve">Faz gürültüsünü minimize etmenin önemini en iyi şekilde etkilerine bakarak anlayabiliriz. En yaygın üç etkisi </w:t>
+      </w:r>
+      <w:proofErr w:type="spellStart"/>
+      <w:r>
+        <w:t>spectral</w:t>
+      </w:r>
+      <w:proofErr w:type="spellEnd"/>
+      <w:r>
+        <w:t xml:space="preserve"> </w:t>
+      </w:r>
+      <w:proofErr w:type="spellStart"/>
+      <w:r>
+        <w:t>regrowth</w:t>
+      </w:r>
+      <w:proofErr w:type="spellEnd"/>
+      <w:r>
+        <w:t xml:space="preserve">, hassasiyet ve seçicilikte düşüş ve artan bit </w:t>
+      </w:r>
+      <w:proofErr w:type="spellStart"/>
+      <w:r>
+        <w:t>error’ları</w:t>
+      </w:r>
+      <w:r>
+        <w:t>dır</w:t>
+      </w:r>
+      <w:proofErr w:type="spellEnd"/>
+      <w:r>
+        <w:t>.</w:t>
+      </w:r>
+    </w:p>
+    <w:p>
+      <w:pPr>
+        <w:pStyle w:val="Heading2"/>
+      </w:pPr>
+      <w:r>
+        <w:t xml:space="preserve">3.1. Faz gürültüsü ve </w:t>
+      </w:r>
+      <w:proofErr w:type="spellStart"/>
+      <w:r>
+        <w:t>spectral</w:t>
+      </w:r>
+      <w:proofErr w:type="spellEnd"/>
+      <w:r>
+        <w:t xml:space="preserve"> </w:t>
+      </w:r>
+      <w:proofErr w:type="spellStart"/>
+      <w:r>
+        <w:t>regrowth</w:t>
+      </w:r>
+      <w:proofErr w:type="spellEnd"/>
+    </w:p>
+    <w:p>
+      <w:r>
+        <w:t xml:space="preserve">Yerel osilatör sinyalindeki herhangi bir faz gürültüsü giriş sinyali ile karışır. Bu da </w:t>
+      </w:r>
+      <w:proofErr w:type="spellStart"/>
+      <w:r>
+        <w:t>mixer</w:t>
+      </w:r>
+      <w:proofErr w:type="spellEnd"/>
+      <w:r>
+        <w:t xml:space="preserve"> çıkışının da gürültülü çıkmasına sebebiyet verir.</w:t>
+      </w:r>
+    </w:p>
+    <w:p>
+      <w:pPr>
+        <w:jc w:val="center"/>
+      </w:pPr>
+      <w:r>
+        <w:drawing>
+          <wp:inline distT="0" distB="0" distL="0" distR="0" wp14:anchorId="056AB8E4" wp14:editId="0FFFF389">
+            <wp:extent cx="4214192" cy="1396369"/>
+            <wp:effectExtent l="0" t="0" r="0" b="0"/>
+            <wp:docPr id="16" name="Picture 16"/>
+            <wp:cNvGraphicFramePr>
+              <a:graphicFrameLocks xmlns:a="http://schemas.openxmlformats.org/drawingml/2006/main" noChangeAspect="1"/>
+            </wp:cNvGraphicFramePr>
+            <a:graphic xmlns:a="http://schemas.openxmlformats.org/drawingml/2006/main">
+              <a:graphicData uri="http://schemas.openxmlformats.org/drawingml/2006/picture">
+                <pic:pic xmlns:pic="http://schemas.openxmlformats.org/drawingml/2006/picture">
+                  <pic:nvPicPr>
+                    <pic:cNvPr id="1" name=""/>
+                    <pic:cNvPicPr/>
+                  </pic:nvPicPr>
+                  <pic:blipFill>
+                    <a:blip r:embed="rId10"/>
+                    <a:stretch>
+                      <a:fillRect/>
+                    </a:stretch>
+                  </pic:blipFill>
+                  <pic:spPr>
+                    <a:xfrm>
+                      <a:off x="0" y="0"/>
+                      <a:ext cx="4231455" cy="1402089"/>
+                    </a:xfrm>
+                    <a:prstGeom prst="rect">
+                      <a:avLst/>
+                    </a:prstGeom>
+                  </pic:spPr>
+                </pic:pic>
+              </a:graphicData>
+            </a:graphic>
+          </wp:inline>
+        </w:drawing>
+      </w:r>
+    </w:p>
+    <w:p>
+      <w:pPr>
+        <w:jc w:val="center"/>
+        <w:rPr>
+          <w:i/>
+          <w:sz w:val="18"/>
+        </w:rPr>
+      </w:pPr>
+      <w:r>
+        <w:rPr>
+          <w:i/>
+          <w:sz w:val="18"/>
+        </w:rPr>
+        <w:t xml:space="preserve">Şekil </w:t>
+      </w:r>
+      <w:r>
+        <w:rPr>
+          <w:i/>
+          <w:sz w:val="18"/>
+        </w:rPr>
+        <w:t>3</w:t>
+      </w:r>
+      <w:r>
+        <w:rPr>
+          <w:i/>
+          <w:sz w:val="18"/>
+        </w:rPr>
+        <w:t xml:space="preserve">.1 – </w:t>
+      </w:r>
+      <w:r>
+        <w:rPr>
+          <w:i/>
+          <w:sz w:val="18"/>
+        </w:rPr>
+        <w:t>Yerel osilatör faz gürültüsü ve mikser çıkışına etkisi</w:t>
+      </w:r>
+    </w:p>
+    <w:p>
+      <w:proofErr w:type="spellStart"/>
+      <w:r>
+        <w:t>Spectral</w:t>
+      </w:r>
+      <w:proofErr w:type="spellEnd"/>
+      <w:r>
+        <w:t xml:space="preserve"> </w:t>
+      </w:r>
+      <w:proofErr w:type="spellStart"/>
+      <w:r>
+        <w:t>regrowth’un</w:t>
+      </w:r>
+      <w:proofErr w:type="spellEnd"/>
+      <w:r>
+        <w:t xml:space="preserve"> sonuçları LTE, 5G NR, </w:t>
+      </w:r>
+      <w:proofErr w:type="spellStart"/>
+      <w:r>
+        <w:t>Wi</w:t>
+      </w:r>
+      <w:proofErr w:type="spellEnd"/>
+      <w:r>
+        <w:t xml:space="preserve">-Fi gibi geniş bant aralıklarında rahatlıkla görülebilir. </w:t>
+      </w:r>
+    </w:p>
+    <w:p>
+      <w:pPr>
+        <w:jc w:val="center"/>
+      </w:pPr>
+      <w:r>
+        <w:drawing>
+          <wp:inline distT="0" distB="0" distL="0" distR="0" wp14:anchorId="6EED5367" wp14:editId="5D8622EB">
+            <wp:extent cx="4658264" cy="1804359"/>
+            <wp:effectExtent l="0" t="0" r="0" b="5715"/>
+            <wp:docPr id="17" name="Picture 17"/>
+            <wp:cNvGraphicFramePr>
+              <a:graphicFrameLocks xmlns:a="http://schemas.openxmlformats.org/drawingml/2006/main" noChangeAspect="1"/>
+            </wp:cNvGraphicFramePr>
+            <a:graphic xmlns:a="http://schemas.openxmlformats.org/drawingml/2006/main">
+              <a:graphicData uri="http://schemas.openxmlformats.org/drawingml/2006/picture">
+                <pic:pic xmlns:pic="http://schemas.openxmlformats.org/drawingml/2006/picture">
+                  <pic:nvPicPr>
+                    <pic:cNvPr id="1" name=""/>
+                    <pic:cNvPicPr/>
+                  </pic:nvPicPr>
+                  <pic:blipFill>
+                    <a:blip r:embed="rId11"/>
+                    <a:stretch>
+                      <a:fillRect/>
+                    </a:stretch>
+                  </pic:blipFill>
+                  <pic:spPr>
+                    <a:xfrm>
+                      <a:off x="0" y="0"/>
+                      <a:ext cx="4676504" cy="1811424"/>
+                    </a:xfrm>
+                    <a:prstGeom prst="rect">
+                      <a:avLst/>
+                    </a:prstGeom>
+                  </pic:spPr>
+                </pic:pic>
+              </a:graphicData>
+            </a:graphic>
+          </wp:inline>
+        </w:drawing>
+      </w:r>
+    </w:p>
+    <w:p>
+      <w:pPr>
+        <w:jc w:val="center"/>
+        <w:rPr>
+          <w:i/>
+          <w:sz w:val="18"/>
+        </w:rPr>
+      </w:pPr>
+      <w:r>
+        <w:rPr>
+          <w:i/>
+          <w:sz w:val="18"/>
+        </w:rPr>
+        <w:t xml:space="preserve">Şekil </w:t>
+      </w:r>
+      <w:r>
+        <w:rPr>
+          <w:i/>
+          <w:sz w:val="18"/>
+        </w:rPr>
+        <w:t>3</w:t>
+      </w:r>
+      <w:r>
+        <w:rPr>
+          <w:i/>
+          <w:sz w:val="18"/>
+        </w:rPr>
+        <w:t>.</w:t>
+      </w:r>
+      <w:r>
+        <w:rPr>
+          <w:i/>
+          <w:sz w:val="18"/>
+        </w:rPr>
+        <w:t>2</w:t>
+      </w:r>
+      <w:r>
+        <w:rPr>
+          <w:i/>
+          <w:sz w:val="18"/>
+        </w:rPr>
+        <w:t xml:space="preserve"> – </w:t>
+      </w:r>
+      <w:r>
+        <w:rPr>
+          <w:i/>
+          <w:sz w:val="18"/>
+        </w:rPr>
+        <w:t xml:space="preserve">Farklı faz gürültülerinin </w:t>
+      </w:r>
+      <w:proofErr w:type="spellStart"/>
+      <w:r>
+        <w:rPr>
+          <w:i/>
+          <w:sz w:val="18"/>
+        </w:rPr>
+        <w:t>spectral</w:t>
+      </w:r>
+      <w:proofErr w:type="spellEnd"/>
+      <w:r>
+        <w:rPr>
+          <w:i/>
+          <w:sz w:val="18"/>
+        </w:rPr>
+        <w:t xml:space="preserve"> </w:t>
+      </w:r>
+      <w:proofErr w:type="spellStart"/>
+      <w:r>
+        <w:rPr>
+          <w:i/>
+          <w:sz w:val="18"/>
+        </w:rPr>
+        <w:t>regrowth</w:t>
+      </w:r>
+      <w:proofErr w:type="spellEnd"/>
+      <w:r>
+        <w:rPr>
+          <w:i/>
+          <w:sz w:val="18"/>
+        </w:rPr>
+        <w:t xml:space="preserve"> etkisi</w:t>
+      </w:r>
+    </w:p>
+    <w:p>
+      <w:r>
+        <w:t xml:space="preserve">Eğer </w:t>
+      </w:r>
+      <w:proofErr w:type="spellStart"/>
+      <w:r>
+        <w:t>osilatörün</w:t>
+      </w:r>
+      <w:proofErr w:type="spellEnd"/>
+      <w:r>
+        <w:t xml:space="preserve"> faz gürültüsü düşükse sonuç sinyali yine olması gereken kanalda, çok küçük bir güç kaçağı ile kalır. Ama eğer bu gürültü artarsa sinyali figürdeki kırmızı çizgide de olduğu gibi çok büyük bir </w:t>
+      </w:r>
+      <w:r>
+        <w:t>sızıntı olur ve belirgin bozulmalar görülür.</w:t>
+      </w:r>
+    </w:p>
+    <w:p>
+      <w:pPr>
+        <w:pStyle w:val="Heading2"/>
+      </w:pPr>
+      <w:r>
+        <w:t xml:space="preserve">3.2. </w:t>
+      </w:r>
+      <w:proofErr w:type="spellStart"/>
+      <w:r>
+        <w:t>Reciprocal</w:t>
+      </w:r>
+      <w:proofErr w:type="spellEnd"/>
+      <w:r>
+        <w:t xml:space="preserve"> </w:t>
+      </w:r>
+      <w:proofErr w:type="spellStart"/>
+      <w:r>
+        <w:t>mixing</w:t>
+      </w:r>
+      <w:proofErr w:type="spellEnd"/>
+    </w:p>
+    <w:p>
+      <w:r>
+        <w:t>Faz gürültüsü karşılıklı karıştırma yüzünden de problemlere yol açabilir. Karşılıklı karıştırma, istenen küçük sinyalin, büyük ve istenmeyen bir sinyale yakın olduğu durumlarda ortaya çıkar.</w:t>
+      </w:r>
+    </w:p>
+    <w:p>
+      <w:pPr>
+        <w:jc w:val="center"/>
+      </w:pPr>
+      <w:r>
+        <w:drawing>
+          <wp:inline distT="0" distB="0" distL="0" distR="0" wp14:anchorId="367FE912" wp14:editId="29046081">
+            <wp:extent cx="3657600" cy="1265565"/>
+            <wp:effectExtent l="0" t="0" r="0" b="0"/>
+            <wp:docPr id="18" name="Picture 18"/>
+            <wp:cNvGraphicFramePr>
+              <a:graphicFrameLocks xmlns:a="http://schemas.openxmlformats.org/drawingml/2006/main" noChangeAspect="1"/>
+            </wp:cNvGraphicFramePr>
+            <a:graphic xmlns:a="http://schemas.openxmlformats.org/drawingml/2006/main">
+              <a:graphicData uri="http://schemas.openxmlformats.org/drawingml/2006/picture">
+                <pic:pic xmlns:pic="http://schemas.openxmlformats.org/drawingml/2006/picture">
+                  <pic:nvPicPr>
+                    <pic:cNvPr id="1" name=""/>
+                    <pic:cNvPicPr/>
+                  </pic:nvPicPr>
+                  <pic:blipFill>
+                    <a:blip r:embed="rId12"/>
+                    <a:stretch>
+                      <a:fillRect/>
+                    </a:stretch>
+                  </pic:blipFill>
+                  <pic:spPr>
+                    <a:xfrm>
+                      <a:off x="0" y="0"/>
+                      <a:ext cx="3687372" cy="1275866"/>
+                    </a:xfrm>
+                    <a:prstGeom prst="rect">
+                      <a:avLst/>
+                    </a:prstGeom>
+                  </pic:spPr>
+                </pic:pic>
+              </a:graphicData>
+            </a:graphic>
+          </wp:inline>
+        </w:drawing>
+      </w:r>
+    </w:p>
+    <w:p>
+      <w:pPr>
+        <w:jc w:val="center"/>
+        <w:rPr>
+          <w:i/>
+          <w:sz w:val="18"/>
+        </w:rPr>
+      </w:pPr>
+      <w:r>
+        <w:rPr>
+          <w:i/>
+          <w:sz w:val="18"/>
+        </w:rPr>
+        <w:t xml:space="preserve">Şekil </w:t>
+      </w:r>
+      <w:r>
+        <w:rPr>
+          <w:i/>
+          <w:sz w:val="18"/>
+        </w:rPr>
+        <w:t>3</w:t>
+      </w:r>
+      <w:r>
+        <w:rPr>
+          <w:i/>
+          <w:sz w:val="18"/>
+        </w:rPr>
+        <w:t>.</w:t>
+      </w:r>
+      <w:r>
+        <w:rPr>
+          <w:i/>
+          <w:sz w:val="18"/>
+        </w:rPr>
+        <w:t>3</w:t>
+      </w:r>
+      <w:r>
+        <w:rPr>
+          <w:i/>
+          <w:sz w:val="18"/>
+        </w:rPr>
+        <w:t xml:space="preserve"> – </w:t>
+      </w:r>
+      <w:r>
+        <w:rPr>
+          <w:i/>
+          <w:sz w:val="18"/>
+        </w:rPr>
+        <w:t>Komşu istenmeyen büyük sinyalin IF filtresi ile reddedilmesi</w:t>
+      </w:r>
+    </w:p>
+    <w:p>
+      <w:r>
+        <w:lastRenderedPageBreak/>
+        <w:t>Şekil 3.3’teki durum ideal koşullar için geçerlidir. Gerçek hayatta spektrumlar bu kadar keskin değildir ve faz gürültüsü sebebiyle büyük istenmeyen sinyalin yayılan enerjisi bizim istediğimiz sinyali bastırabilir.</w:t>
+      </w:r>
+    </w:p>
+    <w:p>
+      <w:pPr>
+        <w:jc w:val="center"/>
+      </w:pPr>
+      <w:r>
+        <w:drawing>
+          <wp:inline distT="0" distB="0" distL="0" distR="0" wp14:anchorId="170D9926" wp14:editId="6BA723A1">
+            <wp:extent cx="4304581" cy="1325727"/>
+            <wp:effectExtent l="0" t="0" r="1270" b="8255"/>
+            <wp:docPr id="19" name="Picture 19"/>
+            <wp:cNvGraphicFramePr>
+              <a:graphicFrameLocks xmlns:a="http://schemas.openxmlformats.org/drawingml/2006/main" noChangeAspect="1"/>
+            </wp:cNvGraphicFramePr>
+            <a:graphic xmlns:a="http://schemas.openxmlformats.org/drawingml/2006/main">
+              <a:graphicData uri="http://schemas.openxmlformats.org/drawingml/2006/picture">
+                <pic:pic xmlns:pic="http://schemas.openxmlformats.org/drawingml/2006/picture">
+                  <pic:nvPicPr>
+                    <pic:cNvPr id="1" name=""/>
+                    <pic:cNvPicPr/>
+                  </pic:nvPicPr>
+                  <pic:blipFill>
+                    <a:blip r:embed="rId13"/>
+                    <a:stretch>
+                      <a:fillRect/>
+                    </a:stretch>
+                  </pic:blipFill>
+                  <pic:spPr>
+                    <a:xfrm>
+                      <a:off x="0" y="0"/>
+                      <a:ext cx="4313072" cy="1328342"/>
+                    </a:xfrm>
+                    <a:prstGeom prst="rect">
+                      <a:avLst/>
+                    </a:prstGeom>
+                  </pic:spPr>
+                </pic:pic>
+              </a:graphicData>
+            </a:graphic>
+          </wp:inline>
+        </w:drawing>
+      </w:r>
+    </w:p>
+    <w:p>
+      <w:pPr>
+        <w:jc w:val="center"/>
+        <w:rPr>
+          <w:i/>
+          <w:sz w:val="18"/>
+        </w:rPr>
+      </w:pPr>
+      <w:r>
+        <w:rPr>
+          <w:i/>
+          <w:sz w:val="18"/>
+        </w:rPr>
+        <w:t xml:space="preserve">Şekil </w:t>
+      </w:r>
+      <w:r>
+        <w:rPr>
+          <w:i/>
+          <w:sz w:val="18"/>
+        </w:rPr>
+        <w:t>3</w:t>
+      </w:r>
+      <w:r>
+        <w:rPr>
+          <w:i/>
+          <w:sz w:val="18"/>
+        </w:rPr>
+        <w:t>.</w:t>
+      </w:r>
+      <w:r>
+        <w:rPr>
+          <w:i/>
+          <w:sz w:val="18"/>
+        </w:rPr>
+        <w:t>3</w:t>
+      </w:r>
+      <w:r>
+        <w:rPr>
+          <w:i/>
+          <w:sz w:val="18"/>
+        </w:rPr>
+        <w:t xml:space="preserve"> – </w:t>
+      </w:r>
+      <w:r>
+        <w:rPr>
+          <w:i/>
+          <w:sz w:val="18"/>
+        </w:rPr>
+        <w:t>Komşu istenmeyen büyük sinyalin istenen sinyali bastırması</w:t>
+      </w:r>
+    </w:p>
+    <w:p>
+      <w:pPr>
+        <w:jc w:val="center"/>
+        <w:rPr>
+          <w:i/>
+          <w:sz w:val="18"/>
+        </w:rPr>
+      </w:pPr>
+    </w:p>
+    <w:p>
+      <w:pPr>
+        <w:jc w:val="center"/>
+        <w:rPr>
+          <w:i/>
+          <w:sz w:val="18"/>
+        </w:rPr>
+      </w:pPr>
+    </w:p>
+    <w:p>
+      <w:pPr>
+        <w:pStyle w:val="Heading2"/>
+      </w:pPr>
+      <w:r>
+        <w:t>3.3. Faz gürültüsü ve haberleşme sistemleri</w:t>
+      </w:r>
+    </w:p>
+    <w:p>
+      <w:r>
+        <w:t xml:space="preserve">Faz gürültüsü özellikle faz modülasyonu kullanan haberleşme sistemleri için de problemler yaratabilir. Çoğu modern yüksek veri hızı sağlayan kablosuz teknolojiler, </w:t>
+      </w:r>
+      <w:r>
+        <w:t xml:space="preserve">APSK veya QAM gibi faz ve genlik modülasyonu modülasyon şemaları kullanır. Bu modülasyon şemaları sıklıkla </w:t>
+      </w:r>
+      <w:proofErr w:type="spellStart"/>
+      <w:r>
+        <w:t>constellation</w:t>
+      </w:r>
+      <w:proofErr w:type="spellEnd"/>
+      <w:r>
+        <w:t xml:space="preserve"> </w:t>
+      </w:r>
+      <w:proofErr w:type="spellStart"/>
+      <w:r>
+        <w:t>diagram’lar</w:t>
+      </w:r>
+      <w:proofErr w:type="spellEnd"/>
+      <w:r>
+        <w:t xml:space="preserve"> ile sunulur. Bu diyagramlardaki her bir nokta bir sembolü temsil eder, genlik ve faz bilgisi taşırlar.</w:t>
+      </w:r>
+    </w:p>
+    <w:p/>
+    <w:p>
+      <w:pPr>
+        <w:jc w:val="center"/>
+      </w:pPr>
+      <w:bookmarkStart w:id="0" w:name="_GoBack"/>
+      <w:r>
+        <w:drawing>
+          <wp:inline distT="0" distB="0" distL="0" distR="0" wp14:anchorId="4F93103A" wp14:editId="351BC8F0">
+            <wp:extent cx="2357565" cy="2353901"/>
+            <wp:effectExtent l="0" t="0" r="5080" b="8890"/>
+            <wp:docPr id="21" name="Picture 21"/>
+            <wp:cNvGraphicFramePr>
+              <a:graphicFrameLocks xmlns:a="http://schemas.openxmlformats.org/drawingml/2006/main" noChangeAspect="1"/>
+            </wp:cNvGraphicFramePr>
+            <a:graphic xmlns:a="http://schemas.openxmlformats.org/drawingml/2006/main">
+              <a:graphicData uri="http://schemas.openxmlformats.org/drawingml/2006/picture">
+                <pic:pic xmlns:pic="http://schemas.openxmlformats.org/drawingml/2006/picture">
+                  <pic:nvPicPr>
+                    <pic:cNvPr id="1" name=""/>
+                    <pic:cNvPicPr/>
+                  </pic:nvPicPr>
+                  <pic:blipFill rotWithShape="1">
+                    <a:blip r:embed="rId14"/>
+                    <a:srcRect l="3846" t="935" r="5113" b="1838"/>
+                    <a:stretch/>
+                  </pic:blipFill>
+                  <pic:spPr bwMode="auto">
+                    <a:xfrm>
+                      <a:off x="0" y="0"/>
+                      <a:ext cx="2365977" cy="2362300"/>
+                    </a:xfrm>
+                    <a:prstGeom prst="rect">
+                      <a:avLst/>
+                    </a:prstGeom>
+                    <a:ln>
+                      <a:noFill/>
+                    </a:ln>
+                    <a:extLst>
+                      <a:ext uri="{53640926-AAD7-44D8-BBD7-CCE9431645EC}">
+                        <a14:shadowObscured xmlns:a14="http://schemas.microsoft.com/office/drawing/2010/main"/>
+                      </a:ext>
+                    </a:extLst>
+                  </pic:spPr>
+                </pic:pic>
+              </a:graphicData>
+            </a:graphic>
+          </wp:inline>
+        </w:drawing>
+      </w:r>
+      <w:bookmarkEnd w:id="0"/>
+      <w:r>
+        <w:tab/>
+      </w:r>
+      <w:r>
+        <w:drawing>
+          <wp:inline distT="0" distB="0" distL="0" distR="0" wp14:anchorId="254E305A" wp14:editId="1D4D55D3">
+            <wp:extent cx="2352020" cy="2355574"/>
+            <wp:effectExtent l="0" t="0" r="0" b="6985"/>
+            <wp:docPr id="22" name="Picture 22"/>
+            <wp:cNvGraphicFramePr>
+              <a:graphicFrameLocks xmlns:a="http://schemas.openxmlformats.org/drawingml/2006/main" noChangeAspect="1"/>
+            </wp:cNvGraphicFramePr>
+            <a:graphic xmlns:a="http://schemas.openxmlformats.org/drawingml/2006/main">
+              <a:graphicData uri="http://schemas.openxmlformats.org/drawingml/2006/picture">
+                <pic:pic xmlns:pic="http://schemas.openxmlformats.org/drawingml/2006/picture">
+                  <pic:nvPicPr>
+                    <pic:cNvPr id="1" name=""/>
+                    <pic:cNvPicPr/>
+                  </pic:nvPicPr>
+                  <pic:blipFill rotWithShape="1">
+                    <a:blip r:embed="rId15"/>
+                    <a:srcRect l="2396" t="2036" r="3772" b="3567"/>
+                    <a:stretch/>
+                  </pic:blipFill>
+                  <pic:spPr bwMode="auto">
+                    <a:xfrm>
+                      <a:off x="0" y="0"/>
+                      <a:ext cx="2388544" cy="2392153"/>
+                    </a:xfrm>
+                    <a:prstGeom prst="rect">
+                      <a:avLst/>
+                    </a:prstGeom>
+                    <a:ln>
+                      <a:noFill/>
+                    </a:ln>
+                    <a:extLst>
+                      <a:ext uri="{53640926-AAD7-44D8-BBD7-CCE9431645EC}">
+                        <a14:shadowObscured xmlns:a14="http://schemas.microsoft.com/office/drawing/2010/main"/>
+                      </a:ext>
+                    </a:extLst>
+                  </pic:spPr>
+                </pic:pic>
+              </a:graphicData>
+            </a:graphic>
+          </wp:inline>
+        </w:drawing>
+      </w:r>
+    </w:p>
+    <w:p>
+      <w:pPr>
+        <w:jc w:val="center"/>
+        <w:rPr>
+          <w:i/>
+          <w:sz w:val="18"/>
+        </w:rPr>
+      </w:pPr>
+      <w:r>
+        <w:rPr>
+          <w:i/>
+          <w:sz w:val="18"/>
+        </w:rPr>
+        <w:t xml:space="preserve">Şekil </w:t>
+      </w:r>
+      <w:r>
+        <w:rPr>
+          <w:i/>
+          <w:sz w:val="18"/>
+        </w:rPr>
+        <w:t>3</w:t>
+      </w:r>
+      <w:r>
+        <w:rPr>
+          <w:i/>
+          <w:sz w:val="18"/>
+        </w:rPr>
+        <w:t>.</w:t>
+      </w:r>
+      <w:r>
+        <w:rPr>
+          <w:i/>
+          <w:sz w:val="18"/>
+        </w:rPr>
+        <w:t>4</w:t>
+      </w:r>
+      <w:r>
+        <w:rPr>
+          <w:i/>
+          <w:sz w:val="18"/>
+        </w:rPr>
+        <w:t xml:space="preserve"> – </w:t>
+      </w:r>
+      <w:r>
+        <w:rPr>
+          <w:i/>
+          <w:sz w:val="18"/>
+        </w:rPr>
+        <w:t xml:space="preserve">16QAM </w:t>
+      </w:r>
+      <w:proofErr w:type="spellStart"/>
+      <w:r>
+        <w:rPr>
+          <w:i/>
+          <w:sz w:val="18"/>
+        </w:rPr>
+        <w:t>constellation</w:t>
+      </w:r>
+      <w:proofErr w:type="spellEnd"/>
+      <w:r>
+        <w:rPr>
+          <w:i/>
+          <w:sz w:val="18"/>
+        </w:rPr>
+        <w:t xml:space="preserve"> diyagramı ve faz gürültüsünün etkisi</w:t>
+      </w:r>
+    </w:p>
+    <w:p>
+      <w:pPr>
+        <w:jc w:val="center"/>
+      </w:pPr>
+    </w:p>
+    <w:p>
+      <w:pPr>
+        <w:jc w:val="center"/>
+      </w:pPr>
+    </w:p>
+    <w:p>
+      <w:pPr>
+        <w:jc w:val="center"/>
+      </w:pPr>
+    </w:p>
+    <w:p>
+      <w:pPr>
+        <w:jc w:val="center"/>
+      </w:pPr>
+    </w:p>
+    <w:p>
+      <w:pPr>
+        <w:jc w:val="center"/>
+      </w:pPr>
+    </w:p>
+    <w:p>
+      <w:pPr>
+        <w:jc w:val="center"/>
+      </w:pPr>
+    </w:p>
+    <w:p>
+      <w:pPr>
+        <w:pStyle w:val="Heading1"/>
+        <w:numPr>
+          <w:ilvl w:val="0"/>
+          <w:numId w:val="1"/>
+        </w:numPr>
+        <w:rPr>
+          <w:rFonts w:eastAsiaTheme="minorEastAsia"/>
+          <w:b/>
+        </w:rPr>
+      </w:pPr>
+      <w:r>
+        <w:rPr>
+          <w:rFonts w:eastAsiaTheme="minorEastAsia"/>
+          <w:b/>
+        </w:rPr>
+        <w:lastRenderedPageBreak/>
         <w:t>Faz Gürültüsü Çeşitleri</w:t>
       </w:r>
     </w:p>
@@ -1323,7 +2119,10 @@
         <w:pStyle w:val="Heading2"/>
       </w:pPr>
       <w:r>
-        <w:t>3.</w:t>
+        <w:t>4</w:t>
+      </w:r>
+      <w:r>
+        <w:t>.</w:t>
       </w:r>
       <w:r>
         <w:t>1</w:t>
@@ -1790,7 +2589,15 @@
               <w:cnfStyle w:val="000000100000" w:firstRow="0" w:lastRow="0" w:firstColumn="0" w:lastColumn="0" w:oddVBand="0" w:evenVBand="0" w:oddHBand="1" w:evenHBand="0" w:firstRowFirstColumn="0" w:firstRowLastColumn="0" w:lastRowFirstColumn="0" w:lastRowLastColumn="0"/>
             </w:pPr>
             <w:r>
-              <w:t>−40 db/</w:t>
+              <w:t xml:space="preserve">−40 </w:t>
+            </w:r>
+            <w:proofErr w:type="spellStart"/>
+            <w:r>
+              <w:t>db</w:t>
+            </w:r>
+            <w:proofErr w:type="spellEnd"/>
+            <w:r>
+              <w:t>/</w:t>
             </w:r>
             <w:proofErr w:type="spellStart"/>
             <w:r>
@@ -1900,7 +2707,15 @@
               <w:cnfStyle w:val="000000000000" w:firstRow="0" w:lastRow="0" w:firstColumn="0" w:lastColumn="0" w:oddVBand="0" w:evenVBand="0" w:oddHBand="0" w:evenHBand="0" w:firstRowFirstColumn="0" w:firstRowLastColumn="0" w:lastRowFirstColumn="0" w:lastRowLastColumn="0"/>
             </w:pPr>
             <w:r>
-              <w:t>−30 db/</w:t>
+              <w:t xml:space="preserve">−30 </w:t>
+            </w:r>
+            <w:proofErr w:type="spellStart"/>
+            <w:r>
+              <w:t>db</w:t>
+            </w:r>
+            <w:proofErr w:type="spellEnd"/>
+            <w:r>
+              <w:t>/</w:t>
             </w:r>
             <w:proofErr w:type="spellStart"/>
             <w:r>
@@ -2008,7 +2823,15 @@
               <w:cnfStyle w:val="000000100000" w:firstRow="0" w:lastRow="0" w:firstColumn="0" w:lastColumn="0" w:oddVBand="0" w:evenVBand="0" w:oddHBand="1" w:evenHBand="0" w:firstRowFirstColumn="0" w:firstRowLastColumn="0" w:lastRowFirstColumn="0" w:lastRowLastColumn="0"/>
             </w:pPr>
             <w:r>
-              <w:t>−20 db/</w:t>
+              <w:t xml:space="preserve">−20 </w:t>
+            </w:r>
+            <w:proofErr w:type="spellStart"/>
+            <w:r>
+              <w:t>db</w:t>
+            </w:r>
+            <w:proofErr w:type="spellEnd"/>
+            <w:r>
+              <w:t>/</w:t>
             </w:r>
             <w:proofErr w:type="spellStart"/>
             <w:r>
@@ -2095,7 +2918,15 @@
               <w:cnfStyle w:val="000000000000" w:firstRow="0" w:lastRow="0" w:firstColumn="0" w:lastColumn="0" w:oddVBand="0" w:evenVBand="0" w:oddHBand="0" w:evenHBand="0" w:firstRowFirstColumn="0" w:firstRowLastColumn="0" w:lastRowFirstColumn="0" w:lastRowLastColumn="0"/>
             </w:pPr>
             <w:r>
-              <w:t>−10 db/</w:t>
+              <w:t xml:space="preserve">−10 </w:t>
+            </w:r>
+            <w:proofErr w:type="spellStart"/>
+            <w:r>
+              <w:t>db</w:t>
+            </w:r>
+            <w:proofErr w:type="spellEnd"/>
+            <w:r>
+              <w:t>/</w:t>
             </w:r>
             <w:proofErr w:type="spellStart"/>
             <w:r>
@@ -2171,7 +3002,15 @@
               <w:cnfStyle w:val="000000100000" w:firstRow="0" w:lastRow="0" w:firstColumn="0" w:lastColumn="0" w:oddVBand="0" w:evenVBand="0" w:oddHBand="1" w:evenHBand="0" w:firstRowFirstColumn="0" w:firstRowLastColumn="0" w:lastRowFirstColumn="0" w:lastRowLastColumn="0"/>
             </w:pPr>
             <w:r>
-              <w:t>0 db/</w:t>
+              <w:t xml:space="preserve">0 </w:t>
+            </w:r>
+            <w:proofErr w:type="spellStart"/>
+            <w:r>
+              <w:t>db</w:t>
+            </w:r>
+            <w:proofErr w:type="spellEnd"/>
+            <w:r>
+              <w:t>/</w:t>
             </w:r>
             <w:proofErr w:type="spellStart"/>
             <w:r>
@@ -2229,7 +3068,7 @@
                     <pic:cNvPicPr/>
                   </pic:nvPicPr>
                   <pic:blipFill>
-                    <a:blip r:embed="rId9"/>
+                    <a:blip r:embed="rId16"/>
                     <a:stretch>
                       <a:fillRect/>
                     </a:stretch>
@@ -2270,7 +3109,7 @@
           <w:i/>
           <w:sz w:val="18"/>
         </w:rPr>
-        <w:t>2</w:t>
+        <w:t>4</w:t>
       </w:r>
       <w:r>
         <w:rPr>
@@ -2411,7 +3250,10 @@
         <w:pStyle w:val="Heading2"/>
       </w:pPr>
       <w:r>
-        <w:t>3.2. Ölçüm türüne göre</w:t>
+        <w:t>4</w:t>
+      </w:r>
+      <w:r>
+        <w:t>.2. Ölçüm türüne göre</w:t>
       </w:r>
     </w:p>
     <w:p>
@@ -2470,7 +3312,10 @@
         <w:pStyle w:val="Heading2"/>
       </w:pPr>
       <w:r>
-        <w:t>4.1. Doğrudan spektral analiz</w:t>
+        <w:t>5</w:t>
+      </w:r>
+      <w:r>
+        <w:t>.1. Doğrudan spektral analiz</w:t>
       </w:r>
     </w:p>
     <w:p>
@@ -2513,7 +3358,7 @@
                     <pic:cNvPicPr/>
                   </pic:nvPicPr>
                   <pic:blipFill>
-                    <a:blip r:embed="rId10"/>
+                    <a:blip r:embed="rId17"/>
                     <a:stretch>
                       <a:fillRect/>
                     </a:stretch>
@@ -2547,7 +3392,21 @@
           <w:i/>
           <w:sz w:val="18"/>
         </w:rPr>
-        <w:t>Şekil 4.1 – Spektrum Analiz Cihazı</w:t>
+        <w:t xml:space="preserve">Şekil </w:t>
+      </w:r>
+      <w:r>
+        <w:rPr>
+          <w:i/>
+          <w:sz w:val="18"/>
+        </w:rPr>
+        <w:t>5</w:t>
+      </w:r>
+      <w:r>
+        <w:rPr>
+          <w:i/>
+          <w:sz w:val="18"/>
+        </w:rPr>
+        <w:t>.1 – Spektrum Analiz Cihazı</w:t>
       </w:r>
     </w:p>
     <w:p>
@@ -2563,7 +3422,10 @@
         <w:pStyle w:val="Heading2"/>
       </w:pPr>
       <w:r>
-        <w:t xml:space="preserve">4.2. Faz </w:t>
+        <w:t>5</w:t>
+      </w:r>
+      <w:r>
+        <w:t xml:space="preserve">.2. Faz </w:t>
       </w:r>
       <w:r>
         <w:t>d</w:t>
@@ -2864,7 +3726,7 @@
                     <pic:cNvPicPr/>
                   </pic:nvPicPr>
                   <pic:blipFill>
-                    <a:blip r:embed="rId11"/>
+                    <a:blip r:embed="rId18"/>
                     <a:stretch>
                       <a:fillRect/>
                     </a:stretch>
@@ -2898,7 +3760,21 @@
           <w:i/>
           <w:sz w:val="18"/>
         </w:rPr>
-        <w:t>Şekil 4.</w:t>
+        <w:t xml:space="preserve">Şekil </w:t>
+      </w:r>
+      <w:r>
+        <w:rPr>
+          <w:i/>
+          <w:sz w:val="18"/>
+        </w:rPr>
+        <w:t>5</w:t>
+      </w:r>
+      <w:r>
+        <w:rPr>
+          <w:i/>
+          <w:sz w:val="18"/>
+        </w:rPr>
+        <w:t>.</w:t>
       </w:r>
       <w:r>
         <w:rPr>
@@ -2928,9 +3804,12 @@
       </w:pPr>
       <w:r>
         <w:lastRenderedPageBreak/>
-        <w:t xml:space="preserve">4.3. </w:t>
-      </w:r>
-      <w:bookmarkStart w:id="0" w:name="_Hlk238195047"/>
+        <w:t>5</w:t>
+      </w:r>
+      <w:r>
+        <w:t xml:space="preserve">.3. </w:t>
+      </w:r>
+      <w:bookmarkStart w:id="1" w:name="_Hlk238195047"/>
       <w:r>
         <w:t>Cross-</w:t>
       </w:r>
@@ -2952,7 +3831,7 @@
       <w:r>
         <w:t xml:space="preserve">etektörü </w:t>
       </w:r>
-      <w:bookmarkEnd w:id="0"/>
+      <w:bookmarkEnd w:id="1"/>
       <w:r>
         <w:t>y</w:t>
       </w:r>
@@ -3834,7 +4713,7 @@
                     <pic:cNvPicPr/>
                   </pic:nvPicPr>
                   <pic:blipFill>
-                    <a:blip r:embed="rId12"/>
+                    <a:blip r:embed="rId19"/>
                     <a:stretch>
                       <a:fillRect/>
                     </a:stretch>
@@ -3868,7 +4747,21 @@
           <w:i/>
           <w:sz w:val="18"/>
         </w:rPr>
-        <w:t>Şekil 4.</w:t>
+        <w:t xml:space="preserve">Şekil </w:t>
+      </w:r>
+      <w:r>
+        <w:rPr>
+          <w:i/>
+          <w:sz w:val="18"/>
+        </w:rPr>
+        <w:t>5</w:t>
+      </w:r>
+      <w:r>
+        <w:rPr>
+          <w:i/>
+          <w:sz w:val="18"/>
+        </w:rPr>
+        <w:t>.</w:t>
       </w:r>
       <w:r>
         <w:rPr>
@@ -3889,7 +4782,23 @@
           <w:i/>
           <w:sz w:val="18"/>
         </w:rPr>
-        <w:t xml:space="preserve">Cross-Correlation ile Faz Detektörü </w:t>
+        <w:t>Cross-</w:t>
+      </w:r>
+      <w:proofErr w:type="spellStart"/>
+      <w:r>
+        <w:rPr>
+          <w:i/>
+          <w:sz w:val="18"/>
+        </w:rPr>
+        <w:t>Correlation</w:t>
+      </w:r>
+      <w:proofErr w:type="spellEnd"/>
+      <w:r>
+        <w:rPr>
+          <w:i/>
+          <w:sz w:val="18"/>
+        </w:rPr>
+        <w:t xml:space="preserve"> ile Faz Detektörü </w:t>
       </w:r>
       <w:r>
         <w:rPr>
@@ -3905,7 +4814,10 @@
         <w:pStyle w:val="Heading2"/>
       </w:pPr>
       <w:r>
-        <w:t xml:space="preserve">4.4. Diğer </w:t>
+        <w:t>5</w:t>
+      </w:r>
+      <w:r>
+        <w:t xml:space="preserve">.4. Diğer </w:t>
       </w:r>
       <w:r>
         <w:t>y</w:t>
@@ -4007,7 +4919,7 @@
                     </pic:cNvPicPr>
                   </pic:nvPicPr>
                   <pic:blipFill>
-                    <a:blip r:embed="rId13">
+                    <a:blip r:embed="rId20">
                       <a:extLst>
                         <a:ext uri="{28A0092B-C50C-407E-A947-70E740481C1C}">
                           <a14:useLocalDpi xmlns:a14="http://schemas.microsoft.com/office/drawing/2010/main" val="0"/>
@@ -4051,7 +4963,21 @@
           <w:i/>
           <w:sz w:val="18"/>
         </w:rPr>
-        <w:t>Şekil 5.1</w:t>
+        <w:t>Şekil</w:t>
+      </w:r>
+      <w:r>
+        <w:rPr>
+          <w:i/>
+          <w:sz w:val="18"/>
+        </w:rPr>
+        <w:t xml:space="preserve"> 6</w:t>
+      </w:r>
+      <w:r>
+        <w:rPr>
+          <w:i/>
+          <w:sz w:val="18"/>
+        </w:rPr>
+        <w:t>.1</w:t>
       </w:r>
       <w:r>
         <w:rPr>
@@ -4086,12 +5012,21 @@
       </w:pPr>
       <w:r>
         <w:lastRenderedPageBreak/>
-        <w:t>5.1. Gürültü ve taşıyıcı üretimi</w:t>
-      </w:r>
-    </w:p>
-    <w:p>
-      <w:r>
-        <w:t xml:space="preserve">Her iterasyonda yeni bir DUT faz dizisi ile iki ayrı referans faz dizisi üretilir. Aynı DUT taşıyıcı iki ölçüm kanalına uygulanır. Referansların merkez fazına </w:t>
+        <w:t>6</w:t>
+      </w:r>
+      <w:r>
+        <w:t>.1. Gürültü ve taşıyıcı üretimi</w:t>
+      </w:r>
+    </w:p>
+    <w:p>
+      <w:r>
+        <w:t>Her iterasyonda yeni bir DUT faz dizisi ile iki ayrı referans faz dizisi üretilir. Aynı DUT taşıyıcı iki ölçüm kanalına uygulanır. Referansların merkez fazına</w:t>
+      </w:r>
+      <w:r>
+        <w:t xml:space="preserve"> </w:t>
+      </w:r>
+      <w:r>
+        <w:t xml:space="preserve"> </w:t>
       </w:r>
       <m:oMath>
         <m:f>
@@ -4125,6 +5060,12 @@
         <w:rPr>
           <w:rFonts w:eastAsiaTheme="minorEastAsia"/>
         </w:rPr>
+        <w:t xml:space="preserve"> </w:t>
+      </w:r>
+      <w:r>
+        <w:rPr>
+          <w:rFonts w:eastAsiaTheme="minorEastAsia"/>
+        </w:rPr>
         <w:t xml:space="preserve"> eklenir. </w:t>
       </w:r>
       <w:r>
@@ -4153,13 +5094,14 @@
         <w:pStyle w:val="Heading2"/>
       </w:pPr>
       <w:r>
-        <w:t xml:space="preserve">5.2. Mikser, LPF ve faz </w:t>
-      </w:r>
-      <w:proofErr w:type="spellStart"/>
-      <w:r>
-        <w:t>dedektörü</w:t>
-      </w:r>
-      <w:proofErr w:type="spellEnd"/>
+        <w:t>6</w:t>
+      </w:r>
+      <w:r>
+        <w:t xml:space="preserve">.2. Mikser, LPF ve faz </w:t>
+      </w:r>
+      <w:r>
+        <w:t>detektörü</w:t>
+      </w:r>
       <w:r>
         <w:t xml:space="preserve"> kazancı</w:t>
       </w:r>
@@ -5425,7 +6367,10 @@
         <w:pStyle w:val="Heading2"/>
       </w:pPr>
       <w:r>
-        <w:t>5.3. Kompleks Cross-PSD ve doğrusal ortalama</w:t>
+        <w:t>6</w:t>
+      </w:r>
+      <w:r>
+        <w:t>.3. Kompleks Cross-PSD ve doğrusal ortalama</w:t>
       </w:r>
     </w:p>
     <w:p>
@@ -5641,7 +6586,10 @@
         <w:pStyle w:val="Heading2"/>
       </w:pPr>
       <w:r>
-        <w:t>5.4.</w:t>
+        <w:t>6</w:t>
+      </w:r>
+      <w:r>
+        <w:t>.4.</w:t>
       </w:r>
       <w:r>
         <w:t xml:space="preserve"> Logaritmik binleme ve değerlendirme metriği</w:t>
@@ -5673,18 +6621,15 @@
       </w:r>
       <w:proofErr w:type="spellEnd"/>
       <w:r>
-        <w:t xml:space="preserve"> sonra hesaplanan ortalama mutlak </w:t>
-      </w:r>
-      <w:proofErr w:type="spellStart"/>
-      <w:r>
-        <w:t>dB</w:t>
-      </w:r>
-      <w:proofErr w:type="spellEnd"/>
-      <w:r>
-        <w:t xml:space="preserve"> farkıdır:</w:t>
-      </w:r>
-    </w:p>
-    <w:p>
+        <w:t xml:space="preserve"> sonra hesaplanan ortalama mutlak dB farkıdır:</w:t>
+      </w:r>
+    </w:p>
+    <w:p>
+      <w:pPr>
+        <w:rPr>
+          <w:rFonts w:eastAsiaTheme="minorEastAsia"/>
+        </w:rPr>
+      </w:pPr>
       <m:oMathPara>
         <m:oMath>
           <m:r>
@@ -5700,19 +6645,7 @@
             <w:rPr>
               <w:rFonts w:ascii="Cambria Math" w:hAnsi="Cambria Math"/>
             </w:rPr>
-            <m:t>=(1/</m:t>
-          </m:r>
-          <m:r>
-            <w:rPr>
-              <w:rFonts w:ascii="Cambria Math" w:hAnsi="Cambria Math"/>
-            </w:rPr>
-            <m:t>J</m:t>
-          </m:r>
-          <m:r>
-            <w:rPr>
-              <w:rFonts w:ascii="Cambria Math" w:hAnsi="Cambria Math"/>
-            </w:rPr>
-            <m:t>)</m:t>
+            <m:t>=(1/J)</m:t>
           </m:r>
           <m:nary>
             <m:naryPr>
@@ -5887,17 +6820,17 @@
         </m:oMath>
       </m:oMathPara>
     </w:p>
+    <w:p/>
     <w:p>
       <w:pPr>
         <w:pStyle w:val="Heading2"/>
       </w:pPr>
-    </w:p>
-    <w:p>
-      <w:pPr>
-        <w:pStyle w:val="Heading2"/>
-      </w:pPr>
-      <w:r>
-        <w:t>5.</w:t>
+      <w:r>
+        <w:lastRenderedPageBreak/>
+        <w:t>6</w:t>
+      </w:r>
+      <w:r>
+        <w:t>.</w:t>
       </w:r>
       <w:r>
         <w:t>5</w:t>
@@ -6044,7 +6977,13 @@
       </w:r>
       <w:proofErr w:type="spellEnd"/>
       <w:r>
-        <w:t xml:space="preserve"> karşılaştırıldı. Karşılaştırmada SSB faz gürültüsü, ortalama genlik hatası ve faz detektörü düzeltme katsayısı kullanıldı.</w:t>
+        <w:t xml:space="preserve"> karşılaştırıldı. Karşılaştırmada SSB faz gürültüsü</w:t>
+      </w:r>
+      <w:r>
+        <w:t xml:space="preserve"> ve</w:t>
+      </w:r>
+      <w:r>
+        <w:t xml:space="preserve"> ortalama genlik hatası kullanıldı.</w:t>
       </w:r>
     </w:p>
     <w:p/>
@@ -6074,7 +7013,10 @@
         <w:pStyle w:val="Heading2"/>
       </w:pPr>
       <w:r>
-        <w:t>6.1 Modelin fonksiyon akışı</w:t>
+        <w:t>7</w:t>
+      </w:r>
+      <w:r>
+        <w:t>.1 Modelin fonksiyon akışı</w:t>
       </w:r>
     </w:p>
     <w:p>
@@ -6090,7 +7032,7 @@
         </w:rPr>
         <w:drawing>
           <wp:inline distT="0" distB="0" distL="0" distR="0">
-            <wp:extent cx="5701464" cy="3762375"/>
+            <wp:extent cx="5353050" cy="3532457"/>
             <wp:effectExtent l="0" t="0" r="0" b="0"/>
             <wp:docPr id="9" name="Picture 9"/>
             <wp:cNvGraphicFramePr>
@@ -6106,7 +7048,7 @@
                     </pic:cNvPicPr>
                   </pic:nvPicPr>
                   <pic:blipFill>
-                    <a:blip r:embed="rId14">
+                    <a:blip r:embed="rId21">
                       <a:extLst>
                         <a:ext uri="{28A0092B-C50C-407E-A947-70E740481C1C}">
                           <a14:useLocalDpi xmlns:a14="http://schemas.microsoft.com/office/drawing/2010/main" val="0"/>
@@ -6121,7 +7063,7 @@
                   <pic:spPr bwMode="auto">
                     <a:xfrm>
                       <a:off x="0" y="0"/>
-                      <a:ext cx="5715982" cy="3771955"/>
+                      <a:ext cx="5374090" cy="3546341"/>
                     </a:xfrm>
                     <a:prstGeom prst="rect">
                       <a:avLst/>
@@ -6151,7 +7093,21 @@
           <w:i/>
           <w:sz w:val="18"/>
         </w:rPr>
-        <w:t xml:space="preserve">Şekil 6.1 </w:t>
+        <w:t xml:space="preserve">Şekil </w:t>
+      </w:r>
+      <w:r>
+        <w:rPr>
+          <w:i/>
+          <w:sz w:val="18"/>
+        </w:rPr>
+        <w:t>7</w:t>
+      </w:r>
+      <w:r>
+        <w:rPr>
+          <w:i/>
+          <w:sz w:val="18"/>
+        </w:rPr>
+        <w:t xml:space="preserve">.1 </w:t>
       </w:r>
       <w:r>
         <w:rPr>
@@ -6176,87 +7132,92 @@
       </w:r>
     </w:p>
     <w:p>
+      <w:r>
+        <w:rPr>
+          <w:rFonts w:ascii="Cascadia Mono SemiLight" w:hAnsi="Cascadia Mono SemiLight"/>
+          <w:sz w:val="20"/>
+        </w:rPr>
+        <w:t>run_comparisons.m</w:t>
+      </w:r>
+      <w:r>
+        <w:t xml:space="preserve"> </w:t>
+      </w:r>
+      <w:r>
+        <w:t xml:space="preserve">test edilecek parametreleri tanımlarken </w:t>
+      </w:r>
       <w:proofErr w:type="spellStart"/>
       <w:r>
         <w:rPr>
           <w:rFonts w:ascii="Cascadia Mono SemiLight" w:hAnsi="Cascadia Mono SemiLight"/>
-          <w:highlight w:val="lightGray"/>
-        </w:rPr>
-        <w:t>run_comparisons.m</w:t>
+          <w:sz w:val="20"/>
+        </w:rPr>
+        <w:t>run_comparisons_main.m</w:t>
       </w:r>
       <w:proofErr w:type="spellEnd"/>
       <w:r>
+        <w:t xml:space="preserve"> her değeri bağımsız olarak çalıştırmakta ve sonuçları kaydetmektedir. Ana hesaplamalar </w:t>
+      </w:r>
+      <w:proofErr w:type="spellStart"/>
+      <w:r>
+        <w:rPr>
+          <w:rFonts w:ascii="Cascadia Mono SemiLight" w:hAnsi="Cascadia Mono SemiLight"/>
+          <w:sz w:val="20"/>
+        </w:rPr>
+        <w:t>run_simulation.m</w:t>
+      </w:r>
+      <w:proofErr w:type="spellEnd"/>
+      <w:r>
+        <w:t xml:space="preserve"> içinde gerçekleştirilmektedir.</w:t>
+      </w:r>
+    </w:p>
+    <w:p>
+      <w:r>
+        <w:t xml:space="preserve">Güncel kodda her iterasyonda yeni bir DUT, Ref1 ve Ref2 realizasyonu oluşturulmaktadır. Aynı </w:t>
+      </w:r>
+      <w:proofErr w:type="spellStart"/>
+      <w:r>
+        <w:t>iterasyondaki</w:t>
+      </w:r>
+      <w:proofErr w:type="spellEnd"/>
+      <w:r>
+        <w:t xml:space="preserve"> iki kanal ortak DUT realizasyonunu kullanırken referans realizasyonları birbirinden bağımsızdır.</w:t>
+      </w:r>
+    </w:p>
+    <w:p>
+      <w:pPr>
+        <w:pStyle w:val="Heading2"/>
+      </w:pPr>
+      <w:r>
+        <w:t>7</w:t>
+      </w:r>
+      <w:r>
+        <w:t>.2. Yapılan optimizasyonlar</w:t>
+      </w:r>
+    </w:p>
+    <w:p>
+      <w:r>
+        <w:t>Daha önce 5.2’de bahsedildiği gibi projenin erken aşamalarında farklı bir akış vardı</w:t>
+      </w:r>
+      <w:r>
+        <w:t>.</w:t>
+      </w:r>
+      <w:r>
         <w:t xml:space="preserve"> </w:t>
       </w:r>
       <w:r>
-        <w:t xml:space="preserve">test edilecek parametreleri tanımlarken </w:t>
+        <w:t>H</w:t>
+      </w:r>
+      <w:r>
+        <w:t>em gerçekçilik hem de simülasyonların hızlanması için belirli optimizasyonlar yapıldı.</w:t>
+      </w:r>
+    </w:p>
+    <w:p>
+      <w:r>
+        <w:t xml:space="preserve">En önemli değişiklik, cross-correlation fonksiyonu üzerinden spektruma geçmek yerine </w:t>
       </w:r>
       <w:proofErr w:type="spellStart"/>
       <w:r>
-        <w:rPr>
-          <w:rFonts w:ascii="Cascadia Mono SemiLight" w:hAnsi="Cascadia Mono SemiLight"/>
-          <w:highlight w:val="lightGray"/>
-        </w:rPr>
-        <w:t>run_comparisons_main.m</w:t>
-      </w:r>
-      <w:proofErr w:type="spellEnd"/>
-      <w:r>
-        <w:t xml:space="preserve"> her değeri bağımsız olarak çalıştırmakta ve sonuçları kaydetmektedir. Ana hesaplamalar </w:t>
-      </w:r>
-      <w:proofErr w:type="spellStart"/>
-      <w:r>
-        <w:rPr>
-          <w:rFonts w:ascii="Cascadia Mono SemiLight" w:hAnsi="Cascadia Mono SemiLight"/>
-          <w:highlight w:val="lightGray"/>
-        </w:rPr>
-        <w:t>run_simulation.m</w:t>
-      </w:r>
-      <w:proofErr w:type="spellEnd"/>
-      <w:r>
-        <w:t xml:space="preserve"> içinde gerçekleştirilmektedir.</w:t>
-      </w:r>
-    </w:p>
-    <w:p>
-      <w:r>
-        <w:t xml:space="preserve">Güncel kodda her iterasyonda yeni bir DUT, Ref1 ve Ref2 realizasyonu oluşturulmaktadır. Aynı </w:t>
-      </w:r>
-      <w:proofErr w:type="spellStart"/>
-      <w:r>
-        <w:t>iterasyondaki</w:t>
-      </w:r>
-      <w:proofErr w:type="spellEnd"/>
-      <w:r>
-        <w:t xml:space="preserve"> iki kanal ortak DUT realizasyonunu kullanırken referans realizasyonları birbirinden bağımsızdır.</w:t>
-      </w:r>
-    </w:p>
-    <w:p>
-      <w:pPr>
-        <w:pStyle w:val="Heading2"/>
-      </w:pPr>
-      <w:r>
-        <w:t>6.2. Yapılan optimizasyonlar</w:t>
-      </w:r>
-    </w:p>
-    <w:p>
-      <w:r>
-        <w:t xml:space="preserve">Daha önce 5.2’de bahsedildiği gibi projenin erken aşamalarında farklı bir akış </w:t>
-      </w:r>
-      <w:proofErr w:type="gramStart"/>
-      <w:r>
-        <w:t>vardı,</w:t>
-      </w:r>
-      <w:proofErr w:type="gramEnd"/>
-      <w:r>
-        <w:t xml:space="preserve"> hem gerçekçilik hem de simülasyonların hızlanması için belirli optimizasyonlar yapıldı.</w:t>
-      </w:r>
-    </w:p>
-    <w:p>
-      <w:r>
-        <w:t>En önemli değişiklik, cross-correlation fonksiyonu üzerinden spektruma geçmek yerine cross-</w:t>
-      </w:r>
-      <w:proofErr w:type="spellStart"/>
-      <w:r>
-        <w:t>spectrum’un</w:t>
+        <w:t>cross-spectrum’un</w:t>
       </w:r>
       <w:proofErr w:type="spellEnd"/>
       <w:r>
@@ -6456,10 +7417,356 @@
         <w:t>Bu yöntem matematiksel olarak önceki yaklaşımla eşdeğerdir; ancak büyük örnek ve iterasyon sayılarında daha hızlı çalışır.</w:t>
       </w:r>
     </w:p>
+    <w:p>
+      <w:pPr>
+        <w:rPr>
+          <w:rFonts w:eastAsiaTheme="minorEastAsia" w:cs="Arial"/>
+        </w:rPr>
+      </w:pPr>
+      <w:r>
+        <w:t xml:space="preserve">İkinci önemli düzeltme ise küçük sinyal yaklaşımından vazgeçmek oldu. Küçük sinyal yaklaşımı yüksek RMS değerlerinde sonucu belirli düzeyde yanıltmakta ve ayrıca </w:t>
+      </w:r>
+      <w:proofErr w:type="spellStart"/>
+      <w:r>
+        <w:t>correction</w:t>
+      </w:r>
+      <w:proofErr w:type="spellEnd"/>
+      <w:r>
+        <w:t xml:space="preserve"> </w:t>
+      </w:r>
+      <w:proofErr w:type="spellStart"/>
+      <w:r>
+        <w:t>factor</w:t>
+      </w:r>
+      <w:proofErr w:type="spellEnd"/>
+      <w:r>
+        <w:t xml:space="preserve"> hesabı gerektiriyordu. Bunun yerine LPF çıkışının faz detektörü kazancına bölümü doğrudan </w:t>
+      </w:r>
+      <w:proofErr w:type="gramStart"/>
+      <w:r>
+        <w:rPr>
+          <w:rFonts w:ascii="Cascadia Mono SemiLight" w:hAnsi="Cascadia Mono SemiLight"/>
+          <w:sz w:val="20"/>
+        </w:rPr>
+        <w:t>asin(</w:t>
+      </w:r>
+      <w:proofErr w:type="gramEnd"/>
+      <w:r>
+        <w:rPr>
+          <w:rFonts w:ascii="Cascadia Mono SemiLight" w:hAnsi="Cascadia Mono SemiLight"/>
+          <w:sz w:val="20"/>
+        </w:rPr>
+        <w:t>)</w:t>
+      </w:r>
+      <w:r>
+        <w:rPr>
+          <w:rFonts w:ascii="Cascadia Mono SemiLight" w:hAnsi="Cascadia Mono SemiLight"/>
+          <w:sz w:val="20"/>
+        </w:rPr>
+        <w:t xml:space="preserve"> </w:t>
+      </w:r>
+      <w:r>
+        <w:rPr>
+          <w:rFonts w:cs="Arial"/>
+        </w:rPr>
+        <w:t xml:space="preserve">fonksiyonu ile </w:t>
+      </w:r>
+      <m:oMath>
+        <m:r>
+          <w:rPr>
+            <w:rFonts w:ascii="Cambria Math" w:hAnsi="Cambria Math" w:cs="Arial"/>
+            <w:sz w:val="24"/>
+          </w:rPr>
+          <m:t>∆∅</m:t>
+        </m:r>
+      </m:oMath>
+      <w:r>
+        <w:rPr>
+          <w:rFonts w:eastAsiaTheme="minorEastAsia" w:cs="Arial"/>
+        </w:rPr>
+        <w:t>’ye çevrildi.</w:t>
+      </w:r>
+    </w:p>
+    <w:p>
+      <w:pPr>
+        <w:jc w:val="center"/>
+        <w:rPr>
+          <w:rFonts w:cs="Arial"/>
+        </w:rPr>
+      </w:pPr>
+      <w:r>
+        <w:rPr>
+          <w:noProof/>
+        </w:rPr>
+        <w:lastRenderedPageBreak/>
+        <w:drawing>
+          <wp:inline distT="0" distB="0" distL="0" distR="0">
+            <wp:extent cx="5742432" cy="3065808"/>
+            <wp:effectExtent l="0" t="0" r="0" b="1270"/>
+            <wp:docPr id="10" name="Picture 10"/>
+            <wp:cNvGraphicFramePr>
+              <a:graphicFrameLocks xmlns:a="http://schemas.openxmlformats.org/drawingml/2006/main" noChangeAspect="1"/>
+            </wp:cNvGraphicFramePr>
+            <a:graphic xmlns:a="http://schemas.openxmlformats.org/drawingml/2006/main">
+              <a:graphicData uri="http://schemas.openxmlformats.org/drawingml/2006/picture">
+                <pic:pic xmlns:pic="http://schemas.openxmlformats.org/drawingml/2006/picture">
+                  <pic:nvPicPr>
+                    <pic:cNvPr id="0" name="Picture 1"/>
+                    <pic:cNvPicPr>
+                      <a:picLocks noChangeAspect="1" noChangeArrowheads="1"/>
+                    </pic:cNvPicPr>
+                  </pic:nvPicPr>
+                  <pic:blipFill rotWithShape="1">
+                    <a:blip r:embed="rId22" cstate="print">
+                      <a:extLst>
+                        <a:ext uri="{28A0092B-C50C-407E-A947-70E740481C1C}">
+                          <a14:useLocalDpi xmlns:a14="http://schemas.microsoft.com/office/drawing/2010/main" val="0"/>
+                        </a:ext>
+                      </a:extLst>
+                    </a:blip>
+                    <a:srcRect l="8860" t="3756" r="6422" b="4244"/>
+                    <a:stretch/>
+                  </pic:blipFill>
+                  <pic:spPr bwMode="auto">
+                    <a:xfrm>
+                      <a:off x="0" y="0"/>
+                      <a:ext cx="5787435" cy="3089835"/>
+                    </a:xfrm>
+                    <a:prstGeom prst="rect">
+                      <a:avLst/>
+                    </a:prstGeom>
+                    <a:noFill/>
+                    <a:ln>
+                      <a:noFill/>
+                    </a:ln>
+                    <a:extLst>
+                      <a:ext uri="{53640926-AAD7-44D8-BBD7-CCE9431645EC}">
+                        <a14:shadowObscured xmlns:a14="http://schemas.microsoft.com/office/drawing/2010/main"/>
+                      </a:ext>
+                    </a:extLst>
+                  </pic:spPr>
+                </pic:pic>
+              </a:graphicData>
+            </a:graphic>
+          </wp:inline>
+        </w:drawing>
+      </w:r>
+    </w:p>
+    <w:p>
+      <w:pPr>
+        <w:jc w:val="center"/>
+        <w:rPr>
+          <w:i/>
+          <w:sz w:val="18"/>
+        </w:rPr>
+      </w:pPr>
+      <w:r>
+        <w:rPr>
+          <w:i/>
+          <w:sz w:val="18"/>
+        </w:rPr>
+        <w:t xml:space="preserve">Şekil </w:t>
+      </w:r>
+      <w:r>
+        <w:rPr>
+          <w:i/>
+          <w:sz w:val="18"/>
+        </w:rPr>
+        <w:t>7</w:t>
+      </w:r>
+      <w:r>
+        <w:rPr>
+          <w:i/>
+          <w:sz w:val="18"/>
+        </w:rPr>
+        <w:t>.</w:t>
+      </w:r>
+      <w:r>
+        <w:rPr>
+          <w:i/>
+          <w:sz w:val="18"/>
+        </w:rPr>
+        <w:t>2</w:t>
+      </w:r>
+      <w:r>
+        <w:rPr>
+          <w:i/>
+          <w:sz w:val="18"/>
+        </w:rPr>
+        <w:t xml:space="preserve"> – </w:t>
+      </w:r>
+      <w:r>
+        <w:rPr>
+          <w:i/>
+          <w:sz w:val="18"/>
+        </w:rPr>
+        <w:t>Küçük-açı yaklaşımı asin faz geri dönüşümünün, üç bağımsız 200 iterasyonlu koşuda orijinal DUT spektrumuna göre karşılaştırılması.</w:t>
+      </w:r>
+    </w:p>
+    <w:p>
+      <w:pPr>
+        <w:jc w:val="center"/>
+        <w:rPr>
+          <w:i/>
+          <w:sz w:val="18"/>
+        </w:rPr>
+      </w:pPr>
+    </w:p>
+    <w:p>
+      <w:r>
+        <w:t xml:space="preserve">Şekil 6.2’deki 200 iterasyonlu karşılaştırmada, düşük gürültü seviyesinde (DUT 0.02, referanslar 0.05 </w:t>
+      </w:r>
+      <w:proofErr w:type="spellStart"/>
+      <w:r>
+        <w:t>rad</w:t>
+      </w:r>
+      <w:proofErr w:type="spellEnd"/>
+      <w:r>
+        <w:t xml:space="preserve">) </w:t>
+      </w:r>
+      <w:proofErr w:type="gramStart"/>
+      <w:r>
+        <w:rPr>
+          <w:rFonts w:ascii="Cascadia Mono SemiLight" w:hAnsi="Cascadia Mono SemiLight"/>
+          <w:sz w:val="20"/>
+          <w:szCs w:val="20"/>
+        </w:rPr>
+        <w:t>asin(</w:t>
+      </w:r>
+      <w:proofErr w:type="gramEnd"/>
+      <w:r>
+        <w:rPr>
+          <w:rFonts w:ascii="Cascadia Mono SemiLight" w:hAnsi="Cascadia Mono SemiLight"/>
+          <w:sz w:val="20"/>
+          <w:szCs w:val="20"/>
+        </w:rPr>
+        <w:t>)</w:t>
+      </w:r>
+      <w:r>
+        <w:t xml:space="preserve"> kullanımı MAE değerini 0,01 </w:t>
+      </w:r>
+      <w:proofErr w:type="spellStart"/>
+      <w:r>
+        <w:t>dB’den</w:t>
+      </w:r>
+      <w:proofErr w:type="spellEnd"/>
+      <w:r>
+        <w:t xml:space="preserve"> daha az değiştirmiş ve küçük açı yaklaşımının bu bölgede geçerli olduğunu göstermiştir. Buna karşılık DUT 0.2 </w:t>
+      </w:r>
+      <w:proofErr w:type="spellStart"/>
+      <w:r>
+        <w:t>rad</w:t>
+      </w:r>
+      <w:proofErr w:type="spellEnd"/>
+      <w:r>
+        <w:t xml:space="preserve"> ve referanslar 0.5 </w:t>
+      </w:r>
+      <w:proofErr w:type="spellStart"/>
+      <w:r>
+        <w:t>rad</w:t>
+      </w:r>
+      <w:proofErr w:type="spellEnd"/>
+      <w:r>
+        <w:t xml:space="preserve"> olduğunda </w:t>
+      </w:r>
+      <w:proofErr w:type="gramStart"/>
+      <w:r>
+        <w:rPr>
+          <w:rFonts w:ascii="Cascadia Mono SemiLight" w:hAnsi="Cascadia Mono SemiLight"/>
+          <w:sz w:val="20"/>
+          <w:szCs w:val="20"/>
+        </w:rPr>
+        <w:t>asin(</w:t>
+      </w:r>
+      <w:proofErr w:type="gramEnd"/>
+      <w:r>
+        <w:rPr>
+          <w:rFonts w:ascii="Cascadia Mono SemiLight" w:hAnsi="Cascadia Mono SemiLight"/>
+          <w:sz w:val="20"/>
+          <w:szCs w:val="20"/>
+        </w:rPr>
+        <w:t>)</w:t>
+      </w:r>
+      <w:r>
+        <w:rPr>
+          <w:rFonts w:ascii="Cascadia Mono SemiLight" w:hAnsi="Cascadia Mono SemiLight"/>
+          <w:sz w:val="20"/>
+          <w:szCs w:val="20"/>
+        </w:rPr>
+        <w:t xml:space="preserve"> </w:t>
+      </w:r>
+      <w:r>
+        <w:t xml:space="preserve">üç bağımsız koşuda </w:t>
+      </w:r>
+      <w:proofErr w:type="spellStart"/>
+      <w:r>
+        <w:t>MAE’yi</w:t>
+      </w:r>
+      <w:proofErr w:type="spellEnd"/>
+      <w:r>
+        <w:t xml:space="preserve"> 0.53 – 1.16 dB azaltmış, ortalama MAE 2.04 </w:t>
+      </w:r>
+      <w:proofErr w:type="spellStart"/>
+      <w:r>
+        <w:t>dB’den</w:t>
+      </w:r>
+      <w:proofErr w:type="spellEnd"/>
+      <w:r>
+        <w:t xml:space="preserve"> 1.25 </w:t>
+      </w:r>
+      <w:proofErr w:type="spellStart"/>
+      <w:r>
+        <w:t>dB’ye</w:t>
+      </w:r>
+      <w:proofErr w:type="spellEnd"/>
+      <w:r>
+        <w:t xml:space="preserve"> düşerek yaklaşık 0.79 dB iyileştirmiştir.</w:t>
+      </w:r>
+    </w:p>
+    <w:p>
+      <w:r>
+        <w:t xml:space="preserve">Bu sonuç, yüksek faz sapmalarında sinüzoidal faz detektörü çıkışında çıkışındaki sıkışmanın ihmal edilemeyeceğini göstermiş, bu nedenle optimize edilmiş yöntemde LPF ve </w:t>
+      </w:r>
+      <w:proofErr w:type="spellStart"/>
+      <w:r>
+        <w:t>K</w:t>
+      </w:r>
+      <w:r>
+        <w:rPr>
+          <w:vertAlign w:val="subscript"/>
+        </w:rPr>
+        <w:t>pd</w:t>
+      </w:r>
+      <w:proofErr w:type="spellEnd"/>
+      <w:r>
+        <w:t xml:space="preserve"> normalizasyonundan sonra </w:t>
+      </w:r>
+      <w:proofErr w:type="gramStart"/>
+      <w:r>
+        <w:rPr>
+          <w:rFonts w:ascii="Cascadia Mono SemiLight" w:hAnsi="Cascadia Mono SemiLight"/>
+          <w:sz w:val="20"/>
+          <w:szCs w:val="20"/>
+        </w:rPr>
+        <w:t>asin(</w:t>
+      </w:r>
+      <w:proofErr w:type="gramEnd"/>
+      <w:r>
+        <w:rPr>
+          <w:rFonts w:ascii="Cascadia Mono SemiLight" w:hAnsi="Cascadia Mono SemiLight"/>
+          <w:sz w:val="20"/>
+          <w:szCs w:val="20"/>
+        </w:rPr>
+        <w:t>)</w:t>
+      </w:r>
+      <w:r>
+        <w:t xml:space="preserve"> ile doğrusal olmayan faz geri dönüşümü uygulanmıştır.</w:t>
+      </w:r>
+    </w:p>
     <w:tbl>
       <w:tblPr>
         <w:tblStyle w:val="GridTable4-Accent3"/>
-        <w:tblpPr w:leftFromText="141" w:rightFromText="141" w:vertAnchor="page" w:horzAnchor="margin" w:tblpXSpec="center" w:tblpY="522"/>
+        <w:tblpPr w:leftFromText="141" w:rightFromText="141" w:vertAnchor="page" w:horzAnchor="margin" w:tblpXSpec="center" w:tblpY="10231"/>
         <w:tblW w:w="10199" w:type="dxa"/>
         <w:tblLook w:val="04A0" w:firstRow="1" w:lastRow="0" w:firstColumn="1" w:lastColumn="0" w:noHBand="0" w:noVBand="1"/>
       </w:tblPr>
@@ -6496,7 +7803,6 @@
                 <w:color w:val="auto"/>
                 <w:sz w:val="20"/>
               </w:rPr>
-              <w:lastRenderedPageBreak/>
               <w:t>Önceki Yöntem</w:t>
             </w:r>
           </w:p>
@@ -6581,21 +7887,23 @@
               </w:rPr>
             </w:pPr>
             <w:proofErr w:type="spellStart"/>
+            <w:proofErr w:type="gramStart"/>
             <w:r>
               <w:rPr>
                 <w:rFonts w:ascii="Cascadia Mono SemiLight" w:hAnsi="Cascadia Mono SemiLight"/>
                 <w:b w:val="0"/>
-                <w:sz w:val="18"/>
+                <w:sz w:val="20"/>
                 <w:szCs w:val="20"/>
               </w:rPr>
               <w:t>xcorr</w:t>
             </w:r>
             <w:proofErr w:type="spellEnd"/>
+            <w:proofErr w:type="gramEnd"/>
             <w:r>
               <w:rPr>
                 <w:rFonts w:ascii="Cascadia Mono SemiLight" w:hAnsi="Cascadia Mono SemiLight"/>
                 <w:b w:val="0"/>
-                <w:sz w:val="18"/>
+                <w:sz w:val="20"/>
                 <w:szCs w:val="20"/>
               </w:rPr>
               <w:t xml:space="preserve"> → </w:t>
@@ -6605,7 +7913,7 @@
               <w:rPr>
                 <w:rFonts w:ascii="Cascadia Mono SemiLight" w:hAnsi="Cascadia Mono SemiLight"/>
                 <w:b w:val="0"/>
-                <w:sz w:val="18"/>
+                <w:sz w:val="20"/>
                 <w:szCs w:val="20"/>
               </w:rPr>
               <w:t>ifftshift</w:t>
@@ -6615,7 +7923,7 @@
               <w:rPr>
                 <w:rFonts w:ascii="Cascadia Mono SemiLight" w:hAnsi="Cascadia Mono SemiLight"/>
                 <w:b w:val="0"/>
-                <w:sz w:val="18"/>
+                <w:sz w:val="20"/>
                 <w:szCs w:val="20"/>
               </w:rPr>
               <w:t xml:space="preserve"> → </w:t>
@@ -6625,7 +7933,7 @@
               <w:rPr>
                 <w:rFonts w:ascii="Cascadia Mono SemiLight" w:hAnsi="Cascadia Mono SemiLight"/>
                 <w:b w:val="0"/>
-                <w:sz w:val="18"/>
+                <w:sz w:val="20"/>
                 <w:szCs w:val="20"/>
               </w:rPr>
               <w:t>fft</w:t>
@@ -6664,7 +7972,6 @@
                     <w:rPr>
                       <w:rFonts w:ascii="Cambria Math" w:hAnsi="Cambria Math"/>
                       <w:i/>
-                      <w:sz w:val="20"/>
                       <w:szCs w:val="20"/>
                     </w:rPr>
                   </m:ctrlPr>
@@ -6673,7 +7980,6 @@
                   <m:r>
                     <w:rPr>
                       <w:rFonts w:ascii="Cambria Math" w:hAnsi="Cambria Math"/>
-                      <w:sz w:val="20"/>
                       <w:szCs w:val="20"/>
                     </w:rPr>
                     <m:t>X</m:t>
@@ -6683,7 +7989,6 @@
                   <m:r>
                     <w:rPr>
                       <w:rFonts w:ascii="Cambria Math" w:hAnsi="Cambria Math"/>
-                      <w:sz w:val="20"/>
                       <w:szCs w:val="20"/>
                     </w:rPr>
                     <m:t>1</m:t>
@@ -6696,7 +8001,6 @@
                     <w:rPr>
                       <w:rFonts w:ascii="Cambria Math" w:hAnsi="Cambria Math"/>
                       <w:i/>
-                      <w:sz w:val="20"/>
                       <w:szCs w:val="20"/>
                     </w:rPr>
                   </m:ctrlPr>
@@ -6705,7 +8009,6 @@
                   <m:r>
                     <w:rPr>
                       <w:rFonts w:ascii="Cambria Math" w:hAnsi="Cambria Math"/>
-                      <w:sz w:val="20"/>
                       <w:szCs w:val="20"/>
                     </w:rPr>
                     <m:t>X</m:t>
@@ -6715,7 +8018,6 @@
                   <m:r>
                     <w:rPr>
                       <w:rFonts w:ascii="Cambria Math" w:hAnsi="Cambria Math"/>
-                      <w:sz w:val="20"/>
                       <w:szCs w:val="20"/>
                     </w:rPr>
                     <m:t>2</m:t>
@@ -6725,7 +8027,6 @@
                   <m:r>
                     <w:rPr>
                       <w:rFonts w:ascii="Cambria Math" w:hAnsi="Cambria Math"/>
-                      <w:sz w:val="20"/>
                       <w:szCs w:val="20"/>
                     </w:rPr>
                     <m:t>*</m:t>
@@ -6782,7 +8083,6 @@
                         <w:rFonts w:ascii="Cambria Math" w:hAnsi="Cambria Math"/>
                         <w:b w:val="0"/>
                         <w:i/>
-                        <w:sz w:val="20"/>
                         <w:szCs w:val="20"/>
                       </w:rPr>
                     </m:ctrlPr>
@@ -6794,7 +8094,6 @@
                       </m:rPr>
                       <w:rPr>
                         <w:rFonts w:ascii="Cambria Math" w:hAnsi="Cambria Math"/>
-                        <w:sz w:val="20"/>
                         <w:szCs w:val="20"/>
                       </w:rPr>
                       <m:t>N</m:t>
@@ -6807,7 +8106,6 @@
                       </m:rPr>
                       <w:rPr>
                         <w:rFonts w:ascii="Cambria Math" w:hAnsi="Cambria Math"/>
-                        <w:sz w:val="20"/>
                         <w:szCs w:val="20"/>
                       </w:rPr>
                       <m:t>FFT</m:t>
@@ -6820,7 +8118,6 @@
                   </m:rPr>
                   <w:rPr>
                     <w:rFonts w:ascii="Cambria Math" w:hAnsi="Cambria Math"/>
-                    <w:sz w:val="20"/>
                     <w:szCs w:val="20"/>
                   </w:rPr>
                   <m:t>=2</m:t>
@@ -6832,7 +8129,6 @@
                         <w:rFonts w:ascii="Cambria Math" w:hAnsi="Cambria Math"/>
                         <w:b w:val="0"/>
                         <w:i/>
-                        <w:sz w:val="20"/>
                         <w:szCs w:val="20"/>
                       </w:rPr>
                     </m:ctrlPr>
@@ -6844,7 +8140,6 @@
                       </m:rPr>
                       <w:rPr>
                         <w:rFonts w:ascii="Cambria Math" w:hAnsi="Cambria Math"/>
-                        <w:sz w:val="20"/>
                         <w:szCs w:val="20"/>
                       </w:rPr>
                       <m:t>N</m:t>
@@ -6857,7 +8152,6 @@
                       </m:rPr>
                       <w:rPr>
                         <w:rFonts w:ascii="Cambria Math" w:hAnsi="Cambria Math"/>
-                        <w:sz w:val="20"/>
                         <w:szCs w:val="20"/>
                       </w:rPr>
                       <m:t>C</m:t>
@@ -6870,7 +8164,6 @@
                   </m:rPr>
                   <w:rPr>
                     <w:rFonts w:ascii="Cambria Math" w:hAnsi="Cambria Math"/>
-                    <w:sz w:val="20"/>
                     <w:szCs w:val="20"/>
                   </w:rPr>
                   <m:t>-</m:t>
@@ -6881,7 +8174,6 @@
                   </m:rPr>
                   <w:rPr>
                     <w:rFonts w:ascii="Cambria Math" w:eastAsiaTheme="minorEastAsia" w:hAnsi="Cambria Math"/>
-                    <w:sz w:val="20"/>
                     <w:szCs w:val="20"/>
                   </w:rPr>
                   <m:t>1</m:t>
@@ -6905,6 +8197,7 @@
               </w:rPr>
             </w:pPr>
             <w:proofErr w:type="spellStart"/>
+            <w:proofErr w:type="gramStart"/>
             <w:r>
               <w:rPr>
                 <w:rFonts w:ascii="Cascadia Mono SemiLight" w:hAnsi="Cascadia Mono SemiLight"/>
@@ -6913,43 +8206,15 @@
               <w:t>nfft</w:t>
             </w:r>
             <w:proofErr w:type="spellEnd"/>
+            <w:proofErr w:type="gramEnd"/>
             <w:r>
               <w:rPr>
                 <w:rFonts w:ascii="Cascadia Mono SemiLight" w:hAnsi="Cascadia Mono SemiLight"/>
                 <w:sz w:val="20"/>
               </w:rPr>
-              <w:t>=</w:t>
-            </w:r>
-            <w:r>
-              <w:rPr>
-                <w:rFonts w:ascii="Cascadia Mono SemiLight" w:hAnsi="Cascadia Mono SemiLight"/>
-                <w:sz w:val="20"/>
-              </w:rPr>
-              <w:t>nextpow2(2</w:t>
-            </w:r>
-            <w:r>
-              <w:rPr>
-                <w:rFonts w:ascii="Cascadia Mono SemiLight" w:hAnsi="Cascadia Mono SemiLight"/>
-                <w:sz w:val="20"/>
-              </w:rPr>
-              <w:t xml:space="preserve"> </w:t>
-            </w:r>
-            <w:r>
-              <w:rPr>
-                <w:rFonts w:ascii="Cascadia Mono SemiLight" w:hAnsi="Cascadia Mono SemiLight"/>
-                <w:sz w:val="20"/>
-              </w:rPr>
-              <w:t>*</w:t>
-            </w:r>
-            <w:r>
-              <w:rPr>
-                <w:rFonts w:ascii="Cascadia Mono SemiLight" w:hAnsi="Cascadia Mono SemiLight"/>
-                <w:sz w:val="20"/>
-              </w:rPr>
-              <w:t xml:space="preserve"> </w:t>
+              <w:t xml:space="preserve">=nextpow2(2 * </w:t>
             </w:r>
             <w:proofErr w:type="spellStart"/>
-            <w:proofErr w:type="gramStart"/>
             <w:r>
               <w:rPr>
                 <w:rFonts w:ascii="Cascadia Mono SemiLight" w:hAnsi="Cascadia Mono SemiLight"/>
@@ -6963,15 +8228,7 @@
                 <w:rFonts w:ascii="Cascadia Mono SemiLight" w:hAnsi="Cascadia Mono SemiLight"/>
                 <w:sz w:val="20"/>
               </w:rPr>
-              <w:t xml:space="preserve"> -</w:t>
-            </w:r>
-            <w:proofErr w:type="gramEnd"/>
-            <w:r>
-              <w:rPr>
-                <w:rFonts w:ascii="Cascadia Mono SemiLight" w:hAnsi="Cascadia Mono SemiLight"/>
-                <w:sz w:val="20"/>
-              </w:rPr>
-              <w:t xml:space="preserve"> 1)</w:t>
+              <w:t xml:space="preserve"> - 1)</w:t>
             </w:r>
           </w:p>
         </w:tc>
@@ -7027,7 +8284,25 @@
                 <w:sz w:val="20"/>
                 <w:szCs w:val="20"/>
               </w:rPr>
-              <w:t xml:space="preserve"> her iterasyonda tasarlanması</w:t>
+              <w:t xml:space="preserve"> her </w:t>
+            </w:r>
+            <w:proofErr w:type="spellStart"/>
+            <w:r>
+              <w:rPr>
+                <w:b w:val="0"/>
+                <w:sz w:val="20"/>
+                <w:szCs w:val="20"/>
+              </w:rPr>
+              <w:t>iterasyonda</w:t>
+            </w:r>
+            <w:proofErr w:type="spellEnd"/>
+            <w:r>
+              <w:rPr>
+                <w:b w:val="0"/>
+                <w:sz w:val="20"/>
+                <w:szCs w:val="20"/>
+              </w:rPr>
+              <w:t xml:space="preserve"> tasarlanması</w:t>
             </w:r>
           </w:p>
         </w:tc>
@@ -7166,7 +8441,25 @@
                 <w:sz w:val="20"/>
                 <w:szCs w:val="20"/>
               </w:rPr>
-              <w:t>Her iterasyonda kayan ortalama</w:t>
+              <w:t xml:space="preserve">Her </w:t>
+            </w:r>
+            <w:proofErr w:type="spellStart"/>
+            <w:r>
+              <w:rPr>
+                <w:b w:val="0"/>
+                <w:sz w:val="20"/>
+                <w:szCs w:val="20"/>
+              </w:rPr>
+              <w:t>iterasyonda</w:t>
+            </w:r>
+            <w:proofErr w:type="spellEnd"/>
+            <w:r>
+              <w:rPr>
+                <w:b w:val="0"/>
+                <w:sz w:val="20"/>
+                <w:szCs w:val="20"/>
+              </w:rPr>
+              <w:t xml:space="preserve"> kayan ortalama</w:t>
             </w:r>
           </w:p>
         </w:tc>
@@ -7228,23 +8521,13 @@
                 <w:szCs w:val="20"/>
               </w:rPr>
             </w:pPr>
-            <w:proofErr w:type="spellStart"/>
             <w:r>
               <w:rPr>
                 <w:b w:val="0"/>
                 <w:sz w:val="20"/>
                 <w:szCs w:val="20"/>
               </w:rPr>
-              <w:t>Log</w:t>
-            </w:r>
-            <w:proofErr w:type="spellEnd"/>
-            <w:r>
-              <w:rPr>
-                <w:b w:val="0"/>
-                <w:sz w:val="20"/>
-                <w:szCs w:val="20"/>
-              </w:rPr>
-              <w:t>-bin içinde maksimum değer</w:t>
+              <w:t>Log-bin içinde maksimum değer</w:t>
             </w:r>
           </w:p>
         </w:tc>
@@ -7418,13 +8701,23 @@
               </w:rPr>
             </w:pPr>
             <w:proofErr w:type="spellStart"/>
+            <w:proofErr w:type="gramStart"/>
             <w:r>
               <w:rPr>
                 <w:rFonts w:ascii="Cascadia Mono SemiLight" w:hAnsi="Cascadia Mono SemiLight"/>
                 <w:sz w:val="18"/>
                 <w:szCs w:val="20"/>
               </w:rPr>
-              <w:t>validate_config</w:t>
+              <w:t>validate</w:t>
+            </w:r>
+            <w:proofErr w:type="gramEnd"/>
+            <w:r>
+              <w:rPr>
+                <w:rFonts w:ascii="Cascadia Mono SemiLight" w:hAnsi="Cascadia Mono SemiLight"/>
+                <w:sz w:val="18"/>
+                <w:szCs w:val="20"/>
+              </w:rPr>
+              <w:t>_config</w:t>
             </w:r>
             <w:proofErr w:type="spellEnd"/>
             <w:r>
@@ -7476,6 +8769,7 @@
         <w:rPr>
           <w:b/>
         </w:rPr>
+        <w:lastRenderedPageBreak/>
         <w:t>Parametrik Karşılaştırmalar</w:t>
       </w:r>
     </w:p>
@@ -7484,11 +8778,13 @@
         <w:pStyle w:val="Heading2"/>
       </w:pPr>
       <w:r>
-        <w:t>7.1. Temel simülasyon parametreleri</w:t>
-      </w:r>
-    </w:p>
-    <w:p>
-      <w:proofErr w:type="spellStart"/>
+        <w:t>8</w:t>
+      </w:r>
+      <w:r>
+        <w:t>.1. Temel simülasyon parametreleri</w:t>
+      </w:r>
+    </w:p>
+    <w:p>
       <w:r>
         <w:rPr>
           <w:rFonts w:ascii="Cascadia Mono SemiLight" w:hAnsi="Cascadia Mono SemiLight"/>
@@ -7497,7 +8793,6 @@
         </w:rPr>
         <w:t>run_comparisons.m</w:t>
       </w:r>
-      <w:proofErr w:type="spellEnd"/>
       <w:r>
         <w:rPr>
           <w:rFonts w:ascii="Cascadia Mono SemiLight" w:hAnsi="Cascadia Mono SemiLight"/>
@@ -7790,7 +9085,10 @@
               <w:cnfStyle w:val="000000000000" w:firstRow="0" w:lastRow="0" w:firstColumn="0" w:lastColumn="0" w:oddVBand="0" w:evenVBand="0" w:oddHBand="0" w:evenHBand="0" w:firstRowFirstColumn="0" w:firstRowLastColumn="0" w:lastRowFirstColumn="0" w:lastRowLastColumn="0"/>
             </w:pPr>
             <w:r>
-              <w:t>200 kHz</w:t>
+              <w:t>5</w:t>
+            </w:r>
+            <w:r>
+              <w:t>0 kHz</w:t>
             </w:r>
           </w:p>
         </w:tc>
@@ -7854,21 +9152,7 @@
               <w:rPr>
                 <w:b w:val="0"/>
               </w:rPr>
-              <w:t xml:space="preserve">Ref. 1 / </w:t>
-            </w:r>
-            <w:proofErr w:type="spellStart"/>
-            <w:r>
-              <w:rPr>
-                <w:b w:val="0"/>
-              </w:rPr>
-              <w:t>Ref</w:t>
-            </w:r>
-            <w:proofErr w:type="spellEnd"/>
-            <w:r>
-              <w:rPr>
-                <w:b w:val="0"/>
-              </w:rPr>
-              <w:t>. 2 RMS</w:t>
+              <w:t>Ref. 1 / Ref. 2 RMS</w:t>
             </w:r>
           </w:p>
         </w:tc>
@@ -7941,19 +9225,11 @@
                 <w:b w:val="0"/>
               </w:rPr>
             </w:pPr>
-            <w:proofErr w:type="spellStart"/>
             <w:r>
               <w:rPr>
                 <w:b w:val="0"/>
               </w:rPr>
-              <w:t>Log</w:t>
-            </w:r>
-            <w:proofErr w:type="spellEnd"/>
-            <w:r>
-              <w:rPr>
-                <w:b w:val="0"/>
-              </w:rPr>
-              <w:t>-bin sayısı</w:t>
+              <w:t>Log-bin sayısı</w:t>
             </w:r>
           </w:p>
         </w:tc>
@@ -7973,6 +9249,7 @@
         </w:tc>
       </w:tr>
     </w:tbl>
+    <w:p/>
     <w:p>
       <w:r>
         <w:t>Her deneyde yalnızca incelenen parametre değiştirilmiş, diğer parametreler temel değerlerinde tutulmuştur.</w:t>
@@ -7980,23 +9257,19 @@
     </w:p>
     <w:p>
       <w:r>
-        <w:t xml:space="preserve">Yalnızca farklı olarak uzun iterasyon karşılaştırmasında </w:t>
-      </w:r>
-      <w:proofErr w:type="spellStart"/>
-      <w:r>
-        <w:t>cutoff</w:t>
-      </w:r>
-      <w:proofErr w:type="spellEnd"/>
-      <w:r>
-        <w:t xml:space="preserve"> frekansı 100 MHz olarak belirlenmiş ve referans sinyallerinin RMS değeri </w:t>
-      </w:r>
-      <w:proofErr w:type="spellStart"/>
-      <w:r>
-        <w:t>iterasyonla</w:t>
-      </w:r>
-      <w:proofErr w:type="spellEnd"/>
-      <w:r>
-        <w:t xml:space="preserve"> birlikte sonucun yakınsaması için DUT’den daha yüksek seçilmiştir.</w:t>
+        <w:t>Yalnızca farklı olarak uzun iterasyon karşılaştırmasında cut</w:t>
+      </w:r>
+      <w:r>
+        <w:t>-</w:t>
+      </w:r>
+      <w:r>
+        <w:t>off frekansı 100 MHz olarak belirlenmiş ve referans sinyallerinin RMS değeri iterasyonla birlikte sonucun yakınsaması</w:t>
+      </w:r>
+      <w:r>
+        <w:t>nın daha net gözükmesi</w:t>
+      </w:r>
+      <w:r>
+        <w:t xml:space="preserve"> için DUT’den daha yüksek seçilmiştir.</w:t>
       </w:r>
     </w:p>
     <w:p/>
@@ -8005,13 +9278,24 @@
     <w:p/>
     <w:p/>
     <w:p/>
+    <w:p/>
+    <w:p/>
+    <w:p/>
+    <w:p/>
+    <w:p/>
+    <w:p/>
+    <w:p/>
+    <w:p/>
     <w:p>
       <w:pPr>
         <w:pStyle w:val="Heading2"/>
       </w:pPr>
       <w:r>
         <w:lastRenderedPageBreak/>
-        <w:t>7.2. LPF kesim frekansı karşılaştırması</w:t>
+        <w:t>8</w:t>
+      </w:r>
+      <w:r>
+        <w:t>.2. LPF kesim frekansı karşılaştırması</w:t>
       </w:r>
     </w:p>
     <w:p>
@@ -8130,25 +9414,10 @@
         </m:sSub>
       </m:oMath>
       <w:r>
-        <w:t xml:space="preserve"> bileşenini bastırırken ölçülebilecek faz gürültüsü </w:t>
-      </w:r>
-      <w:proofErr w:type="spellStart"/>
-      <w:r>
-        <w:t>offset</w:t>
-      </w:r>
-      <w:proofErr w:type="spellEnd"/>
-      <w:r>
-        <w:t xml:space="preserve"> bandını da belirler. Düşük kesim frekansı daha dar bir ölçüm bandı oluştururken yüksek kesim frekansı daha geniş </w:t>
-      </w:r>
-      <w:proofErr w:type="spellStart"/>
-      <w:r>
-        <w:t>offset</w:t>
-      </w:r>
-      <w:proofErr w:type="spellEnd"/>
-      <w:r>
-        <w:t xml:space="preserve"> aralığının geçirilmesini sağlar.</w:t>
-      </w:r>
-    </w:p>
+        <w:t xml:space="preserve"> bileşenini bastırırken ölçülebilecek faz gürültüsü offset bandını da belirler. Düşük kesim frekansı daha dar bir ölçüm bandı oluştururken yüksek kesim frekansı daha geniş offset aralığının geçirilmesini sağlar.</w:t>
+      </w:r>
+    </w:p>
+    <w:p/>
     <w:p>
       <w:pPr>
         <w:jc w:val="center"/>
@@ -8158,10 +9427,10 @@
           <w:noProof/>
         </w:rPr>
         <w:drawing>
-          <wp:inline distT="0" distB="0" distL="0" distR="0" wp14:anchorId="741FF55C" wp14:editId="0914B845">
-            <wp:extent cx="5760720" cy="4294195"/>
-            <wp:effectExtent l="0" t="0" r="0" b="0"/>
-            <wp:docPr id="6" name="Picture 6" descr="Şekil 7.1. Dokuz LPF kesim frekansında Cross-PSD ve aynı yinelemelerin filtresiz DUT periodogramı. N=1.000.000; temel DUT/Ref RMS=0,05 rad; 100 yineleme. Kaynak: Bu çalışma." title="Şekil 7"/>
+          <wp:inline distT="0" distB="0" distL="0" distR="0">
+            <wp:extent cx="5671966" cy="4144488"/>
+            <wp:effectExtent l="0" t="0" r="5080" b="8890"/>
+            <wp:docPr id="13" name="Picture 13"/>
             <wp:cNvGraphicFramePr>
               <a:graphicFrameLocks xmlns:a="http://schemas.openxmlformats.org/drawingml/2006/main" noChangeAspect="1"/>
             </wp:cNvGraphicFramePr>
@@ -8169,23 +9438,39 @@
               <a:graphicData uri="http://schemas.openxmlformats.org/drawingml/2006/picture">
                 <pic:pic xmlns:pic="http://schemas.openxmlformats.org/drawingml/2006/picture">
                   <pic:nvPicPr>
-                    <pic:cNvPr id="0" name="lpf_cutoff_comparison.png"/>
-                    <pic:cNvPicPr/>
+                    <pic:cNvPr id="0" name="Picture 3"/>
+                    <pic:cNvPicPr>
+                      <a:picLocks noChangeAspect="1" noChangeArrowheads="1"/>
+                    </pic:cNvPicPr>
                   </pic:nvPicPr>
-                  <pic:blipFill>
-                    <a:blip r:embed="rId15"/>
-                    <a:stretch>
-                      <a:fillRect/>
-                    </a:stretch>
+                  <pic:blipFill rotWithShape="1">
+                    <a:blip r:embed="rId23" cstate="print">
+                      <a:extLst>
+                        <a:ext uri="{28A0092B-C50C-407E-A947-70E740481C1C}">
+                          <a14:useLocalDpi xmlns:a14="http://schemas.microsoft.com/office/drawing/2010/main" val="0"/>
+                        </a:ext>
+                      </a:extLst>
+                    </a:blip>
+                    <a:srcRect l="8697" t="4785" r="6269" b="5481"/>
+                    <a:stretch/>
                   </pic:blipFill>
-                  <pic:spPr>
+                  <pic:spPr bwMode="auto">
                     <a:xfrm>
                       <a:off x="0" y="0"/>
-                      <a:ext cx="5760720" cy="4294195"/>
+                      <a:ext cx="5707128" cy="4170181"/>
                     </a:xfrm>
                     <a:prstGeom prst="rect">
                       <a:avLst/>
                     </a:prstGeom>
+                    <a:noFill/>
+                    <a:ln>
+                      <a:noFill/>
+                    </a:ln>
+                    <a:extLst>
+                      <a:ext uri="{53640926-AAD7-44D8-BBD7-CCE9431645EC}">
+                        <a14:shadowObscured xmlns:a14="http://schemas.microsoft.com/office/drawing/2010/main"/>
+                      </a:ext>
+                    </a:extLst>
                   </pic:spPr>
                 </pic:pic>
               </a:graphicData>
@@ -8214,7 +9499,7 @@
           <w:i/>
           <w:sz w:val="18"/>
         </w:rPr>
-        <w:t>7</w:t>
+        <w:t>8</w:t>
       </w:r>
       <w:r>
         <w:rPr>
@@ -8232,6 +9517,15 @@
       </w:r>
     </w:p>
     <w:p>
+      <w:pPr>
+        <w:jc w:val="center"/>
+        <w:rPr>
+          <w:i/>
+          <w:sz w:val="18"/>
+        </w:rPr>
+      </w:pPr>
+    </w:p>
+    <w:p>
       <w:r>
         <w:rPr>
           <w:i/>
@@ -8239,60 +9533,24 @@
         <w:t>Önemli nokta:</w:t>
       </w:r>
       <w:r>
-        <w:t xml:space="preserve"> Cross-PSD kanalları </w:t>
-      </w:r>
-      <w:proofErr w:type="spellStart"/>
-      <w:r>
-        <w:t>LPF’den</w:t>
-      </w:r>
-      <w:proofErr w:type="spellEnd"/>
-      <w:r>
-        <w:t xml:space="preserve"> geçerken karşılaştırılan DUT </w:t>
-      </w:r>
-      <w:proofErr w:type="spellStart"/>
-      <w:r>
-        <w:t>periodogramı</w:t>
-      </w:r>
-      <w:proofErr w:type="spellEnd"/>
-      <w:r>
-        <w:t xml:space="preserve"> filtresizdir. Bu nedenle kesim frekansının üzerinde eğrilerin ayrılması beklenen bir sonuçtur. MAE yorumlanırken esas olarak LPF geçiş bandı dikkate alınmalıdır.</w:t>
-      </w:r>
-    </w:p>
-    <w:p>
-      <w:r>
-        <w:t xml:space="preserve">Bu taramada en düşük gözlenen tam bant MAE 50 </w:t>
-      </w:r>
-      <w:proofErr w:type="spellStart"/>
-      <w:r>
-        <w:t>kHz'de</w:t>
-      </w:r>
-      <w:proofErr w:type="spellEnd"/>
-      <w:r>
-        <w:t xml:space="preserve"> 0,664 </w:t>
-      </w:r>
-      <w:proofErr w:type="spellStart"/>
-      <w:r>
-        <w:t>dB</w:t>
-      </w:r>
-      <w:proofErr w:type="spellEnd"/>
-      <w:r>
-        <w:t xml:space="preserve">, en yüksek değer 300 </w:t>
-      </w:r>
-      <w:proofErr w:type="spellStart"/>
-      <w:r>
-        <w:t>kHz'de</w:t>
-      </w:r>
-      <w:proofErr w:type="spellEnd"/>
-      <w:r>
-        <w:t xml:space="preserve"> 2,476 </w:t>
-      </w:r>
-      <w:proofErr w:type="spellStart"/>
-      <w:r>
-        <w:t>dB'dir</w:t>
-      </w:r>
-      <w:proofErr w:type="spellEnd"/>
-      <w:r>
-        <w:t>. Tek rastgele koşuya ve filtresiz DUT karşılaştırmasına dayandığı için en düşük nokta genel bir filtre optimumu olarak yorumlanmamıştır.</w:t>
+        <w:t xml:space="preserve"> Cross-PSD kanalları LPF’den geçerken karşılaştırılan DUT periodogramı filtresizdir. Bu nedenle kesim frekansının üzerinde eğrilerin ayrılması beklenen bir sonuçtur. MAE yorumlanırken esas olarak LPF geçiş bandı dikkate alınmalıdır.</w:t>
+      </w:r>
+    </w:p>
+    <w:p>
+      <w:r>
+        <w:t>Bu taramada en düşük gözlenen tam bant MAE 50 kHz'de 0,</w:t>
+      </w:r>
+      <w:r>
+        <w:t>805</w:t>
+      </w:r>
+      <w:r>
+        <w:t xml:space="preserve"> dB, en yüksek değer 300 kHz'de 2,4</w:t>
+      </w:r>
+      <w:r>
+        <w:t>58</w:t>
+      </w:r>
+      <w:r>
+        <w:t xml:space="preserve"> dB'dir. Tek rastgele koşuya ve filtresiz DUT karşılaştırmasına dayandığı için en düşük nokta genel bir filtre optimumu olarak yorumlanmamıştır.</w:t>
       </w:r>
     </w:p>
     <w:p>
@@ -8310,14 +9568,16 @@
       </w:r>
     </w:p>
     <w:p/>
-    <w:p/>
     <w:p>
       <w:pPr>
         <w:pStyle w:val="Heading2"/>
       </w:pPr>
       <w:r>
         <w:lastRenderedPageBreak/>
-        <w:t>7.3</w:t>
+        <w:t>8</w:t>
+      </w:r>
+      <w:r>
+        <w:t>.3</w:t>
       </w:r>
       <w:r>
         <w:t>. DUT sinyalinin farklı RMS değerlerinin karşılaştırılması</w:t>
@@ -8503,32 +9763,6 @@
       </w:r>
     </w:p>
     <w:p>
-      <w:r>
-        <w:t xml:space="preserve">Yüksek RMS değerlerinde faz detektörünün </w:t>
-      </w:r>
-      <m:oMath>
-        <m:r>
-          <w:rPr>
-            <w:rFonts w:ascii="Cambria Math" w:hAnsi="Cambria Math"/>
-          </w:rPr>
-          <m:t>sin(Δϕ)</m:t>
-        </m:r>
-      </m:oMath>
-      <w:r>
-        <w:t xml:space="preserve"> karakteristiği nedeniyle küçük açı yaklaşımından sapma artar. Kodda bulunan </w:t>
-      </w:r>
-      <w:r>
-        <w:rPr>
-          <w:rFonts w:ascii="Cascadia Mono SemiLight" w:hAnsi="Cascadia Mono SemiLight"/>
-          <w:sz w:val="20"/>
-        </w:rPr>
-        <w:t>correction_factor</w:t>
-      </w:r>
-      <w:r>
-        <w:t>, bu güç sıkışmasını azaltmak için kullanılmaktadır.</w:t>
-      </w:r>
-    </w:p>
-    <w:p>
       <w:pPr>
         <w:jc w:val="center"/>
       </w:pPr>
@@ -8538,9 +9772,9 @@
         </w:rPr>
         <w:drawing>
           <wp:inline distT="0" distB="0" distL="0" distR="0">
-            <wp:extent cx="5794674" cy="2945218"/>
-            <wp:effectExtent l="0" t="0" r="0" b="7620"/>
-            <wp:docPr id="12" name="Picture 12"/>
+            <wp:extent cx="5724939" cy="2882166"/>
+            <wp:effectExtent l="0" t="0" r="0" b="0"/>
+            <wp:docPr id="20" name="Picture 20"/>
             <wp:cNvGraphicFramePr>
               <a:graphicFrameLocks xmlns:a="http://schemas.openxmlformats.org/drawingml/2006/main" noChangeAspect="1"/>
             </wp:cNvGraphicFramePr>
@@ -8548,26 +9782,26 @@
               <a:graphicData uri="http://schemas.openxmlformats.org/drawingml/2006/picture">
                 <pic:pic xmlns:pic="http://schemas.openxmlformats.org/drawingml/2006/picture">
                   <pic:nvPicPr>
-                    <pic:cNvPr id="0" name="Picture 6"/>
+                    <pic:cNvPr id="0" name="Picture 5"/>
                     <pic:cNvPicPr>
                       <a:picLocks noChangeAspect="1" noChangeArrowheads="1"/>
                     </pic:cNvPicPr>
                   </pic:nvPicPr>
                   <pic:blipFill rotWithShape="1">
-                    <a:blip r:embed="rId16" cstate="print">
+                    <a:blip r:embed="rId24" cstate="print">
                       <a:extLst>
                         <a:ext uri="{28A0092B-C50C-407E-A947-70E740481C1C}">
                           <a14:useLocalDpi xmlns:a14="http://schemas.microsoft.com/office/drawing/2010/main" val="0"/>
                         </a:ext>
                       </a:extLst>
                     </a:blip>
-                    <a:srcRect l="8558" t="2990" r="5588" b="2487"/>
+                    <a:srcRect l="8698" t="3591" r="5707" b="3040"/>
                     <a:stretch/>
                   </pic:blipFill>
                   <pic:spPr bwMode="auto">
                     <a:xfrm>
                       <a:off x="0" y="0"/>
-                      <a:ext cx="5856690" cy="2976739"/>
+                      <a:ext cx="5758175" cy="2898898"/>
                     </a:xfrm>
                     <a:prstGeom prst="rect">
                       <a:avLst/>
@@ -8609,7 +9843,7 @@
           <w:i/>
           <w:sz w:val="18"/>
         </w:rPr>
-        <w:t>7</w:t>
+        <w:t>8</w:t>
       </w:r>
       <w:r>
         <w:rPr>
@@ -8648,6 +9882,15 @@
       </w:r>
     </w:p>
     <w:p>
+      <w:pPr>
+        <w:jc w:val="center"/>
+        <w:rPr>
+          <w:i/>
+          <w:sz w:val="18"/>
+        </w:rPr>
+      </w:pPr>
+    </w:p>
+    <w:p>
       <w:r>
         <w:t xml:space="preserve">Sabit 0,05 </w:t>
       </w:r>
@@ -8657,7 +9900,13 @@
       </w:r>
       <w:proofErr w:type="spellEnd"/>
       <w:r>
-        <w:t xml:space="preserve"> referans koşulunda en düşük gözlenen MAE 0,20 </w:t>
+        <w:t xml:space="preserve"> referans koşulunda en düşük gözlenen MAE 0,</w:t>
+      </w:r>
+      <w:r>
+        <w:t>5</w:t>
+      </w:r>
+      <w:r>
+        <w:t xml:space="preserve">0 </w:t>
       </w:r>
       <w:proofErr w:type="spellStart"/>
       <w:r>
@@ -8668,61 +9917,14 @@
         <w:t xml:space="preserve"> DUT RMS noktasında 0,</w:t>
       </w:r>
       <w:r>
-        <w:t>622</w:t>
+        <w:t>559</w:t>
+      </w:r>
+      <w:r>
+        <w:t xml:space="preserve"> dB'dir.</w:t>
       </w:r>
       <w:r>
         <w:t xml:space="preserve"> </w:t>
       </w:r>
-      <w:proofErr w:type="spellStart"/>
-      <w:r>
-        <w:t>dB'dir</w:t>
-      </w:r>
-      <w:proofErr w:type="spellEnd"/>
-      <w:r>
-        <w:t xml:space="preserve">. 0,50 </w:t>
-      </w:r>
-      <w:proofErr w:type="spellStart"/>
-      <w:r>
-        <w:t>rad</w:t>
-      </w:r>
-      <w:proofErr w:type="spellEnd"/>
-      <w:r>
-        <w:t xml:space="preserve"> noktasında MAE 0,</w:t>
-      </w:r>
-      <w:r>
-        <w:t>673</w:t>
-      </w:r>
-      <w:r>
-        <w:t xml:space="preserve"> </w:t>
-      </w:r>
-      <w:proofErr w:type="spellStart"/>
-      <w:r>
-        <w:t>dB'ye</w:t>
-      </w:r>
-      <w:proofErr w:type="spellEnd"/>
-      <w:r>
-        <w:t xml:space="preserve"> yükselirken düzeltme katsayısı 1,</w:t>
-      </w:r>
-      <w:r>
-        <w:t>2952</w:t>
-      </w:r>
-      <w:r>
-        <w:t xml:space="preserve"> olmuştur. Katsayının birden sapması yaklaşık %</w:t>
-      </w:r>
-      <w:r>
-        <w:t>29</w:t>
-      </w:r>
-      <w:r>
-        <w:t>,</w:t>
-      </w:r>
-      <w:r>
-        <w:t>5</w:t>
-      </w:r>
-      <w:r>
-        <w:t xml:space="preserve"> olup yüksek faz RMS değerlerinde küçük-açı yaklaşımından uzaklaşmanın önem kazandığını gösterir. Bu nokta genel donanım çalışma sınırı değildir.</w:t>
-      </w:r>
-    </w:p>
-    <w:p>
       <w:r>
         <w:t xml:space="preserve">Bu simülasyonda farkın daha net görünmesi amacı ile iterasyon sayısı düşük tutuldu, </w:t>
       </w:r>
@@ -8740,13 +9942,20 @@
     <w:p/>
     <w:p/>
     <w:p/>
+    <w:p/>
+    <w:p/>
+    <w:p/>
+    <w:p/>
     <w:p>
       <w:pPr>
         <w:pStyle w:val="Heading2"/>
       </w:pPr>
       <w:r>
         <w:lastRenderedPageBreak/>
-        <w:t>7.</w:t>
+        <w:t>8</w:t>
+      </w:r>
+      <w:r>
+        <w:t>.</w:t>
       </w:r>
       <w:r>
         <w:t>4</w:t>
@@ -8829,20 +10038,27 @@
         <w:t>bağımsız realizasyonlardır. İdeal olarak sonsuz sayıda ortalamada referans gürültüsü tamamen bastırılır. Ancak sonlu iterasyon sayısında referans RMS değeri yükseldikçe kalan rastgele hata ve MAE artabilir.</w:t>
       </w:r>
     </w:p>
-    <w:p/>
     <w:p>
       <w:pPr>
         <w:jc w:val="center"/>
-      </w:pPr>
-      <w:r>
         <w:rPr>
           <w:noProof/>
         </w:rPr>
+      </w:pPr>
+    </w:p>
+    <w:p>
+      <w:pPr>
+        <w:jc w:val="center"/>
+      </w:pPr>
+      <w:r>
+        <w:rPr>
+          <w:noProof/>
+        </w:rPr>
         <w:drawing>
-          <wp:inline distT="0" distB="0" distL="0" distR="0" wp14:anchorId="0FBB5E22" wp14:editId="2216F4AD">
-            <wp:extent cx="5809411" cy="3006547"/>
-            <wp:effectExtent l="0" t="0" r="1270" b="3810"/>
-            <wp:docPr id="11" name="Picture 11" descr="Şekil 7.3. İki referans RMS değerinin birlikte taranması. N=1.000.000; DUT RMS=0,05 rad; 100 yineleme. Kaynak: Bu çalışma." title="Şekil 7"/>
+          <wp:inline distT="0" distB="0" distL="0" distR="0">
+            <wp:extent cx="5719572" cy="2805417"/>
+            <wp:effectExtent l="0" t="0" r="0" b="0"/>
+            <wp:docPr id="23" name="Picture 23"/>
             <wp:cNvGraphicFramePr>
               <a:graphicFrameLocks xmlns:a="http://schemas.openxmlformats.org/drawingml/2006/main" noChangeAspect="1"/>
             </wp:cNvGraphicFramePr>
@@ -8850,23 +10066,39 @@
               <a:graphicData uri="http://schemas.openxmlformats.org/drawingml/2006/picture">
                 <pic:pic xmlns:pic="http://schemas.openxmlformats.org/drawingml/2006/picture">
                   <pic:nvPicPr>
-                    <pic:cNvPr id="0" name="rms_ref_comparison.png"/>
-                    <pic:cNvPicPr/>
+                    <pic:cNvPr id="0" name="Picture 7"/>
+                    <pic:cNvPicPr>
+                      <a:picLocks noChangeAspect="1" noChangeArrowheads="1"/>
+                    </pic:cNvPicPr>
                   </pic:nvPicPr>
-                  <pic:blipFill>
-                    <a:blip r:embed="rId17"/>
-                    <a:stretch>
-                      <a:fillRect/>
-                    </a:stretch>
+                  <pic:blipFill rotWithShape="1">
+                    <a:blip r:embed="rId25" cstate="print">
+                      <a:extLst>
+                        <a:ext uri="{28A0092B-C50C-407E-A947-70E740481C1C}">
+                          <a14:useLocalDpi xmlns:a14="http://schemas.microsoft.com/office/drawing/2010/main" val="0"/>
+                        </a:ext>
+                      </a:extLst>
+                    </a:blip>
+                    <a:srcRect l="8268" t="4302" r="4751" b="3177"/>
+                    <a:stretch/>
                   </pic:blipFill>
-                  <pic:spPr>
+                  <pic:spPr bwMode="auto">
                     <a:xfrm>
                       <a:off x="0" y="0"/>
-                      <a:ext cx="5836237" cy="3020430"/>
+                      <a:ext cx="5775138" cy="2832672"/>
                     </a:xfrm>
                     <a:prstGeom prst="rect">
                       <a:avLst/>
                     </a:prstGeom>
+                    <a:noFill/>
+                    <a:ln>
+                      <a:noFill/>
+                    </a:ln>
+                    <a:extLst>
+                      <a:ext uri="{53640926-AAD7-44D8-BBD7-CCE9431645EC}">
+                        <a14:shadowObscured xmlns:a14="http://schemas.microsoft.com/office/drawing/2010/main"/>
+                      </a:ext>
+                    </a:extLst>
                   </pic:spPr>
                 </pic:pic>
               </a:graphicData>
@@ -8888,120 +10120,163 @@
           <w:i/>
           <w:sz w:val="18"/>
         </w:rPr>
+        <w:t>Şekil</w:t>
+      </w:r>
+      <w:r>
+        <w:rPr>
+          <w:i/>
+          <w:sz w:val="18"/>
+        </w:rPr>
+        <w:t xml:space="preserve"> 8</w:t>
+      </w:r>
+      <w:r>
+        <w:rPr>
+          <w:i/>
+          <w:sz w:val="18"/>
+        </w:rPr>
+        <w:t>.</w:t>
+      </w:r>
+      <w:r>
+        <w:rPr>
+          <w:i/>
+          <w:sz w:val="18"/>
+        </w:rPr>
+        <w:t>3</w:t>
+      </w:r>
+      <w:r>
+        <w:rPr>
+          <w:i/>
+          <w:sz w:val="18"/>
+        </w:rPr>
+        <w:t xml:space="preserve"> – </w:t>
+      </w:r>
+      <w:r>
+        <w:rPr>
+          <w:i/>
+          <w:sz w:val="18"/>
+        </w:rPr>
+        <w:t xml:space="preserve">Farklı </w:t>
+      </w:r>
+      <w:r>
+        <w:rPr>
+          <w:i/>
+          <w:sz w:val="18"/>
+        </w:rPr>
+        <w:t>referans RMS değerlerinde cross-PSD ve gerçek DUT faz gürültüsü</w:t>
+      </w:r>
+    </w:p>
+    <w:p>
+      <w:pPr>
+        <w:jc w:val="center"/>
+        <w:rPr>
+          <w:i/>
+          <w:sz w:val="18"/>
+        </w:rPr>
+      </w:pPr>
+    </w:p>
+    <w:p>
+      <w:r>
+        <w:t>Referans RMS 0,0</w:t>
+      </w:r>
+      <w:r>
+        <w:t>1</w:t>
+      </w:r>
+      <w:r>
+        <w:t xml:space="preserve"> </w:t>
+      </w:r>
+      <w:proofErr w:type="spellStart"/>
+      <w:r>
+        <w:t>rad</w:t>
+      </w:r>
+      <w:proofErr w:type="spellEnd"/>
+      <w:r>
+        <w:t xml:space="preserve"> iken MAE </w:t>
+      </w:r>
+      <w:r>
+        <w:t>0,549</w:t>
+      </w:r>
+      <w:r>
+        <w:t xml:space="preserve"> dB, 0,50 </w:t>
+      </w:r>
+      <w:proofErr w:type="spellStart"/>
+      <w:r>
+        <w:t>rad</w:t>
+      </w:r>
+      <w:proofErr w:type="spellEnd"/>
+      <w:r>
+        <w:t xml:space="preserve"> iken </w:t>
+      </w:r>
+      <w:r>
+        <w:t>4,805</w:t>
+      </w:r>
+      <w:r>
+        <w:t xml:space="preserve"> dB'dir; mutlak fark</w:t>
+      </w:r>
+      <w:r>
+        <w:br/>
+        <w:t>4,256</w:t>
+      </w:r>
+      <w:r>
+        <w:t xml:space="preserve"> dB'dir. </w:t>
+      </w:r>
+      <w:r>
+        <w:t xml:space="preserve">Bu değer fonksiyonun küçük sinyal yaklaşımı kullanılan versiyonunda yüksek RMS değerinin uyumsuzluğundan ötürü yaklaşık 8 </w:t>
+      </w:r>
+      <w:proofErr w:type="spellStart"/>
+      <w:r>
+        <w:t>dB’in</w:t>
+      </w:r>
+      <w:proofErr w:type="spellEnd"/>
+      <w:r>
+        <w:t xml:space="preserve"> üzerindeydi.</w:t>
+      </w:r>
+    </w:p>
+    <w:p>
+      <w:r>
+        <w:t>Bu taramada yüksek referans gürültüsünün sonlu 100 yinelemede</w:t>
+      </w:r>
+      <w:r>
+        <w:t xml:space="preserve">, düşük </w:t>
+      </w:r>
+      <w:proofErr w:type="spellStart"/>
+      <w:r>
+        <w:t>RMS’e</w:t>
+      </w:r>
+      <w:proofErr w:type="spellEnd"/>
+      <w:r>
+        <w:t xml:space="preserve"> göre</w:t>
+      </w:r>
+      <w:r>
+        <w:t xml:space="preserve"> daha fazla artık bileşen oluşturduğu görülmüştür. Değer sırası incelendiğinde MAE artışları</w:t>
+      </w:r>
+      <w:r>
+        <w:t xml:space="preserve">nın RMS artışı ile doğru orantılı olduğu sonuçlarda </w:t>
+      </w:r>
+      <w:r>
+        <w:t>görülmüştür.</w:t>
+      </w:r>
+    </w:p>
+    <w:p>
+      <w:r>
+        <w:t xml:space="preserve">Bakıldığı zaman </w:t>
+      </w:r>
+      <w:r>
+        <w:rPr>
+          <w:i/>
+        </w:rPr>
         <w:t xml:space="preserve">Şekil </w:t>
       </w:r>
       <w:r>
         <w:rPr>
           <w:i/>
-          <w:sz w:val="18"/>
-        </w:rPr>
-        <w:t>7</w:t>
-      </w:r>
-      <w:r>
-        <w:rPr>
-          <w:i/>
-          <w:sz w:val="18"/>
-        </w:rPr>
-        <w:t>.</w:t>
-      </w:r>
-      <w:r>
-        <w:rPr>
-          <w:i/>
-          <w:sz w:val="18"/>
-        </w:rPr>
-        <w:t>3</w:t>
-      </w:r>
-      <w:r>
-        <w:rPr>
-          <w:i/>
-          <w:sz w:val="18"/>
-        </w:rPr>
-        <w:t xml:space="preserve"> – </w:t>
-      </w:r>
-      <w:r>
-        <w:rPr>
-          <w:i/>
-          <w:sz w:val="18"/>
-        </w:rPr>
-        <w:t xml:space="preserve">Farklı </w:t>
-      </w:r>
-      <w:r>
-        <w:rPr>
-          <w:i/>
-          <w:sz w:val="18"/>
-        </w:rPr>
-        <w:t>referans RMS değerlerinde cross-PSD ve gerçek DUT faz gürültüsü</w:t>
-      </w:r>
-    </w:p>
-    <w:p>
-      <w:pPr>
-        <w:jc w:val="center"/>
-        <w:rPr>
-          <w:i/>
-          <w:sz w:val="18"/>
-        </w:rPr>
-      </w:pPr>
-    </w:p>
-    <w:p>
-      <w:r>
-        <w:t xml:space="preserve">Referans RMS 0,05 </w:t>
-      </w:r>
-      <w:proofErr w:type="spellStart"/>
-      <w:r>
-        <w:t>rad</w:t>
-      </w:r>
-      <w:proofErr w:type="spellEnd"/>
-      <w:r>
-        <w:t xml:space="preserve"> iken MAE 1,603 </w:t>
-      </w:r>
-      <w:proofErr w:type="spellStart"/>
-      <w:r>
-        <w:t>dB</w:t>
-      </w:r>
-      <w:proofErr w:type="spellEnd"/>
-      <w:r>
-        <w:t xml:space="preserve">, 0,50 </w:t>
-      </w:r>
-      <w:proofErr w:type="spellStart"/>
-      <w:r>
-        <w:t>rad</w:t>
-      </w:r>
-      <w:proofErr w:type="spellEnd"/>
-      <w:r>
-        <w:t xml:space="preserve"> iken 9,518 </w:t>
-      </w:r>
-      <w:proofErr w:type="spellStart"/>
-      <w:r>
-        <w:t>dB'dir</w:t>
-      </w:r>
-      <w:proofErr w:type="spellEnd"/>
-      <w:r>
-        <w:t xml:space="preserve">; mutlak fark 7,915 </w:t>
-      </w:r>
-      <w:proofErr w:type="spellStart"/>
-      <w:r>
-        <w:t>dB'dir</w:t>
-      </w:r>
-      <w:proofErr w:type="spellEnd"/>
-      <w:r>
-        <w:t>. Bu taramada yüksek referans gürültüsünün sonlu 100 yinelemede daha fazla artık bileşen oluşturduğu görülmüştür. Değer sırası incelendiğinde MAE artışları</w:t>
-      </w:r>
-      <w:r>
-        <w:t xml:space="preserve">nın RMS artışı ile doğru orantılı olduğu sonuçlarda </w:t>
-      </w:r>
-      <w:r>
-        <w:t>görülmüştür.</w:t>
-      </w:r>
-    </w:p>
-    <w:p>
-      <w:r>
-        <w:t xml:space="preserve">Bakıldığı zaman </w:t>
-      </w:r>
-      <w:r>
-        <w:rPr>
-          <w:i/>
-        </w:rPr>
-        <w:t>Şekil 7.3</w:t>
+        </w:rPr>
+        <w:t>8</w:t>
+      </w:r>
+      <w:r>
+        <w:rPr>
+          <w:i/>
+        </w:rPr>
+        <w:t>.3</w:t>
       </w:r>
       <w:r>
         <w:t xml:space="preserve"> ve </w:t>
@@ -9010,7 +10285,19 @@
         <w:rPr>
           <w:i/>
         </w:rPr>
-        <w:t>Şekil 7.2</w:t>
+        <w:t xml:space="preserve">Şekil </w:t>
+      </w:r>
+      <w:r>
+        <w:rPr>
+          <w:i/>
+        </w:rPr>
+        <w:t>8</w:t>
+      </w:r>
+      <w:r>
+        <w:rPr>
+          <w:i/>
+        </w:rPr>
+        <w:t>.2</w:t>
       </w:r>
       <w:r>
         <w:t xml:space="preserve"> aynı tür parametreleri değiştiği ve bu parametrelerin varsayılan değerleri aynı olduğu için birbirleri ile aynı gözükse de referans değerinin testi bize ölçüm cihazının referans sinyal RMS değerinin düşük olmasının önemini gösteriyor. Yüksek RMS değerine sahip bir ölçüm cihazı ölçüm doğruluğu için çok daha fazla iterasyon, çok daha fazla iterasyon da zaman ve enerji isteyecektir.</w:t>
@@ -9027,44 +10314,44 @@
         <w:pStyle w:val="Heading2"/>
       </w:pPr>
       <w:r>
-        <w:lastRenderedPageBreak/>
-        <w:t>7.5. Logaritmik bin sayısının etkisi</w:t>
-      </w:r>
-    </w:p>
-    <w:p>
-      <w:r>
-        <w:t xml:space="preserve">Bu tek taramada en düşük gözlenen MAE 100 bin için 1,396 </w:t>
+        <w:t>8</w:t>
+      </w:r>
+      <w:r>
+        <w:t>.5. Logaritmik bin sayısının etkisi</w:t>
+      </w:r>
+    </w:p>
+    <w:p>
+      <w:r>
+        <w:t xml:space="preserve">Bu tek taramada en düşük gözlenen MAE 100 bin için </w:t>
+      </w:r>
+      <w:r>
+        <w:t>0,682</w:t>
+      </w:r>
+      <w:r>
+        <w:t xml:space="preserve"> dB'dir ve MAE artışı 100→200 geçişinde görülmüştür. Her bin değeri için yeni rastgele </w:t>
       </w:r>
       <w:proofErr w:type="spellStart"/>
       <w:r>
-        <w:t>dB'dir</w:t>
+        <w:t>gerçekleşimler</w:t>
       </w:r>
       <w:proofErr w:type="spellEnd"/>
       <w:r>
-        <w:t xml:space="preserve"> ve MAE artışı 100→200 geçişinde görülmüştür. Her bin değeri için yeni rastgele </w:t>
+        <w:t xml:space="preserve"> üretildiğinden fark yalnız binleme çözünürlüğüne bağlanamaz. Aynı tam çözünürlüklü </w:t>
       </w:r>
       <w:proofErr w:type="spellStart"/>
       <w:r>
-        <w:t>gerçekleşimler</w:t>
+        <w:t>PSD'nin</w:t>
       </w:r>
       <w:proofErr w:type="spellEnd"/>
       <w:r>
-        <w:t xml:space="preserve"> üretildiğinden fark yalnız binleme çözünürlüğüne bağlanamaz. Aynı tam çözünürlüklü </w:t>
+        <w:t xml:space="preserve"> yeniden </w:t>
       </w:r>
       <w:proofErr w:type="spellStart"/>
       <w:r>
-        <w:t>PSD'nin</w:t>
+        <w:t>binlenmesi</w:t>
       </w:r>
       <w:proofErr w:type="spellEnd"/>
       <w:r>
-        <w:t xml:space="preserve"> yeniden </w:t>
-      </w:r>
-      <w:proofErr w:type="spellStart"/>
-      <w:r>
-        <w:t>binlenmesi</w:t>
-      </w:r>
-      <w:proofErr w:type="spellEnd"/>
-      <w:r>
         <w:t xml:space="preserve"> yapılmadan istatistiksel optimum iddiası kurulmamıştır.</w:t>
       </w:r>
       <w:r>
@@ -9081,10 +10368,10 @@
           <w:noProof/>
         </w:rPr>
         <w:drawing>
-          <wp:inline distT="0" distB="0" distL="0" distR="0" wp14:anchorId="146140AE" wp14:editId="71FB0257">
-            <wp:extent cx="5760720" cy="2979466"/>
-            <wp:effectExtent l="0" t="0" r="0" b="0"/>
-            <wp:docPr id="15" name="Picture 15" descr="Şekil 7.5. Logaritmik bin sayısının spektral gösterime ve tam bant MAE'ye etkisi. N=1.000.000; temel profil. Kaynak: Bu çalışma." title="Şekil 7"/>
+          <wp:inline distT="0" distB="0" distL="0" distR="0">
+            <wp:extent cx="5767602" cy="2833635"/>
+            <wp:effectExtent l="0" t="0" r="5080" b="5080"/>
+            <wp:docPr id="24" name="Picture 24"/>
             <wp:cNvGraphicFramePr>
               <a:graphicFrameLocks xmlns:a="http://schemas.openxmlformats.org/drawingml/2006/main" noChangeAspect="1"/>
             </wp:cNvGraphicFramePr>
@@ -9092,23 +10379,39 @@
               <a:graphicData uri="http://schemas.openxmlformats.org/drawingml/2006/picture">
                 <pic:pic xmlns:pic="http://schemas.openxmlformats.org/drawingml/2006/picture">
                   <pic:nvPicPr>
-                    <pic:cNvPr id="0" name="log_bins_comparison.png"/>
-                    <pic:cNvPicPr/>
+                    <pic:cNvPr id="0" name="Picture 9"/>
+                    <pic:cNvPicPr>
+                      <a:picLocks noChangeAspect="1" noChangeArrowheads="1"/>
+                    </pic:cNvPicPr>
                   </pic:nvPicPr>
-                  <pic:blipFill>
-                    <a:blip r:embed="rId18"/>
-                    <a:stretch>
-                      <a:fillRect/>
-                    </a:stretch>
+                  <pic:blipFill rotWithShape="1">
+                    <a:blip r:embed="rId26" cstate="print">
+                      <a:extLst>
+                        <a:ext uri="{28A0092B-C50C-407E-A947-70E740481C1C}">
+                          <a14:useLocalDpi xmlns:a14="http://schemas.microsoft.com/office/drawing/2010/main" val="0"/>
+                        </a:ext>
+                      </a:extLst>
+                    </a:blip>
+                    <a:srcRect l="8461" t="4919" r="5423" b="3311"/>
+                    <a:stretch/>
                   </pic:blipFill>
-                  <pic:spPr>
+                  <pic:spPr bwMode="auto">
                     <a:xfrm>
                       <a:off x="0" y="0"/>
-                      <a:ext cx="5760720" cy="2979466"/>
+                      <a:ext cx="5797963" cy="2848551"/>
                     </a:xfrm>
                     <a:prstGeom prst="rect">
                       <a:avLst/>
                     </a:prstGeom>
+                    <a:noFill/>
+                    <a:ln>
+                      <a:noFill/>
+                    </a:ln>
+                    <a:extLst>
+                      <a:ext uri="{53640926-AAD7-44D8-BBD7-CCE9431645EC}">
+                        <a14:shadowObscured xmlns:a14="http://schemas.microsoft.com/office/drawing/2010/main"/>
+                      </a:ext>
+                    </a:extLst>
                   </pic:spPr>
                 </pic:pic>
               </a:graphicData>
@@ -9137,7 +10440,7 @@
           <w:i/>
           <w:sz w:val="18"/>
         </w:rPr>
-        <w:t>7</w:t>
+        <w:t>8</w:t>
       </w:r>
       <w:r>
         <w:rPr>
@@ -9260,8 +10563,10 @@
         <w:pStyle w:val="Heading2"/>
       </w:pPr>
       <w:r>
-        <w:lastRenderedPageBreak/>
-        <w:t>7.</w:t>
+        <w:t>8</w:t>
+      </w:r>
+      <w:r>
+        <w:t>.</w:t>
       </w:r>
       <w:r>
         <w:t>6</w:t>
@@ -9394,59 +10699,24 @@
           <w:rPr>
             <w:rFonts w:ascii="Cambria Math" w:hAnsi="Cambria Math"/>
           </w:rPr>
-          <m:t>=0.05</m:t>
+          <m:t>=0.</m:t>
         </m:r>
-      </m:oMath>
-      <w:r>
-        <w:rPr>
-          <w:rFonts w:eastAsiaTheme="minorEastAsia"/>
-        </w:rPr>
-        <w:tab/>
-      </w:r>
-      <m:oMath>
-        <m:sSub>
-          <m:sSubPr>
-            <m:ctrlPr>
-              <w:rPr>
-                <w:rFonts w:ascii="Cambria Math" w:hAnsi="Cambria Math"/>
-                <w:i/>
-              </w:rPr>
-            </m:ctrlPr>
-          </m:sSubPr>
-          <m:e>
-            <m:r>
-              <w:rPr>
-                <w:rFonts w:ascii="Cambria Math" w:hAnsi="Cambria Math"/>
-              </w:rPr>
-              <m:t>f</m:t>
-            </m:r>
-          </m:e>
-          <m:sub>
-            <m:r>
-              <w:rPr>
-                <w:rFonts w:ascii="Cambria Math" w:hAnsi="Cambria Math"/>
-              </w:rPr>
-              <m:t>cutoff</m:t>
-            </m:r>
-          </m:sub>
-        </m:sSub>
         <m:r>
           <w:rPr>
             <w:rFonts w:ascii="Cambria Math" w:hAnsi="Cambria Math"/>
           </w:rPr>
-          <m:t>=</m:t>
-        </m:r>
-        <m:r>
-          <w:rPr>
-            <w:rFonts w:ascii="Cambria Math" w:eastAsiaTheme="minorEastAsia" w:hAnsi="Cambria Math"/>
-          </w:rPr>
-          <m:t>100kHz</m:t>
+          <m:t>1</m:t>
         </m:r>
       </m:oMath>
     </w:p>
     <w:p>
-      <w:r>
-        <w:t>olarak güncellenmiştir.</w:t>
+      <w:proofErr w:type="gramStart"/>
+      <w:r>
+        <w:t>olarak</w:t>
+      </w:r>
+      <w:proofErr w:type="gramEnd"/>
+      <w:r>
+        <w:t xml:space="preserve"> güncellenmiştir.</w:t>
       </w:r>
     </w:p>
     <w:p>
@@ -9561,15 +10831,14 @@
       <w:pPr>
         <w:jc w:val="center"/>
       </w:pPr>
-      <w:bookmarkStart w:id="1" w:name="_GoBack"/>
       <w:r>
         <w:rPr>
           <w:noProof/>
         </w:rPr>
         <w:drawing>
           <wp:inline distT="0" distB="0" distL="0" distR="0" wp14:anchorId="050CB32A" wp14:editId="5341F9F8">
-            <wp:extent cx="5430741" cy="4026982"/>
-            <wp:effectExtent l="0" t="0" r="0" b="0"/>
+            <wp:extent cx="5104263" cy="3784893"/>
+            <wp:effectExtent l="0" t="0" r="1270" b="6350"/>
             <wp:docPr id="14" name="Picture 14" descr="Şekil 7.6. Özel N=1.000.000 profilde final uzun yineleme taraması. LPF=100 kHz; DUT RMS=0,02 rad; Ref1=Ref2=0,05 rad; 100 log-bin. Kaynak: Bu çalışma." title="Şekil 7"/>
             <wp:cNvGraphicFramePr>
               <a:graphicFrameLocks xmlns:a="http://schemas.openxmlformats.org/drawingml/2006/main" noChangeAspect="1"/>
@@ -9582,7 +10851,7 @@
                     <pic:cNvPicPr/>
                   </pic:nvPicPr>
                   <pic:blipFill>
-                    <a:blip r:embed="rId19"/>
+                    <a:blip r:embed="rId27"/>
                     <a:stretch>
                       <a:fillRect/>
                     </a:stretch>
@@ -9590,7 +10859,7 @@
                   <pic:spPr>
                     <a:xfrm>
                       <a:off x="0" y="0"/>
-                      <a:ext cx="5484379" cy="4066755"/>
+                      <a:ext cx="5156742" cy="3823807"/>
                     </a:xfrm>
                     <a:prstGeom prst="rect">
                       <a:avLst/>
@@ -9602,7 +10871,6 @@
           </wp:inline>
         </w:drawing>
       </w:r>
-      <w:bookmarkEnd w:id="1"/>
     </w:p>
     <w:p>
       <w:pPr>
@@ -9617,14 +10885,14 @@
           <w:i/>
           <w:sz w:val="18"/>
         </w:rPr>
-        <w:t xml:space="preserve">Şekil </w:t>
-      </w:r>
-      <w:r>
-        <w:rPr>
-          <w:i/>
-          <w:sz w:val="18"/>
-        </w:rPr>
-        <w:t>7</w:t>
+        <w:t>Şekil</w:t>
+      </w:r>
+      <w:r>
+        <w:rPr>
+          <w:i/>
+          <w:sz w:val="18"/>
+        </w:rPr>
+        <w:t xml:space="preserve"> 8</w:t>
       </w:r>
       <w:r>
         <w:rPr>
@@ -9689,58 +10957,93 @@
     </w:p>
     <w:p>
       <w:r>
-        <w:t xml:space="preserve">Referans PSD seviyesinin DUT'den teorik olarak yaklaşık 7,96 </w:t>
+        <w:t>Referans PSD seviyesinin DUT'den teorik olarak yaklaşık 7,96 dB yüksek olduğu özel profilde, 1 yinelemede 6,958 dB olan tam bant MAE 20.000 yinelemede 1,437 dB olmuştur. İlk-son azalma 5,521 dB'dir ve 10.000→20.000 geçişinde MAE artışı görülmüştür.</w:t>
+      </w:r>
+    </w:p>
+    <w:p>
+      <w:r>
+        <w:t>10.000→20.000 geçişindeki MAE değişimi 0,071 dB olmuştur. MAE değişiminin işareti tek başına 20.000 noktasının daha iyi veya kötü olduğunu kanıtlamaz; final değerlendirme tek koşulu Monte Carlo dalgalanması ve geniş bant sistematik tabanla birlikte yapılmıştır.</w:t>
+      </w:r>
+    </w:p>
+    <w:p>
+      <w:pPr>
+        <w:pStyle w:val="Heading1"/>
+        <w:rPr>
+          <w:b/>
+        </w:rPr>
+      </w:pPr>
+      <w:r>
+        <w:rPr>
+          <w:b/>
+        </w:rPr>
+        <w:lastRenderedPageBreak/>
+        <w:t>9. Sonuç ve gelecek çalışmalar</w:t>
+      </w:r>
+    </w:p>
+    <w:p>
+      <w:r>
+        <w:t xml:space="preserve">Bu projede iki referans kanallı faz </w:t>
       </w:r>
       <w:proofErr w:type="spellStart"/>
       <w:r>
-        <w:t>dB</w:t>
+        <w:t>dedektörü</w:t>
       </w:r>
       <w:proofErr w:type="spellEnd"/>
       <w:r>
-        <w:t xml:space="preserve"> yüksek olduğu özel profilde, 1 yinelemede 6,958 </w:t>
+        <w:t xml:space="preserve"> mimarisi GNU </w:t>
       </w:r>
       <w:proofErr w:type="spellStart"/>
       <w:r>
-        <w:t>dB</w:t>
+        <w:t>Octave</w:t>
       </w:r>
       <w:proofErr w:type="spellEnd"/>
       <w:r>
-        <w:t xml:space="preserve"> olan tam bant MAE 20.000 yinelemede 1,437 </w:t>
+        <w:t xml:space="preserve"> ortamında gerçekleştirilmiş, DUT faz gürültüsü Kompleks Cross-PSD ortalamasıyla kestirilmiş ve aynı Monte Carlı popülasyonunun filtresiz DUT </w:t>
       </w:r>
       <w:proofErr w:type="spellStart"/>
       <w:r>
-        <w:t>dB</w:t>
+        <w:t>periodogramıyla</w:t>
       </w:r>
       <w:proofErr w:type="spellEnd"/>
       <w:r>
-        <w:t xml:space="preserve"> olmuştur. İlk-son azalma 5,521 </w:t>
+        <w:t xml:space="preserve"> karşılaştırılmıştır. Fiziksel çapraz korelasyon ilkesi ile kodda kullanılan frekans bölgesi Cross-PSD kestiricisi ayrı biçimde tanımlanmıştır.</w:t>
+      </w:r>
+    </w:p>
+    <w:p>
+      <w:r>
+        <w:t>Özellikle LPF kesim frekansının, DUT ve referans sinyallerinin RMS değerlerinin ve iterasyon sayılarının önemi karşılaştırmalarda daha iyi anlaşılmış, logaritmik bin sayısının gözleme etkisi görülmüştür.</w:t>
+      </w:r>
+    </w:p>
+    <w:p>
+      <w:r>
+        <w:t>Çıkarılabilecek en önemli sonuç referans RMS değerinin olabildiğince düşük olmasının gerektiği, düşük olmasa dahi</w:t>
+      </w:r>
+      <w:r>
+        <w:t xml:space="preserve"> </w:t>
+      </w:r>
+      <w:r>
+        <w:t xml:space="preserve">yüksek iterasyon sayıları ile </w:t>
+      </w:r>
+      <w:r>
+        <w:t>bu problemin aşılabildiği olmuştur.</w:t>
+      </w:r>
+    </w:p>
+    <w:p>
+      <w:r>
+        <w:t xml:space="preserve">Bundan sonra modelin doğruluğu gerçek veriler ile test edilip, faz analizörü çıktıları ile </w:t>
       </w:r>
       <w:proofErr w:type="spellStart"/>
       <w:r>
-        <w:t>dB'dir</w:t>
+        <w:t>karşılaştırılacaktur</w:t>
       </w:r>
       <w:proofErr w:type="spellEnd"/>
       <w:r>
-        <w:t xml:space="preserve"> ve 10.000→20.000 geçişinde MAE artışı görülmüştür.</w:t>
-      </w:r>
-    </w:p>
-    <w:p>
-      <w:r>
-        <w:t xml:space="preserve">10.000→20.000 geçişindeki MAE değişimi 0,071 </w:t>
-      </w:r>
-      <w:proofErr w:type="spellStart"/>
-      <w:r>
-        <w:t>dB</w:t>
-      </w:r>
-      <w:proofErr w:type="spellEnd"/>
-      <w:r>
-        <w:t xml:space="preserve"> olmuştur. MAE değişiminin işareti tek başına 20.000 noktasının daha iyi veya kötü olduğunu kanıtlamaz; final değerlendirme tek koşulu Monte Carlo dalgalanması ve geniş bant sistematik tabanla birlikte yapılmıştır.</w:t>
-      </w:r>
-    </w:p>
-    <w:p/>
+        <w:t>.</w:t>
+      </w:r>
+    </w:p>
     <w:sectPr>
-      <w:headerReference w:type="default" r:id="rId20"/>
-      <w:footerReference w:type="default" r:id="rId21"/>
+      <w:headerReference w:type="default" r:id="rId28"/>
+      <w:footerReference w:type="default" r:id="rId29"/>
       <w:pgSz w:w="11906" w:h="16838"/>
       <w:pgMar w:top="1417" w:right="1417" w:bottom="1417" w:left="1417" w:header="708" w:footer="708" w:gutter="0"/>
       <w:cols w:space="708"/>
@@ -10832,7 +12135,7 @@
   <w:style w:type="paragraph" w:default="1" w:styleId="Normal">
     <w:name w:val="Normal"/>
     <w:qFormat/>
-    <w:rsid w:val="00B950B0"/>
+    <w:rsid w:val="00BE079B"/>
     <w:pPr>
       <w:jc w:val="both"/>
     </w:pPr>
@@ -11344,6 +12647,37 @@
       <w:sz w:val="23"/>
     </w:rPr>
   </w:style>
+  <w:style w:type="paragraph" w:styleId="Subtitle">
+    <w:name w:val="Subtitle"/>
+    <w:basedOn w:val="Normal"/>
+    <w:next w:val="Normal"/>
+    <w:link w:val="SubtitleChar"/>
+    <w:uiPriority w:val="11"/>
+    <w:qFormat/>
+    <w:rsid w:val="00DE5C7D"/>
+    <w:pPr>
+      <w:numPr>
+        <w:ilvl w:val="1"/>
+      </w:numPr>
+    </w:pPr>
+    <w:rPr>
+      <w:rFonts w:asciiTheme="minorHAnsi" w:eastAsiaTheme="minorEastAsia" w:hAnsiTheme="minorHAnsi"/>
+      <w:color w:val="5A5A5A" w:themeColor="text1" w:themeTint="A5"/>
+      <w:spacing w:val="15"/>
+    </w:rPr>
+  </w:style>
+  <w:style w:type="character" w:customStyle="1" w:styleId="SubtitleChar">
+    <w:name w:val="Subtitle Char"/>
+    <w:basedOn w:val="DefaultParagraphFont"/>
+    <w:link w:val="Subtitle"/>
+    <w:uiPriority w:val="11"/>
+    <w:rsid w:val="00DE5C7D"/>
+    <w:rPr>
+      <w:rFonts w:eastAsiaTheme="minorEastAsia"/>
+      <w:color w:val="5A5A5A" w:themeColor="text1" w:themeTint="A5"/>
+      <w:spacing w:val="15"/>
+    </w:rPr>
+  </w:style>
 </w:styles>
 </file>
 
@@ -11640,4 +12974,16 @@
     </a:ext>
   </a:extLst>
 </a:theme>
+</file>
+
+<file path=customXml/item1.xml><?xml version="1.0" encoding="utf-8"?>
+<b:Sources xmlns:b="http://schemas.openxmlformats.org/officeDocument/2006/bibliography" xmlns="http://schemas.openxmlformats.org/officeDocument/2006/bibliography" SelectedStyle="\APASixthEditionOfficeOnline.xsl" StyleName="APA" Version="6"/>
+</file>
+
+<file path=customXml/itemProps1.xml><?xml version="1.0" encoding="utf-8"?>
+<ds:datastoreItem xmlns:ds="http://schemas.openxmlformats.org/officeDocument/2006/customXml" ds:itemID="{14CD163F-A6B6-456B-953C-13D84C29177F}">
+  <ds:schemaRefs>
+    <ds:schemaRef ds:uri="http://schemas.openxmlformats.org/officeDocument/2006/bibliography"/>
+  </ds:schemaRefs>
+</ds:datastoreItem>
 </file>
--- a/İki Kanallı Cross.docx
+++ b/İki Kanallı Cross.docx
@@ -12981,7 +12981,7 @@
 </file>
 
 <file path=customXml/itemProps1.xml><?xml version="1.0" encoding="utf-8"?>
-<ds:datastoreItem xmlns:ds="http://schemas.openxmlformats.org/officeDocument/2006/customXml" ds:itemID="{14CD163F-A6B6-456B-953C-13D84C29177F}">
+<ds:datastoreItem xmlns:ds="http://schemas.openxmlformats.org/officeDocument/2006/customXml" ds:itemID="{55FEE5F0-280C-4219-85D3-3950F7D576B0}">
   <ds:schemaRefs>
     <ds:schemaRef ds:uri="http://schemas.openxmlformats.org/officeDocument/2006/bibliography"/>
   </ds:schemaRefs>

--- a/İki Kanallı Cross.docx
+++ b/İki Kanallı Cross.docx
@@ -10580,7 +10580,7 @@
     </w:p>
     <w:p>
       <w:r>
-        <w:t>Test edilen değerler:</w:t>
+        <w:t>Test edilen iterasyon sayıları:</w:t>
       </w:r>
     </w:p>
     <w:p>
@@ -10589,36 +10589,23 @@
           <w:rFonts w:eastAsiaTheme="minorEastAsia"/>
         </w:rPr>
       </w:pPr>
-      <m:oMathPara>
-        <m:oMath>
-          <m:r>
-            <w:rPr>
-              <w:rFonts w:ascii="Cambria Math" w:hAnsi="Cambria Math"/>
-            </w:rPr>
-            <m:t>M=[1, 10, 100, 250, 500, 1000, 5000, 10000, 20000]</m:t>
-          </m:r>
-        </m:oMath>
-      </m:oMathPara>
-    </w:p>
-    <w:p>
-      <w:r>
-        <w:t xml:space="preserve">Bu simülasyonda amaç, bu yöntemi kullanarak DUT’den daha yüksek </w:t>
-      </w:r>
-      <w:proofErr w:type="spellStart"/>
-      <w:r>
-        <w:t>RMS’e</w:t>
-      </w:r>
-      <w:proofErr w:type="spellEnd"/>
-      <w:r>
-        <w:t xml:space="preserve"> sahip referans sinyalleriyle bile yeterli iterasyon sayısında gerçek gürültü spektrumuna çok yakın sonuçlar elde edildiğini göstermektir.</w:t>
-      </w:r>
-    </w:p>
-    <w:p>
-      <w:r>
-        <w:t>Bu simülasyonda özel olarak pa</w:t>
-      </w:r>
-      <w:r>
-        <w:t>rametreler:</w:t>
+      <w:r>
+        <w:rPr>
+          <w:rFonts w:ascii="Cambria Math" w:hAnsi="Cambria Math"/>
+          <w:sz w:val="24"/>
+          <w:szCs w:val="24"/>
+        </w:rPr>
+        <w:t>M = [1, 50, 250, 500, 1000, 2000, 5000, 10000, 20000]</w:t>
+      </w:r>
+    </w:p>
+    <w:p>
+      <w:r>
+        <w:t>Bu MATLAB taramasında iterasyon ortalamasının bağımsız referans gürültüsünü bastırma etkisi incelenmiştir. Her test noktasında yalnız iterasyon sayısı değiştirilmiş, diğer fiziksel ve sayısal parametreler sabit tutulmuştur.</w:t>
+      </w:r>
+    </w:p>
+    <w:p>
+      <w:r>
+        <w:t>MATLAB koşusunda sabit tutulan temel parametreler:</w:t>
       </w:r>
     </w:p>
     <w:p>
@@ -10628,203 +10615,43 @@
           <w:rFonts w:eastAsiaTheme="minorEastAsia"/>
         </w:rPr>
       </w:pPr>
-      <m:oMath>
-        <m:sSub>
-          <m:sSubPr>
-            <m:ctrlPr>
-              <w:rPr>
-                <w:rFonts w:ascii="Cambria Math" w:hAnsi="Cambria Math"/>
-                <w:i/>
-              </w:rPr>
-            </m:ctrlPr>
-          </m:sSubPr>
-          <m:e>
-            <m:r>
-              <w:rPr>
-                <w:rFonts w:ascii="Cambria Math" w:hAnsi="Cambria Math"/>
-              </w:rPr>
-              <m:t>σ</m:t>
-            </m:r>
-          </m:e>
-          <m:sub>
-            <m:r>
-              <w:rPr>
-                <w:rFonts w:ascii="Cambria Math" w:hAnsi="Cambria Math"/>
-              </w:rPr>
-              <m:t>DUT</m:t>
-            </m:r>
-          </m:sub>
-        </m:sSub>
-        <m:r>
-          <w:rPr>
-            <w:rFonts w:ascii="Cambria Math" w:hAnsi="Cambria Math"/>
-          </w:rPr>
-          <m:t>=0.02</m:t>
-        </m:r>
-      </m:oMath>
-      <w:r>
+      <w:r>
+        <w:rPr>
+          <w:rFonts w:ascii="Cambria Math" w:hAnsi="Cambria Math"/>
+          <w:sz w:val="24"/>
+          <w:szCs w:val="24"/>
+        </w:rPr>
+        <w:t>N = 1.000.000; fₛ = 1 MHz; f₀ = 200 kHz; f_c = 300 kHz; LPF derecesi = 4; log-bin sayısı = 100</w:t>
+      </w:r>
+    </w:p>
+    <w:p>
+      <w:r>
+        <w:t>DUT RMS değeri 0,02 rad, birbirinden bağımsız Ref1 ve Ref2 sinyallerinin RMS değerleri ise 0,10 rad olarak belirlenmiştir.</w:t>
+      </w:r>
+    </w:p>
+    <w:p>
+      <w:r>
+        <w:t>Buna göre her bir referansın faz gürültüsü PSD seviyesi DUT’ye göre teorik olarak:</w:t>
+      </w:r>
+    </w:p>
+    <w:p>
+      <w:pPr>
         <w:rPr>
           <w:rFonts w:eastAsiaTheme="minorEastAsia"/>
         </w:rPr>
-        <w:tab/>
-      </w:r>
-      <m:oMath>
-        <m:sSub>
-          <m:sSubPr>
-            <m:ctrlPr>
-              <w:rPr>
-                <w:rFonts w:ascii="Cambria Math" w:hAnsi="Cambria Math"/>
-                <w:i/>
-              </w:rPr>
-            </m:ctrlPr>
-          </m:sSubPr>
-          <m:e>
-            <m:r>
-              <w:rPr>
-                <w:rFonts w:ascii="Cambria Math" w:hAnsi="Cambria Math"/>
-              </w:rPr>
-              <m:t>σ</m:t>
-            </m:r>
-          </m:e>
-          <m:sub>
-            <m:r>
-              <w:rPr>
-                <w:rFonts w:ascii="Cambria Math" w:hAnsi="Cambria Math"/>
-              </w:rPr>
-              <m:t>ref</m:t>
-            </m:r>
-          </m:sub>
-        </m:sSub>
-        <m:r>
-          <w:rPr>
-            <w:rFonts w:ascii="Cambria Math" w:hAnsi="Cambria Math"/>
-          </w:rPr>
-          <m:t>=0.</m:t>
-        </m:r>
-        <m:r>
-          <w:rPr>
-            <w:rFonts w:ascii="Cambria Math" w:hAnsi="Cambria Math"/>
-          </w:rPr>
-          <m:t>1</m:t>
-        </m:r>
-      </m:oMath>
-    </w:p>
-    <w:p>
-      <w:proofErr w:type="gramStart"/>
-      <w:r>
-        <w:t>olarak</w:t>
-      </w:r>
-      <w:proofErr w:type="gramEnd"/>
-      <w:r>
-        <w:t xml:space="preserve"> güncellenmiştir.</w:t>
-      </w:r>
-    </w:p>
-    <w:p>
-      <w:r>
-        <w:t>Referansların PSD seviyesi DUT’ye göre yaklaşık:</w:t>
-      </w:r>
-    </w:p>
-    <w:p>
-      <w:pPr>
-        <w:rPr>
-          <w:rFonts w:eastAsiaTheme="minorEastAsia"/>
-        </w:rPr>
-      </w:pPr>
-      <m:oMathPara>
-        <m:oMath>
-          <m:r>
-            <w:rPr>
-              <w:rFonts w:ascii="Cambria Math" w:hAnsi="Cambria Math"/>
-            </w:rPr>
-            <m:t>20</m:t>
-          </m:r>
-          <m:sSub>
-            <m:sSubPr>
-              <m:ctrlPr>
-                <w:rPr>
-                  <w:rFonts w:ascii="Cambria Math" w:hAnsi="Cambria Math"/>
-                </w:rPr>
-              </m:ctrlPr>
-            </m:sSubPr>
-            <m:e>
-              <m:r>
-                <m:rPr>
-                  <m:nor/>
-                </m:rPr>
-                <w:rPr>
-                  <w:rFonts w:ascii="Cambria Math" w:hAnsi="Cambria Math"/>
-                </w:rPr>
-                <m:t>log</m:t>
-              </m:r>
-            </m:e>
-            <m:sub>
-              <m:r>
-                <w:rPr>
-                  <w:rFonts w:ascii="Cambria Math" w:hAnsi="Cambria Math"/>
-                </w:rPr>
-                <m:t>10</m:t>
-              </m:r>
-            </m:sub>
-          </m:sSub>
-          <m:d>
-            <m:dPr>
-              <m:ctrlPr>
-                <w:rPr>
-                  <w:rFonts w:ascii="Cambria Math" w:hAnsi="Cambria Math"/>
-                  <w:i/>
-                </w:rPr>
-              </m:ctrlPr>
-            </m:dPr>
-            <m:e>
-              <m:f>
-                <m:fPr>
-                  <m:ctrlPr>
-                    <w:rPr>
-                      <w:rFonts w:ascii="Cambria Math" w:hAnsi="Cambria Math"/>
-                      <w:i/>
-                    </w:rPr>
-                  </m:ctrlPr>
-                </m:fPr>
-                <m:num>
-                  <m:r>
-                    <w:rPr>
-                      <w:rFonts w:ascii="Cambria Math" w:hAnsi="Cambria Math"/>
-                    </w:rPr>
-                    <m:t>0.05</m:t>
-                  </m:r>
-                </m:num>
-                <m:den>
-                  <m:r>
-                    <w:rPr>
-                      <w:rFonts w:ascii="Cambria Math" w:hAnsi="Cambria Math"/>
-                    </w:rPr>
-                    <m:t>0.02</m:t>
-                  </m:r>
-                </m:den>
-              </m:f>
-            </m:e>
-          </m:d>
-          <m:r>
-            <w:rPr>
-              <w:rFonts w:ascii="Cambria Math" w:hAnsi="Cambria Math"/>
-            </w:rPr>
-            <m:t xml:space="preserve">≈7.96 </m:t>
-          </m:r>
-          <m:r>
-            <m:rPr>
-              <m:nor/>
-            </m:rPr>
-            <w:rPr>
-              <w:rFonts w:ascii="Cambria Math" w:hAnsi="Cambria Math"/>
-            </w:rPr>
-            <m:t>dB</m:t>
-          </m:r>
-        </m:oMath>
-      </m:oMathPara>
-    </w:p>
-    <w:p>
-      <w:r>
-        <w:t>daha yüksektir.</w:t>
+      </w:pPr>
+      <w:r>
+        <w:rPr>
+          <w:rFonts w:ascii="Cambria Math" w:hAnsi="Cambria Math"/>
+          <w:sz w:val="24"/>
+          <w:szCs w:val="24"/>
+        </w:rPr>
+        <w:t>20 log₁₀(0,10 / 0,02) ≈ 13,98 dB</w:t>
+      </w:r>
+    </w:p>
+    <w:p>
+      <w:r>
+        <w:t>daha yüksektir. Böylece sonlu iterasyon ortalamasının yüksek seviyeli bağımsız referans bileşenlerini bastırma davranışı belirgin bir koşulda gözlenmiştir.</w:t>
       </w:r>
     </w:p>
     <w:p>
@@ -10885,84 +10712,17 @@
           <w:i/>
           <w:sz w:val="18"/>
         </w:rPr>
-        <w:t>Şekil</w:t>
-      </w:r>
-      <w:r>
-        <w:rPr>
-          <w:i/>
-          <w:sz w:val="18"/>
-        </w:rPr>
-        <w:t xml:space="preserve"> 8</w:t>
-      </w:r>
-      <w:r>
-        <w:rPr>
-          <w:i/>
-          <w:sz w:val="18"/>
-        </w:rPr>
-        <w:t>.</w:t>
-      </w:r>
-      <w:r>
-        <w:rPr>
-          <w:i/>
-          <w:sz w:val="18"/>
-        </w:rPr>
-        <w:t>5</w:t>
-      </w:r>
-      <w:r>
-        <w:rPr>
-          <w:i/>
-          <w:sz w:val="18"/>
-        </w:rPr>
-        <w:t xml:space="preserve"> – </w:t>
-      </w:r>
-      <w:r>
-        <w:rPr>
-          <w:i/>
-          <w:sz w:val="18"/>
-        </w:rPr>
-        <w:t xml:space="preserve">Yineleme sayısının </w:t>
-      </w:r>
-      <w:proofErr w:type="spellStart"/>
-      <w:r>
-        <w:rPr>
-          <w:i/>
-          <w:sz w:val="18"/>
-        </w:rPr>
-        <w:t>sepktral</w:t>
-      </w:r>
-      <w:proofErr w:type="spellEnd"/>
-      <w:r>
-        <w:rPr>
-          <w:i/>
-          <w:sz w:val="18"/>
-        </w:rPr>
-        <w:t xml:space="preserve"> gösterime ve tam bant </w:t>
-      </w:r>
-      <w:proofErr w:type="spellStart"/>
-      <w:r>
-        <w:rPr>
-          <w:i/>
-          <w:sz w:val="18"/>
-        </w:rPr>
-        <w:t>MAE’ye</w:t>
-      </w:r>
-      <w:proofErr w:type="spellEnd"/>
-      <w:r>
-        <w:rPr>
-          <w:i/>
-          <w:sz w:val="18"/>
-        </w:rPr>
-        <w:t xml:space="preserve"> etkisi</w:t>
-      </w:r>
-    </w:p>
-    <w:p>
-      <w:r>
-        <w:t>Referans PSD seviyesinin DUT'den teorik olarak yaklaşık 7,96 dB yüksek olduğu özel profilde, 1 yinelemede 6,958 dB olan tam bant MAE 20.000 yinelemede 1,437 dB olmuştur. İlk-son azalma 5,521 dB'dir ve 10.000→20.000 geçişinde MAE artışı görülmüştür.</w:t>
-      </w:r>
-    </w:p>
-    <w:p>
-      <w:r>
-        <w:t>10.000→20.000 geçişindeki MAE değişimi 0,071 dB olmuştur. MAE değişiminin işareti tek başına 20.000 noktasının daha iyi veya kötü olduğunu kanıtlamaz; final değerlendirme tek koşulu Monte Carlo dalgalanması ve geniş bant sistematik tabanla birlikte yapılmıştır.</w:t>
+        <w:t>Şekil 8.5 – İterasyon sayısının spektral gösterime ve tam bant MAE’ye etkisi</w:t>
+      </w:r>
+    </w:p>
+    <w:p>
+      <w:r>
+        <w:t>Tam bant MAE, 1 iterasyonda 17,475 dB iken 20.000 iterasyonda 3,745 dB’ye düşmüştür; toplam azalma 13,729 dB’dir. 10.000 ve 20.000 iterasyon noktalarında MAE sırasıyla 4,337 dB ve 3,745 dB olup son geçişte 0,592 dB ek azalma elde edilmiştir.</w:t>
+      </w:r>
+    </w:p>
+    <w:p>
+      <w:r>
+        <w:t>MAE ara noktalarda monoton azalmamıştır; her iterasyon değeri bağımsız rastgele realizasyonlarla çalıştırıldığından yerel artışlar Monte Carlo değişkenliğiyle uyumludur. Buna rağmen genel eğilim, iterasyon sayısı arttıkça Cross-PSD kestiriminin DUT periodogramına yaklaştığını göstermektedir. 20.000 iterasyon koşusu 665,380 s sürmüş; özellikle yüksek offset bölgesindeki artık ayrışma tam bant MAE’nin sıfıra inmesini engellemiştir.</w:t>
       </w:r>
     </w:p>
     <w:p>
